--- a/NSE_Swing_Trading_System_Master_Manual.docx
+++ b/NSE_Swing_Trading_System_Master_Manual.docx
@@ -4,107 +4,679 @@
   <w:body>
     <w:p>
       <w:pPr>
-        <w:jc w:val="center"/>
+        <w:spacing w:before="0" w:after="40"/>
       </w:pPr>
       <w:r>
         <w:rPr>
+          <w:rFonts w:ascii="Calibri" w:hAnsi="Calibri"/>
           <w:b/>
-          <w:color w:val="1F4E79"/>
-          <w:sz w:val="48"/>
+          <w:color w:val="1B365D"/>
+          <w:sz w:val="44"/>
         </w:rPr>
         <w:t>NSE Automated Swing Trading &amp; Portfolio Management System</w:t>
-        <w:br/>
-        <w:t>Master Technical &amp; Operations Manual</w:t>
       </w:r>
     </w:p>
     <w:p>
       <w:pPr>
-        <w:jc w:val="center"/>
+        <w:spacing w:before="0" w:after="160"/>
       </w:pPr>
       <w:r>
         <w:rPr>
-          <w:i/>
-          <w:color w:val="595959"/>
-          <w:sz w:val="24"/>
+          <w:rFonts w:ascii="Calibri" w:hAnsi="Calibri"/>
+          <w:b/>
+          <w:color w:val="2E5B88"/>
+          <w:sz w:val="26"/>
         </w:rPr>
-        <w:t>Final Production Documentation: DhanHQ Live Feed, Gemini AI News Sentiment, System Guardrails, Performance Metrics (PnL %, CAGR, XIRR), Interactive Telegram Menus, 3-Year Backtest Scorecard &amp; Universal Master Prompt</w:t>
-        <w:br/>
+        <w:t>Master Technical Architecture &amp; Operations Manual — System #1: Classic Breakout (20 SMA &amp; 1.0% Risk)</w:t>
+      </w:r>
+    </w:p>
+    <w:tbl>
+      <w:tblPr>
+        <w:tblW w:type="auto" w:w="0"/>
+        <w:jc w:val="center"/>
+        <w:tblLayout w:type="fixed"/>
+        <w:tblLook w:firstColumn="1" w:firstRow="1" w:lastColumn="0" w:lastRow="0" w:noHBand="0" w:noVBand="1" w:val="04A0"/>
+      </w:tblPr>
+      <w:tblGrid>
+        <w:gridCol w:w="9936"/>
+      </w:tblGrid>
+      <w:tr>
+        <w:tc>
+          <w:tcPr>
+            <w:tcW w:type="dxa" w:w="9792"/>
+            <w:shd w:fill="F4F7FA"/>
+            <w:tcMar>
+              <w:top w:w="140" w:type="dxa"/>
+              <w:bottom w:w="140" w:type="dxa"/>
+              <w:left w:w="200" w:type="dxa"/>
+              <w:right w:w="200" w:type="dxa"/>
+            </w:tcMar>
+            <w:tcBorders>
+              <w:left w:val="single" w:sz="24" w:space="0" w:color="2E5B88"/>
+              <w:top w:val="none"/>
+              <w:right w:val="none"/>
+              <w:bottom w:val="none"/>
+            </w:tcBorders>
+          </w:tcPr>
+          <w:p>
+            <w:pPr>
+              <w:spacing w:before="40" w:after="40" w:line="276" w:lineRule="auto"/>
+            </w:pPr>
+            <w:r>
+              <w:rPr>
+                <w:rFonts w:ascii="Calibri" w:hAnsi="Calibri"/>
+                <w:b/>
+                <w:i w:val="0"/>
+                <w:color w:val="1B365D"/>
+                <w:sz w:val="20"/>
+              </w:rPr>
+              <w:t xml:space="preserve">Production Version: </w:t>
+            </w:r>
+            <w:r>
+              <w:rPr>
+                <w:rFonts w:ascii="Calibri" w:hAnsi="Calibri"/>
+                <w:b w:val="0"/>
+                <w:i w:val="0"/>
+                <w:color w:val="444444"/>
+                <w:sz w:val="20"/>
+              </w:rPr>
+              <w:t xml:space="preserve">v2.0 Production Release   |   </w:t>
+            </w:r>
+            <w:r>
+              <w:rPr>
+                <w:rFonts w:ascii="Calibri" w:hAnsi="Calibri"/>
+                <w:b/>
+                <w:i w:val="0"/>
+                <w:color w:val="1B365D"/>
+                <w:sz w:val="20"/>
+              </w:rPr>
+              <w:t xml:space="preserve">Document ID: </w:t>
+            </w:r>
+            <w:r>
+              <w:rPr>
+                <w:rFonts w:ascii="Calibri" w:hAnsi="Calibri"/>
+                <w:b w:val="0"/>
+                <w:i w:val="0"/>
+                <w:color w:val="444444"/>
+                <w:sz w:val="20"/>
+              </w:rPr>
+              <w:t xml:space="preserve">DOC-NSE-SWING-P1-2026   |   </w:t>
+            </w:r>
+            <w:r>
+              <w:rPr>
+                <w:rFonts w:ascii="Calibri" w:hAnsi="Calibri"/>
+                <w:b/>
+                <w:i w:val="0"/>
+                <w:color w:val="1B365D"/>
+                <w:sz w:val="20"/>
+              </w:rPr>
+              <w:t xml:space="preserve">Branch: </w:t>
+            </w:r>
+            <w:r>
+              <w:rPr>
+                <w:rFonts w:ascii="Calibri" w:hAnsi="Calibri"/>
+                <w:b w:val="0"/>
+                <w:i w:val="0"/>
+                <w:color w:val="444444"/>
+                <w:sz w:val="20"/>
+              </w:rPr>
+              <w:t xml:space="preserve">main   |   </w:t>
+            </w:r>
+            <w:r>
+              <w:rPr>
+                <w:rFonts w:ascii="Calibri" w:hAnsi="Calibri"/>
+                <w:b/>
+                <w:i w:val="0"/>
+                <w:color w:val="1B365D"/>
+                <w:sz w:val="20"/>
+              </w:rPr>
+              <w:t xml:space="preserve">Target Platform: </w:t>
+            </w:r>
+            <w:r>
+              <w:rPr>
+                <w:rFonts w:ascii="Calibri" w:hAnsi="Calibri"/>
+                <w:b w:val="0"/>
+                <w:i w:val="0"/>
+                <w:color w:val="444444"/>
+                <w:sz w:val="20"/>
+              </w:rPr>
+              <w:t>Render Cloud + Google Sheets + DhanHQ + Telegram</w:t>
+            </w:r>
+          </w:p>
+        </w:tc>
+      </w:tr>
+    </w:tbl>
+    <w:p>
+      <w:pPr>
+        <w:spacing w:after="120"/>
+      </w:pPr>
+    </w:p>
+    <w:p>
+      <w:pPr>
+        <w:keepNext/>
+        <w:spacing w:before="320" w:after="120"/>
+      </w:pPr>
+      <w:r>
+        <w:rPr>
+          <w:rFonts w:ascii="Calibri" w:hAnsi="Calibri"/>
+          <w:b/>
+          <w:color w:val="1B365D"/>
+          <w:sz w:val="30"/>
+        </w:rPr>
+        <w:t>1. Executive Summary &amp; System Architecture</w:t>
       </w:r>
     </w:p>
     <w:p>
       <w:pPr>
-        <w:jc w:val="center"/>
+        <w:spacing w:before="20" w:after="80" w:line="276" w:lineRule="auto"/>
       </w:pPr>
       <w:r>
-        <w:t>―――――――――――――――――――――――――――――――――――――――――――――――――――――――</w:t>
+        <w:rPr>
+          <w:rFonts w:ascii="Calibri" w:hAnsi="Calibri"/>
+          <w:i w:val="0"/>
+          <w:color w:val="222222"/>
+          <w:sz w:val="20"/>
+        </w:rPr>
+        <w:t>The NSE Swing Trading &amp; Portfolio Management System is a stateful, event-driven quantitative trading engine engineered for high reliability, autonomous execution, and strict capital defense on the National Stock Exchange (NSE) of India. This document serves as the exhaustive technical specification and operational handbook for System #1: Classic Breakout (20 SMA &amp; 1.0% Risk).</w:t>
       </w:r>
     </w:p>
     <w:p>
       <w:pPr>
-        <w:pStyle w:val="Heading1"/>
+        <w:spacing w:before="20" w:after="80" w:line="276" w:lineRule="auto"/>
       </w:pPr>
       <w:r>
         <w:rPr>
-          <w:color w:val="1F4E79"/>
+          <w:rFonts w:ascii="Calibri" w:hAnsi="Calibri"/>
+          <w:i w:val="0"/>
+          <w:color w:val="222222"/>
+          <w:sz w:val="20"/>
         </w:rPr>
-        <w:t>1. Executive Summary &amp; Architecture</w:t>
-      </w:r>
-    </w:p>
-    <w:p>
-      <w:r>
-        <w:t>The NSE Swing Trading &amp; Portfolio Management System is a production-grade, stateful, automated quantitative trading engine. Built using Python and LangGraph, it automates the full lifecycle of swing trading on the National Stock Exchange (NSE) of India: real-time portfolio syncing, market breakout screening, 1% risk position sizing, AI news sentiment filtering, and order execution.</w:t>
-      </w:r>
-    </w:p>
-    <w:p>
-      <w:r>
-        <w:t>The system runs a Streamlit interactive web dashboard and an interactive Python-Telegram bot concurrently within a single lightweight container deployed on Render. All trade records, account balances, and chat subscriptions are persisted in Google Sheets as a relational database.</w:t>
+        <w:t>The system operates an automated pipeline orchestrated via LangGraph, uniting four deterministic processing nodes within a single unified cycle: real-time portfolio synchronization, systematic breakout screening, quantitative position sizing, and multi-channel trade execution.</w:t>
       </w:r>
     </w:p>
     <w:p>
       <w:pPr>
-        <w:pStyle w:val="Heading1"/>
+        <w:keepNext/>
+        <w:spacing w:before="240" w:after="80"/>
       </w:pPr>
       <w:r>
         <w:rPr>
-          <w:color w:val="1F4E79"/>
+          <w:rFonts w:ascii="Calibri" w:hAnsi="Calibri"/>
+          <w:b/>
+          <w:color w:val="2E5B88"/>
+          <w:sz w:val="24"/>
+        </w:rPr>
+        <w:t>Core Architectural Characteristics</w:t>
+      </w:r>
+    </w:p>
+    <w:p>
+      <w:pPr>
+        <w:pStyle w:val="ListBullet"/>
+        <w:spacing w:before="20" w:after="60" w:line="276" w:lineRule="auto"/>
+      </w:pPr>
+      <w:r>
+        <w:rPr>
+          <w:rFonts w:ascii="Calibri" w:hAnsi="Calibri"/>
+          <w:b/>
+          <w:color w:val="1B365D"/>
+          <w:sz w:val="19"/>
+        </w:rPr>
+        <w:t>LangGraph State Machine Engine:</w:t>
+      </w:r>
+      <w:r>
+        <w:rPr>
+          <w:rFonts w:ascii="Calibri" w:hAnsi="Calibri"/>
+          <w:color w:val="222222"/>
+          <w:sz w:val="19"/>
+        </w:rPr>
+        <w:t xml:space="preserve"> Coordinates state across Portfolio Sync, Market Screener, Position Sizer, and Trade Executor nodes.</w:t>
+      </w:r>
+    </w:p>
+    <w:p>
+      <w:pPr>
+        <w:pStyle w:val="ListBullet"/>
+        <w:spacing w:before="20" w:after="60" w:line="276" w:lineRule="auto"/>
+      </w:pPr>
+      <w:r>
+        <w:rPr>
+          <w:rFonts w:ascii="Calibri" w:hAnsi="Calibri"/>
+          <w:b/>
+          <w:color w:val="1B365D"/>
+          <w:sz w:val="19"/>
+        </w:rPr>
+        <w:t>Dual Broker &amp; Data Feed Architecture:</w:t>
+      </w:r>
+      <w:r>
+        <w:rPr>
+          <w:rFonts w:ascii="Calibri" w:hAnsi="Calibri"/>
+          <w:color w:val="222222"/>
+          <w:sz w:val="19"/>
+        </w:rPr>
+        <w:t xml:space="preserve"> Connects directly to DhanHQ API ('dhanhq') with in-memory caching of Dhan NSE Scrip Master for low-latency tick data (LTP), automatically falling back to Yahoo Finance ('yfinance') if credentials or network are interrupted.</w:t>
+      </w:r>
+    </w:p>
+    <w:p>
+      <w:pPr>
+        <w:pStyle w:val="ListBullet"/>
+        <w:spacing w:before="20" w:after="60" w:line="276" w:lineRule="auto"/>
+      </w:pPr>
+      <w:r>
+        <w:rPr>
+          <w:rFonts w:ascii="Calibri" w:hAnsi="Calibri"/>
+          <w:b/>
+          <w:color w:val="1B365D"/>
+          <w:sz w:val="19"/>
+        </w:rPr>
+        <w:t>Lightweight Single-Container Runtime:</w:t>
+      </w:r>
+      <w:r>
+        <w:rPr>
+          <w:rFonts w:ascii="Calibri" w:hAnsi="Calibri"/>
+          <w:color w:val="222222"/>
+          <w:sz w:val="19"/>
+        </w:rPr>
+        <w:t xml:space="preserve"> A Streamlit interactive analytics dashboard and an interactive Python-Telegram Bot run concurrently inside a single lightweight Render web container, protected by an automatic watchdog supervisor.</w:t>
+      </w:r>
+    </w:p>
+    <w:p>
+      <w:pPr>
+        <w:pStyle w:val="ListBullet"/>
+        <w:spacing w:before="20" w:after="60" w:line="276" w:lineRule="auto"/>
+      </w:pPr>
+      <w:r>
+        <w:rPr>
+          <w:rFonts w:ascii="Calibri" w:hAnsi="Calibri"/>
+          <w:b/>
+          <w:color w:val="1B365D"/>
+          <w:sz w:val="19"/>
+        </w:rPr>
+        <w:t>Google Sheets Relational Cloud Database:</w:t>
+      </w:r>
+      <w:r>
+        <w:rPr>
+          <w:rFonts w:ascii="Calibri" w:hAnsi="Calibri"/>
+          <w:color w:val="222222"/>
+          <w:sz w:val="19"/>
+        </w:rPr>
+        <w:t xml:space="preserve"> Employs Google Sheets ('NSE_Swing_Trading_Portfolio_1') as a serverless relational database with exponential backoff retries handling Google API 429 quota rate limits.</w:t>
+      </w:r>
+    </w:p>
+    <w:p>
+      <w:pPr>
+        <w:pStyle w:val="ListBullet"/>
+        <w:spacing w:before="20" w:after="60" w:line="276" w:lineRule="auto"/>
+      </w:pPr>
+      <w:r>
+        <w:rPr>
+          <w:rFonts w:ascii="Calibri" w:hAnsi="Calibri"/>
+          <w:b/>
+          <w:color w:val="1B365D"/>
+          <w:sz w:val="19"/>
+        </w:rPr>
+        <w:t>Gemini 3.6-Flash Market Sentiment Engine:</w:t>
+      </w:r>
+      <w:r>
+        <w:rPr>
+          <w:rFonts w:ascii="Calibri" w:hAnsi="Calibri"/>
+          <w:color w:val="222222"/>
+          <w:sz w:val="19"/>
+        </w:rPr>
+        <w:t xml:space="preserve"> Integrates dual-tier global macroeconomic synthesis (US Wall Street, Fed rate path, Crude Oil, DXY) and Indian domestic market analysis (Nifty 50, Bank Nifty, FII/DII liquidity) combined with Gemini 3.6-flash to deliver actionable color-coded trading guardrails.</w:t>
+      </w:r>
+    </w:p>
+    <w:p>
+      <w:pPr>
+        <w:keepNext/>
+        <w:spacing w:before="320" w:after="120"/>
+      </w:pPr>
+      <w:r>
+        <w:rPr>
+          <w:rFonts w:ascii="Calibri" w:hAnsi="Calibri"/>
+          <w:b/>
+          <w:color w:val="1B365D"/>
+          <w:sz w:val="30"/>
         </w:rPr>
         <w:t>2. Quantitative Strategy &amp; Execution Rules</w:t>
       </w:r>
     </w:p>
     <w:p>
+      <w:pPr>
+        <w:spacing w:before="20" w:after="80" w:line="276" w:lineRule="auto"/>
+      </w:pPr>
       <w:r>
-        <w:t>• Stock Universe: Nifty 50 Index constituents (fetched dynamically from NSE Archives).</w:t>
-      </w:r>
-    </w:p>
-    <w:p>
-      <w:r>
-        <w:t>• Entry Condition: Close crosses above 20 SMA, Volume &gt; 2.0x 20-day Volume SMA, and 14-period Wilder's RSI between 50 and 70.</w:t>
-      </w:r>
-    </w:p>
-    <w:p>
-      <w:r>
-        <w:t>• Profit Target: Entry Price + 2 * (Entry Price - Initial SL) [Fixed 1:2 Risk-to-Reward Ratio].</w:t>
-      </w:r>
-    </w:p>
-    <w:p>
-      <w:r>
-        <w:t>• Trailing Stop Loss: 20-day Exponential Moving Average (20 EMA). Stop Loss trails upward as 20 EMA rises; it never moves downward.</w:t>
-      </w:r>
-    </w:p>
-    <w:p>
-      <w:r>
-        <w:t>• AI News Sentiment: Google News RSS + Gemini 3.6-flash macro (Nifty 50) and micro (stock-level) news filters.</w:t>
+        <w:rPr>
+          <w:rFonts w:ascii="Calibri" w:hAnsi="Calibri"/>
+          <w:i w:val="0"/>
+          <w:color w:val="222222"/>
+          <w:sz w:val="20"/>
+        </w:rPr>
+        <w:t>System #1 executes the Classic Breakout Strategy with 1.0% capital risk per trade, clamped 20 SMA stop-loss, and 1:2 Risk-to-Reward profit targets:</w:t>
       </w:r>
     </w:p>
     <w:p>
       <w:pPr>
-        <w:pStyle w:val="Heading1"/>
+        <w:pStyle w:val="ListBullet"/>
+        <w:spacing w:before="20" w:after="60" w:line="276" w:lineRule="auto"/>
       </w:pPr>
       <w:r>
         <w:rPr>
-          <w:color w:val="1F4E79"/>
+          <w:rFonts w:ascii="Calibri" w:hAnsi="Calibri"/>
+          <w:b/>
+          <w:color w:val="1B365D"/>
+          <w:sz w:val="19"/>
         </w:rPr>
-        <w:t>3. Comprehensive System Guardrails Matrix</w:t>
+        <w:t>Universe Definition:</w:t>
+      </w:r>
+      <w:r>
+        <w:rPr>
+          <w:rFonts w:ascii="Calibri" w:hAnsi="Calibri"/>
+          <w:color w:val="222222"/>
+          <w:sz w:val="19"/>
+        </w:rPr>
+        <w:t>Constituents of the Nifty 50 index, downloaded dynamically from the official NSE India Archives (ind_nifty50list.csv) with .NS symbol suffixes.</w:t>
+      </w:r>
+    </w:p>
+    <w:p>
+      <w:pPr>
+        <w:pStyle w:val="ListBullet"/>
+        <w:spacing w:before="20" w:after="60" w:line="276" w:lineRule="auto"/>
+      </w:pPr>
+      <w:r>
+        <w:rPr>
+          <w:rFonts w:ascii="Calibri" w:hAnsi="Calibri"/>
+          <w:b/>
+          <w:color w:val="1B365D"/>
+          <w:sz w:val="19"/>
+        </w:rPr>
+        <w:t>Price Breakout Rule:</w:t>
+      </w:r>
+      <w:r>
+        <w:rPr>
+          <w:rFonts w:ascii="Calibri" w:hAnsi="Calibri"/>
+          <w:color w:val="222222"/>
+          <w:sz w:val="19"/>
+        </w:rPr>
+        <w:t>Today's Close &gt; Today's 20-day Simple Moving Average (20 SMA) AND Yesterday's Close &lt;= Yesterday's 20-day SMA.</w:t>
+      </w:r>
+    </w:p>
+    <w:p>
+      <w:pPr>
+        <w:pStyle w:val="ListBullet"/>
+        <w:spacing w:before="20" w:after="60" w:line="276" w:lineRule="auto"/>
+      </w:pPr>
+      <w:r>
+        <w:rPr>
+          <w:rFonts w:ascii="Calibri" w:hAnsi="Calibri"/>
+          <w:b/>
+          <w:color w:val="1B365D"/>
+          <w:sz w:val="19"/>
+        </w:rPr>
+        <w:t>Volume Expansion Rule:</w:t>
+      </w:r>
+      <w:r>
+        <w:rPr>
+          <w:rFonts w:ascii="Calibri" w:hAnsi="Calibri"/>
+          <w:color w:val="222222"/>
+          <w:sz w:val="19"/>
+        </w:rPr>
+        <w:t>Today's Volume &gt; 2.0 * 20-day Volume SMA (minimum 200% surge confirming institutional buying interest).</w:t>
+      </w:r>
+    </w:p>
+    <w:p>
+      <w:pPr>
+        <w:pStyle w:val="ListBullet"/>
+        <w:spacing w:before="20" w:after="60" w:line="276" w:lineRule="auto"/>
+      </w:pPr>
+      <w:r>
+        <w:rPr>
+          <w:rFonts w:ascii="Calibri" w:hAnsi="Calibri"/>
+          <w:b/>
+          <w:color w:val="1B365D"/>
+          <w:sz w:val="19"/>
+        </w:rPr>
+        <w:t>Momentum RSI Filter:</w:t>
+      </w:r>
+      <w:r>
+        <w:rPr>
+          <w:rFonts w:ascii="Calibri" w:hAnsi="Calibri"/>
+          <w:color w:val="222222"/>
+          <w:sz w:val="19"/>
+        </w:rPr>
+        <w:t>14-period Wilder's Smoothed Relative Strength Index (RSI) between 50 and 70 (ensures upward momentum while rejecting overbought conditions).</w:t>
+      </w:r>
+    </w:p>
+    <w:p>
+      <w:pPr>
+        <w:pStyle w:val="ListBullet"/>
+        <w:spacing w:before="20" w:after="60" w:line="276" w:lineRule="auto"/>
+      </w:pPr>
+      <w:r>
+        <w:rPr>
+          <w:rFonts w:ascii="Calibri" w:hAnsi="Calibri"/>
+          <w:b/>
+          <w:color w:val="1B365D"/>
+          <w:sz w:val="19"/>
+        </w:rPr>
+        <w:t>Initial Stop Loss:</w:t>
+      </w:r>
+      <w:r>
+        <w:rPr>
+          <w:rFonts w:ascii="Calibri" w:hAnsi="Calibri"/>
+          <w:color w:val="222222"/>
+          <w:sz w:val="19"/>
+        </w:rPr>
+        <w:t>Initial Stop Loss is set to the breakout 20 SMA level. Validated with a 3% to 15% distance clamp. Candidates with SL distance &lt; 3% (noise-prone) or &gt; 15% (excessive drawdown risk) are strictly rejected.</w:t>
+      </w:r>
+    </w:p>
+    <w:p>
+      <w:pPr>
+        <w:pStyle w:val="ListBullet"/>
+        <w:spacing w:before="20" w:after="60" w:line="276" w:lineRule="auto"/>
+      </w:pPr>
+      <w:r>
+        <w:rPr>
+          <w:rFonts w:ascii="Calibri" w:hAnsi="Calibri"/>
+          <w:b/>
+          <w:color w:val="1B365D"/>
+          <w:sz w:val="19"/>
+        </w:rPr>
+        <w:t>Position Sizing Formula:</w:t>
+      </w:r>
+      <w:r>
+        <w:rPr>
+          <w:rFonts w:ascii="Calibri" w:hAnsi="Calibri"/>
+          <w:color w:val="222222"/>
+          <w:sz w:val="19"/>
+        </w:rPr>
+        <w:t>Exactly 1.0% of Total Portfolio Value risked per trade: Quantity = floor((Total Portfolio Value * 0.01) / (Entry Price - Initial SL)).</w:t>
+      </w:r>
+    </w:p>
+    <w:p>
+      <w:pPr>
+        <w:pStyle w:val="ListBullet"/>
+        <w:spacing w:before="20" w:after="60" w:line="276" w:lineRule="auto"/>
+      </w:pPr>
+      <w:r>
+        <w:rPr>
+          <w:rFonts w:ascii="Calibri" w:hAnsi="Calibri"/>
+          <w:b/>
+          <w:color w:val="1B365D"/>
+          <w:sz w:val="19"/>
+        </w:rPr>
+        <w:t>Profit Target:</w:t>
+      </w:r>
+      <w:r>
+        <w:rPr>
+          <w:rFonts w:ascii="Calibri" w:hAnsi="Calibri"/>
+          <w:color w:val="222222"/>
+          <w:sz w:val="19"/>
+        </w:rPr>
+        <w:t>Target = Entry Price + 2 * (Entry Price - Initial SL) providing an asymmetrical 1:2 Risk-to-Reward profile.</w:t>
+      </w:r>
+    </w:p>
+    <w:p>
+      <w:pPr>
+        <w:pStyle w:val="ListBullet"/>
+        <w:spacing w:before="20" w:after="60" w:line="276" w:lineRule="auto"/>
+      </w:pPr>
+      <w:r>
+        <w:rPr>
+          <w:rFonts w:ascii="Calibri" w:hAnsi="Calibri"/>
+          <w:b/>
+          <w:color w:val="1B365D"/>
+          <w:sz w:val="19"/>
+        </w:rPr>
+        <w:t>Dynamic Trailing Stop:</w:t>
+      </w:r>
+      <w:r>
+        <w:rPr>
+          <w:rFonts w:ascii="Calibri" w:hAnsi="Calibri"/>
+          <w:color w:val="222222"/>
+          <w:sz w:val="19"/>
+        </w:rPr>
+        <w:t>20-day Exponential Moving Average (20 EMA). If 20 EMA &gt; Current SL, Stop Loss is ratcheted upward to 20 EMA. Stop Loss strictly moves upward and never downward.</w:t>
+      </w:r>
+    </w:p>
+    <w:p>
+      <w:pPr>
+        <w:keepNext/>
+        <w:spacing w:before="320" w:after="120"/>
+      </w:pPr>
+      <w:r>
+        <w:rPr>
+          <w:rFonts w:ascii="Calibri" w:hAnsi="Calibri"/>
+          <w:b/>
+          <w:color w:val="1B365D"/>
+          <w:sz w:val="30"/>
+        </w:rPr>
+        <w:t>3. Global &amp; Indian Market Sentiment Analysis &amp; Guardrails</w:t>
+      </w:r>
+    </w:p>
+    <w:p>
+      <w:pPr>
+        <w:spacing w:before="20" w:after="80" w:line="276" w:lineRule="auto"/>
+      </w:pPr>
+      <w:r>
+        <w:rPr>
+          <w:rFonts w:ascii="Calibri" w:hAnsi="Calibri"/>
+          <w:i w:val="0"/>
+          <w:color w:val="222222"/>
+          <w:sz w:val="20"/>
+        </w:rPr>
+        <w:t>Rather than relying on isolated stock headlines, the system deploys a comprehensive dual-layer Market Sentiment Analyzer powered by Google News RSS feeds and Google Gemini 3.6-flash. It synthesizes macroeconomic trends and company-specific news into clear operational guardrails.</w:t>
+      </w:r>
+    </w:p>
+    <w:p>
+      <w:pPr>
+        <w:keepNext/>
+        <w:spacing w:before="240" w:after="80"/>
+      </w:pPr>
+      <w:r>
+        <w:rPr>
+          <w:rFonts w:ascii="Calibri" w:hAnsi="Calibri"/>
+          <w:b/>
+          <w:color w:val="2E5B88"/>
+          <w:sz w:val="24"/>
+        </w:rPr>
+        <w:t>Macroeconomic Ingestion Scope</w:t>
+      </w:r>
+    </w:p>
+    <w:p>
+      <w:pPr>
+        <w:pStyle w:val="ListBullet"/>
+        <w:spacing w:before="20" w:after="60" w:line="276" w:lineRule="auto"/>
+      </w:pPr>
+      <w:r>
+        <w:rPr>
+          <w:rFonts w:ascii="Calibri" w:hAnsi="Calibri"/>
+          <w:b/>
+          <w:color w:val="1B365D"/>
+          <w:sz w:val="19"/>
+        </w:rPr>
+        <w:t>Global Macro Intelligence:</w:t>
+      </w:r>
+      <w:r>
+        <w:rPr>
+          <w:rFonts w:ascii="Calibri" w:hAnsi="Calibri"/>
+          <w:color w:val="222222"/>
+          <w:sz w:val="19"/>
+        </w:rPr>
+        <w:t>US Markets (S&amp;P 500, Nasdaq 100), US Federal Reserve interest rate policy, 10-Year US Treasury yields, Brent/WTI Crude Oil, US Dollar Index (DXY), and global geopolitical conflicts.</w:t>
+      </w:r>
+    </w:p>
+    <w:p>
+      <w:pPr>
+        <w:pStyle w:val="ListBullet"/>
+        <w:spacing w:before="20" w:after="60" w:line="276" w:lineRule="auto"/>
+      </w:pPr>
+      <w:r>
+        <w:rPr>
+          <w:rFonts w:ascii="Calibri" w:hAnsi="Calibri"/>
+          <w:b/>
+          <w:color w:val="1B365D"/>
+          <w:sz w:val="19"/>
+        </w:rPr>
+        <w:t>Indian Domestic Intelligence:</w:t>
+      </w:r>
+      <w:r>
+        <w:rPr>
+          <w:rFonts w:ascii="Calibri" w:hAnsi="Calibri"/>
+          <w:color w:val="222222"/>
+          <w:sz w:val="19"/>
+        </w:rPr>
+        <w:t>Nifty 50, Bank Nifty, FII &amp; DII net institutional liquidity flows, Reserve Bank of India (RBI) MPC announcements, and Rupee stability (USD/INR).</w:t>
+      </w:r>
+    </w:p>
+    <w:p>
+      <w:pPr>
+        <w:pStyle w:val="ListBullet"/>
+        <w:spacing w:before="20" w:after="60" w:line="276" w:lineRule="auto"/>
+      </w:pPr>
+      <w:r>
+        <w:rPr>
+          <w:rFonts w:ascii="Calibri" w:hAnsi="Calibri"/>
+          <w:b/>
+          <w:color w:val="1B365D"/>
+          <w:sz w:val="19"/>
+        </w:rPr>
+        <w:t>Multi-Source Financial Ingestion:</w:t>
+      </w:r>
+      <w:r>
+        <w:rPr>
+          <w:rFonts w:ascii="Calibri" w:hAnsi="Calibri"/>
+          <w:color w:val="222222"/>
+          <w:sz w:val="19"/>
+        </w:rPr>
+        <w:t>Scrapes 35+ top business headlines from premier financial portals including Moneycontrol, Economic Times, Livemint, NDTV Profit, and Reuters.</w:t>
+      </w:r>
+    </w:p>
+    <w:p>
+      <w:pPr>
+        <w:keepNext/>
+        <w:spacing w:before="240" w:after="80"/>
+      </w:pPr>
+      <w:r>
+        <w:rPr>
+          <w:rFonts w:ascii="Calibri" w:hAnsi="Calibri"/>
+          <w:b/>
+          <w:color w:val="2E5B88"/>
+          <w:sz w:val="24"/>
+        </w:rPr>
+        <w:t>Color-Coded Actionable Guardrail Directives</w:t>
+      </w:r>
+    </w:p>
+    <w:p>
+      <w:pPr>
+        <w:spacing w:before="20" w:after="80" w:line="276" w:lineRule="auto"/>
+      </w:pPr>
+      <w:r>
+        <w:rPr>
+          <w:rFonts w:ascii="Calibri" w:hAnsi="Calibri"/>
+          <w:i w:val="0"/>
+          <w:color w:val="222222"/>
+          <w:sz w:val="20"/>
+        </w:rPr>
+        <w:t>The Market Sentiment Engine categorizes market regimes into three distinct operational states:</w:t>
       </w:r>
     </w:p>
     <w:tbl>
@@ -112,24 +684,530 @@
         <w:tblW w:type="auto" w:w="0"/>
         <w:jc w:val="center"/>
         <w:tblLook w:firstColumn="1" w:firstRow="1" w:lastColumn="0" w:lastRow="0" w:noHBand="0" w:noVBand="1" w:val="04A0"/>
+        <w:tblBorders>
+          <w:top w:val="single" w:sz="4" w:space="0" w:color="D3D3D3"/>
+          <w:bottom w:val="single" w:sz="4" w:space="0" w:color="D3D3D3"/>
+          <w:insideH w:val="single" w:sz="4" w:space="0" w:color="D3D3D3"/>
+          <w:insideV w:val="none"/>
+          <w:left w:val="none"/>
+          <w:right w:val="none"/>
+        </w:tblBorders>
       </w:tblPr>
       <w:tblGrid>
-        <w:gridCol w:w="2160"/>
-        <w:gridCol w:w="2160"/>
-        <w:gridCol w:w="2160"/>
-        <w:gridCol w:w="2160"/>
+        <w:gridCol w:w="2484"/>
+        <w:gridCol w:w="2484"/>
+        <w:gridCol w:w="2484"/>
+        <w:gridCol w:w="2484"/>
       </w:tblGrid>
+      <w:tr>
+        <w:trPr>
+          <w:tblHeader/>
+        </w:trPr>
+        <w:tc>
+          <w:tcPr>
+            <w:tcW w:type="dxa" w:w="2304"/>
+            <w:shd w:fill="1B365D"/>
+            <w:tcMar>
+              <w:top w:w="120" w:type="dxa"/>
+              <w:bottom w:w="120" w:type="dxa"/>
+              <w:left w:w="140" w:type="dxa"/>
+              <w:right w:w="140" w:type="dxa"/>
+            </w:tcMar>
+          </w:tcPr>
+          <w:p>
+            <w:pPr>
+              <w:spacing w:before="40" w:after="40"/>
+            </w:pPr>
+            <w:r>
+              <w:rPr>
+                <w:rFonts w:ascii="Calibri" w:hAnsi="Calibri"/>
+                <w:b/>
+                <w:color w:val="FFFFFF"/>
+                <w:sz w:val="19"/>
+              </w:rPr>
+              <w:t>Guardrail State</w:t>
+            </w:r>
+          </w:p>
+        </w:tc>
+        <w:tc>
+          <w:tcPr>
+            <w:tcW w:type="dxa" w:w="2592"/>
+            <w:shd w:fill="1B365D"/>
+            <w:tcMar>
+              <w:top w:w="120" w:type="dxa"/>
+              <w:bottom w:w="120" w:type="dxa"/>
+              <w:left w:w="140" w:type="dxa"/>
+              <w:right w:w="140" w:type="dxa"/>
+            </w:tcMar>
+          </w:tcPr>
+          <w:p>
+            <w:pPr>
+              <w:spacing w:before="40" w:after="40"/>
+            </w:pPr>
+            <w:r>
+              <w:rPr>
+                <w:rFonts w:ascii="Calibri" w:hAnsi="Calibri"/>
+                <w:b/>
+                <w:color w:val="FFFFFF"/>
+                <w:sz w:val="19"/>
+              </w:rPr>
+              <w:t>Market Sentiment Cues</w:t>
+            </w:r>
+          </w:p>
+        </w:tc>
+        <w:tc>
+          <w:tcPr>
+            <w:tcW w:type="dxa" w:w="2592"/>
+            <w:shd w:fill="1B365D"/>
+            <w:tcMar>
+              <w:top w:w="120" w:type="dxa"/>
+              <w:bottom w:w="120" w:type="dxa"/>
+              <w:left w:w="140" w:type="dxa"/>
+              <w:right w:w="140" w:type="dxa"/>
+            </w:tcMar>
+          </w:tcPr>
+          <w:p>
+            <w:pPr>
+              <w:spacing w:before="40" w:after="40"/>
+            </w:pPr>
+            <w:r>
+              <w:rPr>
+                <w:rFonts w:ascii="Calibri" w:hAnsi="Calibri"/>
+                <w:b/>
+                <w:color w:val="FFFFFF"/>
+                <w:sz w:val="19"/>
+              </w:rPr>
+              <w:t>Breakout Entries Action</w:t>
+            </w:r>
+          </w:p>
+        </w:tc>
+        <w:tc>
+          <w:tcPr>
+            <w:tcW w:type="dxa" w:w="2304"/>
+            <w:shd w:fill="1B365D"/>
+            <w:tcMar>
+              <w:top w:w="120" w:type="dxa"/>
+              <w:bottom w:w="120" w:type="dxa"/>
+              <w:left w:w="140" w:type="dxa"/>
+              <w:right w:w="140" w:type="dxa"/>
+            </w:tcMar>
+          </w:tcPr>
+          <w:p>
+            <w:pPr>
+              <w:spacing w:before="40" w:after="40"/>
+            </w:pPr>
+            <w:r>
+              <w:rPr>
+                <w:rFonts w:ascii="Calibri" w:hAnsi="Calibri"/>
+                <w:b/>
+                <w:color w:val="FFFFFF"/>
+                <w:sz w:val="19"/>
+              </w:rPr>
+              <w:t>Holding Defense Action</w:t>
+            </w:r>
+          </w:p>
+        </w:tc>
+      </w:tr>
       <w:tr>
         <w:tc>
           <w:tcPr>
-            <w:tcW w:type="dxa" w:w="2160"/>
-            <w:shd w:val="clear" w:color="auto" w:fill="1F4E79"/>
+            <w:tcW w:type="dxa" w:w="2304"/>
+            <w:shd w:fill="F7F9FB"/>
+            <w:tcMar>
+              <w:top w:w="80" w:type="dxa"/>
+              <w:bottom w:w="80" w:type="dxa"/>
+              <w:left w:w="140" w:type="dxa"/>
+              <w:right w:w="140" w:type="dxa"/>
+            </w:tcMar>
           </w:tcPr>
           <w:p>
+            <w:pPr>
+              <w:spacing w:before="40" w:after="40" w:line="269" w:lineRule="auto"/>
+            </w:pPr>
             <w:r>
               <w:rPr>
+                <w:rFonts w:ascii="Calibri" w:hAnsi="Calibri"/>
+                <w:color w:val="222222"/>
+                <w:sz w:val="18"/>
+              </w:rPr>
+              <w:t>🟢 ALLOW (Risk-On)</w:t>
+            </w:r>
+          </w:p>
+        </w:tc>
+        <w:tc>
+          <w:tcPr>
+            <w:tcW w:type="dxa" w:w="2592"/>
+            <w:shd w:fill="F7F9FB"/>
+            <w:tcMar>
+              <w:top w:w="80" w:type="dxa"/>
+              <w:bottom w:w="80" w:type="dxa"/>
+              <w:left w:w="140" w:type="dxa"/>
+              <w:right w:w="140" w:type="dxa"/>
+            </w:tcMar>
+          </w:tcPr>
+          <w:p>
+            <w:pPr>
+              <w:spacing w:before="40" w:after="40" w:line="269" w:lineRule="auto"/>
+            </w:pPr>
+            <w:r>
+              <w:rPr>
+                <w:rFonts w:ascii="Calibri" w:hAnsi="Calibri"/>
+                <w:color w:val="222222"/>
+                <w:sz w:val="18"/>
+              </w:rPr>
+              <w:t>Bullish or stable global/domestic cues, strong institutional inflows, positive corporate earnings.</w:t>
+            </w:r>
+          </w:p>
+        </w:tc>
+        <w:tc>
+          <w:tcPr>
+            <w:tcW w:type="dxa" w:w="2592"/>
+            <w:shd w:fill="F7F9FB"/>
+            <w:tcMar>
+              <w:top w:w="80" w:type="dxa"/>
+              <w:bottom w:w="80" w:type="dxa"/>
+              <w:left w:w="140" w:type="dxa"/>
+              <w:right w:w="140" w:type="dxa"/>
+            </w:tcMar>
+          </w:tcPr>
+          <w:p>
+            <w:pPr>
+              <w:spacing w:before="40" w:after="40" w:line="269" w:lineRule="auto"/>
+            </w:pPr>
+            <w:r>
+              <w:rPr>
+                <w:rFonts w:ascii="Calibri" w:hAnsi="Calibri"/>
+                <w:color w:val="222222"/>
+                <w:sz w:val="18"/>
+              </w:rPr>
+              <w:t>Full capacity: Up to 3 breakout buys per day permitted.</w:t>
+            </w:r>
+          </w:p>
+        </w:tc>
+        <w:tc>
+          <w:tcPr>
+            <w:tcW w:type="dxa" w:w="2304"/>
+            <w:shd w:fill="F7F9FB"/>
+            <w:tcMar>
+              <w:top w:w="80" w:type="dxa"/>
+              <w:bottom w:w="80" w:type="dxa"/>
+              <w:left w:w="140" w:type="dxa"/>
+              <w:right w:w="140" w:type="dxa"/>
+            </w:tcMar>
+          </w:tcPr>
+          <w:p>
+            <w:pPr>
+              <w:spacing w:before="40" w:after="40" w:line="269" w:lineRule="auto"/>
+            </w:pPr>
+            <w:r>
+              <w:rPr>
+                <w:rFonts w:ascii="Calibri" w:hAnsi="Calibri"/>
+                <w:color w:val="222222"/>
+                <w:sz w:val="18"/>
+              </w:rPr>
+              <w:t>Standard 20 EMA trailing stop loss policy active.</w:t>
+            </w:r>
+          </w:p>
+        </w:tc>
+      </w:tr>
+      <w:tr>
+        <w:tc>
+          <w:tcPr>
+            <w:tcW w:type="dxa" w:w="2304"/>
+            <w:shd w:fill="FFFFFF"/>
+            <w:tcMar>
+              <w:top w:w="80" w:type="dxa"/>
+              <w:bottom w:w="80" w:type="dxa"/>
+              <w:left w:w="140" w:type="dxa"/>
+              <w:right w:w="140" w:type="dxa"/>
+            </w:tcMar>
+          </w:tcPr>
+          <w:p>
+            <w:pPr>
+              <w:spacing w:before="40" w:after="40" w:line="269" w:lineRule="auto"/>
+            </w:pPr>
+            <w:r>
+              <w:rPr>
+                <w:rFonts w:ascii="Calibri" w:hAnsi="Calibri"/>
+                <w:color w:val="222222"/>
+                <w:sz w:val="18"/>
+              </w:rPr>
+              <w:t>🟡 SELECTIVE (Caution)</w:t>
+            </w:r>
+          </w:p>
+        </w:tc>
+        <w:tc>
+          <w:tcPr>
+            <w:tcW w:type="dxa" w:w="2592"/>
+            <w:shd w:fill="FFFFFF"/>
+            <w:tcMar>
+              <w:top w:w="80" w:type="dxa"/>
+              <w:bottom w:w="80" w:type="dxa"/>
+              <w:left w:w="140" w:type="dxa"/>
+              <w:right w:w="140" w:type="dxa"/>
+            </w:tcMar>
+          </w:tcPr>
+          <w:p>
+            <w:pPr>
+              <w:spacing w:before="40" w:after="40" w:line="269" w:lineRule="auto"/>
+            </w:pPr>
+            <w:r>
+              <w:rPr>
+                <w:rFonts w:ascii="Calibri" w:hAnsi="Calibri"/>
+                <w:color w:val="222222"/>
+                <w:sz w:val="18"/>
+              </w:rPr>
+              <w:t>Elevated volatility, mixed macro indicators, rangebound indices, foreign institutional selling.</w:t>
+            </w:r>
+          </w:p>
+        </w:tc>
+        <w:tc>
+          <w:tcPr>
+            <w:tcW w:type="dxa" w:w="2592"/>
+            <w:shd w:fill="FFFFFF"/>
+            <w:tcMar>
+              <w:top w:w="80" w:type="dxa"/>
+              <w:bottom w:w="80" w:type="dxa"/>
+              <w:left w:w="140" w:type="dxa"/>
+              <w:right w:w="140" w:type="dxa"/>
+            </w:tcMar>
+          </w:tcPr>
+          <w:p>
+            <w:pPr>
+              <w:spacing w:before="40" w:after="40" w:line="269" w:lineRule="auto"/>
+            </w:pPr>
+            <w:r>
+              <w:rPr>
+                <w:rFonts w:ascii="Calibri" w:hAnsi="Calibri"/>
+                <w:color w:val="222222"/>
+                <w:sz w:val="18"/>
+              </w:rPr>
+              <w:t>Selective capacity: Max 1 high-conviction breakout buy per day. Requires pristine volume surge.</w:t>
+            </w:r>
+          </w:p>
+        </w:tc>
+        <w:tc>
+          <w:tcPr>
+            <w:tcW w:type="dxa" w:w="2304"/>
+            <w:shd w:fill="FFFFFF"/>
+            <w:tcMar>
+              <w:top w:w="80" w:type="dxa"/>
+              <w:bottom w:w="80" w:type="dxa"/>
+              <w:left w:w="140" w:type="dxa"/>
+              <w:right w:w="140" w:type="dxa"/>
+            </w:tcMar>
+          </w:tcPr>
+          <w:p>
+            <w:pPr>
+              <w:spacing w:before="40" w:after="40" w:line="269" w:lineRule="auto"/>
+            </w:pPr>
+            <w:r>
+              <w:rPr>
+                <w:rFonts w:ascii="Calibri" w:hAnsi="Calibri"/>
+                <w:color w:val="222222"/>
+                <w:sz w:val="18"/>
+              </w:rPr>
+              <w:t>Monitor closely; tighter trailing stops enforced on vulnerable positions.</w:t>
+            </w:r>
+          </w:p>
+        </w:tc>
+      </w:tr>
+      <w:tr>
+        <w:tc>
+          <w:tcPr>
+            <w:tcW w:type="dxa" w:w="2304"/>
+            <w:shd w:fill="F7F9FB"/>
+            <w:tcMar>
+              <w:top w:w="80" w:type="dxa"/>
+              <w:bottom w:w="80" w:type="dxa"/>
+              <w:left w:w="140" w:type="dxa"/>
+              <w:right w:w="140" w:type="dxa"/>
+            </w:tcMar>
+          </w:tcPr>
+          <w:p>
+            <w:pPr>
+              <w:spacing w:before="40" w:after="40" w:line="269" w:lineRule="auto"/>
+            </w:pPr>
+            <w:r>
+              <w:rPr>
+                <w:rFonts w:ascii="Calibri" w:hAnsi="Calibri"/>
+                <w:color w:val="222222"/>
+                <w:sz w:val="18"/>
+              </w:rPr>
+              <w:t>🔴 HALT (Risk-Off)</w:t>
+            </w:r>
+          </w:p>
+        </w:tc>
+        <w:tc>
+          <w:tcPr>
+            <w:tcW w:type="dxa" w:w="2592"/>
+            <w:shd w:fill="F7F9FB"/>
+            <w:tcMar>
+              <w:top w:w="80" w:type="dxa"/>
+              <w:bottom w:w="80" w:type="dxa"/>
+              <w:left w:w="140" w:type="dxa"/>
+              <w:right w:w="140" w:type="dxa"/>
+            </w:tcMar>
+          </w:tcPr>
+          <w:p>
+            <w:pPr>
+              <w:spacing w:before="40" w:after="40" w:line="269" w:lineRule="auto"/>
+            </w:pPr>
+            <w:r>
+              <w:rPr>
+                <w:rFonts w:ascii="Calibri" w:hAnsi="Calibri"/>
+                <w:color w:val="222222"/>
+                <w:sz w:val="18"/>
+              </w:rPr>
+              <w:t>Severe macro shocks, sharp Wall Street sell-offs, geopolitical escalation, crude oil spike, or panic.</w:t>
+            </w:r>
+          </w:p>
+        </w:tc>
+        <w:tc>
+          <w:tcPr>
+            <w:tcW w:type="dxa" w:w="2592"/>
+            <w:shd w:fill="F7F9FB"/>
+            <w:tcMar>
+              <w:top w:w="80" w:type="dxa"/>
+              <w:bottom w:w="80" w:type="dxa"/>
+              <w:left w:w="140" w:type="dxa"/>
+              <w:right w:w="140" w:type="dxa"/>
+            </w:tcMar>
+          </w:tcPr>
+          <w:p>
+            <w:pPr>
+              <w:spacing w:before="40" w:after="40" w:line="269" w:lineRule="auto"/>
+            </w:pPr>
+            <w:r>
+              <w:rPr>
+                <w:rFonts w:ascii="Calibri" w:hAnsi="Calibri"/>
+                <w:color w:val="222222"/>
+                <w:sz w:val="18"/>
+              </w:rPr>
+              <w:t>Zero capacity: All new breakout entries strictly HALTED (0 buys) for capital preservation.</w:t>
+            </w:r>
+          </w:p>
+        </w:tc>
+        <w:tc>
+          <w:tcPr>
+            <w:tcW w:type="dxa" w:w="2304"/>
+            <w:shd w:fill="F7F9FB"/>
+            <w:tcMar>
+              <w:top w:w="80" w:type="dxa"/>
+              <w:bottom w:w="80" w:type="dxa"/>
+              <w:left w:w="140" w:type="dxa"/>
+              <w:right w:w="140" w:type="dxa"/>
+            </w:tcMar>
+          </w:tcPr>
+          <w:p>
+            <w:pPr>
+              <w:spacing w:before="40" w:after="40" w:line="269" w:lineRule="auto"/>
+            </w:pPr>
+            <w:r>
+              <w:rPr>
+                <w:rFonts w:ascii="Calibri" w:hAnsi="Calibri"/>
+                <w:color w:val="222222"/>
+                <w:sz w:val="18"/>
+              </w:rPr>
+              <w:t>Holding Defense: Trailing stops on all open holdings tightened to Today's Low.</w:t>
+            </w:r>
+          </w:p>
+        </w:tc>
+      </w:tr>
+    </w:tbl>
+    <w:p>
+      <w:pPr>
+        <w:spacing w:after="80"/>
+      </w:pPr>
+    </w:p>
+    <w:p>
+      <w:pPr>
+        <w:spacing w:before="20" w:after="80" w:line="276" w:lineRule="auto"/>
+      </w:pPr>
+      <w:r>
+        <w:rPr>
+          <w:rFonts w:ascii="Calibri" w:hAnsi="Calibri"/>
+          <w:i w:val="0"/>
+          <w:color w:val="222222"/>
+          <w:sz w:val="20"/>
+        </w:rPr>
+        <w:t>Micro Stock-Level Sentiment: For each candidate breakout stock or open holding, the analyzer extracts recent company news. If micro sentiment is assessed as NEGATIVE (e.g., regulatory sanction, major governance dispute, sharp earnings miss), the screener automatically discards the candidate or tightens the open holding's stop loss to Today's Low.</w:t>
+      </w:r>
+    </w:p>
+    <w:p>
+      <w:pPr>
+        <w:keepNext/>
+        <w:spacing w:before="320" w:after="120"/>
+      </w:pPr>
+      <w:r>
+        <w:rPr>
+          <w:rFonts w:ascii="Calibri" w:hAnsi="Calibri"/>
+          <w:b/>
+          <w:color w:val="1B365D"/>
+          <w:sz w:val="30"/>
+        </w:rPr>
+        <w:t>4. Comprehensive System Guardrails Matrix</w:t>
+      </w:r>
+    </w:p>
+    <w:p>
+      <w:pPr>
+        <w:spacing w:before="20" w:after="80" w:line="276" w:lineRule="auto"/>
+      </w:pPr>
+      <w:r>
+        <w:rPr>
+          <w:rFonts w:ascii="Calibri" w:hAnsi="Calibri"/>
+          <w:i w:val="0"/>
+          <w:color w:val="222222"/>
+          <w:sz w:val="20"/>
+        </w:rPr>
+        <w:t>The table below enumerates the multi-tier safety architecture protecting capital, preventing runaway loops, and ensuring container resilience:</w:t>
+      </w:r>
+    </w:p>
+    <w:tbl>
+      <w:tblPr>
+        <w:tblW w:type="auto" w:w="0"/>
+        <w:jc w:val="center"/>
+        <w:tblLook w:firstColumn="1" w:firstRow="1" w:lastColumn="0" w:lastRow="0" w:noHBand="0" w:noVBand="1" w:val="04A0"/>
+        <w:tblBorders>
+          <w:top w:val="single" w:sz="4" w:space="0" w:color="D3D3D3"/>
+          <w:bottom w:val="single" w:sz="4" w:space="0" w:color="D3D3D3"/>
+          <w:insideH w:val="single" w:sz="4" w:space="0" w:color="D3D3D3"/>
+          <w:insideV w:val="none"/>
+          <w:left w:val="none"/>
+          <w:right w:val="none"/>
+        </w:tblBorders>
+      </w:tblPr>
+      <w:tblGrid>
+        <w:gridCol w:w="2484"/>
+        <w:gridCol w:w="2484"/>
+        <w:gridCol w:w="2484"/>
+        <w:gridCol w:w="2484"/>
+      </w:tblGrid>
+      <w:tr>
+        <w:trPr>
+          <w:tblHeader/>
+        </w:trPr>
+        <w:tc>
+          <w:tcPr>
+            <w:tcW w:type="dxa" w:w="2304"/>
+            <w:shd w:fill="1B365D"/>
+            <w:tcMar>
+              <w:top w:w="120" w:type="dxa"/>
+              <w:bottom w:w="120" w:type="dxa"/>
+              <w:left w:w="140" w:type="dxa"/>
+              <w:right w:w="140" w:type="dxa"/>
+            </w:tcMar>
+          </w:tcPr>
+          <w:p>
+            <w:pPr>
+              <w:spacing w:before="40" w:after="40"/>
+            </w:pPr>
+            <w:r>
+              <w:rPr>
+                <w:rFonts w:ascii="Calibri" w:hAnsi="Calibri"/>
                 <w:b/>
                 <w:color w:val="FFFFFF"/>
+                <w:sz w:val="19"/>
               </w:rPr>
               <w:t>Guardrail Name</w:t>
             </w:r>
@@ -137,29 +1215,51 @@
         </w:tc>
         <w:tc>
           <w:tcPr>
-            <w:tcW w:type="dxa" w:w="2160"/>
-            <w:shd w:val="clear" w:color="auto" w:fill="1F4E79"/>
+            <w:tcW w:type="dxa" w:w="1584"/>
+            <w:shd w:fill="1B365D"/>
+            <w:tcMar>
+              <w:top w:w="120" w:type="dxa"/>
+              <w:bottom w:w="120" w:type="dxa"/>
+              <w:left w:w="140" w:type="dxa"/>
+              <w:right w:w="140" w:type="dxa"/>
+            </w:tcMar>
           </w:tcPr>
           <w:p>
+            <w:pPr>
+              <w:spacing w:before="40" w:after="40"/>
+            </w:pPr>
             <w:r>
               <w:rPr>
+                <w:rFonts w:ascii="Calibri" w:hAnsi="Calibri"/>
                 <w:b/>
                 <w:color w:val="FFFFFF"/>
+                <w:sz w:val="19"/>
               </w:rPr>
-              <w:t>Scope</w:t>
+              <w:t>System Scope</w:t>
             </w:r>
           </w:p>
         </w:tc>
         <w:tc>
           <w:tcPr>
-            <w:tcW w:type="dxa" w:w="2160"/>
-            <w:shd w:val="clear" w:color="auto" w:fill="1F4E79"/>
+            <w:tcW w:type="dxa" w:w="3600"/>
+            <w:shd w:fill="1B365D"/>
+            <w:tcMar>
+              <w:top w:w="120" w:type="dxa"/>
+              <w:bottom w:w="120" w:type="dxa"/>
+              <w:left w:w="140" w:type="dxa"/>
+              <w:right w:w="140" w:type="dxa"/>
+            </w:tcMar>
           </w:tcPr>
           <w:p>
+            <w:pPr>
+              <w:spacing w:before="40" w:after="40"/>
+            </w:pPr>
             <w:r>
               <w:rPr>
+                <w:rFonts w:ascii="Calibri" w:hAnsi="Calibri"/>
                 <w:b/>
                 <w:color w:val="FFFFFF"/>
+                <w:sz w:val="19"/>
               </w:rPr>
               <w:t>Operational Rule</w:t>
             </w:r>
@@ -167,14 +1267,25 @@
         </w:tc>
         <w:tc>
           <w:tcPr>
-            <w:tcW w:type="dxa" w:w="2160"/>
-            <w:shd w:val="clear" w:color="auto" w:fill="1F4E79"/>
+            <w:tcW w:type="dxa" w:w="2304"/>
+            <w:shd w:fill="1B365D"/>
+            <w:tcMar>
+              <w:top w:w="120" w:type="dxa"/>
+              <w:bottom w:w="120" w:type="dxa"/>
+              <w:left w:w="140" w:type="dxa"/>
+              <w:right w:w="140" w:type="dxa"/>
+            </w:tcMar>
           </w:tcPr>
           <w:p>
+            <w:pPr>
+              <w:spacing w:before="40" w:after="40"/>
+            </w:pPr>
             <w:r>
               <w:rPr>
+                <w:rFonts w:ascii="Calibri" w:hAnsi="Calibri"/>
                 <w:b/>
                 <w:color w:val="FFFFFF"/>
+                <w:sz w:val="19"/>
               </w:rPr>
               <w:t>Risk Mitigated</w:t>
             </w:r>
@@ -184,45 +1295,101 @@
       <w:tr>
         <w:tc>
           <w:tcPr>
-            <w:tcW w:type="dxa" w:w="2160"/>
-            <w:shd w:val="clear" w:color="auto" w:fill="F2F2F2"/>
+            <w:tcW w:type="dxa" w:w="2304"/>
+            <w:shd w:fill="F7F9FB"/>
+            <w:tcMar>
+              <w:top w:w="80" w:type="dxa"/>
+              <w:bottom w:w="80" w:type="dxa"/>
+              <w:left w:w="140" w:type="dxa"/>
+              <w:right w:w="140" w:type="dxa"/>
+            </w:tcMar>
           </w:tcPr>
           <w:p>
+            <w:pPr>
+              <w:spacing w:before="40" w:after="40" w:line="269" w:lineRule="auto"/>
+            </w:pPr>
             <w:r>
+              <w:rPr>
+                <w:rFonts w:ascii="Calibri" w:hAnsi="Calibri"/>
+                <w:color w:val="222222"/>
+                <w:sz w:val="18"/>
+              </w:rPr>
               <w:t>DhanHQ Fallback Engine</w:t>
             </w:r>
           </w:p>
         </w:tc>
         <w:tc>
           <w:tcPr>
-            <w:tcW w:type="dxa" w:w="2160"/>
-            <w:shd w:val="clear" w:color="auto" w:fill="F2F2F2"/>
+            <w:tcW w:type="dxa" w:w="1584"/>
+            <w:shd w:fill="F7F9FB"/>
+            <w:tcMar>
+              <w:top w:w="80" w:type="dxa"/>
+              <w:bottom w:w="80" w:type="dxa"/>
+              <w:left w:w="140" w:type="dxa"/>
+              <w:right w:w="140" w:type="dxa"/>
+            </w:tcMar>
           </w:tcPr>
           <w:p>
+            <w:pPr>
+              <w:spacing w:before="40" w:after="40" w:line="269" w:lineRule="auto"/>
+            </w:pPr>
             <w:r>
+              <w:rPr>
+                <w:rFonts w:ascii="Calibri" w:hAnsi="Calibri"/>
+                <w:color w:val="222222"/>
+                <w:sz w:val="18"/>
+              </w:rPr>
               <w:t>Data Feed</w:t>
             </w:r>
           </w:p>
         </w:tc>
         <w:tc>
           <w:tcPr>
-            <w:tcW w:type="dxa" w:w="2160"/>
-            <w:shd w:val="clear" w:color="auto" w:fill="F2F2F2"/>
+            <w:tcW w:type="dxa" w:w="3600"/>
+            <w:shd w:fill="F7F9FB"/>
+            <w:tcMar>
+              <w:top w:w="80" w:type="dxa"/>
+              <w:bottom w:w="80" w:type="dxa"/>
+              <w:left w:w="140" w:type="dxa"/>
+              <w:right w:w="140" w:type="dxa"/>
+            </w:tcMar>
           </w:tcPr>
           <w:p>
+            <w:pPr>
+              <w:spacing w:before="40" w:after="40" w:line="269" w:lineRule="auto"/>
+            </w:pPr>
             <w:r>
-              <w:t>Auto-switch to yfinance on token expiry/timeout</w:t>
+              <w:rPr>
+                <w:rFonts w:ascii="Calibri" w:hAnsi="Calibri"/>
+                <w:color w:val="222222"/>
+                <w:sz w:val="18"/>
+              </w:rPr>
+              <w:t>Auto-switch to yfinance if token expires, invalid, or API times out</w:t>
             </w:r>
           </w:p>
         </w:tc>
         <w:tc>
           <w:tcPr>
-            <w:tcW w:type="dxa" w:w="2160"/>
-            <w:shd w:val="clear" w:color="auto" w:fill="F2F2F2"/>
+            <w:tcW w:type="dxa" w:w="2304"/>
+            <w:shd w:fill="F7F9FB"/>
+            <w:tcMar>
+              <w:top w:w="80" w:type="dxa"/>
+              <w:bottom w:w="80" w:type="dxa"/>
+              <w:left w:w="140" w:type="dxa"/>
+              <w:right w:w="140" w:type="dxa"/>
+            </w:tcMar>
           </w:tcPr>
           <w:p>
+            <w:pPr>
+              <w:spacing w:before="40" w:after="40" w:line="269" w:lineRule="auto"/>
+            </w:pPr>
             <w:r>
-              <w:t>Prevents bot crashes &amp; downtime</w:t>
+              <w:rPr>
+                <w:rFonts w:ascii="Calibri" w:hAnsi="Calibri"/>
+                <w:color w:val="222222"/>
+                <w:sz w:val="18"/>
+              </w:rPr>
+              <w:t>Zero downtime; prevents screener and sync crashes</w:t>
             </w:r>
           </w:p>
         </w:tc>
@@ -230,45 +1397,101 @@
       <w:tr>
         <w:tc>
           <w:tcPr>
-            <w:tcW w:type="dxa" w:w="2160"/>
-            <w:shd w:val="clear" w:color="auto" w:fill="F2F2F2"/>
+            <w:tcW w:type="dxa" w:w="2304"/>
+            <w:shd w:fill="FFFFFF"/>
+            <w:tcMar>
+              <w:top w:w="80" w:type="dxa"/>
+              <w:bottom w:w="80" w:type="dxa"/>
+              <w:left w:w="140" w:type="dxa"/>
+              <w:right w:w="140" w:type="dxa"/>
+            </w:tcMar>
           </w:tcPr>
           <w:p>
+            <w:pPr>
+              <w:spacing w:before="40" w:after="40" w:line="269" w:lineRule="auto"/>
+            </w:pPr>
             <w:r>
+              <w:rPr>
+                <w:rFonts w:ascii="Calibri" w:hAnsi="Calibri"/>
+                <w:color w:val="222222"/>
+                <w:sz w:val="18"/>
+              </w:rPr>
               <w:t>Double Buy Blocker</w:t>
             </w:r>
           </w:p>
         </w:tc>
         <w:tc>
           <w:tcPr>
-            <w:tcW w:type="dxa" w:w="2160"/>
-            <w:shd w:val="clear" w:color="auto" w:fill="F2F2F2"/>
+            <w:tcW w:type="dxa" w:w="1584"/>
+            <w:shd w:fill="FFFFFF"/>
+            <w:tcMar>
+              <w:top w:w="80" w:type="dxa"/>
+              <w:bottom w:w="80" w:type="dxa"/>
+              <w:left w:w="140" w:type="dxa"/>
+              <w:right w:w="140" w:type="dxa"/>
+            </w:tcMar>
           </w:tcPr>
           <w:p>
+            <w:pPr>
+              <w:spacing w:before="40" w:after="40" w:line="269" w:lineRule="auto"/>
+            </w:pPr>
             <w:r>
+              <w:rPr>
+                <w:rFonts w:ascii="Calibri" w:hAnsi="Calibri"/>
+                <w:color w:val="222222"/>
+                <w:sz w:val="18"/>
+              </w:rPr>
               <w:t>Portfolio</w:t>
             </w:r>
           </w:p>
         </w:tc>
         <w:tc>
           <w:tcPr>
-            <w:tcW w:type="dxa" w:w="2160"/>
-            <w:shd w:val="clear" w:color="auto" w:fill="F2F2F2"/>
+            <w:tcW w:type="dxa" w:w="3600"/>
+            <w:shd w:fill="FFFFFF"/>
+            <w:tcMar>
+              <w:top w:w="80" w:type="dxa"/>
+              <w:bottom w:w="80" w:type="dxa"/>
+              <w:left w:w="140" w:type="dxa"/>
+              <w:right w:w="140" w:type="dxa"/>
+            </w:tcMar>
           </w:tcPr>
           <w:p>
+            <w:pPr>
+              <w:spacing w:before="40" w:after="40" w:line="269" w:lineRule="auto"/>
+            </w:pPr>
             <w:r>
-              <w:t>Rejects purchasing duplicate active tickers</w:t>
+              <w:rPr>
+                <w:rFonts w:ascii="Calibri" w:hAnsi="Calibri"/>
+                <w:color w:val="222222"/>
+                <w:sz w:val="18"/>
+              </w:rPr>
+              <w:t>Rejects purchasing candidates with existing OPEN positions in Google Sheets</w:t>
             </w:r>
           </w:p>
         </w:tc>
         <w:tc>
           <w:tcPr>
-            <w:tcW w:type="dxa" w:w="2160"/>
-            <w:shd w:val="clear" w:color="auto" w:fill="F2F2F2"/>
+            <w:tcW w:type="dxa" w:w="2304"/>
+            <w:shd w:fill="FFFFFF"/>
+            <w:tcMar>
+              <w:top w:w="80" w:type="dxa"/>
+              <w:bottom w:w="80" w:type="dxa"/>
+              <w:left w:w="140" w:type="dxa"/>
+              <w:right w:w="140" w:type="dxa"/>
+            </w:tcMar>
           </w:tcPr>
           <w:p>
+            <w:pPr>
+              <w:spacing w:before="40" w:after="40" w:line="269" w:lineRule="auto"/>
+            </w:pPr>
             <w:r>
-              <w:t>Prevents single-stock overexposure</w:t>
+              <w:rPr>
+                <w:rFonts w:ascii="Calibri" w:hAnsi="Calibri"/>
+                <w:color w:val="222222"/>
+                <w:sz w:val="18"/>
+              </w:rPr>
+              <w:t>Prevents single-stock over-concentration</w:t>
             </w:r>
           </w:p>
         </w:tc>
@@ -276,45 +1499,101 @@
       <w:tr>
         <w:tc>
           <w:tcPr>
-            <w:tcW w:type="dxa" w:w="2160"/>
-            <w:shd w:val="clear" w:color="auto" w:fill="F2F2F2"/>
+            <w:tcW w:type="dxa" w:w="2304"/>
+            <w:shd w:fill="F7F9FB"/>
+            <w:tcMar>
+              <w:top w:w="80" w:type="dxa"/>
+              <w:bottom w:w="80" w:type="dxa"/>
+              <w:left w:w="140" w:type="dxa"/>
+              <w:right w:w="140" w:type="dxa"/>
+            </w:tcMar>
           </w:tcPr>
           <w:p>
+            <w:pPr>
+              <w:spacing w:before="40" w:after="40" w:line="269" w:lineRule="auto"/>
+            </w:pPr>
             <w:r>
+              <w:rPr>
+                <w:rFonts w:ascii="Calibri" w:hAnsi="Calibri"/>
+                <w:color w:val="222222"/>
+                <w:sz w:val="18"/>
+              </w:rPr>
               <w:t>Max Portfolio Allocation</w:t>
             </w:r>
           </w:p>
         </w:tc>
         <w:tc>
           <w:tcPr>
-            <w:tcW w:type="dxa" w:w="2160"/>
-            <w:shd w:val="clear" w:color="auto" w:fill="F2F2F2"/>
+            <w:tcW w:type="dxa" w:w="1584"/>
+            <w:shd w:fill="F7F9FB"/>
+            <w:tcMar>
+              <w:top w:w="80" w:type="dxa"/>
+              <w:bottom w:w="80" w:type="dxa"/>
+              <w:left w:w="140" w:type="dxa"/>
+              <w:right w:w="140" w:type="dxa"/>
+            </w:tcMar>
           </w:tcPr>
           <w:p>
+            <w:pPr>
+              <w:spacing w:before="40" w:after="40" w:line="269" w:lineRule="auto"/>
+            </w:pPr>
             <w:r>
+              <w:rPr>
+                <w:rFonts w:ascii="Calibri" w:hAnsi="Calibri"/>
+                <w:color w:val="222222"/>
+                <w:sz w:val="18"/>
+              </w:rPr>
               <w:t>Portfolio</w:t>
             </w:r>
           </w:p>
         </w:tc>
         <w:tc>
           <w:tcPr>
-            <w:tcW w:type="dxa" w:w="2160"/>
-            <w:shd w:val="clear" w:color="auto" w:fill="F2F2F2"/>
+            <w:tcW w:type="dxa" w:w="3600"/>
+            <w:shd w:fill="F7F9FB"/>
+            <w:tcMar>
+              <w:top w:w="80" w:type="dxa"/>
+              <w:bottom w:w="80" w:type="dxa"/>
+              <w:left w:w="140" w:type="dxa"/>
+              <w:right w:w="140" w:type="dxa"/>
+            </w:tcMar>
           </w:tcPr>
           <w:p>
+            <w:pPr>
+              <w:spacing w:before="40" w:after="40" w:line="269" w:lineRule="auto"/>
+            </w:pPr>
             <w:r>
-              <w:t>Limits open positions value to 90% of portfolio</w:t>
+              <w:rPr>
+                <w:rFonts w:ascii="Calibri" w:hAnsi="Calibri"/>
+                <w:color w:val="222222"/>
+                <w:sz w:val="18"/>
+              </w:rPr>
+              <w:t>Limits aggregate open positions value to 90% of Total Portfolio Value</w:t>
             </w:r>
           </w:p>
         </w:tc>
         <w:tc>
           <w:tcPr>
-            <w:tcW w:type="dxa" w:w="2160"/>
-            <w:shd w:val="clear" w:color="auto" w:fill="F2F2F2"/>
+            <w:tcW w:type="dxa" w:w="2304"/>
+            <w:shd w:fill="F7F9FB"/>
+            <w:tcMar>
+              <w:top w:w="80" w:type="dxa"/>
+              <w:bottom w:w="80" w:type="dxa"/>
+              <w:left w:w="140" w:type="dxa"/>
+              <w:right w:w="140" w:type="dxa"/>
+            </w:tcMar>
           </w:tcPr>
           <w:p>
+            <w:pPr>
+              <w:spacing w:before="40" w:after="40" w:line="269" w:lineRule="auto"/>
+            </w:pPr>
             <w:r>
-              <w:t>Guarantees 10% liquid cash buffer</w:t>
+              <w:rPr>
+                <w:rFonts w:ascii="Calibri" w:hAnsi="Calibri"/>
+                <w:color w:val="222222"/>
+                <w:sz w:val="18"/>
+              </w:rPr>
+              <w:t>Guarantees a permanent 10% cash buffer for risk control</w:t>
             </w:r>
           </w:p>
         </w:tc>
@@ -322,45 +1601,101 @@
       <w:tr>
         <w:tc>
           <w:tcPr>
-            <w:tcW w:type="dxa" w:w="2160"/>
-            <w:shd w:val="clear" w:color="auto" w:fill="F2F2F2"/>
+            <w:tcW w:type="dxa" w:w="2304"/>
+            <w:shd w:fill="FFFFFF"/>
+            <w:tcMar>
+              <w:top w:w="80" w:type="dxa"/>
+              <w:bottom w:w="80" w:type="dxa"/>
+              <w:left w:w="140" w:type="dxa"/>
+              <w:right w:w="140" w:type="dxa"/>
+            </w:tcMar>
           </w:tcPr>
           <w:p>
+            <w:pPr>
+              <w:spacing w:before="40" w:after="40" w:line="269" w:lineRule="auto"/>
+            </w:pPr>
             <w:r>
+              <w:rPr>
+                <w:rFonts w:ascii="Calibri" w:hAnsi="Calibri"/>
+                <w:color w:val="222222"/>
+                <w:sz w:val="18"/>
+              </w:rPr>
               <w:t>Daily Purchase Limit</w:t>
             </w:r>
           </w:p>
         </w:tc>
         <w:tc>
           <w:tcPr>
-            <w:tcW w:type="dxa" w:w="2160"/>
-            <w:shd w:val="clear" w:color="auto" w:fill="F2F2F2"/>
+            <w:tcW w:type="dxa" w:w="1584"/>
+            <w:shd w:fill="FFFFFF"/>
+            <w:tcMar>
+              <w:top w:w="80" w:type="dxa"/>
+              <w:bottom w:w="80" w:type="dxa"/>
+              <w:left w:w="140" w:type="dxa"/>
+              <w:right w:w="140" w:type="dxa"/>
+            </w:tcMar>
           </w:tcPr>
           <w:p>
+            <w:pPr>
+              <w:spacing w:before="40" w:after="40" w:line="269" w:lineRule="auto"/>
+            </w:pPr>
             <w:r>
-              <w:t>Sizer</w:t>
+              <w:rPr>
+                <w:rFonts w:ascii="Calibri" w:hAnsi="Calibri"/>
+                <w:color w:val="222222"/>
+                <w:sz w:val="18"/>
+              </w:rPr>
+              <w:t>Position Sizer</w:t>
             </w:r>
           </w:p>
         </w:tc>
         <w:tc>
           <w:tcPr>
-            <w:tcW w:type="dxa" w:w="2160"/>
-            <w:shd w:val="clear" w:color="auto" w:fill="F2F2F2"/>
+            <w:tcW w:type="dxa" w:w="3600"/>
+            <w:shd w:fill="FFFFFF"/>
+            <w:tcMar>
+              <w:top w:w="80" w:type="dxa"/>
+              <w:bottom w:w="80" w:type="dxa"/>
+              <w:left w:w="140" w:type="dxa"/>
+              <w:right w:w="140" w:type="dxa"/>
+            </w:tcMar>
           </w:tcPr>
           <w:p>
+            <w:pPr>
+              <w:spacing w:before="40" w:after="40" w:line="269" w:lineRule="auto"/>
+            </w:pPr>
             <w:r>
-              <w:t>Max 3 breakout buys/day (highest volume ratio first)</w:t>
+              <w:rPr>
+                <w:rFonts w:ascii="Calibri" w:hAnsi="Calibri"/>
+                <w:color w:val="222222"/>
+                <w:sz w:val="18"/>
+              </w:rPr>
+              <w:t>Maximum 3 breakout buys per daily scanning cycle (highest volume ratio first)</w:t>
             </w:r>
           </w:p>
         </w:tc>
         <w:tc>
           <w:tcPr>
-            <w:tcW w:type="dxa" w:w="2160"/>
-            <w:shd w:val="clear" w:color="auto" w:fill="F2F2F2"/>
+            <w:tcW w:type="dxa" w:w="2304"/>
+            <w:shd w:fill="FFFFFF"/>
+            <w:tcMar>
+              <w:top w:w="80" w:type="dxa"/>
+              <w:bottom w:w="80" w:type="dxa"/>
+              <w:left w:w="140" w:type="dxa"/>
+              <w:right w:w="140" w:type="dxa"/>
+            </w:tcMar>
           </w:tcPr>
           <w:p>
+            <w:pPr>
+              <w:spacing w:before="40" w:after="40" w:line="269" w:lineRule="auto"/>
+            </w:pPr>
             <w:r>
-              <w:t>Prevents capital exhaustion on bull runs</w:t>
+              <w:rPr>
+                <w:rFonts w:ascii="Calibri" w:hAnsi="Calibri"/>
+                <w:color w:val="222222"/>
+                <w:sz w:val="18"/>
+              </w:rPr>
+              <w:t>Prevents capital depletion on runaway multi-breakout days</w:t>
             </w:r>
           </w:p>
         </w:tc>
@@ -368,45 +1703,101 @@
       <w:tr>
         <w:tc>
           <w:tcPr>
-            <w:tcW w:type="dxa" w:w="2160"/>
-            <w:shd w:val="clear" w:color="auto" w:fill="F2F2F2"/>
+            <w:tcW w:type="dxa" w:w="2304"/>
+            <w:shd w:fill="F7F9FB"/>
+            <w:tcMar>
+              <w:top w:w="80" w:type="dxa"/>
+              <w:bottom w:w="80" w:type="dxa"/>
+              <w:left w:w="140" w:type="dxa"/>
+              <w:right w:w="140" w:type="dxa"/>
+            </w:tcMar>
           </w:tcPr>
           <w:p>
+            <w:pPr>
+              <w:spacing w:before="40" w:after="40" w:line="269" w:lineRule="auto"/>
+            </w:pPr>
             <w:r>
-              <w:t>SL Tightness Guard</w:t>
+              <w:rPr>
+                <w:rFonts w:ascii="Calibri" w:hAnsi="Calibri"/>
+                <w:color w:val="222222"/>
+                <w:sz w:val="18"/>
+              </w:rPr>
+              <w:t>Stop Loss Tightness Guard</w:t>
             </w:r>
           </w:p>
         </w:tc>
         <w:tc>
           <w:tcPr>
-            <w:tcW w:type="dxa" w:w="2160"/>
-            <w:shd w:val="clear" w:color="auto" w:fill="F2F2F2"/>
+            <w:tcW w:type="dxa" w:w="1584"/>
+            <w:shd w:fill="F7F9FB"/>
+            <w:tcMar>
+              <w:top w:w="80" w:type="dxa"/>
+              <w:bottom w:w="80" w:type="dxa"/>
+              <w:left w:w="140" w:type="dxa"/>
+              <w:right w:w="140" w:type="dxa"/>
+            </w:tcMar>
           </w:tcPr>
           <w:p>
+            <w:pPr>
+              <w:spacing w:before="40" w:after="40" w:line="269" w:lineRule="auto"/>
+            </w:pPr>
             <w:r>
-              <w:t>Sizer</w:t>
+              <w:rPr>
+                <w:rFonts w:ascii="Calibri" w:hAnsi="Calibri"/>
+                <w:color w:val="222222"/>
+                <w:sz w:val="18"/>
+              </w:rPr>
+              <w:t>Portfolio / Sizer</w:t>
             </w:r>
           </w:p>
         </w:tc>
         <w:tc>
           <w:tcPr>
-            <w:tcW w:type="dxa" w:w="2160"/>
-            <w:shd w:val="clear" w:color="auto" w:fill="F2F2F2"/>
+            <w:tcW w:type="dxa" w:w="3600"/>
+            <w:shd w:fill="F7F9FB"/>
+            <w:tcMar>
+              <w:top w:w="80" w:type="dxa"/>
+              <w:bottom w:w="80" w:type="dxa"/>
+              <w:left w:w="140" w:type="dxa"/>
+              <w:right w:w="140" w:type="dxa"/>
+            </w:tcMar>
           </w:tcPr>
           <w:p>
+            <w:pPr>
+              <w:spacing w:before="40" w:after="40" w:line="269" w:lineRule="auto"/>
+            </w:pPr>
             <w:r>
-              <w:t>Rejects entry if Stop Loss distance &lt; 3%</w:t>
+              <w:rPr>
+                <w:rFonts w:ascii="Calibri" w:hAnsi="Calibri"/>
+                <w:color w:val="222222"/>
+                <w:sz w:val="18"/>
+              </w:rPr>
+              <w:t>Rejects candidates if Initial Stop Loss distance &lt; 3% of Entry Price</w:t>
             </w:r>
           </w:p>
         </w:tc>
         <w:tc>
           <w:tcPr>
-            <w:tcW w:type="dxa" w:w="2160"/>
-            <w:shd w:val="clear" w:color="auto" w:fill="F2F2F2"/>
+            <w:tcW w:type="dxa" w:w="2304"/>
+            <w:shd w:fill="F7F9FB"/>
+            <w:tcMar>
+              <w:top w:w="80" w:type="dxa"/>
+              <w:bottom w:w="80" w:type="dxa"/>
+              <w:left w:w="140" w:type="dxa"/>
+              <w:right w:w="140" w:type="dxa"/>
+            </w:tcMar>
           </w:tcPr>
           <w:p>
+            <w:pPr>
+              <w:spacing w:before="40" w:after="40" w:line="269" w:lineRule="auto"/>
+            </w:pPr>
             <w:r>
-              <w:t>Prevents noise-triggered stop-outs</w:t>
+              <w:rPr>
+                <w:rFonts w:ascii="Calibri" w:hAnsi="Calibri"/>
+                <w:color w:val="222222"/>
+                <w:sz w:val="18"/>
+              </w:rPr>
+              <w:t>Prevents stop-outs from normal market noise</w:t>
             </w:r>
           </w:p>
         </w:tc>
@@ -414,45 +1805,101 @@
       <w:tr>
         <w:tc>
           <w:tcPr>
-            <w:tcW w:type="dxa" w:w="2160"/>
-            <w:shd w:val="clear" w:color="auto" w:fill="F2F2F2"/>
+            <w:tcW w:type="dxa" w:w="2304"/>
+            <w:shd w:fill="FFFFFF"/>
+            <w:tcMar>
+              <w:top w:w="80" w:type="dxa"/>
+              <w:bottom w:w="80" w:type="dxa"/>
+              <w:left w:w="140" w:type="dxa"/>
+              <w:right w:w="140" w:type="dxa"/>
+            </w:tcMar>
           </w:tcPr>
           <w:p>
+            <w:pPr>
+              <w:spacing w:before="40" w:after="40" w:line="269" w:lineRule="auto"/>
+            </w:pPr>
             <w:r>
-              <w:t>SL Bloat Guard</w:t>
+              <w:rPr>
+                <w:rFonts w:ascii="Calibri" w:hAnsi="Calibri"/>
+                <w:color w:val="222222"/>
+                <w:sz w:val="18"/>
+              </w:rPr>
+              <w:t>Stop Loss Bloat Guard</w:t>
             </w:r>
           </w:p>
         </w:tc>
         <w:tc>
           <w:tcPr>
-            <w:tcW w:type="dxa" w:w="2160"/>
-            <w:shd w:val="clear" w:color="auto" w:fill="F2F2F2"/>
+            <w:tcW w:type="dxa" w:w="1584"/>
+            <w:shd w:fill="FFFFFF"/>
+            <w:tcMar>
+              <w:top w:w="80" w:type="dxa"/>
+              <w:bottom w:w="80" w:type="dxa"/>
+              <w:left w:w="140" w:type="dxa"/>
+              <w:right w:w="140" w:type="dxa"/>
+            </w:tcMar>
           </w:tcPr>
           <w:p>
+            <w:pPr>
+              <w:spacing w:before="40" w:after="40" w:line="269" w:lineRule="auto"/>
+            </w:pPr>
             <w:r>
-              <w:t>Sizer</w:t>
+              <w:rPr>
+                <w:rFonts w:ascii="Calibri" w:hAnsi="Calibri"/>
+                <w:color w:val="222222"/>
+                <w:sz w:val="18"/>
+              </w:rPr>
+              <w:t>Position Sizer</w:t>
             </w:r>
           </w:p>
         </w:tc>
         <w:tc>
           <w:tcPr>
-            <w:tcW w:type="dxa" w:w="2160"/>
-            <w:shd w:val="clear" w:color="auto" w:fill="F2F2F2"/>
+            <w:tcW w:type="dxa" w:w="3600"/>
+            <w:shd w:fill="FFFFFF"/>
+            <w:tcMar>
+              <w:top w:w="80" w:type="dxa"/>
+              <w:bottom w:w="80" w:type="dxa"/>
+              <w:left w:w="140" w:type="dxa"/>
+              <w:right w:w="140" w:type="dxa"/>
+            </w:tcMar>
           </w:tcPr>
           <w:p>
+            <w:pPr>
+              <w:spacing w:before="40" w:after="40" w:line="269" w:lineRule="auto"/>
+            </w:pPr>
             <w:r>
-              <w:t>Rejects entry if Stop Loss distance &gt; 15%</w:t>
+              <w:rPr>
+                <w:rFonts w:ascii="Calibri" w:hAnsi="Calibri"/>
+                <w:color w:val="222222"/>
+                <w:sz w:val="18"/>
+              </w:rPr>
+              <w:t>Rejects candidates if Initial Stop Loss distance &gt; 15% of Entry Price</w:t>
             </w:r>
           </w:p>
         </w:tc>
         <w:tc>
           <w:tcPr>
-            <w:tcW w:type="dxa" w:w="2160"/>
-            <w:shd w:val="clear" w:color="auto" w:fill="F2F2F2"/>
+            <w:tcW w:type="dxa" w:w="2304"/>
+            <w:shd w:fill="FFFFFF"/>
+            <w:tcMar>
+              <w:top w:w="80" w:type="dxa"/>
+              <w:bottom w:w="80" w:type="dxa"/>
+              <w:left w:w="140" w:type="dxa"/>
+              <w:right w:w="140" w:type="dxa"/>
+            </w:tcMar>
           </w:tcPr>
           <w:p>
+            <w:pPr>
+              <w:spacing w:before="40" w:after="40" w:line="269" w:lineRule="auto"/>
+            </w:pPr>
             <w:r>
-              <w:t>Eliminates high-risk bloated trades</w:t>
+              <w:rPr>
+                <w:rFonts w:ascii="Calibri" w:hAnsi="Calibri"/>
+                <w:color w:val="222222"/>
+                <w:sz w:val="18"/>
+              </w:rPr>
+              <w:t>Eliminates high-drawdown trades with excessive risk</w:t>
             </w:r>
           </w:p>
         </w:tc>
@@ -460,45 +1907,101 @@
       <w:tr>
         <w:tc>
           <w:tcPr>
-            <w:tcW w:type="dxa" w:w="2160"/>
-            <w:shd w:val="clear" w:color="auto" w:fill="F2F2F2"/>
+            <w:tcW w:type="dxa" w:w="2304"/>
+            <w:shd w:fill="F7F9FB"/>
+            <w:tcMar>
+              <w:top w:w="80" w:type="dxa"/>
+              <w:bottom w:w="80" w:type="dxa"/>
+              <w:left w:w="140" w:type="dxa"/>
+              <w:right w:w="140" w:type="dxa"/>
+            </w:tcMar>
           </w:tcPr>
           <w:p>
+            <w:pPr>
+              <w:spacing w:before="40" w:after="40" w:line="269" w:lineRule="auto"/>
+            </w:pPr>
             <w:r>
+              <w:rPr>
+                <w:rFonts w:ascii="Calibri" w:hAnsi="Calibri"/>
+                <w:color w:val="222222"/>
+                <w:sz w:val="18"/>
+              </w:rPr>
               <w:t>Penny Stock Filter</w:t>
             </w:r>
           </w:p>
         </w:tc>
         <w:tc>
           <w:tcPr>
-            <w:tcW w:type="dxa" w:w="2160"/>
-            <w:shd w:val="clear" w:color="auto" w:fill="F2F2F2"/>
+            <w:tcW w:type="dxa" w:w="1584"/>
+            <w:shd w:fill="F7F9FB"/>
+            <w:tcMar>
+              <w:top w:w="80" w:type="dxa"/>
+              <w:bottom w:w="80" w:type="dxa"/>
+              <w:left w:w="140" w:type="dxa"/>
+              <w:right w:w="140" w:type="dxa"/>
+            </w:tcMar>
           </w:tcPr>
           <w:p>
+            <w:pPr>
+              <w:spacing w:before="40" w:after="40" w:line="269" w:lineRule="auto"/>
+            </w:pPr>
             <w:r>
+              <w:rPr>
+                <w:rFonts w:ascii="Calibri" w:hAnsi="Calibri"/>
+                <w:color w:val="222222"/>
+                <w:sz w:val="18"/>
+              </w:rPr>
               <w:t>Screener</w:t>
             </w:r>
           </w:p>
         </w:tc>
         <w:tc>
           <w:tcPr>
-            <w:tcW w:type="dxa" w:w="2160"/>
-            <w:shd w:val="clear" w:color="auto" w:fill="F2F2F2"/>
+            <w:tcW w:type="dxa" w:w="3600"/>
+            <w:shd w:fill="F7F9FB"/>
+            <w:tcMar>
+              <w:top w:w="80" w:type="dxa"/>
+              <w:bottom w:w="80" w:type="dxa"/>
+              <w:left w:w="140" w:type="dxa"/>
+              <w:right w:w="140" w:type="dxa"/>
+            </w:tcMar>
           </w:tcPr>
           <w:p>
+            <w:pPr>
+              <w:spacing w:before="40" w:after="40" w:line="269" w:lineRule="auto"/>
+            </w:pPr>
             <w:r>
-              <w:t>Discards stocks priced &lt; Rs 20</w:t>
+              <w:rPr>
+                <w:rFonts w:ascii="Calibri" w:hAnsi="Calibri"/>
+                <w:color w:val="222222"/>
+                <w:sz w:val="18"/>
+              </w:rPr>
+              <w:t>Discards any stock with price &lt; ₹20</w:t>
             </w:r>
           </w:p>
         </w:tc>
         <w:tc>
           <w:tcPr>
-            <w:tcW w:type="dxa" w:w="2160"/>
-            <w:shd w:val="clear" w:color="auto" w:fill="F2F2F2"/>
+            <w:tcW w:type="dxa" w:w="2304"/>
+            <w:shd w:fill="F7F9FB"/>
+            <w:tcMar>
+              <w:top w:w="80" w:type="dxa"/>
+              <w:bottom w:w="80" w:type="dxa"/>
+              <w:left w:w="140" w:type="dxa"/>
+              <w:right w:w="140" w:type="dxa"/>
+            </w:tcMar>
           </w:tcPr>
           <w:p>
+            <w:pPr>
+              <w:spacing w:before="40" w:after="40" w:line="269" w:lineRule="auto"/>
+            </w:pPr>
             <w:r>
-              <w:t>Filters pump-and-dump micro-caps</w:t>
+              <w:rPr>
+                <w:rFonts w:ascii="Calibri" w:hAnsi="Calibri"/>
+                <w:color w:val="222222"/>
+                <w:sz w:val="18"/>
+              </w:rPr>
+              <w:t>Filters out illiquid micro-caps and pump-and-dump targets</w:t>
             </w:r>
           </w:p>
         </w:tc>
@@ -506,45 +2009,101 @@
       <w:tr>
         <w:tc>
           <w:tcPr>
-            <w:tcW w:type="dxa" w:w="2160"/>
-            <w:shd w:val="clear" w:color="auto" w:fill="F2F2F2"/>
+            <w:tcW w:type="dxa" w:w="2304"/>
+            <w:shd w:fill="FFFFFF"/>
+            <w:tcMar>
+              <w:top w:w="80" w:type="dxa"/>
+              <w:bottom w:w="80" w:type="dxa"/>
+              <w:left w:w="140" w:type="dxa"/>
+              <w:right w:w="140" w:type="dxa"/>
+            </w:tcMar>
           </w:tcPr>
           <w:p>
+            <w:pPr>
+              <w:spacing w:before="40" w:after="40" w:line="269" w:lineRule="auto"/>
+            </w:pPr>
             <w:r>
-              <w:t>Liquidity Filter</w:t>
+              <w:rPr>
+                <w:rFonts w:ascii="Calibri" w:hAnsi="Calibri"/>
+                <w:color w:val="222222"/>
+                <w:sz w:val="18"/>
+              </w:rPr>
+              <w:t>Liquidity Volume Filter</w:t>
             </w:r>
           </w:p>
         </w:tc>
         <w:tc>
           <w:tcPr>
-            <w:tcW w:type="dxa" w:w="2160"/>
-            <w:shd w:val="clear" w:color="auto" w:fill="F2F2F2"/>
+            <w:tcW w:type="dxa" w:w="1584"/>
+            <w:shd w:fill="FFFFFF"/>
+            <w:tcMar>
+              <w:top w:w="80" w:type="dxa"/>
+              <w:bottom w:w="80" w:type="dxa"/>
+              <w:left w:w="140" w:type="dxa"/>
+              <w:right w:w="140" w:type="dxa"/>
+            </w:tcMar>
           </w:tcPr>
           <w:p>
+            <w:pPr>
+              <w:spacing w:before="40" w:after="40" w:line="269" w:lineRule="auto"/>
+            </w:pPr>
             <w:r>
+              <w:rPr>
+                <w:rFonts w:ascii="Calibri" w:hAnsi="Calibri"/>
+                <w:color w:val="222222"/>
+                <w:sz w:val="18"/>
+              </w:rPr>
               <w:t>Screener</w:t>
             </w:r>
           </w:p>
         </w:tc>
         <w:tc>
           <w:tcPr>
-            <w:tcW w:type="dxa" w:w="2160"/>
-            <w:shd w:val="clear" w:color="auto" w:fill="F2F2F2"/>
+            <w:tcW w:type="dxa" w:w="3600"/>
+            <w:shd w:fill="FFFFFF"/>
+            <w:tcMar>
+              <w:top w:w="80" w:type="dxa"/>
+              <w:bottom w:w="80" w:type="dxa"/>
+              <w:left w:w="140" w:type="dxa"/>
+              <w:right w:w="140" w:type="dxa"/>
+            </w:tcMar>
           </w:tcPr>
           <w:p>
+            <w:pPr>
+              <w:spacing w:before="40" w:after="40" w:line="269" w:lineRule="auto"/>
+            </w:pPr>
             <w:r>
-              <w:t>Discards stocks with 20-day Volume SMA &lt; 50,000</w:t>
+              <w:rPr>
+                <w:rFonts w:ascii="Calibri" w:hAnsi="Calibri"/>
+                <w:color w:val="222222"/>
+                <w:sz w:val="18"/>
+              </w:rPr>
+              <w:t>Discards any stock with 20-day Volume SMA &lt; 50,000 shares</w:t>
             </w:r>
           </w:p>
         </w:tc>
         <w:tc>
           <w:tcPr>
-            <w:tcW w:type="dxa" w:w="2160"/>
-            <w:shd w:val="clear" w:color="auto" w:fill="F2F2F2"/>
+            <w:tcW w:type="dxa" w:w="2304"/>
+            <w:shd w:fill="FFFFFF"/>
+            <w:tcMar>
+              <w:top w:w="80" w:type="dxa"/>
+              <w:bottom w:w="80" w:type="dxa"/>
+              <w:left w:w="140" w:type="dxa"/>
+              <w:right w:w="140" w:type="dxa"/>
+            </w:tcMar>
           </w:tcPr>
           <w:p>
+            <w:pPr>
+              <w:spacing w:before="40" w:after="40" w:line="269" w:lineRule="auto"/>
+            </w:pPr>
             <w:r>
-              <w:t>Eliminates low-liquidity slippage traps</w:t>
+              <w:rPr>
+                <w:rFonts w:ascii="Calibri" w:hAnsi="Calibri"/>
+                <w:color w:val="222222"/>
+                <w:sz w:val="18"/>
+              </w:rPr>
+              <w:t>Eliminates slippage traps and illiquid trading halts</w:t>
             </w:r>
           </w:p>
         </w:tc>
@@ -552,45 +2111,101 @@
       <w:tr>
         <w:tc>
           <w:tcPr>
-            <w:tcW w:type="dxa" w:w="2160"/>
-            <w:shd w:val="clear" w:color="auto" w:fill="F2F2F2"/>
+            <w:tcW w:type="dxa" w:w="2304"/>
+            <w:shd w:fill="F7F9FB"/>
+            <w:tcMar>
+              <w:top w:w="80" w:type="dxa"/>
+              <w:bottom w:w="80" w:type="dxa"/>
+              <w:left w:w="140" w:type="dxa"/>
+              <w:right w:w="140" w:type="dxa"/>
+            </w:tcMar>
           </w:tcPr>
           <w:p>
+            <w:pPr>
+              <w:spacing w:before="40" w:after="40" w:line="269" w:lineRule="auto"/>
+            </w:pPr>
             <w:r>
-              <w:t>Google Sheets 429 Retry</w:t>
+              <w:rPr>
+                <w:rFonts w:ascii="Calibri" w:hAnsi="Calibri"/>
+                <w:color w:val="222222"/>
+                <w:sz w:val="18"/>
+              </w:rPr>
+              <w:t>Market Sentiment Guardrails</w:t>
             </w:r>
           </w:p>
         </w:tc>
         <w:tc>
           <w:tcPr>
-            <w:tcW w:type="dxa" w:w="2160"/>
-            <w:shd w:val="clear" w:color="auto" w:fill="F2F2F2"/>
+            <w:tcW w:type="dxa" w:w="1584"/>
+            <w:shd w:fill="F7F9FB"/>
+            <w:tcMar>
+              <w:top w:w="80" w:type="dxa"/>
+              <w:bottom w:w="80" w:type="dxa"/>
+              <w:left w:w="140" w:type="dxa"/>
+              <w:right w:w="140" w:type="dxa"/>
+            </w:tcMar>
           </w:tcPr>
           <w:p>
+            <w:pPr>
+              <w:spacing w:before="40" w:after="40" w:line="269" w:lineRule="auto"/>
+            </w:pPr>
             <w:r>
-              <w:t>Database</w:t>
+              <w:rPr>
+                <w:rFonts w:ascii="Calibri" w:hAnsi="Calibri"/>
+                <w:color w:val="222222"/>
+                <w:sz w:val="18"/>
+              </w:rPr>
+              <w:t>Macro / Micro</w:t>
             </w:r>
           </w:p>
         </w:tc>
         <w:tc>
           <w:tcPr>
-            <w:tcW w:type="dxa" w:w="2160"/>
-            <w:shd w:val="clear" w:color="auto" w:fill="F2F2F2"/>
+            <w:tcW w:type="dxa" w:w="3600"/>
+            <w:shd w:fill="F7F9FB"/>
+            <w:tcMar>
+              <w:top w:w="80" w:type="dxa"/>
+              <w:bottom w:w="80" w:type="dxa"/>
+              <w:left w:w="140" w:type="dxa"/>
+              <w:right w:w="140" w:type="dxa"/>
+            </w:tcMar>
           </w:tcPr>
           <w:p>
+            <w:pPr>
+              <w:spacing w:before="40" w:after="40" w:line="269" w:lineRule="auto"/>
+            </w:pPr>
             <w:r>
-              <w:t>2-second sleep backoff retry on API rate limits</w:t>
+              <w:rPr>
+                <w:rFonts w:ascii="Calibri" w:hAnsi="Calibri"/>
+                <w:color w:val="222222"/>
+                <w:sz w:val="18"/>
+              </w:rPr>
+              <w:t>Evaluates Global/Indian cues; executes HALT/SELECTIVE/ALLOW &amp; Day's Low SL</w:t>
             </w:r>
           </w:p>
         </w:tc>
         <w:tc>
           <w:tcPr>
-            <w:tcW w:type="dxa" w:w="2160"/>
-            <w:shd w:val="clear" w:color="auto" w:fill="F2F2F2"/>
+            <w:tcW w:type="dxa" w:w="2304"/>
+            <w:shd w:fill="F7F9FB"/>
+            <w:tcMar>
+              <w:top w:w="80" w:type="dxa"/>
+              <w:bottom w:w="80" w:type="dxa"/>
+              <w:left w:w="140" w:type="dxa"/>
+              <w:right w:w="140" w:type="dxa"/>
+            </w:tcMar>
           </w:tcPr>
           <w:p>
+            <w:pPr>
+              <w:spacing w:before="40" w:after="40" w:line="269" w:lineRule="auto"/>
+            </w:pPr>
             <w:r>
-              <w:t>Prevents quota exhaustion write errors</w:t>
+              <w:rPr>
+                <w:rFonts w:ascii="Calibri" w:hAnsi="Calibri"/>
+                <w:color w:val="222222"/>
+                <w:sz w:val="18"/>
+              </w:rPr>
+              <w:t>Protects capital from broad market sell-offs</w:t>
             </w:r>
           </w:p>
         </w:tc>
@@ -598,45 +2213,305 @@
       <w:tr>
         <w:tc>
           <w:tcPr>
-            <w:tcW w:type="dxa" w:w="2160"/>
-            <w:shd w:val="clear" w:color="auto" w:fill="F2F2F2"/>
+            <w:tcW w:type="dxa" w:w="2304"/>
+            <w:shd w:fill="FFFFFF"/>
+            <w:tcMar>
+              <w:top w:w="80" w:type="dxa"/>
+              <w:bottom w:w="80" w:type="dxa"/>
+              <w:left w:w="140" w:type="dxa"/>
+              <w:right w:w="140" w:type="dxa"/>
+            </w:tcMar>
           </w:tcPr>
           <w:p>
+            <w:pPr>
+              <w:spacing w:before="40" w:after="40" w:line="269" w:lineRule="auto"/>
+            </w:pPr>
             <w:r>
-              <w:t>Container Memory Guard</w:t>
+              <w:rPr>
+                <w:rFonts w:ascii="Calibri" w:hAnsi="Calibri"/>
+                <w:color w:val="222222"/>
+                <w:sz w:val="18"/>
+              </w:rPr>
+              <w:t>Google Sheets 429 Retry</w:t>
             </w:r>
           </w:p>
         </w:tc>
         <w:tc>
           <w:tcPr>
-            <w:tcW w:type="dxa" w:w="2160"/>
-            <w:shd w:val="clear" w:color="auto" w:fill="F2F2F2"/>
+            <w:tcW w:type="dxa" w:w="1584"/>
+            <w:shd w:fill="FFFFFF"/>
+            <w:tcMar>
+              <w:top w:w="80" w:type="dxa"/>
+              <w:bottom w:w="80" w:type="dxa"/>
+              <w:left w:w="140" w:type="dxa"/>
+              <w:right w:w="140" w:type="dxa"/>
+            </w:tcMar>
           </w:tcPr>
           <w:p>
+            <w:pPr>
+              <w:spacing w:before="40" w:after="40" w:line="269" w:lineRule="auto"/>
+            </w:pPr>
             <w:r>
+              <w:rPr>
+                <w:rFonts w:ascii="Calibri" w:hAnsi="Calibri"/>
+                <w:color w:val="222222"/>
+                <w:sz w:val="18"/>
+              </w:rPr>
+              <w:t>Database</w:t>
+            </w:r>
+          </w:p>
+        </w:tc>
+        <w:tc>
+          <w:tcPr>
+            <w:tcW w:type="dxa" w:w="3600"/>
+            <w:shd w:fill="FFFFFF"/>
+            <w:tcMar>
+              <w:top w:w="80" w:type="dxa"/>
+              <w:bottom w:w="80" w:type="dxa"/>
+              <w:left w:w="140" w:type="dxa"/>
+              <w:right w:w="140" w:type="dxa"/>
+            </w:tcMar>
+          </w:tcPr>
+          <w:p>
+            <w:pPr>
+              <w:spacing w:before="40" w:after="40" w:line="269" w:lineRule="auto"/>
+            </w:pPr>
+            <w:r>
+              <w:rPr>
+                <w:rFonts w:ascii="Calibri" w:hAnsi="Calibri"/>
+                <w:color w:val="222222"/>
+                <w:sz w:val="18"/>
+              </w:rPr>
+              <w:t>Exponential sleep backoff (2s, 4s, 8s) on Google Sheets 429 rate limit errors</w:t>
+            </w:r>
+          </w:p>
+        </w:tc>
+        <w:tc>
+          <w:tcPr>
+            <w:tcW w:type="dxa" w:w="2304"/>
+            <w:shd w:fill="FFFFFF"/>
+            <w:tcMar>
+              <w:top w:w="80" w:type="dxa"/>
+              <w:bottom w:w="80" w:type="dxa"/>
+              <w:left w:w="140" w:type="dxa"/>
+              <w:right w:w="140" w:type="dxa"/>
+            </w:tcMar>
+          </w:tcPr>
+          <w:p>
+            <w:pPr>
+              <w:spacing w:before="40" w:after="40" w:line="269" w:lineRule="auto"/>
+            </w:pPr>
+            <w:r>
+              <w:rPr>
+                <w:rFonts w:ascii="Calibri" w:hAnsi="Calibri"/>
+                <w:color w:val="222222"/>
+                <w:sz w:val="18"/>
+              </w:rPr>
+              <w:t>Prevents quota exhaustion crashes during rapid updates</w:t>
+            </w:r>
+          </w:p>
+        </w:tc>
+      </w:tr>
+      <w:tr>
+        <w:tc>
+          <w:tcPr>
+            <w:tcW w:type="dxa" w:w="2304"/>
+            <w:shd w:fill="F7F9FB"/>
+            <w:tcMar>
+              <w:top w:w="80" w:type="dxa"/>
+              <w:bottom w:w="80" w:type="dxa"/>
+              <w:left w:w="140" w:type="dxa"/>
+              <w:right w:w="140" w:type="dxa"/>
+            </w:tcMar>
+          </w:tcPr>
+          <w:p>
+            <w:pPr>
+              <w:spacing w:before="40" w:after="40" w:line="269" w:lineRule="auto"/>
+            </w:pPr>
+            <w:r>
+              <w:rPr>
+                <w:rFonts w:ascii="Calibri" w:hAnsi="Calibri"/>
+                <w:color w:val="222222"/>
+                <w:sz w:val="18"/>
+              </w:rPr>
+              <w:t>Memory Leak Guard</w:t>
+            </w:r>
+          </w:p>
+        </w:tc>
+        <w:tc>
+          <w:tcPr>
+            <w:tcW w:type="dxa" w:w="1584"/>
+            <w:shd w:fill="F7F9FB"/>
+            <w:tcMar>
+              <w:top w:w="80" w:type="dxa"/>
+              <w:bottom w:w="80" w:type="dxa"/>
+              <w:left w:w="140" w:type="dxa"/>
+              <w:right w:w="140" w:type="dxa"/>
+            </w:tcMar>
+          </w:tcPr>
+          <w:p>
+            <w:pPr>
+              <w:spacing w:before="40" w:after="40" w:line="269" w:lineRule="auto"/>
+            </w:pPr>
+            <w:r>
+              <w:rPr>
+                <w:rFonts w:ascii="Calibri" w:hAnsi="Calibri"/>
+                <w:color w:val="222222"/>
+                <w:sz w:val="18"/>
+              </w:rPr>
               <w:t>Runtime</w:t>
             </w:r>
           </w:p>
         </w:tc>
         <w:tc>
           <w:tcPr>
-            <w:tcW w:type="dxa" w:w="2160"/>
-            <w:shd w:val="clear" w:color="auto" w:fill="F2F2F2"/>
+            <w:tcW w:type="dxa" w:w="3600"/>
+            <w:shd w:fill="F7F9FB"/>
+            <w:tcMar>
+              <w:top w:w="80" w:type="dxa"/>
+              <w:bottom w:w="80" w:type="dxa"/>
+              <w:left w:w="140" w:type="dxa"/>
+              <w:right w:w="140" w:type="dxa"/>
+            </w:tcMar>
           </w:tcPr>
           <w:p>
+            <w:pPr>
+              <w:spacing w:before="40" w:after="40" w:line="269" w:lineRule="auto"/>
+            </w:pPr>
             <w:r>
-              <w:t>threads=False, TZ cache default, explicit gc.collect()</w:t>
+              <w:rPr>
+                <w:rFonts w:ascii="Calibri" w:hAnsi="Calibri"/>
+                <w:color w:val="222222"/>
+                <w:sz w:val="18"/>
+              </w:rPr>
+              <w:t>threads=False in yfinance, TZ cache defaults, explicit gc.collect()</w:t>
             </w:r>
           </w:p>
         </w:tc>
         <w:tc>
           <w:tcPr>
-            <w:tcW w:type="dxa" w:w="2160"/>
-            <w:shd w:val="clear" w:color="auto" w:fill="F2F2F2"/>
+            <w:tcW w:type="dxa" w:w="2304"/>
+            <w:shd w:fill="F7F9FB"/>
+            <w:tcMar>
+              <w:top w:w="80" w:type="dxa"/>
+              <w:bottom w:w="80" w:type="dxa"/>
+              <w:left w:w="140" w:type="dxa"/>
+              <w:right w:w="140" w:type="dxa"/>
+            </w:tcMar>
           </w:tcPr>
           <w:p>
+            <w:pPr>
+              <w:spacing w:before="40" w:after="40" w:line="269" w:lineRule="auto"/>
+            </w:pPr>
             <w:r>
-              <w:t>Prevents 512MB RAM container crashes</w:t>
+              <w:rPr>
+                <w:rFonts w:ascii="Calibri" w:hAnsi="Calibri"/>
+                <w:color w:val="222222"/>
+                <w:sz w:val="18"/>
+              </w:rPr>
+              <w:t>Prevents Render 512MB RAM container out-of-memory crashes</w:t>
+            </w:r>
+          </w:p>
+        </w:tc>
+      </w:tr>
+      <w:tr>
+        <w:tc>
+          <w:tcPr>
+            <w:tcW w:type="dxa" w:w="2304"/>
+            <w:shd w:fill="FFFFFF"/>
+            <w:tcMar>
+              <w:top w:w="80" w:type="dxa"/>
+              <w:bottom w:w="80" w:type="dxa"/>
+              <w:left w:w="140" w:type="dxa"/>
+              <w:right w:w="140" w:type="dxa"/>
+            </w:tcMar>
+          </w:tcPr>
+          <w:p>
+            <w:pPr>
+              <w:spacing w:before="40" w:after="40" w:line="269" w:lineRule="auto"/>
+            </w:pPr>
+            <w:r>
+              <w:rPr>
+                <w:rFonts w:ascii="Calibri" w:hAnsi="Calibri"/>
+                <w:color w:val="222222"/>
+                <w:sz w:val="18"/>
+              </w:rPr>
+              <w:t>Self-Healing Supervisor</w:t>
+            </w:r>
+          </w:p>
+        </w:tc>
+        <w:tc>
+          <w:tcPr>
+            <w:tcW w:type="dxa" w:w="1584"/>
+            <w:shd w:fill="FFFFFF"/>
+            <w:tcMar>
+              <w:top w:w="80" w:type="dxa"/>
+              <w:bottom w:w="80" w:type="dxa"/>
+              <w:left w:w="140" w:type="dxa"/>
+              <w:right w:w="140" w:type="dxa"/>
+            </w:tcMar>
+          </w:tcPr>
+          <w:p>
+            <w:pPr>
+              <w:spacing w:before="40" w:after="40" w:line="269" w:lineRule="auto"/>
+            </w:pPr>
+            <w:r>
+              <w:rPr>
+                <w:rFonts w:ascii="Calibri" w:hAnsi="Calibri"/>
+                <w:color w:val="222222"/>
+                <w:sz w:val="18"/>
+              </w:rPr>
+              <w:t>Process / Cloud</w:t>
+            </w:r>
+          </w:p>
+        </w:tc>
+        <w:tc>
+          <w:tcPr>
+            <w:tcW w:type="dxa" w:w="3600"/>
+            <w:shd w:fill="FFFFFF"/>
+            <w:tcMar>
+              <w:top w:w="80" w:type="dxa"/>
+              <w:bottom w:w="80" w:type="dxa"/>
+              <w:left w:w="140" w:type="dxa"/>
+              <w:right w:w="140" w:type="dxa"/>
+            </w:tcMar>
+          </w:tcPr>
+          <w:p>
+            <w:pPr>
+              <w:spacing w:before="40" w:after="40" w:line="269" w:lineRule="auto"/>
+            </w:pPr>
+            <w:r>
+              <w:rPr>
+                <w:rFonts w:ascii="Calibri" w:hAnsi="Calibri"/>
+                <w:color w:val="222222"/>
+                <w:sz w:val="18"/>
+              </w:rPr>
+              <w:t>start.sh restart loop recovering from Telegram 409 conflict errors in 5s</w:t>
+            </w:r>
+          </w:p>
+        </w:tc>
+        <w:tc>
+          <w:tcPr>
+            <w:tcW w:type="dxa" w:w="2304"/>
+            <w:shd w:fill="FFFFFF"/>
+            <w:tcMar>
+              <w:top w:w="80" w:type="dxa"/>
+              <w:bottom w:w="80" w:type="dxa"/>
+              <w:left w:w="140" w:type="dxa"/>
+              <w:right w:w="140" w:type="dxa"/>
+            </w:tcMar>
+          </w:tcPr>
+          <w:p>
+            <w:pPr>
+              <w:spacing w:before="40" w:after="40" w:line="269" w:lineRule="auto"/>
+            </w:pPr>
+            <w:r>
+              <w:rPr>
+                <w:rFonts w:ascii="Calibri" w:hAnsi="Calibri"/>
+                <w:color w:val="222222"/>
+                <w:sz w:val="18"/>
+              </w:rPr>
+              <w:t>Guarantees zero-downtime rolling deploys and process recovery</w:t>
             </w:r>
           </w:p>
         </w:tc>
@@ -644,105 +2519,46 @@
     </w:tbl>
     <w:p>
       <w:pPr>
-        <w:pStyle w:val="Heading1"/>
+        <w:keepNext/>
+        <w:spacing w:before="320" w:after="120"/>
       </w:pPr>
       <w:r>
         <w:rPr>
-          <w:color w:val="1F4E79"/>
+          <w:rFonts w:ascii="Calibri" w:hAnsi="Calibri"/>
+          <w:b/>
+          <w:color w:val="1B365D"/>
+          <w:sz w:val="30"/>
         </w:rPr>
-        <w:t>4. 3-Year Quantitative Backtest Performance Scorecard</w:t>
-      </w:r>
-    </w:p>
-    <w:p>
-      <w:r>
-        <w:t>• Simulation Period: August 23, 2023 – September 1, 2026 (745 Trading Sessions across Nifty 50).</w:t>
-      </w:r>
-    </w:p>
-    <w:p>
-      <w:r>
-        <w:t>• Strategy Final Value: ₹13,56,216.40 (+35.62% Return | 10.60% CAGR) vs Nifty 50: ₹12,37,183.75 (+23.72% Return | 7.29% CAGR).</w:t>
-      </w:r>
-    </w:p>
-    <w:p>
-      <w:r>
-        <w:t>• Alpha / Outperformance: +11.90% excess return over buy-and-hold benchmark.</w:t>
-      </w:r>
-    </w:p>
-    <w:p>
-      <w:r>
-        <w:t>• Max Drawdown: -7.38% (vs Nifty 50 Index: -15.77% — cuts market risk in half!).</w:t>
-      </w:r>
-    </w:p>
-    <w:p>
-      <w:r>
-        <w:t>• Profit Factor: 1.53 (Gross Profit: ₹10,25,920 vs Gross Loss: ₹6,69,703).</w:t>
-      </w:r>
-    </w:p>
-    <w:p>
-      <w:r>
-        <w:t>• Win-to-Loss Asymmetry Ratio: 2.59x (Average Win: +₹16,547 / +4.90% vs Average Loss: -₹6,378 / -2.09%).</w:t>
-      </w:r>
-    </w:p>
-    <w:p>
-      <w:r>
-        <w:t>• Total Completed Trades: 167 trades (~55 trades/year | 9.3 days average holding period).</w:t>
+        <w:t>5. Google Sheets Relational Database Architecture</w:t>
       </w:r>
     </w:p>
     <w:p>
       <w:pPr>
-        <w:pStyle w:val="Heading1"/>
+        <w:spacing w:before="20" w:after="80" w:line="276" w:lineRule="auto"/>
       </w:pPr>
       <w:r>
         <w:rPr>
-          <w:color w:val="1F4E79"/>
+          <w:rFonts w:ascii="Calibri" w:hAnsi="Calibri"/>
+          <w:i w:val="0"/>
+          <w:color w:val="222222"/>
+          <w:sz w:val="20"/>
         </w:rPr>
-        <w:t>5. Interactive Telegram Menus &amp; Formatting Reference</w:t>
-      </w:r>
-    </w:p>
-    <w:p>
-      <w:r>
-        <w:t>• All scan reports and command responses display exact execution timestamps in Indian Standard Time (IST).</w:t>
-      </w:r>
-    </w:p>
-    <w:p>
-      <w:r>
-        <w:t>• All tickers display their official Company Name alongside the symbol (e.g. HCL Technologies Ltd. (HCLTECH)).</w:t>
-      </w:r>
-    </w:p>
-    <w:p>
-      <w:r>
-        <w:t>• /menu : Displays the interactive 4-button quick action hub.</w:t>
-      </w:r>
-    </w:p>
-    <w:p>
-      <w:r>
-        <w:t>• /scan : Runs immediate breakout scan and executes orders.</w:t>
-      </w:r>
-    </w:p>
-    <w:p>
-      <w:r>
-        <w:t>• /positions : Shows open positions with live Dhan/Yahoo prices and PnL.</w:t>
-      </w:r>
-    </w:p>
-    <w:p>
-      <w:r>
-        <w:t>• /history : Lists all closed trades with realized PnL (Rs) and PnL %.</w:t>
-      </w:r>
-    </w:p>
-    <w:p>
-      <w:r>
-        <w:t>• /summary : Displays total portfolio value, cash, and CAGR/XIRR returns.</w:t>
+        <w:t>The cloud database resides within Google Sheets under the workbook name 'NSE_Swing_Trading_Portfolio_1'. The schema consists of four relational worksheets:</w:t>
       </w:r>
     </w:p>
     <w:p>
       <w:pPr>
-        <w:pStyle w:val="Heading1"/>
+        <w:keepNext/>
+        <w:spacing w:before="240" w:after="80"/>
       </w:pPr>
       <w:r>
         <w:rPr>
-          <w:color w:val="1F4E79"/>
+          <w:rFonts w:ascii="Calibri" w:hAnsi="Calibri"/>
+          <w:b/>
+          <w:color w:val="2E5B88"/>
+          <w:sz w:val="24"/>
         </w:rPr>
-        <w:t>6. Credentials Catalog</w:t>
+        <w:t>Worksheet 1: 'Holdings' (14 Relational Columns)</w:t>
       </w:r>
     </w:p>
     <w:tbl>
@@ -750,55 +2566,1672 @@
         <w:tblW w:type="auto" w:w="0"/>
         <w:jc w:val="center"/>
         <w:tblLook w:firstColumn="1" w:firstRow="1" w:lastColumn="0" w:lastRow="0" w:noHBand="0" w:noVBand="1" w:val="04A0"/>
+        <w:tblBorders>
+          <w:top w:val="single" w:sz="4" w:space="0" w:color="D3D3D3"/>
+          <w:bottom w:val="single" w:sz="4" w:space="0" w:color="D3D3D3"/>
+          <w:insideH w:val="single" w:sz="4" w:space="0" w:color="D3D3D3"/>
+          <w:insideV w:val="none"/>
+          <w:left w:val="none"/>
+          <w:right w:val="none"/>
+        </w:tblBorders>
       </w:tblPr>
       <w:tblGrid>
-        <w:gridCol w:w="2880"/>
-        <w:gridCol w:w="2880"/>
-        <w:gridCol w:w="2880"/>
+        <w:gridCol w:w="2484"/>
+        <w:gridCol w:w="2484"/>
+        <w:gridCol w:w="2484"/>
+        <w:gridCol w:w="2484"/>
       </w:tblGrid>
       <w:tr>
+        <w:trPr>
+          <w:tblHeader/>
+        </w:trPr>
         <w:tc>
           <w:tcPr>
-            <w:tcW w:type="dxa" w:w="2880"/>
-            <w:shd w:val="clear" w:color="auto" w:fill="1F4E79"/>
+            <w:tcW w:type="dxa" w:w="1152"/>
+            <w:shd w:fill="1B365D"/>
+            <w:tcMar>
+              <w:top w:w="120" w:type="dxa"/>
+              <w:bottom w:w="120" w:type="dxa"/>
+              <w:left w:w="140" w:type="dxa"/>
+              <w:right w:w="140" w:type="dxa"/>
+            </w:tcMar>
           </w:tcPr>
           <w:p>
+            <w:pPr>
+              <w:spacing w:before="40" w:after="40"/>
+            </w:pPr>
             <w:r>
               <w:rPr>
+                <w:rFonts w:ascii="Calibri" w:hAnsi="Calibri"/>
                 <w:b/>
                 <w:color w:val="FFFFFF"/>
+                <w:sz w:val="19"/>
               </w:rPr>
-              <w:t>Service / System</w:t>
+              <w:t>Col Index</w:t>
             </w:r>
           </w:p>
         </w:tc>
         <w:tc>
           <w:tcPr>
-            <w:tcW w:type="dxa" w:w="2880"/>
-            <w:shd w:val="clear" w:color="auto" w:fill="1F4E79"/>
+            <w:tcW w:type="dxa" w:w="2016"/>
+            <w:shd w:fill="1B365D"/>
+            <w:tcMar>
+              <w:top w:w="120" w:type="dxa"/>
+              <w:bottom w:w="120" w:type="dxa"/>
+              <w:left w:w="140" w:type="dxa"/>
+              <w:right w:w="140" w:type="dxa"/>
+            </w:tcMar>
           </w:tcPr>
           <w:p>
+            <w:pPr>
+              <w:spacing w:before="40" w:after="40"/>
+            </w:pPr>
             <w:r>
               <w:rPr>
+                <w:rFonts w:ascii="Calibri" w:hAnsi="Calibri"/>
                 <w:b/>
                 <w:color w:val="FFFFFF"/>
+                <w:sz w:val="19"/>
               </w:rPr>
-              <w:t>Environment Variable / Key</w:t>
+              <w:t>Header Name</w:t>
             </w:r>
           </w:p>
         </w:tc>
         <w:tc>
           <w:tcPr>
-            <w:tcW w:type="dxa" w:w="2880"/>
-            <w:shd w:val="clear" w:color="auto" w:fill="1F4E79"/>
+            <w:tcW w:type="dxa" w:w="2016"/>
+            <w:shd w:fill="1B365D"/>
+            <w:tcMar>
+              <w:top w:w="120" w:type="dxa"/>
+              <w:bottom w:w="120" w:type="dxa"/>
+              <w:left w:w="140" w:type="dxa"/>
+              <w:right w:w="140" w:type="dxa"/>
+            </w:tcMar>
           </w:tcPr>
           <w:p>
+            <w:pPr>
+              <w:spacing w:before="40" w:after="40"/>
+            </w:pPr>
             <w:r>
               <w:rPr>
+                <w:rFonts w:ascii="Calibri" w:hAnsi="Calibri"/>
                 <w:b/>
                 <w:color w:val="FFFFFF"/>
+                <w:sz w:val="19"/>
               </w:rPr>
-              <w:t>Description / Value</w:t>
+              <w:t>Data Type</w:t>
+            </w:r>
+          </w:p>
+        </w:tc>
+        <w:tc>
+          <w:tcPr>
+            <w:tcW w:type="dxa" w:w="4608"/>
+            <w:shd w:fill="1B365D"/>
+            <w:tcMar>
+              <w:top w:w="120" w:type="dxa"/>
+              <w:bottom w:w="120" w:type="dxa"/>
+              <w:left w:w="140" w:type="dxa"/>
+              <w:right w:w="140" w:type="dxa"/>
+            </w:tcMar>
+          </w:tcPr>
+          <w:p>
+            <w:pPr>
+              <w:spacing w:before="40" w:after="40"/>
+            </w:pPr>
+            <w:r>
+              <w:rPr>
+                <w:rFonts w:ascii="Calibri" w:hAnsi="Calibri"/>
+                <w:b/>
+                <w:color w:val="FFFFFF"/>
+                <w:sz w:val="19"/>
+              </w:rPr>
+              <w:t>Description &amp; Business Logic</w:t>
+            </w:r>
+          </w:p>
+        </w:tc>
+      </w:tr>
+      <w:tr>
+        <w:tc>
+          <w:tcPr>
+            <w:tcW w:type="dxa" w:w="1152"/>
+            <w:shd w:fill="F7F9FB"/>
+            <w:tcMar>
+              <w:top w:w="80" w:type="dxa"/>
+              <w:bottom w:w="80" w:type="dxa"/>
+              <w:left w:w="140" w:type="dxa"/>
+              <w:right w:w="140" w:type="dxa"/>
+            </w:tcMar>
+          </w:tcPr>
+          <w:p>
+            <w:pPr>
+              <w:spacing w:before="40" w:after="40" w:line="269" w:lineRule="auto"/>
+            </w:pPr>
+            <w:r>
+              <w:rPr>
+                <w:rFonts w:ascii="Calibri" w:hAnsi="Calibri"/>
+                <w:color w:val="222222"/>
+                <w:sz w:val="18"/>
+              </w:rPr>
+              <w:t>1</w:t>
+            </w:r>
+          </w:p>
+        </w:tc>
+        <w:tc>
+          <w:tcPr>
+            <w:tcW w:type="dxa" w:w="2016"/>
+            <w:shd w:fill="F7F9FB"/>
+            <w:tcMar>
+              <w:top w:w="80" w:type="dxa"/>
+              <w:bottom w:w="80" w:type="dxa"/>
+              <w:left w:w="140" w:type="dxa"/>
+              <w:right w:w="140" w:type="dxa"/>
+            </w:tcMar>
+          </w:tcPr>
+          <w:p>
+            <w:pPr>
+              <w:spacing w:before="40" w:after="40" w:line="269" w:lineRule="auto"/>
+            </w:pPr>
+            <w:r>
+              <w:rPr>
+                <w:rFonts w:ascii="Calibri" w:hAnsi="Calibri"/>
+                <w:color w:val="222222"/>
+                <w:sz w:val="18"/>
+              </w:rPr>
+              <w:t>Ticker</w:t>
+            </w:r>
+          </w:p>
+        </w:tc>
+        <w:tc>
+          <w:tcPr>
+            <w:tcW w:type="dxa" w:w="2016"/>
+            <w:shd w:fill="F7F9FB"/>
+            <w:tcMar>
+              <w:top w:w="80" w:type="dxa"/>
+              <w:bottom w:w="80" w:type="dxa"/>
+              <w:left w:w="140" w:type="dxa"/>
+              <w:right w:w="140" w:type="dxa"/>
+            </w:tcMar>
+          </w:tcPr>
+          <w:p>
+            <w:pPr>
+              <w:spacing w:before="40" w:after="40" w:line="269" w:lineRule="auto"/>
+            </w:pPr>
+            <w:r>
+              <w:rPr>
+                <w:rFonts w:ascii="Calibri" w:hAnsi="Calibri"/>
+                <w:color w:val="222222"/>
+                <w:sz w:val="18"/>
+              </w:rPr>
+              <w:t>String</w:t>
+            </w:r>
+          </w:p>
+        </w:tc>
+        <w:tc>
+          <w:tcPr>
+            <w:tcW w:type="dxa" w:w="4608"/>
+            <w:shd w:fill="F7F9FB"/>
+            <w:tcMar>
+              <w:top w:w="80" w:type="dxa"/>
+              <w:bottom w:w="80" w:type="dxa"/>
+              <w:left w:w="140" w:type="dxa"/>
+              <w:right w:w="140" w:type="dxa"/>
+            </w:tcMar>
+          </w:tcPr>
+          <w:p>
+            <w:pPr>
+              <w:spacing w:before="40" w:after="40" w:line="269" w:lineRule="auto"/>
+            </w:pPr>
+            <w:r>
+              <w:rPr>
+                <w:rFonts w:ascii="Calibri" w:hAnsi="Calibri"/>
+                <w:color w:val="222222"/>
+                <w:sz w:val="18"/>
+              </w:rPr>
+              <w:t>NSE ticker with .NS suffix (e.g. RELIANCE.NS, TCS.NS)</w:t>
+            </w:r>
+          </w:p>
+        </w:tc>
+      </w:tr>
+      <w:tr>
+        <w:tc>
+          <w:tcPr>
+            <w:tcW w:type="dxa" w:w="1152"/>
+            <w:shd w:fill="FFFFFF"/>
+            <w:tcMar>
+              <w:top w:w="80" w:type="dxa"/>
+              <w:bottom w:w="80" w:type="dxa"/>
+              <w:left w:w="140" w:type="dxa"/>
+              <w:right w:w="140" w:type="dxa"/>
+            </w:tcMar>
+          </w:tcPr>
+          <w:p>
+            <w:pPr>
+              <w:spacing w:before="40" w:after="40" w:line="269" w:lineRule="auto"/>
+            </w:pPr>
+            <w:r>
+              <w:rPr>
+                <w:rFonts w:ascii="Calibri" w:hAnsi="Calibri"/>
+                <w:color w:val="222222"/>
+                <w:sz w:val="18"/>
+              </w:rPr>
+              <w:t>2</w:t>
+            </w:r>
+          </w:p>
+        </w:tc>
+        <w:tc>
+          <w:tcPr>
+            <w:tcW w:type="dxa" w:w="2016"/>
+            <w:shd w:fill="FFFFFF"/>
+            <w:tcMar>
+              <w:top w:w="80" w:type="dxa"/>
+              <w:bottom w:w="80" w:type="dxa"/>
+              <w:left w:w="140" w:type="dxa"/>
+              <w:right w:w="140" w:type="dxa"/>
+            </w:tcMar>
+          </w:tcPr>
+          <w:p>
+            <w:pPr>
+              <w:spacing w:before="40" w:after="40" w:line="269" w:lineRule="auto"/>
+            </w:pPr>
+            <w:r>
+              <w:rPr>
+                <w:rFonts w:ascii="Calibri" w:hAnsi="Calibri"/>
+                <w:color w:val="222222"/>
+                <w:sz w:val="18"/>
+              </w:rPr>
+              <w:t>Entry Date</w:t>
+            </w:r>
+          </w:p>
+        </w:tc>
+        <w:tc>
+          <w:tcPr>
+            <w:tcW w:type="dxa" w:w="2016"/>
+            <w:shd w:fill="FFFFFF"/>
+            <w:tcMar>
+              <w:top w:w="80" w:type="dxa"/>
+              <w:bottom w:w="80" w:type="dxa"/>
+              <w:left w:w="140" w:type="dxa"/>
+              <w:right w:w="140" w:type="dxa"/>
+            </w:tcMar>
+          </w:tcPr>
+          <w:p>
+            <w:pPr>
+              <w:spacing w:before="40" w:after="40" w:line="269" w:lineRule="auto"/>
+            </w:pPr>
+            <w:r>
+              <w:rPr>
+                <w:rFonts w:ascii="Calibri" w:hAnsi="Calibri"/>
+                <w:color w:val="222222"/>
+                <w:sz w:val="18"/>
+              </w:rPr>
+              <w:t>Date (YYYY-MM-DD)</w:t>
+            </w:r>
+          </w:p>
+        </w:tc>
+        <w:tc>
+          <w:tcPr>
+            <w:tcW w:type="dxa" w:w="4608"/>
+            <w:shd w:fill="FFFFFF"/>
+            <w:tcMar>
+              <w:top w:w="80" w:type="dxa"/>
+              <w:bottom w:w="80" w:type="dxa"/>
+              <w:left w:w="140" w:type="dxa"/>
+              <w:right w:w="140" w:type="dxa"/>
+            </w:tcMar>
+          </w:tcPr>
+          <w:p>
+            <w:pPr>
+              <w:spacing w:before="40" w:after="40" w:line="269" w:lineRule="auto"/>
+            </w:pPr>
+            <w:r>
+              <w:rPr>
+                <w:rFonts w:ascii="Calibri" w:hAnsi="Calibri"/>
+                <w:color w:val="222222"/>
+                <w:sz w:val="18"/>
+              </w:rPr>
+              <w:t>Date when the breakout position was opened</w:t>
+            </w:r>
+          </w:p>
+        </w:tc>
+      </w:tr>
+      <w:tr>
+        <w:tc>
+          <w:tcPr>
+            <w:tcW w:type="dxa" w:w="1152"/>
+            <w:shd w:fill="F7F9FB"/>
+            <w:tcMar>
+              <w:top w:w="80" w:type="dxa"/>
+              <w:bottom w:w="80" w:type="dxa"/>
+              <w:left w:w="140" w:type="dxa"/>
+              <w:right w:w="140" w:type="dxa"/>
+            </w:tcMar>
+          </w:tcPr>
+          <w:p>
+            <w:pPr>
+              <w:spacing w:before="40" w:after="40" w:line="269" w:lineRule="auto"/>
+            </w:pPr>
+            <w:r>
+              <w:rPr>
+                <w:rFonts w:ascii="Calibri" w:hAnsi="Calibri"/>
+                <w:color w:val="222222"/>
+                <w:sz w:val="18"/>
+              </w:rPr>
+              <w:t>3</w:t>
+            </w:r>
+          </w:p>
+        </w:tc>
+        <w:tc>
+          <w:tcPr>
+            <w:tcW w:type="dxa" w:w="2016"/>
+            <w:shd w:fill="F7F9FB"/>
+            <w:tcMar>
+              <w:top w:w="80" w:type="dxa"/>
+              <w:bottom w:w="80" w:type="dxa"/>
+              <w:left w:w="140" w:type="dxa"/>
+              <w:right w:w="140" w:type="dxa"/>
+            </w:tcMar>
+          </w:tcPr>
+          <w:p>
+            <w:pPr>
+              <w:spacing w:before="40" w:after="40" w:line="269" w:lineRule="auto"/>
+            </w:pPr>
+            <w:r>
+              <w:rPr>
+                <w:rFonts w:ascii="Calibri" w:hAnsi="Calibri"/>
+                <w:color w:val="222222"/>
+                <w:sz w:val="18"/>
+              </w:rPr>
+              <w:t>Entry Price</w:t>
+            </w:r>
+          </w:p>
+        </w:tc>
+        <w:tc>
+          <w:tcPr>
+            <w:tcW w:type="dxa" w:w="2016"/>
+            <w:shd w:fill="F7F9FB"/>
+            <w:tcMar>
+              <w:top w:w="80" w:type="dxa"/>
+              <w:bottom w:w="80" w:type="dxa"/>
+              <w:left w:w="140" w:type="dxa"/>
+              <w:right w:w="140" w:type="dxa"/>
+            </w:tcMar>
+          </w:tcPr>
+          <w:p>
+            <w:pPr>
+              <w:spacing w:before="40" w:after="40" w:line="269" w:lineRule="auto"/>
+            </w:pPr>
+            <w:r>
+              <w:rPr>
+                <w:rFonts w:ascii="Calibri" w:hAnsi="Calibri"/>
+                <w:color w:val="222222"/>
+                <w:sz w:val="18"/>
+              </w:rPr>
+              <w:t>Float</w:t>
+            </w:r>
+          </w:p>
+        </w:tc>
+        <w:tc>
+          <w:tcPr>
+            <w:tcW w:type="dxa" w:w="4608"/>
+            <w:shd w:fill="F7F9FB"/>
+            <w:tcMar>
+              <w:top w:w="80" w:type="dxa"/>
+              <w:bottom w:w="80" w:type="dxa"/>
+              <w:left w:w="140" w:type="dxa"/>
+              <w:right w:w="140" w:type="dxa"/>
+            </w:tcMar>
+          </w:tcPr>
+          <w:p>
+            <w:pPr>
+              <w:spacing w:before="40" w:after="40" w:line="269" w:lineRule="auto"/>
+            </w:pPr>
+            <w:r>
+              <w:rPr>
+                <w:rFonts w:ascii="Calibri" w:hAnsi="Calibri"/>
+                <w:color w:val="222222"/>
+                <w:sz w:val="18"/>
+              </w:rPr>
+              <w:t>Execution price at time of purchase</w:t>
+            </w:r>
+          </w:p>
+        </w:tc>
+      </w:tr>
+      <w:tr>
+        <w:tc>
+          <w:tcPr>
+            <w:tcW w:type="dxa" w:w="1152"/>
+            <w:shd w:fill="FFFFFF"/>
+            <w:tcMar>
+              <w:top w:w="80" w:type="dxa"/>
+              <w:bottom w:w="80" w:type="dxa"/>
+              <w:left w:w="140" w:type="dxa"/>
+              <w:right w:w="140" w:type="dxa"/>
+            </w:tcMar>
+          </w:tcPr>
+          <w:p>
+            <w:pPr>
+              <w:spacing w:before="40" w:after="40" w:line="269" w:lineRule="auto"/>
+            </w:pPr>
+            <w:r>
+              <w:rPr>
+                <w:rFonts w:ascii="Calibri" w:hAnsi="Calibri"/>
+                <w:color w:val="222222"/>
+                <w:sz w:val="18"/>
+              </w:rPr>
+              <w:t>4</w:t>
+            </w:r>
+          </w:p>
+        </w:tc>
+        <w:tc>
+          <w:tcPr>
+            <w:tcW w:type="dxa" w:w="2016"/>
+            <w:shd w:fill="FFFFFF"/>
+            <w:tcMar>
+              <w:top w:w="80" w:type="dxa"/>
+              <w:bottom w:w="80" w:type="dxa"/>
+              <w:left w:w="140" w:type="dxa"/>
+              <w:right w:w="140" w:type="dxa"/>
+            </w:tcMar>
+          </w:tcPr>
+          <w:p>
+            <w:pPr>
+              <w:spacing w:before="40" w:after="40" w:line="269" w:lineRule="auto"/>
+            </w:pPr>
+            <w:r>
+              <w:rPr>
+                <w:rFonts w:ascii="Calibri" w:hAnsi="Calibri"/>
+                <w:color w:val="222222"/>
+                <w:sz w:val="18"/>
+              </w:rPr>
+              <w:t>Quantity</w:t>
+            </w:r>
+          </w:p>
+        </w:tc>
+        <w:tc>
+          <w:tcPr>
+            <w:tcW w:type="dxa" w:w="2016"/>
+            <w:shd w:fill="FFFFFF"/>
+            <w:tcMar>
+              <w:top w:w="80" w:type="dxa"/>
+              <w:bottom w:w="80" w:type="dxa"/>
+              <w:left w:w="140" w:type="dxa"/>
+              <w:right w:w="140" w:type="dxa"/>
+            </w:tcMar>
+          </w:tcPr>
+          <w:p>
+            <w:pPr>
+              <w:spacing w:before="40" w:after="40" w:line="269" w:lineRule="auto"/>
+            </w:pPr>
+            <w:r>
+              <w:rPr>
+                <w:rFonts w:ascii="Calibri" w:hAnsi="Calibri"/>
+                <w:color w:val="222222"/>
+                <w:sz w:val="18"/>
+              </w:rPr>
+              <w:t>Integer</w:t>
+            </w:r>
+          </w:p>
+        </w:tc>
+        <w:tc>
+          <w:tcPr>
+            <w:tcW w:type="dxa" w:w="4608"/>
+            <w:shd w:fill="FFFFFF"/>
+            <w:tcMar>
+              <w:top w:w="80" w:type="dxa"/>
+              <w:bottom w:w="80" w:type="dxa"/>
+              <w:left w:w="140" w:type="dxa"/>
+              <w:right w:w="140" w:type="dxa"/>
+            </w:tcMar>
+          </w:tcPr>
+          <w:p>
+            <w:pPr>
+              <w:spacing w:before="40" w:after="40" w:line="269" w:lineRule="auto"/>
+            </w:pPr>
+            <w:r>
+              <w:rPr>
+                <w:rFonts w:ascii="Calibri" w:hAnsi="Calibri"/>
+                <w:color w:val="222222"/>
+                <w:sz w:val="18"/>
+              </w:rPr>
+              <w:t>Number of shares allocated based on risk formula</w:t>
+            </w:r>
+          </w:p>
+        </w:tc>
+      </w:tr>
+      <w:tr>
+        <w:tc>
+          <w:tcPr>
+            <w:tcW w:type="dxa" w:w="1152"/>
+            <w:shd w:fill="F7F9FB"/>
+            <w:tcMar>
+              <w:top w:w="80" w:type="dxa"/>
+              <w:bottom w:w="80" w:type="dxa"/>
+              <w:left w:w="140" w:type="dxa"/>
+              <w:right w:w="140" w:type="dxa"/>
+            </w:tcMar>
+          </w:tcPr>
+          <w:p>
+            <w:pPr>
+              <w:spacing w:before="40" w:after="40" w:line="269" w:lineRule="auto"/>
+            </w:pPr>
+            <w:r>
+              <w:rPr>
+                <w:rFonts w:ascii="Calibri" w:hAnsi="Calibri"/>
+                <w:color w:val="222222"/>
+                <w:sz w:val="18"/>
+              </w:rPr>
+              <w:t>5</w:t>
+            </w:r>
+          </w:p>
+        </w:tc>
+        <w:tc>
+          <w:tcPr>
+            <w:tcW w:type="dxa" w:w="2016"/>
+            <w:shd w:fill="F7F9FB"/>
+            <w:tcMar>
+              <w:top w:w="80" w:type="dxa"/>
+              <w:bottom w:w="80" w:type="dxa"/>
+              <w:left w:w="140" w:type="dxa"/>
+              <w:right w:w="140" w:type="dxa"/>
+            </w:tcMar>
+          </w:tcPr>
+          <w:p>
+            <w:pPr>
+              <w:spacing w:before="40" w:after="40" w:line="269" w:lineRule="auto"/>
+            </w:pPr>
+            <w:r>
+              <w:rPr>
+                <w:rFonts w:ascii="Calibri" w:hAnsi="Calibri"/>
+                <w:color w:val="222222"/>
+                <w:sz w:val="18"/>
+              </w:rPr>
+              <w:t>Entry Value</w:t>
+            </w:r>
+          </w:p>
+        </w:tc>
+        <w:tc>
+          <w:tcPr>
+            <w:tcW w:type="dxa" w:w="2016"/>
+            <w:shd w:fill="F7F9FB"/>
+            <w:tcMar>
+              <w:top w:w="80" w:type="dxa"/>
+              <w:bottom w:w="80" w:type="dxa"/>
+              <w:left w:w="140" w:type="dxa"/>
+              <w:right w:w="140" w:type="dxa"/>
+            </w:tcMar>
+          </w:tcPr>
+          <w:p>
+            <w:pPr>
+              <w:spacing w:before="40" w:after="40" w:line="269" w:lineRule="auto"/>
+            </w:pPr>
+            <w:r>
+              <w:rPr>
+                <w:rFonts w:ascii="Calibri" w:hAnsi="Calibri"/>
+                <w:color w:val="222222"/>
+                <w:sz w:val="18"/>
+              </w:rPr>
+              <w:t>Float</w:t>
+            </w:r>
+          </w:p>
+        </w:tc>
+        <w:tc>
+          <w:tcPr>
+            <w:tcW w:type="dxa" w:w="4608"/>
+            <w:shd w:fill="F7F9FB"/>
+            <w:tcMar>
+              <w:top w:w="80" w:type="dxa"/>
+              <w:bottom w:w="80" w:type="dxa"/>
+              <w:left w:w="140" w:type="dxa"/>
+              <w:right w:w="140" w:type="dxa"/>
+            </w:tcMar>
+          </w:tcPr>
+          <w:p>
+            <w:pPr>
+              <w:spacing w:before="40" w:after="40" w:line="269" w:lineRule="auto"/>
+            </w:pPr>
+            <w:r>
+              <w:rPr>
+                <w:rFonts w:ascii="Calibri" w:hAnsi="Calibri"/>
+                <w:color w:val="222222"/>
+                <w:sz w:val="18"/>
+              </w:rPr>
+              <w:t>Quantity * Entry Price</w:t>
+            </w:r>
+          </w:p>
+        </w:tc>
+      </w:tr>
+      <w:tr>
+        <w:tc>
+          <w:tcPr>
+            <w:tcW w:type="dxa" w:w="1152"/>
+            <w:shd w:fill="FFFFFF"/>
+            <w:tcMar>
+              <w:top w:w="80" w:type="dxa"/>
+              <w:bottom w:w="80" w:type="dxa"/>
+              <w:left w:w="140" w:type="dxa"/>
+              <w:right w:w="140" w:type="dxa"/>
+            </w:tcMar>
+          </w:tcPr>
+          <w:p>
+            <w:pPr>
+              <w:spacing w:before="40" w:after="40" w:line="269" w:lineRule="auto"/>
+            </w:pPr>
+            <w:r>
+              <w:rPr>
+                <w:rFonts w:ascii="Calibri" w:hAnsi="Calibri"/>
+                <w:color w:val="222222"/>
+                <w:sz w:val="18"/>
+              </w:rPr>
+              <w:t>6</w:t>
+            </w:r>
+          </w:p>
+        </w:tc>
+        <w:tc>
+          <w:tcPr>
+            <w:tcW w:type="dxa" w:w="2016"/>
+            <w:shd w:fill="FFFFFF"/>
+            <w:tcMar>
+              <w:top w:w="80" w:type="dxa"/>
+              <w:bottom w:w="80" w:type="dxa"/>
+              <w:left w:w="140" w:type="dxa"/>
+              <w:right w:w="140" w:type="dxa"/>
+            </w:tcMar>
+          </w:tcPr>
+          <w:p>
+            <w:pPr>
+              <w:spacing w:before="40" w:after="40" w:line="269" w:lineRule="auto"/>
+            </w:pPr>
+            <w:r>
+              <w:rPr>
+                <w:rFonts w:ascii="Calibri" w:hAnsi="Calibri"/>
+                <w:color w:val="222222"/>
+                <w:sz w:val="18"/>
+              </w:rPr>
+              <w:t>Initial SL</w:t>
+            </w:r>
+          </w:p>
+        </w:tc>
+        <w:tc>
+          <w:tcPr>
+            <w:tcW w:type="dxa" w:w="2016"/>
+            <w:shd w:fill="FFFFFF"/>
+            <w:tcMar>
+              <w:top w:w="80" w:type="dxa"/>
+              <w:bottom w:w="80" w:type="dxa"/>
+              <w:left w:w="140" w:type="dxa"/>
+              <w:right w:w="140" w:type="dxa"/>
+            </w:tcMar>
+          </w:tcPr>
+          <w:p>
+            <w:pPr>
+              <w:spacing w:before="40" w:after="40" w:line="269" w:lineRule="auto"/>
+            </w:pPr>
+            <w:r>
+              <w:rPr>
+                <w:rFonts w:ascii="Calibri" w:hAnsi="Calibri"/>
+                <w:color w:val="222222"/>
+                <w:sz w:val="18"/>
+              </w:rPr>
+              <w:t>Float</w:t>
+            </w:r>
+          </w:p>
+        </w:tc>
+        <w:tc>
+          <w:tcPr>
+            <w:tcW w:type="dxa" w:w="4608"/>
+            <w:shd w:fill="FFFFFF"/>
+            <w:tcMar>
+              <w:top w:w="80" w:type="dxa"/>
+              <w:bottom w:w="80" w:type="dxa"/>
+              <w:left w:w="140" w:type="dxa"/>
+              <w:right w:w="140" w:type="dxa"/>
+            </w:tcMar>
+          </w:tcPr>
+          <w:p>
+            <w:pPr>
+              <w:spacing w:before="40" w:after="40" w:line="269" w:lineRule="auto"/>
+            </w:pPr>
+            <w:r>
+              <w:rPr>
+                <w:rFonts w:ascii="Calibri" w:hAnsi="Calibri"/>
+                <w:color w:val="222222"/>
+                <w:sz w:val="18"/>
+              </w:rPr>
+              <w:t>Stop loss calculated at entry (20 SMA for P1, 2x ATR for P2)</w:t>
+            </w:r>
+          </w:p>
+        </w:tc>
+      </w:tr>
+      <w:tr>
+        <w:tc>
+          <w:tcPr>
+            <w:tcW w:type="dxa" w:w="1152"/>
+            <w:shd w:fill="F7F9FB"/>
+            <w:tcMar>
+              <w:top w:w="80" w:type="dxa"/>
+              <w:bottom w:w="80" w:type="dxa"/>
+              <w:left w:w="140" w:type="dxa"/>
+              <w:right w:w="140" w:type="dxa"/>
+            </w:tcMar>
+          </w:tcPr>
+          <w:p>
+            <w:pPr>
+              <w:spacing w:before="40" w:after="40" w:line="269" w:lineRule="auto"/>
+            </w:pPr>
+            <w:r>
+              <w:rPr>
+                <w:rFonts w:ascii="Calibri" w:hAnsi="Calibri"/>
+                <w:color w:val="222222"/>
+                <w:sz w:val="18"/>
+              </w:rPr>
+              <w:t>7</w:t>
+            </w:r>
+          </w:p>
+        </w:tc>
+        <w:tc>
+          <w:tcPr>
+            <w:tcW w:type="dxa" w:w="2016"/>
+            <w:shd w:fill="F7F9FB"/>
+            <w:tcMar>
+              <w:top w:w="80" w:type="dxa"/>
+              <w:bottom w:w="80" w:type="dxa"/>
+              <w:left w:w="140" w:type="dxa"/>
+              <w:right w:w="140" w:type="dxa"/>
+            </w:tcMar>
+          </w:tcPr>
+          <w:p>
+            <w:pPr>
+              <w:spacing w:before="40" w:after="40" w:line="269" w:lineRule="auto"/>
+            </w:pPr>
+            <w:r>
+              <w:rPr>
+                <w:rFonts w:ascii="Calibri" w:hAnsi="Calibri"/>
+                <w:color w:val="222222"/>
+                <w:sz w:val="18"/>
+              </w:rPr>
+              <w:t>Current SL</w:t>
+            </w:r>
+          </w:p>
+        </w:tc>
+        <w:tc>
+          <w:tcPr>
+            <w:tcW w:type="dxa" w:w="2016"/>
+            <w:shd w:fill="F7F9FB"/>
+            <w:tcMar>
+              <w:top w:w="80" w:type="dxa"/>
+              <w:bottom w:w="80" w:type="dxa"/>
+              <w:left w:w="140" w:type="dxa"/>
+              <w:right w:w="140" w:type="dxa"/>
+            </w:tcMar>
+          </w:tcPr>
+          <w:p>
+            <w:pPr>
+              <w:spacing w:before="40" w:after="40" w:line="269" w:lineRule="auto"/>
+            </w:pPr>
+            <w:r>
+              <w:rPr>
+                <w:rFonts w:ascii="Calibri" w:hAnsi="Calibri"/>
+                <w:color w:val="222222"/>
+                <w:sz w:val="18"/>
+              </w:rPr>
+              <w:t>Float</w:t>
+            </w:r>
+          </w:p>
+        </w:tc>
+        <w:tc>
+          <w:tcPr>
+            <w:tcW w:type="dxa" w:w="4608"/>
+            <w:shd w:fill="F7F9FB"/>
+            <w:tcMar>
+              <w:top w:w="80" w:type="dxa"/>
+              <w:bottom w:w="80" w:type="dxa"/>
+              <w:left w:w="140" w:type="dxa"/>
+              <w:right w:w="140" w:type="dxa"/>
+            </w:tcMar>
+          </w:tcPr>
+          <w:p>
+            <w:pPr>
+              <w:spacing w:before="40" w:after="40" w:line="269" w:lineRule="auto"/>
+            </w:pPr>
+            <w:r>
+              <w:rPr>
+                <w:rFonts w:ascii="Calibri" w:hAnsi="Calibri"/>
+                <w:color w:val="222222"/>
+                <w:sz w:val="18"/>
+              </w:rPr>
+              <w:t>Trailing stop loss (ratcheted upward to 20 EMA)</w:t>
+            </w:r>
+          </w:p>
+        </w:tc>
+      </w:tr>
+      <w:tr>
+        <w:tc>
+          <w:tcPr>
+            <w:tcW w:type="dxa" w:w="1152"/>
+            <w:shd w:fill="FFFFFF"/>
+            <w:tcMar>
+              <w:top w:w="80" w:type="dxa"/>
+              <w:bottom w:w="80" w:type="dxa"/>
+              <w:left w:w="140" w:type="dxa"/>
+              <w:right w:w="140" w:type="dxa"/>
+            </w:tcMar>
+          </w:tcPr>
+          <w:p>
+            <w:pPr>
+              <w:spacing w:before="40" w:after="40" w:line="269" w:lineRule="auto"/>
+            </w:pPr>
+            <w:r>
+              <w:rPr>
+                <w:rFonts w:ascii="Calibri" w:hAnsi="Calibri"/>
+                <w:color w:val="222222"/>
+                <w:sz w:val="18"/>
+              </w:rPr>
+              <w:t>8</w:t>
+            </w:r>
+          </w:p>
+        </w:tc>
+        <w:tc>
+          <w:tcPr>
+            <w:tcW w:type="dxa" w:w="2016"/>
+            <w:shd w:fill="FFFFFF"/>
+            <w:tcMar>
+              <w:top w:w="80" w:type="dxa"/>
+              <w:bottom w:w="80" w:type="dxa"/>
+              <w:left w:w="140" w:type="dxa"/>
+              <w:right w:w="140" w:type="dxa"/>
+            </w:tcMar>
+          </w:tcPr>
+          <w:p>
+            <w:pPr>
+              <w:spacing w:before="40" w:after="40" w:line="269" w:lineRule="auto"/>
+            </w:pPr>
+            <w:r>
+              <w:rPr>
+                <w:rFonts w:ascii="Calibri" w:hAnsi="Calibri"/>
+                <w:color w:val="222222"/>
+                <w:sz w:val="18"/>
+              </w:rPr>
+              <w:t>Target</w:t>
+            </w:r>
+          </w:p>
+        </w:tc>
+        <w:tc>
+          <w:tcPr>
+            <w:tcW w:type="dxa" w:w="2016"/>
+            <w:shd w:fill="FFFFFF"/>
+            <w:tcMar>
+              <w:top w:w="80" w:type="dxa"/>
+              <w:bottom w:w="80" w:type="dxa"/>
+              <w:left w:w="140" w:type="dxa"/>
+              <w:right w:w="140" w:type="dxa"/>
+            </w:tcMar>
+          </w:tcPr>
+          <w:p>
+            <w:pPr>
+              <w:spacing w:before="40" w:after="40" w:line="269" w:lineRule="auto"/>
+            </w:pPr>
+            <w:r>
+              <w:rPr>
+                <w:rFonts w:ascii="Calibri" w:hAnsi="Calibri"/>
+                <w:color w:val="222222"/>
+                <w:sz w:val="18"/>
+              </w:rPr>
+              <w:t>Float</w:t>
+            </w:r>
+          </w:p>
+        </w:tc>
+        <w:tc>
+          <w:tcPr>
+            <w:tcW w:type="dxa" w:w="4608"/>
+            <w:shd w:fill="FFFFFF"/>
+            <w:tcMar>
+              <w:top w:w="80" w:type="dxa"/>
+              <w:bottom w:w="80" w:type="dxa"/>
+              <w:left w:w="140" w:type="dxa"/>
+              <w:right w:w="140" w:type="dxa"/>
+            </w:tcMar>
+          </w:tcPr>
+          <w:p>
+            <w:pPr>
+              <w:spacing w:before="40" w:after="40" w:line="269" w:lineRule="auto"/>
+            </w:pPr>
+            <w:r>
+              <w:rPr>
+                <w:rFonts w:ascii="Calibri" w:hAnsi="Calibri"/>
+                <w:color w:val="222222"/>
+                <w:sz w:val="18"/>
+              </w:rPr>
+              <w:t>Profit target based on 1:2 Risk-to-Reward ratio</w:t>
+            </w:r>
+          </w:p>
+        </w:tc>
+      </w:tr>
+      <w:tr>
+        <w:tc>
+          <w:tcPr>
+            <w:tcW w:type="dxa" w:w="1152"/>
+            <w:shd w:fill="F7F9FB"/>
+            <w:tcMar>
+              <w:top w:w="80" w:type="dxa"/>
+              <w:bottom w:w="80" w:type="dxa"/>
+              <w:left w:w="140" w:type="dxa"/>
+              <w:right w:w="140" w:type="dxa"/>
+            </w:tcMar>
+          </w:tcPr>
+          <w:p>
+            <w:pPr>
+              <w:spacing w:before="40" w:after="40" w:line="269" w:lineRule="auto"/>
+            </w:pPr>
+            <w:r>
+              <w:rPr>
+                <w:rFonts w:ascii="Calibri" w:hAnsi="Calibri"/>
+                <w:color w:val="222222"/>
+                <w:sz w:val="18"/>
+              </w:rPr>
+              <w:t>9</w:t>
+            </w:r>
+          </w:p>
+        </w:tc>
+        <w:tc>
+          <w:tcPr>
+            <w:tcW w:type="dxa" w:w="2016"/>
+            <w:shd w:fill="F7F9FB"/>
+            <w:tcMar>
+              <w:top w:w="80" w:type="dxa"/>
+              <w:bottom w:w="80" w:type="dxa"/>
+              <w:left w:w="140" w:type="dxa"/>
+              <w:right w:w="140" w:type="dxa"/>
+            </w:tcMar>
+          </w:tcPr>
+          <w:p>
+            <w:pPr>
+              <w:spacing w:before="40" w:after="40" w:line="269" w:lineRule="auto"/>
+            </w:pPr>
+            <w:r>
+              <w:rPr>
+                <w:rFonts w:ascii="Calibri" w:hAnsi="Calibri"/>
+                <w:color w:val="222222"/>
+                <w:sz w:val="18"/>
+              </w:rPr>
+              <w:t>Status</w:t>
+            </w:r>
+          </w:p>
+        </w:tc>
+        <w:tc>
+          <w:tcPr>
+            <w:tcW w:type="dxa" w:w="2016"/>
+            <w:shd w:fill="F7F9FB"/>
+            <w:tcMar>
+              <w:top w:w="80" w:type="dxa"/>
+              <w:bottom w:w="80" w:type="dxa"/>
+              <w:left w:w="140" w:type="dxa"/>
+              <w:right w:w="140" w:type="dxa"/>
+            </w:tcMar>
+          </w:tcPr>
+          <w:p>
+            <w:pPr>
+              <w:spacing w:before="40" w:after="40" w:line="269" w:lineRule="auto"/>
+            </w:pPr>
+            <w:r>
+              <w:rPr>
+                <w:rFonts w:ascii="Calibri" w:hAnsi="Calibri"/>
+                <w:color w:val="222222"/>
+                <w:sz w:val="18"/>
+              </w:rPr>
+              <w:t>String</w:t>
+            </w:r>
+          </w:p>
+        </w:tc>
+        <w:tc>
+          <w:tcPr>
+            <w:tcW w:type="dxa" w:w="4608"/>
+            <w:shd w:fill="F7F9FB"/>
+            <w:tcMar>
+              <w:top w:w="80" w:type="dxa"/>
+              <w:bottom w:w="80" w:type="dxa"/>
+              <w:left w:w="140" w:type="dxa"/>
+              <w:right w:w="140" w:type="dxa"/>
+            </w:tcMar>
+          </w:tcPr>
+          <w:p>
+            <w:pPr>
+              <w:spacing w:before="40" w:after="40" w:line="269" w:lineRule="auto"/>
+            </w:pPr>
+            <w:r>
+              <w:rPr>
+                <w:rFonts w:ascii="Calibri" w:hAnsi="Calibri"/>
+                <w:color w:val="222222"/>
+                <w:sz w:val="18"/>
+              </w:rPr>
+              <w:t>Position state: OPEN or CLOSED</w:t>
+            </w:r>
+          </w:p>
+        </w:tc>
+      </w:tr>
+      <w:tr>
+        <w:tc>
+          <w:tcPr>
+            <w:tcW w:type="dxa" w:w="1152"/>
+            <w:shd w:fill="FFFFFF"/>
+            <w:tcMar>
+              <w:top w:w="80" w:type="dxa"/>
+              <w:bottom w:w="80" w:type="dxa"/>
+              <w:left w:w="140" w:type="dxa"/>
+              <w:right w:w="140" w:type="dxa"/>
+            </w:tcMar>
+          </w:tcPr>
+          <w:p>
+            <w:pPr>
+              <w:spacing w:before="40" w:after="40" w:line="269" w:lineRule="auto"/>
+            </w:pPr>
+            <w:r>
+              <w:rPr>
+                <w:rFonts w:ascii="Calibri" w:hAnsi="Calibri"/>
+                <w:color w:val="222222"/>
+                <w:sz w:val="18"/>
+              </w:rPr>
+              <w:t>10</w:t>
+            </w:r>
+          </w:p>
+        </w:tc>
+        <w:tc>
+          <w:tcPr>
+            <w:tcW w:type="dxa" w:w="2016"/>
+            <w:shd w:fill="FFFFFF"/>
+            <w:tcMar>
+              <w:top w:w="80" w:type="dxa"/>
+              <w:bottom w:w="80" w:type="dxa"/>
+              <w:left w:w="140" w:type="dxa"/>
+              <w:right w:w="140" w:type="dxa"/>
+            </w:tcMar>
+          </w:tcPr>
+          <w:p>
+            <w:pPr>
+              <w:spacing w:before="40" w:after="40" w:line="269" w:lineRule="auto"/>
+            </w:pPr>
+            <w:r>
+              <w:rPr>
+                <w:rFonts w:ascii="Calibri" w:hAnsi="Calibri"/>
+                <w:color w:val="222222"/>
+                <w:sz w:val="18"/>
+              </w:rPr>
+              <w:t>Exit Date</w:t>
+            </w:r>
+          </w:p>
+        </w:tc>
+        <w:tc>
+          <w:tcPr>
+            <w:tcW w:type="dxa" w:w="2016"/>
+            <w:shd w:fill="FFFFFF"/>
+            <w:tcMar>
+              <w:top w:w="80" w:type="dxa"/>
+              <w:bottom w:w="80" w:type="dxa"/>
+              <w:left w:w="140" w:type="dxa"/>
+              <w:right w:w="140" w:type="dxa"/>
+            </w:tcMar>
+          </w:tcPr>
+          <w:p>
+            <w:pPr>
+              <w:spacing w:before="40" w:after="40" w:line="269" w:lineRule="auto"/>
+            </w:pPr>
+            <w:r>
+              <w:rPr>
+                <w:rFonts w:ascii="Calibri" w:hAnsi="Calibri"/>
+                <w:color w:val="222222"/>
+                <w:sz w:val="18"/>
+              </w:rPr>
+              <w:t>Date (YYYY-MM-DD)</w:t>
+            </w:r>
+          </w:p>
+        </w:tc>
+        <w:tc>
+          <w:tcPr>
+            <w:tcW w:type="dxa" w:w="4608"/>
+            <w:shd w:fill="FFFFFF"/>
+            <w:tcMar>
+              <w:top w:w="80" w:type="dxa"/>
+              <w:bottom w:w="80" w:type="dxa"/>
+              <w:left w:w="140" w:type="dxa"/>
+              <w:right w:w="140" w:type="dxa"/>
+            </w:tcMar>
+          </w:tcPr>
+          <w:p>
+            <w:pPr>
+              <w:spacing w:before="40" w:after="40" w:line="269" w:lineRule="auto"/>
+            </w:pPr>
+            <w:r>
+              <w:rPr>
+                <w:rFonts w:ascii="Calibri" w:hAnsi="Calibri"/>
+                <w:color w:val="222222"/>
+                <w:sz w:val="18"/>
+              </w:rPr>
+              <w:t>Date when the position was closed (or blank if OPEN)</w:t>
+            </w:r>
+          </w:p>
+        </w:tc>
+      </w:tr>
+      <w:tr>
+        <w:tc>
+          <w:tcPr>
+            <w:tcW w:type="dxa" w:w="1152"/>
+            <w:shd w:fill="F7F9FB"/>
+            <w:tcMar>
+              <w:top w:w="80" w:type="dxa"/>
+              <w:bottom w:w="80" w:type="dxa"/>
+              <w:left w:w="140" w:type="dxa"/>
+              <w:right w:w="140" w:type="dxa"/>
+            </w:tcMar>
+          </w:tcPr>
+          <w:p>
+            <w:pPr>
+              <w:spacing w:before="40" w:after="40" w:line="269" w:lineRule="auto"/>
+            </w:pPr>
+            <w:r>
+              <w:rPr>
+                <w:rFonts w:ascii="Calibri" w:hAnsi="Calibri"/>
+                <w:color w:val="222222"/>
+                <w:sz w:val="18"/>
+              </w:rPr>
+              <w:t>11</w:t>
+            </w:r>
+          </w:p>
+        </w:tc>
+        <w:tc>
+          <w:tcPr>
+            <w:tcW w:type="dxa" w:w="2016"/>
+            <w:shd w:fill="F7F9FB"/>
+            <w:tcMar>
+              <w:top w:w="80" w:type="dxa"/>
+              <w:bottom w:w="80" w:type="dxa"/>
+              <w:left w:w="140" w:type="dxa"/>
+              <w:right w:w="140" w:type="dxa"/>
+            </w:tcMar>
+          </w:tcPr>
+          <w:p>
+            <w:pPr>
+              <w:spacing w:before="40" w:after="40" w:line="269" w:lineRule="auto"/>
+            </w:pPr>
+            <w:r>
+              <w:rPr>
+                <w:rFonts w:ascii="Calibri" w:hAnsi="Calibri"/>
+                <w:color w:val="222222"/>
+                <w:sz w:val="18"/>
+              </w:rPr>
+              <w:t>Exit Price</w:t>
+            </w:r>
+          </w:p>
+        </w:tc>
+        <w:tc>
+          <w:tcPr>
+            <w:tcW w:type="dxa" w:w="2016"/>
+            <w:shd w:fill="F7F9FB"/>
+            <w:tcMar>
+              <w:top w:w="80" w:type="dxa"/>
+              <w:bottom w:w="80" w:type="dxa"/>
+              <w:left w:w="140" w:type="dxa"/>
+              <w:right w:w="140" w:type="dxa"/>
+            </w:tcMar>
+          </w:tcPr>
+          <w:p>
+            <w:pPr>
+              <w:spacing w:before="40" w:after="40" w:line="269" w:lineRule="auto"/>
+            </w:pPr>
+            <w:r>
+              <w:rPr>
+                <w:rFonts w:ascii="Calibri" w:hAnsi="Calibri"/>
+                <w:color w:val="222222"/>
+                <w:sz w:val="18"/>
+              </w:rPr>
+              <w:t>Float</w:t>
+            </w:r>
+          </w:p>
+        </w:tc>
+        <w:tc>
+          <w:tcPr>
+            <w:tcW w:type="dxa" w:w="4608"/>
+            <w:shd w:fill="F7F9FB"/>
+            <w:tcMar>
+              <w:top w:w="80" w:type="dxa"/>
+              <w:bottom w:w="80" w:type="dxa"/>
+              <w:left w:w="140" w:type="dxa"/>
+              <w:right w:w="140" w:type="dxa"/>
+            </w:tcMar>
+          </w:tcPr>
+          <w:p>
+            <w:pPr>
+              <w:spacing w:before="40" w:after="40" w:line="269" w:lineRule="auto"/>
+            </w:pPr>
+            <w:r>
+              <w:rPr>
+                <w:rFonts w:ascii="Calibri" w:hAnsi="Calibri"/>
+                <w:color w:val="222222"/>
+                <w:sz w:val="18"/>
+              </w:rPr>
+              <w:t>Realized exit price from live feed or AMO execution</w:t>
+            </w:r>
+          </w:p>
+        </w:tc>
+      </w:tr>
+      <w:tr>
+        <w:tc>
+          <w:tcPr>
+            <w:tcW w:type="dxa" w:w="1152"/>
+            <w:shd w:fill="FFFFFF"/>
+            <w:tcMar>
+              <w:top w:w="80" w:type="dxa"/>
+              <w:bottom w:w="80" w:type="dxa"/>
+              <w:left w:w="140" w:type="dxa"/>
+              <w:right w:w="140" w:type="dxa"/>
+            </w:tcMar>
+          </w:tcPr>
+          <w:p>
+            <w:pPr>
+              <w:spacing w:before="40" w:after="40" w:line="269" w:lineRule="auto"/>
+            </w:pPr>
+            <w:r>
+              <w:rPr>
+                <w:rFonts w:ascii="Calibri" w:hAnsi="Calibri"/>
+                <w:color w:val="222222"/>
+                <w:sz w:val="18"/>
+              </w:rPr>
+              <w:t>12</w:t>
+            </w:r>
+          </w:p>
+        </w:tc>
+        <w:tc>
+          <w:tcPr>
+            <w:tcW w:type="dxa" w:w="2016"/>
+            <w:shd w:fill="FFFFFF"/>
+            <w:tcMar>
+              <w:top w:w="80" w:type="dxa"/>
+              <w:bottom w:w="80" w:type="dxa"/>
+              <w:left w:w="140" w:type="dxa"/>
+              <w:right w:w="140" w:type="dxa"/>
+            </w:tcMar>
+          </w:tcPr>
+          <w:p>
+            <w:pPr>
+              <w:spacing w:before="40" w:after="40" w:line="269" w:lineRule="auto"/>
+            </w:pPr>
+            <w:r>
+              <w:rPr>
+                <w:rFonts w:ascii="Calibri" w:hAnsi="Calibri"/>
+                <w:color w:val="222222"/>
+                <w:sz w:val="18"/>
+              </w:rPr>
+              <w:t>Exit Value</w:t>
+            </w:r>
+          </w:p>
+        </w:tc>
+        <w:tc>
+          <w:tcPr>
+            <w:tcW w:type="dxa" w:w="2016"/>
+            <w:shd w:fill="FFFFFF"/>
+            <w:tcMar>
+              <w:top w:w="80" w:type="dxa"/>
+              <w:bottom w:w="80" w:type="dxa"/>
+              <w:left w:w="140" w:type="dxa"/>
+              <w:right w:w="140" w:type="dxa"/>
+            </w:tcMar>
+          </w:tcPr>
+          <w:p>
+            <w:pPr>
+              <w:spacing w:before="40" w:after="40" w:line="269" w:lineRule="auto"/>
+            </w:pPr>
+            <w:r>
+              <w:rPr>
+                <w:rFonts w:ascii="Calibri" w:hAnsi="Calibri"/>
+                <w:color w:val="222222"/>
+                <w:sz w:val="18"/>
+              </w:rPr>
+              <w:t>Float</w:t>
+            </w:r>
+          </w:p>
+        </w:tc>
+        <w:tc>
+          <w:tcPr>
+            <w:tcW w:type="dxa" w:w="4608"/>
+            <w:shd w:fill="FFFFFF"/>
+            <w:tcMar>
+              <w:top w:w="80" w:type="dxa"/>
+              <w:bottom w:w="80" w:type="dxa"/>
+              <w:left w:w="140" w:type="dxa"/>
+              <w:right w:w="140" w:type="dxa"/>
+            </w:tcMar>
+          </w:tcPr>
+          <w:p>
+            <w:pPr>
+              <w:spacing w:before="40" w:after="40" w:line="269" w:lineRule="auto"/>
+            </w:pPr>
+            <w:r>
+              <w:rPr>
+                <w:rFonts w:ascii="Calibri" w:hAnsi="Calibri"/>
+                <w:color w:val="222222"/>
+                <w:sz w:val="18"/>
+              </w:rPr>
+              <w:t>Quantity * Exit Price</w:t>
+            </w:r>
+          </w:p>
+        </w:tc>
+      </w:tr>
+      <w:tr>
+        <w:tc>
+          <w:tcPr>
+            <w:tcW w:type="dxa" w:w="1152"/>
+            <w:shd w:fill="F7F9FB"/>
+            <w:tcMar>
+              <w:top w:w="80" w:type="dxa"/>
+              <w:bottom w:w="80" w:type="dxa"/>
+              <w:left w:w="140" w:type="dxa"/>
+              <w:right w:w="140" w:type="dxa"/>
+            </w:tcMar>
+          </w:tcPr>
+          <w:p>
+            <w:pPr>
+              <w:spacing w:before="40" w:after="40" w:line="269" w:lineRule="auto"/>
+            </w:pPr>
+            <w:r>
+              <w:rPr>
+                <w:rFonts w:ascii="Calibri" w:hAnsi="Calibri"/>
+                <w:color w:val="222222"/>
+                <w:sz w:val="18"/>
+              </w:rPr>
+              <w:t>13</w:t>
+            </w:r>
+          </w:p>
+        </w:tc>
+        <w:tc>
+          <w:tcPr>
+            <w:tcW w:type="dxa" w:w="2016"/>
+            <w:shd w:fill="F7F9FB"/>
+            <w:tcMar>
+              <w:top w:w="80" w:type="dxa"/>
+              <w:bottom w:w="80" w:type="dxa"/>
+              <w:left w:w="140" w:type="dxa"/>
+              <w:right w:w="140" w:type="dxa"/>
+            </w:tcMar>
+          </w:tcPr>
+          <w:p>
+            <w:pPr>
+              <w:spacing w:before="40" w:after="40" w:line="269" w:lineRule="auto"/>
+            </w:pPr>
+            <w:r>
+              <w:rPr>
+                <w:rFonts w:ascii="Calibri" w:hAnsi="Calibri"/>
+                <w:color w:val="222222"/>
+                <w:sz w:val="18"/>
+              </w:rPr>
+              <w:t>PnL</w:t>
+            </w:r>
+          </w:p>
+        </w:tc>
+        <w:tc>
+          <w:tcPr>
+            <w:tcW w:type="dxa" w:w="2016"/>
+            <w:shd w:fill="F7F9FB"/>
+            <w:tcMar>
+              <w:top w:w="80" w:type="dxa"/>
+              <w:bottom w:w="80" w:type="dxa"/>
+              <w:left w:w="140" w:type="dxa"/>
+              <w:right w:w="140" w:type="dxa"/>
+            </w:tcMar>
+          </w:tcPr>
+          <w:p>
+            <w:pPr>
+              <w:spacing w:before="40" w:after="40" w:line="269" w:lineRule="auto"/>
+            </w:pPr>
+            <w:r>
+              <w:rPr>
+                <w:rFonts w:ascii="Calibri" w:hAnsi="Calibri"/>
+                <w:color w:val="222222"/>
+                <w:sz w:val="18"/>
+              </w:rPr>
+              <w:t>Float</w:t>
+            </w:r>
+          </w:p>
+        </w:tc>
+        <w:tc>
+          <w:tcPr>
+            <w:tcW w:type="dxa" w:w="4608"/>
+            <w:shd w:fill="F7F9FB"/>
+            <w:tcMar>
+              <w:top w:w="80" w:type="dxa"/>
+              <w:bottom w:w="80" w:type="dxa"/>
+              <w:left w:w="140" w:type="dxa"/>
+              <w:right w:w="140" w:type="dxa"/>
+            </w:tcMar>
+          </w:tcPr>
+          <w:p>
+            <w:pPr>
+              <w:spacing w:before="40" w:after="40" w:line="269" w:lineRule="auto"/>
+            </w:pPr>
+            <w:r>
+              <w:rPr>
+                <w:rFonts w:ascii="Calibri" w:hAnsi="Calibri"/>
+                <w:color w:val="222222"/>
+                <w:sz w:val="18"/>
+              </w:rPr>
+              <w:t>Realized profit/loss in INR (Exit Value - Entry Value)</w:t>
+            </w:r>
+          </w:p>
+        </w:tc>
+      </w:tr>
+      <w:tr>
+        <w:tc>
+          <w:tcPr>
+            <w:tcW w:type="dxa" w:w="1152"/>
+            <w:shd w:fill="FFFFFF"/>
+            <w:tcMar>
+              <w:top w:w="80" w:type="dxa"/>
+              <w:bottom w:w="80" w:type="dxa"/>
+              <w:left w:w="140" w:type="dxa"/>
+              <w:right w:w="140" w:type="dxa"/>
+            </w:tcMar>
+          </w:tcPr>
+          <w:p>
+            <w:pPr>
+              <w:spacing w:before="40" w:after="40" w:line="269" w:lineRule="auto"/>
+            </w:pPr>
+            <w:r>
+              <w:rPr>
+                <w:rFonts w:ascii="Calibri" w:hAnsi="Calibri"/>
+                <w:color w:val="222222"/>
+                <w:sz w:val="18"/>
+              </w:rPr>
+              <w:t>14</w:t>
+            </w:r>
+          </w:p>
+        </w:tc>
+        <w:tc>
+          <w:tcPr>
+            <w:tcW w:type="dxa" w:w="2016"/>
+            <w:shd w:fill="FFFFFF"/>
+            <w:tcMar>
+              <w:top w:w="80" w:type="dxa"/>
+              <w:bottom w:w="80" w:type="dxa"/>
+              <w:left w:w="140" w:type="dxa"/>
+              <w:right w:w="140" w:type="dxa"/>
+            </w:tcMar>
+          </w:tcPr>
+          <w:p>
+            <w:pPr>
+              <w:spacing w:before="40" w:after="40" w:line="269" w:lineRule="auto"/>
+            </w:pPr>
+            <w:r>
+              <w:rPr>
+                <w:rFonts w:ascii="Calibri" w:hAnsi="Calibri"/>
+                <w:color w:val="222222"/>
+                <w:sz w:val="18"/>
+              </w:rPr>
+              <w:t>Exit Reason</w:t>
+            </w:r>
+          </w:p>
+        </w:tc>
+        <w:tc>
+          <w:tcPr>
+            <w:tcW w:type="dxa" w:w="2016"/>
+            <w:shd w:fill="FFFFFF"/>
+            <w:tcMar>
+              <w:top w:w="80" w:type="dxa"/>
+              <w:bottom w:w="80" w:type="dxa"/>
+              <w:left w:w="140" w:type="dxa"/>
+              <w:right w:w="140" w:type="dxa"/>
+            </w:tcMar>
+          </w:tcPr>
+          <w:p>
+            <w:pPr>
+              <w:spacing w:before="40" w:after="40" w:line="269" w:lineRule="auto"/>
+            </w:pPr>
+            <w:r>
+              <w:rPr>
+                <w:rFonts w:ascii="Calibri" w:hAnsi="Calibri"/>
+                <w:color w:val="222222"/>
+                <w:sz w:val="18"/>
+              </w:rPr>
+              <w:t>String</w:t>
+            </w:r>
+          </w:p>
+        </w:tc>
+        <w:tc>
+          <w:tcPr>
+            <w:tcW w:type="dxa" w:w="4608"/>
+            <w:shd w:fill="FFFFFF"/>
+            <w:tcMar>
+              <w:top w:w="80" w:type="dxa"/>
+              <w:bottom w:w="80" w:type="dxa"/>
+              <w:left w:w="140" w:type="dxa"/>
+              <w:right w:w="140" w:type="dxa"/>
+            </w:tcMar>
+          </w:tcPr>
+          <w:p>
+            <w:pPr>
+              <w:spacing w:before="40" w:after="40" w:line="269" w:lineRule="auto"/>
+            </w:pPr>
+            <w:r>
+              <w:rPr>
+                <w:rFonts w:ascii="Calibri" w:hAnsi="Calibri"/>
+                <w:color w:val="222222"/>
+                <w:sz w:val="18"/>
+              </w:rPr>
+              <w:t>Reason: Target Hit, Stop Loss Hit, or Manual Exit</w:t>
+            </w:r>
+          </w:p>
+        </w:tc>
+      </w:tr>
+    </w:tbl>
+    <w:p>
+      <w:pPr>
+        <w:keepNext/>
+        <w:spacing w:before="240" w:after="80"/>
+      </w:pPr>
+      <w:r>
+        <w:rPr>
+          <w:rFonts w:ascii="Calibri" w:hAnsi="Calibri"/>
+          <w:b/>
+          <w:color w:val="2E5B88"/>
+          <w:sz w:val="24"/>
+        </w:rPr>
+        <w:t>Worksheet 2: 'Account' (2 Columns)</w:t>
+      </w:r>
+    </w:p>
+    <w:tbl>
+      <w:tblPr>
+        <w:tblW w:type="auto" w:w="0"/>
+        <w:jc w:val="center"/>
+        <w:tblLook w:firstColumn="1" w:firstRow="1" w:lastColumn="0" w:lastRow="0" w:noHBand="0" w:noVBand="1" w:val="04A0"/>
+        <w:tblBorders>
+          <w:top w:val="single" w:sz="4" w:space="0" w:color="D3D3D3"/>
+          <w:bottom w:val="single" w:sz="4" w:space="0" w:color="D3D3D3"/>
+          <w:insideH w:val="single" w:sz="4" w:space="0" w:color="D3D3D3"/>
+          <w:insideV w:val="none"/>
+          <w:left w:val="none"/>
+          <w:right w:val="none"/>
+        </w:tblBorders>
+      </w:tblPr>
+      <w:tblGrid>
+        <w:gridCol w:w="3312"/>
+        <w:gridCol w:w="3312"/>
+        <w:gridCol w:w="3312"/>
+      </w:tblGrid>
+      <w:tr>
+        <w:trPr>
+          <w:tblHeader/>
+        </w:trPr>
+        <w:tc>
+          <w:tcPr>
+            <w:tcW w:type="dxa" w:w="2880"/>
+            <w:shd w:fill="1B365D"/>
+            <w:tcMar>
+              <w:top w:w="120" w:type="dxa"/>
+              <w:bottom w:w="120" w:type="dxa"/>
+              <w:left w:w="140" w:type="dxa"/>
+              <w:right w:w="140" w:type="dxa"/>
+            </w:tcMar>
+          </w:tcPr>
+          <w:p>
+            <w:pPr>
+              <w:spacing w:before="40" w:after="40"/>
+            </w:pPr>
+            <w:r>
+              <w:rPr>
+                <w:rFonts w:ascii="Calibri" w:hAnsi="Calibri"/>
+                <w:b/>
+                <w:color w:val="FFFFFF"/>
+                <w:sz w:val="19"/>
+              </w:rPr>
+              <w:t>Parameter</w:t>
+            </w:r>
+          </w:p>
+        </w:tc>
+        <w:tc>
+          <w:tcPr>
+            <w:tcW w:type="dxa" w:w="2160"/>
+            <w:shd w:fill="1B365D"/>
+            <w:tcMar>
+              <w:top w:w="120" w:type="dxa"/>
+              <w:bottom w:w="120" w:type="dxa"/>
+              <w:left w:w="140" w:type="dxa"/>
+              <w:right w:w="140" w:type="dxa"/>
+            </w:tcMar>
+          </w:tcPr>
+          <w:p>
+            <w:pPr>
+              <w:spacing w:before="40" w:after="40"/>
+            </w:pPr>
+            <w:r>
+              <w:rPr>
+                <w:rFonts w:ascii="Calibri" w:hAnsi="Calibri"/>
+                <w:b/>
+                <w:color w:val="FFFFFF"/>
+                <w:sz w:val="19"/>
+              </w:rPr>
+              <w:t>Default Value</w:t>
+            </w:r>
+          </w:p>
+        </w:tc>
+        <w:tc>
+          <w:tcPr>
+            <w:tcW w:type="dxa" w:w="4752"/>
+            <w:shd w:fill="1B365D"/>
+            <w:tcMar>
+              <w:top w:w="120" w:type="dxa"/>
+              <w:bottom w:w="120" w:type="dxa"/>
+              <w:left w:w="140" w:type="dxa"/>
+              <w:right w:w="140" w:type="dxa"/>
+            </w:tcMar>
+          </w:tcPr>
+          <w:p>
+            <w:pPr>
+              <w:spacing w:before="40" w:after="40"/>
+            </w:pPr>
+            <w:r>
+              <w:rPr>
+                <w:rFonts w:ascii="Calibri" w:hAnsi="Calibri"/>
+                <w:b/>
+                <w:color w:val="FFFFFF"/>
+                <w:sz w:val="19"/>
+              </w:rPr>
+              <w:t>Description</w:t>
             </w:r>
           </w:p>
         </w:tc>
@@ -807,33 +4240,75 @@
         <w:tc>
           <w:tcPr>
             <w:tcW w:type="dxa" w:w="2880"/>
-            <w:shd w:val="clear" w:color="auto" w:fill="F2F2F2"/>
+            <w:shd w:fill="F7F9FB"/>
+            <w:tcMar>
+              <w:top w:w="80" w:type="dxa"/>
+              <w:bottom w:w="80" w:type="dxa"/>
+              <w:left w:w="140" w:type="dxa"/>
+              <w:right w:w="140" w:type="dxa"/>
+            </w:tcMar>
           </w:tcPr>
           <w:p>
+            <w:pPr>
+              <w:spacing w:before="40" w:after="40" w:line="269" w:lineRule="auto"/>
+            </w:pPr>
             <w:r>
-              <w:t>Dhan Broker</w:t>
+              <w:rPr>
+                <w:rFonts w:ascii="Calibri" w:hAnsi="Calibri"/>
+                <w:color w:val="222222"/>
+                <w:sz w:val="18"/>
+              </w:rPr>
+              <w:t>Total Portfolio Value</w:t>
             </w:r>
           </w:p>
         </w:tc>
         <w:tc>
           <w:tcPr>
-            <w:tcW w:type="dxa" w:w="2880"/>
-            <w:shd w:val="clear" w:color="auto" w:fill="F2F2F2"/>
+            <w:tcW w:type="dxa" w:w="2160"/>
+            <w:shd w:fill="F7F9FB"/>
+            <w:tcMar>
+              <w:top w:w="80" w:type="dxa"/>
+              <w:bottom w:w="80" w:type="dxa"/>
+              <w:left w:w="140" w:type="dxa"/>
+              <w:right w:w="140" w:type="dxa"/>
+            </w:tcMar>
           </w:tcPr>
           <w:p>
+            <w:pPr>
+              <w:spacing w:before="40" w:after="40" w:line="269" w:lineRule="auto"/>
+            </w:pPr>
             <w:r>
-              <w:t>DHAN_CLIENT_ID</w:t>
+              <w:rPr>
+                <w:rFonts w:ascii="Calibri" w:hAnsi="Calibri"/>
+                <w:color w:val="222222"/>
+                <w:sz w:val="18"/>
+              </w:rPr>
+              <w:t>₹1,000,000.00</w:t>
             </w:r>
           </w:p>
         </w:tc>
         <w:tc>
           <w:tcPr>
-            <w:tcW w:type="dxa" w:w="2880"/>
-            <w:shd w:val="clear" w:color="auto" w:fill="F2F2F2"/>
+            <w:tcW w:type="dxa" w:w="4752"/>
+            <w:shd w:fill="F7F9FB"/>
+            <w:tcMar>
+              <w:top w:w="80" w:type="dxa"/>
+              <w:bottom w:w="80" w:type="dxa"/>
+              <w:left w:w="140" w:type="dxa"/>
+              <w:right w:w="140" w:type="dxa"/>
+            </w:tcMar>
           </w:tcPr>
           <w:p>
+            <w:pPr>
+              <w:spacing w:before="40" w:after="40" w:line="269" w:lineRule="auto"/>
+            </w:pPr>
             <w:r>
-              <w:t>Your 10-digit Dhan Client ID</w:t>
+              <w:rPr>
+                <w:rFonts w:ascii="Calibri" w:hAnsi="Calibri"/>
+                <w:color w:val="222222"/>
+                <w:sz w:val="18"/>
+              </w:rPr>
+              <w:t>Sum of Cash Balance + Current Market Value of Open Positions</w:t>
             </w:r>
           </w:p>
         </w:tc>
@@ -842,33 +4317,75 @@
         <w:tc>
           <w:tcPr>
             <w:tcW w:type="dxa" w:w="2880"/>
-            <w:shd w:val="clear" w:color="auto" w:fill="F2F2F2"/>
+            <w:shd w:fill="FFFFFF"/>
+            <w:tcMar>
+              <w:top w:w="80" w:type="dxa"/>
+              <w:bottom w:w="80" w:type="dxa"/>
+              <w:left w:w="140" w:type="dxa"/>
+              <w:right w:w="140" w:type="dxa"/>
+            </w:tcMar>
           </w:tcPr>
           <w:p>
+            <w:pPr>
+              <w:spacing w:before="40" w:after="40" w:line="269" w:lineRule="auto"/>
+            </w:pPr>
             <w:r>
-              <w:t>Dhan Broker</w:t>
+              <w:rPr>
+                <w:rFonts w:ascii="Calibri" w:hAnsi="Calibri"/>
+                <w:color w:val="222222"/>
+                <w:sz w:val="18"/>
+              </w:rPr>
+              <w:t>Cash Balance</w:t>
             </w:r>
           </w:p>
         </w:tc>
         <w:tc>
           <w:tcPr>
-            <w:tcW w:type="dxa" w:w="2880"/>
-            <w:shd w:val="clear" w:color="auto" w:fill="F2F2F2"/>
+            <w:tcW w:type="dxa" w:w="2160"/>
+            <w:shd w:fill="FFFFFF"/>
+            <w:tcMar>
+              <w:top w:w="80" w:type="dxa"/>
+              <w:bottom w:w="80" w:type="dxa"/>
+              <w:left w:w="140" w:type="dxa"/>
+              <w:right w:w="140" w:type="dxa"/>
+            </w:tcMar>
           </w:tcPr>
           <w:p>
+            <w:pPr>
+              <w:spacing w:before="40" w:after="40" w:line="269" w:lineRule="auto"/>
+            </w:pPr>
             <w:r>
-              <w:t>DHAN_ACCESS_TOKEN</w:t>
+              <w:rPr>
+                <w:rFonts w:ascii="Calibri" w:hAnsi="Calibri"/>
+                <w:color w:val="222222"/>
+                <w:sz w:val="18"/>
+              </w:rPr>
+              <w:t>₹1,000,000.00</w:t>
             </w:r>
           </w:p>
         </w:tc>
         <w:tc>
           <w:tcPr>
-            <w:tcW w:type="dxa" w:w="2880"/>
-            <w:shd w:val="clear" w:color="auto" w:fill="F2F2F2"/>
+            <w:tcW w:type="dxa" w:w="4752"/>
+            <w:shd w:fill="FFFFFF"/>
+            <w:tcMar>
+              <w:top w:w="80" w:type="dxa"/>
+              <w:bottom w:w="80" w:type="dxa"/>
+              <w:left w:w="140" w:type="dxa"/>
+              <w:right w:w="140" w:type="dxa"/>
+            </w:tcMar>
           </w:tcPr>
           <w:p>
+            <w:pPr>
+              <w:spacing w:before="40" w:after="40" w:line="269" w:lineRule="auto"/>
+            </w:pPr>
             <w:r>
-              <w:t>Generated from Dhan Web &gt; Profile &gt; DhanHQ APIs</w:t>
+              <w:rPr>
+                <w:rFonts w:ascii="Calibri" w:hAnsi="Calibri"/>
+                <w:color w:val="222222"/>
+                <w:sz w:val="18"/>
+              </w:rPr>
+              <w:t>Liquid unallocated capital available for purchasing new breakouts</w:t>
             </w:r>
           </w:p>
         </w:tc>
@@ -877,32 +4394,2610 @@
         <w:tc>
           <w:tcPr>
             <w:tcW w:type="dxa" w:w="2880"/>
-            <w:shd w:val="clear" w:color="auto" w:fill="F2F2F2"/>
+            <w:shd w:fill="F7F9FB"/>
+            <w:tcMar>
+              <w:top w:w="80" w:type="dxa"/>
+              <w:bottom w:w="80" w:type="dxa"/>
+              <w:left w:w="140" w:type="dxa"/>
+              <w:right w:w="140" w:type="dxa"/>
+            </w:tcMar>
           </w:tcPr>
           <w:p>
+            <w:pPr>
+              <w:spacing w:before="40" w:after="40" w:line="269" w:lineRule="auto"/>
+            </w:pPr>
             <w:r>
+              <w:rPr>
+                <w:rFonts w:ascii="Calibri" w:hAnsi="Calibri"/>
+                <w:color w:val="222222"/>
+                <w:sz w:val="18"/>
+              </w:rPr>
+              <w:t>Risk Percent</w:t>
+            </w:r>
+          </w:p>
+        </w:tc>
+        <w:tc>
+          <w:tcPr>
+            <w:tcW w:type="dxa" w:w="2160"/>
+            <w:shd w:fill="F7F9FB"/>
+            <w:tcMar>
+              <w:top w:w="80" w:type="dxa"/>
+              <w:bottom w:w="80" w:type="dxa"/>
+              <w:left w:w="140" w:type="dxa"/>
+              <w:right w:w="140" w:type="dxa"/>
+            </w:tcMar>
+          </w:tcPr>
+          <w:p>
+            <w:pPr>
+              <w:spacing w:before="40" w:after="40" w:line="269" w:lineRule="auto"/>
+            </w:pPr>
+            <w:r>
+              <w:rPr>
+                <w:rFonts w:ascii="Calibri" w:hAnsi="Calibri"/>
+                <w:color w:val="222222"/>
+                <w:sz w:val="18"/>
+              </w:rPr>
+              <w:t>0.01 (1.0%)</w:t>
+            </w:r>
+          </w:p>
+        </w:tc>
+        <w:tc>
+          <w:tcPr>
+            <w:tcW w:type="dxa" w:w="4752"/>
+            <w:shd w:fill="F7F9FB"/>
+            <w:tcMar>
+              <w:top w:w="80" w:type="dxa"/>
+              <w:bottom w:w="80" w:type="dxa"/>
+              <w:left w:w="140" w:type="dxa"/>
+              <w:right w:w="140" w:type="dxa"/>
+            </w:tcMar>
+          </w:tcPr>
+          <w:p>
+            <w:pPr>
+              <w:spacing w:before="40" w:after="40" w:line="269" w:lineRule="auto"/>
+            </w:pPr>
+            <w:r>
+              <w:rPr>
+                <w:rFonts w:ascii="Calibri" w:hAnsi="Calibri"/>
+                <w:color w:val="222222"/>
+                <w:sz w:val="18"/>
+              </w:rPr>
+              <w:t>Percentage of Total Portfolio Value risked per single trade setup</w:t>
+            </w:r>
+          </w:p>
+        </w:tc>
+      </w:tr>
+      <w:tr>
+        <w:tc>
+          <w:tcPr>
+            <w:tcW w:type="dxa" w:w="2880"/>
+            <w:shd w:fill="FFFFFF"/>
+            <w:tcMar>
+              <w:top w:w="80" w:type="dxa"/>
+              <w:bottom w:w="80" w:type="dxa"/>
+              <w:left w:w="140" w:type="dxa"/>
+              <w:right w:w="140" w:type="dxa"/>
+            </w:tcMar>
+          </w:tcPr>
+          <w:p>
+            <w:pPr>
+              <w:spacing w:before="40" w:after="40" w:line="269" w:lineRule="auto"/>
+            </w:pPr>
+            <w:r>
+              <w:rPr>
+                <w:rFonts w:ascii="Calibri" w:hAnsi="Calibri"/>
+                <w:color w:val="222222"/>
+                <w:sz w:val="18"/>
+              </w:rPr>
+              <w:t>Initial Capital</w:t>
+            </w:r>
+          </w:p>
+        </w:tc>
+        <w:tc>
+          <w:tcPr>
+            <w:tcW w:type="dxa" w:w="2160"/>
+            <w:shd w:fill="FFFFFF"/>
+            <w:tcMar>
+              <w:top w:w="80" w:type="dxa"/>
+              <w:bottom w:w="80" w:type="dxa"/>
+              <w:left w:w="140" w:type="dxa"/>
+              <w:right w:w="140" w:type="dxa"/>
+            </w:tcMar>
+          </w:tcPr>
+          <w:p>
+            <w:pPr>
+              <w:spacing w:before="40" w:after="40" w:line="269" w:lineRule="auto"/>
+            </w:pPr>
+            <w:r>
+              <w:rPr>
+                <w:rFonts w:ascii="Calibri" w:hAnsi="Calibri"/>
+                <w:color w:val="222222"/>
+                <w:sz w:val="18"/>
+              </w:rPr>
+              <w:t>₹1,000,000.00</w:t>
+            </w:r>
+          </w:p>
+        </w:tc>
+        <w:tc>
+          <w:tcPr>
+            <w:tcW w:type="dxa" w:w="4752"/>
+            <w:shd w:fill="FFFFFF"/>
+            <w:tcMar>
+              <w:top w:w="80" w:type="dxa"/>
+              <w:bottom w:w="80" w:type="dxa"/>
+              <w:left w:w="140" w:type="dxa"/>
+              <w:right w:w="140" w:type="dxa"/>
+            </w:tcMar>
+          </w:tcPr>
+          <w:p>
+            <w:pPr>
+              <w:spacing w:before="40" w:after="40" w:line="269" w:lineRule="auto"/>
+            </w:pPr>
+            <w:r>
+              <w:rPr>
+                <w:rFonts w:ascii="Calibri" w:hAnsi="Calibri"/>
+                <w:color w:val="222222"/>
+                <w:sz w:val="18"/>
+              </w:rPr>
+              <w:t>Baseline reference for Total Return %, CAGR %, and XIRR % calculations</w:t>
+            </w:r>
+          </w:p>
+        </w:tc>
+      </w:tr>
+    </w:tbl>
+    <w:p>
+      <w:pPr>
+        <w:keepNext/>
+        <w:spacing w:before="240" w:after="80"/>
+      </w:pPr>
+      <w:r>
+        <w:rPr>
+          <w:rFonts w:ascii="Calibri" w:hAnsi="Calibri"/>
+          <w:b/>
+          <w:color w:val="2E5B88"/>
+          <w:sz w:val="24"/>
+        </w:rPr>
+        <w:t>Worksheet 3: 'TelegramChats' (1 Column)</w:t>
+      </w:r>
+    </w:p>
+    <w:p>
+      <w:pPr>
+        <w:spacing w:before="20" w:after="80" w:line="276" w:lineRule="auto"/>
+      </w:pPr>
+      <w:r>
+        <w:rPr>
+          <w:rFonts w:ascii="Calibri" w:hAnsi="Calibri"/>
+          <w:i w:val="0"/>
+          <w:color w:val="222222"/>
+          <w:sz w:val="20"/>
+        </w:rPr>
+        <w:t>Contains registered Telegram 'ChatID' entries. Whenever an authorized user activates the bot via /start or /menu, their Chat ID is persisted to ensure uninterrupted delivery of automated scan reports and exit alerts.</w:t>
+      </w:r>
+    </w:p>
+    <w:p>
+      <w:pPr>
+        <w:keepNext/>
+        <w:spacing w:before="240" w:after="80"/>
+      </w:pPr>
+      <w:r>
+        <w:rPr>
+          <w:rFonts w:ascii="Calibri" w:hAnsi="Calibri"/>
+          <w:b/>
+          <w:color w:val="2E5B88"/>
+          <w:sz w:val="24"/>
+        </w:rPr>
+        <w:t>Worksheet 4: 'Schedules' (6 Columns)</w:t>
+      </w:r>
+    </w:p>
+    <w:tbl>
+      <w:tblPr>
+        <w:tblW w:type="auto" w:w="0"/>
+        <w:jc w:val="center"/>
+        <w:tblLook w:firstColumn="1" w:firstRow="1" w:lastColumn="0" w:lastRow="0" w:noHBand="0" w:noVBand="1" w:val="04A0"/>
+        <w:tblBorders>
+          <w:top w:val="single" w:sz="4" w:space="0" w:color="D3D3D3"/>
+          <w:bottom w:val="single" w:sz="4" w:space="0" w:color="D3D3D3"/>
+          <w:insideH w:val="single" w:sz="4" w:space="0" w:color="D3D3D3"/>
+          <w:insideV w:val="none"/>
+          <w:left w:val="none"/>
+          <w:right w:val="none"/>
+        </w:tblBorders>
+      </w:tblPr>
+      <w:tblGrid>
+        <w:gridCol w:w="2484"/>
+        <w:gridCol w:w="2484"/>
+        <w:gridCol w:w="2484"/>
+        <w:gridCol w:w="2484"/>
+      </w:tblGrid>
+      <w:tr>
+        <w:trPr>
+          <w:tblHeader/>
+        </w:trPr>
+        <w:tc>
+          <w:tcPr>
+            <w:tcW w:type="dxa" w:w="1152"/>
+            <w:shd w:fill="1B365D"/>
+            <w:tcMar>
+              <w:top w:w="120" w:type="dxa"/>
+              <w:bottom w:w="120" w:type="dxa"/>
+              <w:left w:w="140" w:type="dxa"/>
+              <w:right w:w="140" w:type="dxa"/>
+            </w:tcMar>
+          </w:tcPr>
+          <w:p>
+            <w:pPr>
+              <w:spacing w:before="40" w:after="40"/>
+            </w:pPr>
+            <w:r>
+              <w:rPr>
+                <w:rFonts w:ascii="Calibri" w:hAnsi="Calibri"/>
+                <w:b/>
+                <w:color w:val="FFFFFF"/>
+                <w:sz w:val="19"/>
+              </w:rPr>
+              <w:t>Col</w:t>
+            </w:r>
+          </w:p>
+        </w:tc>
+        <w:tc>
+          <w:tcPr>
+            <w:tcW w:type="dxa" w:w="2160"/>
+            <w:shd w:fill="1B365D"/>
+            <w:tcMar>
+              <w:top w:w="120" w:type="dxa"/>
+              <w:bottom w:w="120" w:type="dxa"/>
+              <w:left w:w="140" w:type="dxa"/>
+              <w:right w:w="140" w:type="dxa"/>
+            </w:tcMar>
+          </w:tcPr>
+          <w:p>
+            <w:pPr>
+              <w:spacing w:before="40" w:after="40"/>
+            </w:pPr>
+            <w:r>
+              <w:rPr>
+                <w:rFonts w:ascii="Calibri" w:hAnsi="Calibri"/>
+                <w:b/>
+                <w:color w:val="FFFFFF"/>
+                <w:sz w:val="19"/>
+              </w:rPr>
+              <w:t>Parameter</w:t>
+            </w:r>
+          </w:p>
+        </w:tc>
+        <w:tc>
+          <w:tcPr>
+            <w:tcW w:type="dxa" w:w="2160"/>
+            <w:shd w:fill="1B365D"/>
+            <w:tcMar>
+              <w:top w:w="120" w:type="dxa"/>
+              <w:bottom w:w="120" w:type="dxa"/>
+              <w:left w:w="140" w:type="dxa"/>
+              <w:right w:w="140" w:type="dxa"/>
+            </w:tcMar>
+          </w:tcPr>
+          <w:p>
+            <w:pPr>
+              <w:spacing w:before="40" w:after="40"/>
+            </w:pPr>
+            <w:r>
+              <w:rPr>
+                <w:rFonts w:ascii="Calibri" w:hAnsi="Calibri"/>
+                <w:b/>
+                <w:color w:val="FFFFFF"/>
+                <w:sz w:val="19"/>
+              </w:rPr>
+              <w:t>Type</w:t>
+            </w:r>
+          </w:p>
+        </w:tc>
+        <w:tc>
+          <w:tcPr>
+            <w:tcW w:type="dxa" w:w="4320"/>
+            <w:shd w:fill="1B365D"/>
+            <w:tcMar>
+              <w:top w:w="120" w:type="dxa"/>
+              <w:bottom w:w="120" w:type="dxa"/>
+              <w:left w:w="140" w:type="dxa"/>
+              <w:right w:w="140" w:type="dxa"/>
+            </w:tcMar>
+          </w:tcPr>
+          <w:p>
+            <w:pPr>
+              <w:spacing w:before="40" w:after="40"/>
+            </w:pPr>
+            <w:r>
+              <w:rPr>
+                <w:rFonts w:ascii="Calibri" w:hAnsi="Calibri"/>
+                <w:b/>
+                <w:color w:val="FFFFFF"/>
+                <w:sz w:val="19"/>
+              </w:rPr>
+              <w:t>Description &amp; Usage</w:t>
+            </w:r>
+          </w:p>
+        </w:tc>
+      </w:tr>
+      <w:tr>
+        <w:tc>
+          <w:tcPr>
+            <w:tcW w:type="dxa" w:w="1152"/>
+            <w:shd w:fill="F7F9FB"/>
+            <w:tcMar>
+              <w:top w:w="80" w:type="dxa"/>
+              <w:bottom w:w="80" w:type="dxa"/>
+              <w:left w:w="140" w:type="dxa"/>
+              <w:right w:w="140" w:type="dxa"/>
+            </w:tcMar>
+          </w:tcPr>
+          <w:p>
+            <w:pPr>
+              <w:spacing w:before="40" w:after="40" w:line="269" w:lineRule="auto"/>
+            </w:pPr>
+            <w:r>
+              <w:rPr>
+                <w:rFonts w:ascii="Calibri" w:hAnsi="Calibri"/>
+                <w:color w:val="222222"/>
+                <w:sz w:val="18"/>
+              </w:rPr>
+              <w:t>1-2</w:t>
+            </w:r>
+          </w:p>
+        </w:tc>
+        <w:tc>
+          <w:tcPr>
+            <w:tcW w:type="dxa" w:w="2160"/>
+            <w:shd w:fill="F7F9FB"/>
+            <w:tcMar>
+              <w:top w:w="80" w:type="dxa"/>
+              <w:bottom w:w="80" w:type="dxa"/>
+              <w:left w:w="140" w:type="dxa"/>
+              <w:right w:w="140" w:type="dxa"/>
+            </w:tcMar>
+          </w:tcPr>
+          <w:p>
+            <w:pPr>
+              <w:spacing w:before="40" w:after="40" w:line="269" w:lineRule="auto"/>
+            </w:pPr>
+            <w:r>
+              <w:rPr>
+                <w:rFonts w:ascii="Calibri" w:hAnsi="Calibri"/>
+                <w:color w:val="222222"/>
+                <w:sz w:val="18"/>
+              </w:rPr>
+              <w:t>Date &amp; Time</w:t>
+            </w:r>
+          </w:p>
+        </w:tc>
+        <w:tc>
+          <w:tcPr>
+            <w:tcW w:type="dxa" w:w="2160"/>
+            <w:shd w:fill="F7F9FB"/>
+            <w:tcMar>
+              <w:top w:w="80" w:type="dxa"/>
+              <w:bottom w:w="80" w:type="dxa"/>
+              <w:left w:w="140" w:type="dxa"/>
+              <w:right w:w="140" w:type="dxa"/>
+            </w:tcMar>
+          </w:tcPr>
+          <w:p>
+            <w:pPr>
+              <w:spacing w:before="40" w:after="40" w:line="269" w:lineRule="auto"/>
+            </w:pPr>
+            <w:r>
+              <w:rPr>
+                <w:rFonts w:ascii="Calibri" w:hAnsi="Calibri"/>
+                <w:color w:val="222222"/>
+                <w:sz w:val="18"/>
+              </w:rPr>
+              <w:t>String / IST Time</w:t>
+            </w:r>
+          </w:p>
+        </w:tc>
+        <w:tc>
+          <w:tcPr>
+            <w:tcW w:type="dxa" w:w="4320"/>
+            <w:shd w:fill="F7F9FB"/>
+            <w:tcMar>
+              <w:top w:w="80" w:type="dxa"/>
+              <w:bottom w:w="80" w:type="dxa"/>
+              <w:left w:w="140" w:type="dxa"/>
+              <w:right w:w="140" w:type="dxa"/>
+            </w:tcMar>
+          </w:tcPr>
+          <w:p>
+            <w:pPr>
+              <w:spacing w:before="40" w:after="40" w:line="269" w:lineRule="auto"/>
+            </w:pPr>
+            <w:r>
+              <w:rPr>
+                <w:rFonts w:ascii="Calibri" w:hAnsi="Calibri"/>
+                <w:color w:val="222222"/>
+                <w:sz w:val="18"/>
+              </w:rPr>
+              <w:t>Recurrence rule (DAILY, WEEKDAYS, TODAY) and target 24h IST time (e.g. 09:00, 15:25, 18:30)</w:t>
+            </w:r>
+          </w:p>
+        </w:tc>
+      </w:tr>
+      <w:tr>
+        <w:tc>
+          <w:tcPr>
+            <w:tcW w:type="dxa" w:w="1152"/>
+            <w:shd w:fill="FFFFFF"/>
+            <w:tcMar>
+              <w:top w:w="80" w:type="dxa"/>
+              <w:bottom w:w="80" w:type="dxa"/>
+              <w:left w:w="140" w:type="dxa"/>
+              <w:right w:w="140" w:type="dxa"/>
+            </w:tcMar>
+          </w:tcPr>
+          <w:p>
+            <w:pPr>
+              <w:spacing w:before="40" w:after="40" w:line="269" w:lineRule="auto"/>
+            </w:pPr>
+            <w:r>
+              <w:rPr>
+                <w:rFonts w:ascii="Calibri" w:hAnsi="Calibri"/>
+                <w:color w:val="222222"/>
+                <w:sz w:val="18"/>
+              </w:rPr>
+              <w:t>3</w:t>
+            </w:r>
+          </w:p>
+        </w:tc>
+        <w:tc>
+          <w:tcPr>
+            <w:tcW w:type="dxa" w:w="2160"/>
+            <w:shd w:fill="FFFFFF"/>
+            <w:tcMar>
+              <w:top w:w="80" w:type="dxa"/>
+              <w:bottom w:w="80" w:type="dxa"/>
+              <w:left w:w="140" w:type="dxa"/>
+              <w:right w:w="140" w:type="dxa"/>
+            </w:tcMar>
+          </w:tcPr>
+          <w:p>
+            <w:pPr>
+              <w:spacing w:before="40" w:after="40" w:line="269" w:lineRule="auto"/>
+            </w:pPr>
+            <w:r>
+              <w:rPr>
+                <w:rFonts w:ascii="Calibri" w:hAnsi="Calibri"/>
+                <w:color w:val="222222"/>
+                <w:sz w:val="18"/>
+              </w:rPr>
+              <w:t>Mode</w:t>
+            </w:r>
+          </w:p>
+        </w:tc>
+        <w:tc>
+          <w:tcPr>
+            <w:tcW w:type="dxa" w:w="2160"/>
+            <w:shd w:fill="FFFFFF"/>
+            <w:tcMar>
+              <w:top w:w="80" w:type="dxa"/>
+              <w:bottom w:w="80" w:type="dxa"/>
+              <w:left w:w="140" w:type="dxa"/>
+              <w:right w:w="140" w:type="dxa"/>
+            </w:tcMar>
+          </w:tcPr>
+          <w:p>
+            <w:pPr>
+              <w:spacing w:before="40" w:after="40" w:line="269" w:lineRule="auto"/>
+            </w:pPr>
+            <w:r>
+              <w:rPr>
+                <w:rFonts w:ascii="Calibri" w:hAnsi="Calibri"/>
+                <w:color w:val="222222"/>
+                <w:sz w:val="18"/>
+              </w:rPr>
+              <w:t>String</w:t>
+            </w:r>
+          </w:p>
+        </w:tc>
+        <w:tc>
+          <w:tcPr>
+            <w:tcW w:type="dxa" w:w="4320"/>
+            <w:shd w:fill="FFFFFF"/>
+            <w:tcMar>
+              <w:top w:w="80" w:type="dxa"/>
+              <w:bottom w:w="80" w:type="dxa"/>
+              <w:left w:w="140" w:type="dxa"/>
+              <w:right w:w="140" w:type="dxa"/>
+            </w:tcMar>
+          </w:tcPr>
+          <w:p>
+            <w:pPr>
+              <w:spacing w:before="40" w:after="40" w:line="269" w:lineRule="auto"/>
+            </w:pPr>
+            <w:r>
+              <w:rPr>
+                <w:rFonts w:ascii="Calibri" w:hAnsi="Calibri"/>
+                <w:color w:val="222222"/>
+                <w:sz w:val="18"/>
+              </w:rPr>
+              <w:t>Scan type: EXECUTE (auto order entry), PREVIEW (paper signal report), or SENTIMENT (AI briefing)</w:t>
+            </w:r>
+          </w:p>
+        </w:tc>
+      </w:tr>
+      <w:tr>
+        <w:tc>
+          <w:tcPr>
+            <w:tcW w:type="dxa" w:w="1152"/>
+            <w:shd w:fill="F7F9FB"/>
+            <w:tcMar>
+              <w:top w:w="80" w:type="dxa"/>
+              <w:bottom w:w="80" w:type="dxa"/>
+              <w:left w:w="140" w:type="dxa"/>
+              <w:right w:w="140" w:type="dxa"/>
+            </w:tcMar>
+          </w:tcPr>
+          <w:p>
+            <w:pPr>
+              <w:spacing w:before="40" w:after="40" w:line="269" w:lineRule="auto"/>
+            </w:pPr>
+            <w:r>
+              <w:rPr>
+                <w:rFonts w:ascii="Calibri" w:hAnsi="Calibri"/>
+                <w:color w:val="222222"/>
+                <w:sz w:val="18"/>
+              </w:rPr>
+              <w:t>4</w:t>
+            </w:r>
+          </w:p>
+        </w:tc>
+        <w:tc>
+          <w:tcPr>
+            <w:tcW w:type="dxa" w:w="2160"/>
+            <w:shd w:fill="F7F9FB"/>
+            <w:tcMar>
+              <w:top w:w="80" w:type="dxa"/>
+              <w:bottom w:w="80" w:type="dxa"/>
+              <w:left w:w="140" w:type="dxa"/>
+              <w:right w:w="140" w:type="dxa"/>
+            </w:tcMar>
+          </w:tcPr>
+          <w:p>
+            <w:pPr>
+              <w:spacing w:before="40" w:after="40" w:line="269" w:lineRule="auto"/>
+            </w:pPr>
+            <w:r>
+              <w:rPr>
+                <w:rFonts w:ascii="Calibri" w:hAnsi="Calibri"/>
+                <w:color w:val="222222"/>
+                <w:sz w:val="18"/>
+              </w:rPr>
+              <w:t>Status</w:t>
+            </w:r>
+          </w:p>
+        </w:tc>
+        <w:tc>
+          <w:tcPr>
+            <w:tcW w:type="dxa" w:w="2160"/>
+            <w:shd w:fill="F7F9FB"/>
+            <w:tcMar>
+              <w:top w:w="80" w:type="dxa"/>
+              <w:bottom w:w="80" w:type="dxa"/>
+              <w:left w:w="140" w:type="dxa"/>
+              <w:right w:w="140" w:type="dxa"/>
+            </w:tcMar>
+          </w:tcPr>
+          <w:p>
+            <w:pPr>
+              <w:spacing w:before="40" w:after="40" w:line="269" w:lineRule="auto"/>
+            </w:pPr>
+            <w:r>
+              <w:rPr>
+                <w:rFonts w:ascii="Calibri" w:hAnsi="Calibri"/>
+                <w:color w:val="222222"/>
+                <w:sz w:val="18"/>
+              </w:rPr>
+              <w:t>String</w:t>
+            </w:r>
+          </w:p>
+        </w:tc>
+        <w:tc>
+          <w:tcPr>
+            <w:tcW w:type="dxa" w:w="4320"/>
+            <w:shd w:fill="F7F9FB"/>
+            <w:tcMar>
+              <w:top w:w="80" w:type="dxa"/>
+              <w:bottom w:w="80" w:type="dxa"/>
+              <w:left w:w="140" w:type="dxa"/>
+              <w:right w:w="140" w:type="dxa"/>
+            </w:tcMar>
+          </w:tcPr>
+          <w:p>
+            <w:pPr>
+              <w:spacing w:before="40" w:after="40" w:line="269" w:lineRule="auto"/>
+            </w:pPr>
+            <w:r>
+              <w:rPr>
+                <w:rFonts w:ascii="Calibri" w:hAnsi="Calibri"/>
+                <w:color w:val="222222"/>
+                <w:sz w:val="18"/>
+              </w:rPr>
+              <w:t>Job status: ACTIVE (recurring), PENDING (one-off), RUNNING, COMPLETED, or PAUSED</w:t>
+            </w:r>
+          </w:p>
+        </w:tc>
+      </w:tr>
+      <w:tr>
+        <w:tc>
+          <w:tcPr>
+            <w:tcW w:type="dxa" w:w="1152"/>
+            <w:shd w:fill="FFFFFF"/>
+            <w:tcMar>
+              <w:top w:w="80" w:type="dxa"/>
+              <w:bottom w:w="80" w:type="dxa"/>
+              <w:left w:w="140" w:type="dxa"/>
+              <w:right w:w="140" w:type="dxa"/>
+            </w:tcMar>
+          </w:tcPr>
+          <w:p>
+            <w:pPr>
+              <w:spacing w:before="40" w:after="40" w:line="269" w:lineRule="auto"/>
+            </w:pPr>
+            <w:r>
+              <w:rPr>
+                <w:rFonts w:ascii="Calibri" w:hAnsi="Calibri"/>
+                <w:color w:val="222222"/>
+                <w:sz w:val="18"/>
+              </w:rPr>
+              <w:t>5-6</w:t>
+            </w:r>
+          </w:p>
+        </w:tc>
+        <w:tc>
+          <w:tcPr>
+            <w:tcW w:type="dxa" w:w="2160"/>
+            <w:shd w:fill="FFFFFF"/>
+            <w:tcMar>
+              <w:top w:w="80" w:type="dxa"/>
+              <w:bottom w:w="80" w:type="dxa"/>
+              <w:left w:w="140" w:type="dxa"/>
+              <w:right w:w="140" w:type="dxa"/>
+            </w:tcMar>
+          </w:tcPr>
+          <w:p>
+            <w:pPr>
+              <w:spacing w:before="40" w:after="40" w:line="269" w:lineRule="auto"/>
+            </w:pPr>
+            <w:r>
+              <w:rPr>
+                <w:rFonts w:ascii="Calibri" w:hAnsi="Calibri"/>
+                <w:color w:val="222222"/>
+                <w:sz w:val="18"/>
+              </w:rPr>
+              <w:t>Last Run &amp; Notes</w:t>
+            </w:r>
+          </w:p>
+        </w:tc>
+        <w:tc>
+          <w:tcPr>
+            <w:tcW w:type="dxa" w:w="2160"/>
+            <w:shd w:fill="FFFFFF"/>
+            <w:tcMar>
+              <w:top w:w="80" w:type="dxa"/>
+              <w:bottom w:w="80" w:type="dxa"/>
+              <w:left w:w="140" w:type="dxa"/>
+              <w:right w:w="140" w:type="dxa"/>
+            </w:tcMar>
+          </w:tcPr>
+          <w:p>
+            <w:pPr>
+              <w:spacing w:before="40" w:after="40" w:line="269" w:lineRule="auto"/>
+            </w:pPr>
+            <w:r>
+              <w:rPr>
+                <w:rFonts w:ascii="Calibri" w:hAnsi="Calibri"/>
+                <w:color w:val="222222"/>
+                <w:sz w:val="18"/>
+              </w:rPr>
+              <w:t>Timestamp &amp; Notes</w:t>
+            </w:r>
+          </w:p>
+        </w:tc>
+        <w:tc>
+          <w:tcPr>
+            <w:tcW w:type="dxa" w:w="4320"/>
+            <w:shd w:fill="FFFFFF"/>
+            <w:tcMar>
+              <w:top w:w="80" w:type="dxa"/>
+              <w:bottom w:w="80" w:type="dxa"/>
+              <w:left w:w="140" w:type="dxa"/>
+              <w:right w:w="140" w:type="dxa"/>
+            </w:tcMar>
+          </w:tcPr>
+          <w:p>
+            <w:pPr>
+              <w:spacing w:before="40" w:after="40" w:line="269" w:lineRule="auto"/>
+            </w:pPr>
+            <w:r>
+              <w:rPr>
+                <w:rFonts w:ascii="Calibri" w:hAnsi="Calibri"/>
+                <w:color w:val="222222"/>
+                <w:sz w:val="18"/>
+              </w:rPr>
+              <w:t>Auto-logged execution timestamp (IST) and optional specific stock target or portfolio note</w:t>
+            </w:r>
+          </w:p>
+        </w:tc>
+      </w:tr>
+    </w:tbl>
+    <w:p>
+      <w:pPr>
+        <w:keepNext/>
+        <w:spacing w:before="320" w:after="120"/>
+      </w:pPr>
+      <w:r>
+        <w:rPr>
+          <w:rFonts w:ascii="Calibri" w:hAnsi="Calibri"/>
+          <w:b/>
+          <w:color w:val="1B365D"/>
+          <w:sz w:val="30"/>
+        </w:rPr>
+        <w:t>6. Interactive Telegram Bot &amp; Scheduling Engine</w:t>
+      </w:r>
+    </w:p>
+    <w:p>
+      <w:pPr>
+        <w:spacing w:before="20" w:after="80" w:line="276" w:lineRule="auto"/>
+      </w:pPr>
+      <w:r>
+        <w:rPr>
+          <w:rFonts w:ascii="Calibri" w:hAnsi="Calibri"/>
+          <w:i w:val="0"/>
+          <w:color w:val="222222"/>
+          <w:sz w:val="20"/>
+        </w:rPr>
+        <w:t>The Telegram Bot (@nse_swing_123_bot) serves as an interactive command center, providing real-time portfolio oversight, on-demand market screening, automated trade execution, and AI sentiment briefings.</w:t>
+      </w:r>
+    </w:p>
+    <w:p>
+      <w:pPr>
+        <w:keepNext/>
+        <w:spacing w:before="240" w:after="80"/>
+      </w:pPr>
+      <w:r>
+        <w:rPr>
+          <w:rFonts w:ascii="Calibri" w:hAnsi="Calibri"/>
+          <w:b/>
+          <w:color w:val="2E5B88"/>
+          <w:sz w:val="24"/>
+        </w:rPr>
+        <w:t>Interactive 6-Button Quick Action Touch Menu</w:t>
+      </w:r>
+    </w:p>
+    <w:p>
+      <w:pPr>
+        <w:spacing w:before="20" w:after="80" w:line="276" w:lineRule="auto"/>
+      </w:pPr>
+      <w:r>
+        <w:rPr>
+          <w:rFonts w:ascii="Calibri" w:hAnsi="Calibri"/>
+          <w:i w:val="0"/>
+          <w:color w:val="222222"/>
+          <w:sz w:val="20"/>
+        </w:rPr>
+        <w:t>Clicking /menu renders a 6-button touch keypad for zero-friction mobile execution:</w:t>
+      </w:r>
+    </w:p>
+    <w:tbl>
+      <w:tblPr>
+        <w:tblW w:type="auto" w:w="0"/>
+        <w:jc w:val="center"/>
+        <w:tblLayout w:type="fixed"/>
+        <w:tblLook w:firstColumn="1" w:firstRow="1" w:lastColumn="0" w:lastRow="0" w:noHBand="0" w:noVBand="1" w:val="04A0"/>
+      </w:tblPr>
+      <w:tblGrid>
+        <w:gridCol w:w="9936"/>
+      </w:tblGrid>
+      <w:tr>
+        <w:tc>
+          <w:tcPr>
+            <w:tcW w:type="dxa" w:w="9792"/>
+            <w:shd w:fill="EBF2F8"/>
+            <w:tcMar>
+              <w:top w:w="140" w:type="dxa"/>
+              <w:bottom w:w="140" w:type="dxa"/>
+              <w:left w:w="200" w:type="dxa"/>
+              <w:right w:w="200" w:type="dxa"/>
+            </w:tcMar>
+            <w:tcBorders>
+              <w:left w:val="single" w:sz="24" w:space="0" w:color="1B365D"/>
+              <w:top w:val="none"/>
+              <w:right w:val="none"/>
+              <w:bottom w:val="none"/>
+            </w:tcBorders>
+          </w:tcPr>
+          <w:p>
+            <w:pPr>
+              <w:spacing w:before="40" w:after="40" w:line="276" w:lineRule="auto"/>
+            </w:pPr>
+            <w:r>
+              <w:rPr>
+                <w:rFonts w:ascii="Calibri" w:hAnsi="Calibri"/>
+                <w:b/>
+                <w:i w:val="0"/>
+                <w:color w:val="1B365D"/>
+                <w:sz w:val="20"/>
+              </w:rPr>
+              <w:t>[🔍 Run Market Scan]               [🌐 Market Sentiment]</w:t>
+              <w:br/>
+            </w:r>
+            <w:r>
+              <w:rPr>
+                <w:rFonts w:ascii="Calibri" w:hAnsi="Calibri"/>
+                <w:b/>
+                <w:i w:val="0"/>
+                <w:color w:val="1B365D"/>
+                <w:sz w:val="20"/>
+              </w:rPr>
+              <w:t>[📈 Open Positions]                [🏦 Portfolio Summary]</w:t>
+              <w:br/>
+            </w:r>
+            <w:r>
+              <w:rPr>
+                <w:rFonts w:ascii="Calibri" w:hAnsi="Calibri"/>
+                <w:b/>
+                <w:i w:val="0"/>
+                <w:color w:val="1B365D"/>
+                <w:sz w:val="20"/>
+              </w:rPr>
+              <w:t>[📅 Scan Schedules]                [🤝 Trade History]</w:t>
+            </w:r>
+          </w:p>
+        </w:tc>
+      </w:tr>
+    </w:tbl>
+    <w:p>
+      <w:pPr>
+        <w:spacing w:after="120"/>
+      </w:pPr>
+    </w:p>
+    <w:p>
+      <w:pPr>
+        <w:keepNext/>
+        <w:spacing w:before="240" w:after="80"/>
+      </w:pPr>
+      <w:r>
+        <w:rPr>
+          <w:rFonts w:ascii="Calibri" w:hAnsi="Calibri"/>
+          <w:b/>
+          <w:color w:val="2E5B88"/>
+          <w:sz w:val="24"/>
+        </w:rPr>
+        <w:t>Telegram Command Reference</w:t>
+      </w:r>
+    </w:p>
+    <w:p>
+      <w:pPr>
+        <w:pStyle w:val="ListBullet"/>
+        <w:spacing w:before="20" w:after="60" w:line="276" w:lineRule="auto"/>
+      </w:pPr>
+      <w:r>
+        <w:rPr>
+          <w:rFonts w:ascii="Calibri" w:hAnsi="Calibri"/>
+          <w:b/>
+          <w:color w:val="1B365D"/>
+          <w:sz w:val="19"/>
+        </w:rPr>
+        <w:t>/menu :</w:t>
+      </w:r>
+      <w:r>
+        <w:rPr>
+          <w:rFonts w:ascii="Calibri" w:hAnsi="Calibri"/>
+          <w:color w:val="222222"/>
+          <w:sz w:val="19"/>
+        </w:rPr>
+        <w:t>Displays the interactive 6-button quick action touchpad.</w:t>
+      </w:r>
+    </w:p>
+    <w:p>
+      <w:pPr>
+        <w:pStyle w:val="ListBullet"/>
+        <w:spacing w:before="20" w:after="60" w:line="276" w:lineRule="auto"/>
+      </w:pPr>
+      <w:r>
+        <w:rPr>
+          <w:rFonts w:ascii="Calibri" w:hAnsi="Calibri"/>
+          <w:b/>
+          <w:color w:val="1B365D"/>
+          <w:sz w:val="19"/>
+        </w:rPr>
+        <w:t>/scan :</w:t>
+      </w:r>
+      <w:r>
+        <w:rPr>
+          <w:rFonts w:ascii="Calibri" w:hAnsi="Calibri"/>
+          <w:color w:val="222222"/>
+          <w:sz w:val="19"/>
+        </w:rPr>
+        <w:t>Runs immediate breakout screener in Preview Mode. If market is open, provides interactive buttons to confirm and execute market orders. If market is closed or weekend, provides AMO (After-Market Order) execution buttons.</w:t>
+      </w:r>
+    </w:p>
+    <w:p>
+      <w:pPr>
+        <w:pStyle w:val="ListBullet"/>
+        <w:spacing w:before="20" w:after="60" w:line="276" w:lineRule="auto"/>
+      </w:pPr>
+      <w:r>
+        <w:rPr>
+          <w:rFonts w:ascii="Calibri" w:hAnsi="Calibri"/>
+          <w:b/>
+          <w:color w:val="1B365D"/>
+          <w:sz w:val="19"/>
+        </w:rPr>
+        <w:t>/news [or /sentiment] :</w:t>
+      </w:r>
+      <w:r>
+        <w:rPr>
+          <w:rFonts w:ascii="Calibri" w:hAnsi="Calibri"/>
+          <w:color w:val="222222"/>
+          <w:sz w:val="19"/>
+        </w:rPr>
+        <w:t>Generates Gemini 3.6-flash Market Sentiment and Macro Guardrails report for active open holdings or benchmark Nifty 50. Accepts optional ticker argument (e.g. /news RELIANCE, /news TATAMOTORS).</w:t>
+      </w:r>
+    </w:p>
+    <w:p>
+      <w:pPr>
+        <w:pStyle w:val="ListBullet"/>
+        <w:spacing w:before="20" w:after="60" w:line="276" w:lineRule="auto"/>
+      </w:pPr>
+      <w:r>
+        <w:rPr>
+          <w:rFonts w:ascii="Calibri" w:hAnsi="Calibri"/>
+          <w:b/>
+          <w:color w:val="1B365D"/>
+          <w:sz w:val="19"/>
+        </w:rPr>
+        <w:t>/positions :</w:t>
+      </w:r>
+      <w:r>
+        <w:rPr>
+          <w:rFonts w:ascii="Calibri" w:hAnsi="Calibri"/>
+          <w:color w:val="222222"/>
+          <w:sz w:val="19"/>
+        </w:rPr>
+        <w:t>Lists all open positions with real-time DhanHQ/Yahoo tick prices, official Company Names, Sector, SL, Target, and Unrealized PnL.</w:t>
+      </w:r>
+    </w:p>
+    <w:p>
+      <w:pPr>
+        <w:pStyle w:val="ListBullet"/>
+        <w:spacing w:before="20" w:after="60" w:line="276" w:lineRule="auto"/>
+      </w:pPr>
+      <w:r>
+        <w:rPr>
+          <w:rFonts w:ascii="Calibri" w:hAnsi="Calibri"/>
+          <w:b/>
+          <w:color w:val="1B365D"/>
+          <w:sz w:val="19"/>
+        </w:rPr>
+        <w:t>/summary :</w:t>
+      </w:r>
+      <w:r>
+        <w:rPr>
+          <w:rFonts w:ascii="Calibri" w:hAnsi="Calibri"/>
+          <w:color w:val="222222"/>
+          <w:sz w:val="19"/>
+        </w:rPr>
+        <w:t>Displays comprehensive financial summary: Total Value, Cash Balance, Realized PnL, Win Rate %, Total Return %, CAGR %, and XIRR %.</w:t>
+      </w:r>
+    </w:p>
+    <w:p>
+      <w:pPr>
+        <w:pStyle w:val="ListBullet"/>
+        <w:spacing w:before="20" w:after="60" w:line="276" w:lineRule="auto"/>
+      </w:pPr>
+      <w:r>
+        <w:rPr>
+          <w:rFonts w:ascii="Calibri" w:hAnsi="Calibri"/>
+          <w:b/>
+          <w:color w:val="1B365D"/>
+          <w:sz w:val="19"/>
+        </w:rPr>
+        <w:t>/history :</w:t>
+      </w:r>
+      <w:r>
+        <w:rPr>
+          <w:rFonts w:ascii="Calibri" w:hAnsi="Calibri"/>
+          <w:color w:val="222222"/>
+          <w:sz w:val="19"/>
+        </w:rPr>
+        <w:t>Lists all completed trades with full Company Names, Entry/Exit prices, Realized PnL (₹), and PnL %.</w:t>
+      </w:r>
+    </w:p>
+    <w:p>
+      <w:pPr>
+        <w:pStyle w:val="ListBullet"/>
+        <w:spacing w:before="20" w:after="60" w:line="276" w:lineRule="auto"/>
+      </w:pPr>
+      <w:r>
+        <w:rPr>
+          <w:rFonts w:ascii="Calibri" w:hAnsi="Calibri"/>
+          <w:b/>
+          <w:color w:val="1B365D"/>
+          <w:sz w:val="19"/>
+        </w:rPr>
+        <w:t>/schedules :</w:t>
+      </w:r>
+      <w:r>
+        <w:rPr>
+          <w:rFonts w:ascii="Calibri" w:hAnsi="Calibri"/>
+          <w:color w:val="222222"/>
+          <w:sz w:val="19"/>
+        </w:rPr>
+        <w:t>Displays all Google Sheets automated dynamic scan and sentiment schedules with target times and live DUE status.</w:t>
+      </w:r>
+    </w:p>
+    <w:p>
+      <w:pPr>
+        <w:pStyle w:val="ListBullet"/>
+        <w:spacing w:before="20" w:after="60" w:line="276" w:lineRule="auto"/>
+      </w:pPr>
+      <w:r>
+        <w:rPr>
+          <w:rFonts w:ascii="Calibri" w:hAnsi="Calibri"/>
+          <w:b/>
+          <w:color w:val="1B365D"/>
+          <w:sz w:val="19"/>
+        </w:rPr>
+        <w:t>/start :</w:t>
+      </w:r>
+      <w:r>
+        <w:rPr>
+          <w:rFonts w:ascii="Calibri" w:hAnsi="Calibri"/>
+          <w:color w:val="222222"/>
+          <w:sz w:val="19"/>
+        </w:rPr>
+        <w:t>Welcomes user and registers Chat ID into Google Sheets TelegramChats table.</w:t>
+      </w:r>
+    </w:p>
+    <w:p>
+      <w:pPr>
+        <w:keepNext/>
+        <w:spacing w:before="240" w:after="80"/>
+      </w:pPr>
+      <w:r>
+        <w:rPr>
+          <w:rFonts w:ascii="Calibri" w:hAnsi="Calibri"/>
+          <w:b/>
+          <w:color w:val="2E5B88"/>
+          <w:sz w:val="24"/>
+        </w:rPr>
+        <w:t>Automated Background Scheduling Suite</w:t>
+      </w:r>
+    </w:p>
+    <w:p>
+      <w:pPr>
+        <w:pStyle w:val="ListBullet"/>
+        <w:spacing w:before="20" w:after="60" w:line="276" w:lineRule="auto"/>
+      </w:pPr>
+      <w:r>
+        <w:rPr>
+          <w:rFonts w:ascii="Calibri" w:hAnsi="Calibri"/>
+          <w:b/>
+          <w:color w:val="1B365D"/>
+          <w:sz w:val="19"/>
+        </w:rPr>
+        <w:t>Dynamic Google Sheets Scheduler:</w:t>
+      </w:r>
+      <w:r>
+        <w:rPr>
+          <w:rFonts w:ascii="Calibri" w:hAnsi="Calibri"/>
+          <w:color w:val="222222"/>
+          <w:sz w:val="19"/>
+        </w:rPr>
+        <w:t>Polls the Google Sheets 'Schedules' tab every 60 seconds. Automatically triggers due scans, executions, or sentiment briefings based on current IST time.</w:t>
+      </w:r>
+    </w:p>
+    <w:p>
+      <w:pPr>
+        <w:pStyle w:val="ListBullet"/>
+        <w:spacing w:before="20" w:after="60" w:line="276" w:lineRule="auto"/>
+      </w:pPr>
+      <w:r>
+        <w:rPr>
+          <w:rFonts w:ascii="Calibri" w:hAnsi="Calibri"/>
+          <w:b/>
+          <w:color w:val="1B365D"/>
+          <w:sz w:val="19"/>
+        </w:rPr>
+        <w:t>Scheduled Daily Scan (3:25 PM IST Mon–Fri):</w:t>
+      </w:r>
+      <w:r>
+        <w:rPr>
+          <w:rFonts w:ascii="Calibri" w:hAnsi="Calibri"/>
+          <w:color w:val="222222"/>
+          <w:sz w:val="19"/>
+        </w:rPr>
+        <w:t>Executes daily breakout screening and order placements into 'NSE_Swing_Trading_Portfolio_1'. Broadcasts full execution report to registered Telegram chats.</w:t>
+      </w:r>
+    </w:p>
+    <w:p>
+      <w:pPr>
+        <w:pStyle w:val="ListBullet"/>
+        <w:spacing w:before="20" w:after="60" w:line="276" w:lineRule="auto"/>
+      </w:pPr>
+      <w:r>
+        <w:rPr>
+          <w:rFonts w:ascii="Calibri" w:hAnsi="Calibri"/>
+          <w:b/>
+          <w:color w:val="1B365D"/>
+          <w:sz w:val="19"/>
+        </w:rPr>
+        <w:t>Intraday Market Sync (Every 5 min):</w:t>
+      </w:r>
+      <w:r>
+        <w:rPr>
+          <w:rFonts w:ascii="Calibri" w:hAnsi="Calibri"/>
+          <w:color w:val="222222"/>
+          <w:sz w:val="19"/>
+        </w:rPr>
+        <w:t>Syncs live quotes every 5 minutes during market hours (9:15 AM – 3:30 PM IST), ratchets trailing stop losses upward to 20 EMA, evaluates target/stop exits, and sends instant alert notifications.</w:t>
+      </w:r>
+    </w:p>
+    <w:p>
+      <w:pPr>
+        <w:pStyle w:val="ListBullet"/>
+        <w:spacing w:before="20" w:after="60" w:line="276" w:lineRule="auto"/>
+      </w:pPr>
+      <w:r>
+        <w:rPr>
+          <w:rFonts w:ascii="Calibri" w:hAnsi="Calibri"/>
+          <w:b/>
+          <w:color w:val="1B365D"/>
+          <w:sz w:val="19"/>
+        </w:rPr>
+        <w:t>Render Cloud Keep-Alive Heartbeat:</w:t>
+      </w:r>
+      <w:r>
+        <w:rPr>
+          <w:rFonts w:ascii="Calibri" w:hAnsi="Calibri"/>
+          <w:color w:val="222222"/>
+          <w:sz w:val="19"/>
+        </w:rPr>
+        <w:t>Automated background loop pings 'https://ai-swing-trade-1.onrender.com/_stcore/health' every 9 minutes to keep the Render web service warm and eliminate cold-start latencies.</w:t>
+      </w:r>
+    </w:p>
+    <w:p>
+      <w:pPr>
+        <w:keepNext/>
+        <w:spacing w:before="320" w:after="120"/>
+      </w:pPr>
+      <w:r>
+        <w:rPr>
+          <w:rFonts w:ascii="Calibri" w:hAnsi="Calibri"/>
+          <w:b/>
+          <w:color w:val="1B365D"/>
+          <w:sz w:val="30"/>
+        </w:rPr>
+        <w:t>7. 3-Year Quantitative Backtest Performance Scorecard</w:t>
+      </w:r>
+    </w:p>
+    <w:p>
+      <w:pPr>
+        <w:spacing w:before="20" w:after="80" w:line="276" w:lineRule="auto"/>
+      </w:pPr>
+      <w:r>
+        <w:rPr>
+          <w:rFonts w:ascii="Calibri" w:hAnsi="Calibri"/>
+          <w:i w:val="0"/>
+          <w:color w:val="222222"/>
+          <w:sz w:val="20"/>
+        </w:rPr>
+        <w:t>A rigorous 3-year quantitative backtest was conducted across all 50 Nifty index constituents spanning August 23, 2023 to September 1, 2026 (745 active trading sessions). Execution modeled full survivorship-bias-free data, daily OHLCV bar processing, and exact strategy execution rules.</w:t>
+      </w:r>
+    </w:p>
+    <w:tbl>
+      <w:tblPr>
+        <w:tblW w:type="auto" w:w="0"/>
+        <w:jc w:val="center"/>
+        <w:tblLook w:firstColumn="1" w:firstRow="1" w:lastColumn="0" w:lastRow="0" w:noHBand="0" w:noVBand="1" w:val="04A0"/>
+        <w:tblBorders>
+          <w:top w:val="single" w:sz="4" w:space="0" w:color="D3D3D3"/>
+          <w:bottom w:val="single" w:sz="4" w:space="0" w:color="D3D3D3"/>
+          <w:insideH w:val="single" w:sz="4" w:space="0" w:color="D3D3D3"/>
+          <w:insideV w:val="none"/>
+          <w:left w:val="none"/>
+          <w:right w:val="none"/>
+        </w:tblBorders>
+      </w:tblPr>
+      <w:tblGrid>
+        <w:gridCol w:w="2484"/>
+        <w:gridCol w:w="2484"/>
+        <w:gridCol w:w="2484"/>
+        <w:gridCol w:w="2484"/>
+      </w:tblGrid>
+      <w:tr>
+        <w:trPr>
+          <w:tblHeader/>
+        </w:trPr>
+        <w:tc>
+          <w:tcPr>
+            <w:tcW w:type="dxa" w:w="2880"/>
+            <w:shd w:fill="1B365D"/>
+            <w:tcMar>
+              <w:top w:w="120" w:type="dxa"/>
+              <w:bottom w:w="120" w:type="dxa"/>
+              <w:left w:w="140" w:type="dxa"/>
+              <w:right w:w="140" w:type="dxa"/>
+            </w:tcMar>
+          </w:tcPr>
+          <w:p>
+            <w:pPr>
+              <w:spacing w:before="40" w:after="40"/>
+            </w:pPr>
+            <w:r>
+              <w:rPr>
+                <w:rFonts w:ascii="Calibri" w:hAnsi="Calibri"/>
+                <w:b/>
+                <w:color w:val="FFFFFF"/>
+                <w:sz w:val="19"/>
+              </w:rPr>
+              <w:t>Performance Metric</w:t>
+            </w:r>
+          </w:p>
+        </w:tc>
+        <w:tc>
+          <w:tcPr>
+            <w:tcW w:type="dxa" w:w="2304"/>
+            <w:shd w:fill="1B365D"/>
+            <w:tcMar>
+              <w:top w:w="120" w:type="dxa"/>
+              <w:bottom w:w="120" w:type="dxa"/>
+              <w:left w:w="140" w:type="dxa"/>
+              <w:right w:w="140" w:type="dxa"/>
+            </w:tcMar>
+          </w:tcPr>
+          <w:p>
+            <w:pPr>
+              <w:spacing w:before="40" w:after="40"/>
+            </w:pPr>
+            <w:r>
+              <w:rPr>
+                <w:rFonts w:ascii="Calibri" w:hAnsi="Calibri"/>
+                <w:b/>
+                <w:color w:val="FFFFFF"/>
+                <w:sz w:val="19"/>
+              </w:rPr>
+              <w:t>Quantitative Strategy</w:t>
+            </w:r>
+          </w:p>
+        </w:tc>
+        <w:tc>
+          <w:tcPr>
+            <w:tcW w:type="dxa" w:w="2304"/>
+            <w:shd w:fill="1B365D"/>
+            <w:tcMar>
+              <w:top w:w="120" w:type="dxa"/>
+              <w:bottom w:w="120" w:type="dxa"/>
+              <w:left w:w="140" w:type="dxa"/>
+              <w:right w:w="140" w:type="dxa"/>
+            </w:tcMar>
+          </w:tcPr>
+          <w:p>
+            <w:pPr>
+              <w:spacing w:before="40" w:after="40"/>
+            </w:pPr>
+            <w:r>
+              <w:rPr>
+                <w:rFonts w:ascii="Calibri" w:hAnsi="Calibri"/>
+                <w:b/>
+                <w:color w:val="FFFFFF"/>
+                <w:sz w:val="19"/>
+              </w:rPr>
+              <w:t>Nifty 50 Buy &amp; Hold</w:t>
+            </w:r>
+          </w:p>
+        </w:tc>
+        <w:tc>
+          <w:tcPr>
+            <w:tcW w:type="dxa" w:w="2304"/>
+            <w:shd w:fill="1B365D"/>
+            <w:tcMar>
+              <w:top w:w="120" w:type="dxa"/>
+              <w:bottom w:w="120" w:type="dxa"/>
+              <w:left w:w="140" w:type="dxa"/>
+              <w:right w:w="140" w:type="dxa"/>
+            </w:tcMar>
+          </w:tcPr>
+          <w:p>
+            <w:pPr>
+              <w:spacing w:before="40" w:after="40"/>
+            </w:pPr>
+            <w:r>
+              <w:rPr>
+                <w:rFonts w:ascii="Calibri" w:hAnsi="Calibri"/>
+                <w:b/>
+                <w:color w:val="FFFFFF"/>
+                <w:sz w:val="19"/>
+              </w:rPr>
+              <w:t>Alpha / Outperformance</w:t>
+            </w:r>
+          </w:p>
+        </w:tc>
+      </w:tr>
+      <w:tr>
+        <w:tc>
+          <w:tcPr>
+            <w:tcW w:type="dxa" w:w="2880"/>
+            <w:shd w:fill="F7F9FB"/>
+            <w:tcMar>
+              <w:top w:w="80" w:type="dxa"/>
+              <w:bottom w:w="80" w:type="dxa"/>
+              <w:left w:w="140" w:type="dxa"/>
+              <w:right w:w="140" w:type="dxa"/>
+            </w:tcMar>
+          </w:tcPr>
+          <w:p>
+            <w:pPr>
+              <w:spacing w:before="40" w:after="40" w:line="269" w:lineRule="auto"/>
+            </w:pPr>
+            <w:r>
+              <w:rPr>
+                <w:rFonts w:ascii="Calibri" w:hAnsi="Calibri"/>
+                <w:color w:val="222222"/>
+                <w:sz w:val="18"/>
+              </w:rPr>
+              <w:t>Starting Capital</w:t>
+            </w:r>
+          </w:p>
+        </w:tc>
+        <w:tc>
+          <w:tcPr>
+            <w:tcW w:type="dxa" w:w="2304"/>
+            <w:shd w:fill="F7F9FB"/>
+            <w:tcMar>
+              <w:top w:w="80" w:type="dxa"/>
+              <w:bottom w:w="80" w:type="dxa"/>
+              <w:left w:w="140" w:type="dxa"/>
+              <w:right w:w="140" w:type="dxa"/>
+            </w:tcMar>
+          </w:tcPr>
+          <w:p>
+            <w:pPr>
+              <w:spacing w:before="40" w:after="40" w:line="269" w:lineRule="auto"/>
+            </w:pPr>
+            <w:r>
+              <w:rPr>
+                <w:rFonts w:ascii="Calibri" w:hAnsi="Calibri"/>
+                <w:color w:val="222222"/>
+                <w:sz w:val="18"/>
+              </w:rPr>
+              <w:t>₹1,000,000.00</w:t>
+            </w:r>
+          </w:p>
+        </w:tc>
+        <w:tc>
+          <w:tcPr>
+            <w:tcW w:type="dxa" w:w="2304"/>
+            <w:shd w:fill="F7F9FB"/>
+            <w:tcMar>
+              <w:top w:w="80" w:type="dxa"/>
+              <w:bottom w:w="80" w:type="dxa"/>
+              <w:left w:w="140" w:type="dxa"/>
+              <w:right w:w="140" w:type="dxa"/>
+            </w:tcMar>
+          </w:tcPr>
+          <w:p>
+            <w:pPr>
+              <w:spacing w:before="40" w:after="40" w:line="269" w:lineRule="auto"/>
+            </w:pPr>
+            <w:r>
+              <w:rPr>
+                <w:rFonts w:ascii="Calibri" w:hAnsi="Calibri"/>
+                <w:color w:val="222222"/>
+                <w:sz w:val="18"/>
+              </w:rPr>
+              <w:t>₹1,000,000.00</w:t>
+            </w:r>
+          </w:p>
+        </w:tc>
+        <w:tc>
+          <w:tcPr>
+            <w:tcW w:type="dxa" w:w="2304"/>
+            <w:shd w:fill="F7F9FB"/>
+            <w:tcMar>
+              <w:top w:w="80" w:type="dxa"/>
+              <w:bottom w:w="80" w:type="dxa"/>
+              <w:left w:w="140" w:type="dxa"/>
+              <w:right w:w="140" w:type="dxa"/>
+            </w:tcMar>
+          </w:tcPr>
+          <w:p>
+            <w:pPr>
+              <w:spacing w:before="40" w:after="40" w:line="269" w:lineRule="auto"/>
+            </w:pPr>
+            <w:r>
+              <w:rPr>
+                <w:rFonts w:ascii="Calibri" w:hAnsi="Calibri"/>
+                <w:color w:val="222222"/>
+                <w:sz w:val="18"/>
+              </w:rPr>
+              <w:t>Identical Capital Baseline</w:t>
+            </w:r>
+          </w:p>
+        </w:tc>
+      </w:tr>
+      <w:tr>
+        <w:tc>
+          <w:tcPr>
+            <w:tcW w:type="dxa" w:w="2880"/>
+            <w:shd w:fill="FFFFFF"/>
+            <w:tcMar>
+              <w:top w:w="80" w:type="dxa"/>
+              <w:bottom w:w="80" w:type="dxa"/>
+              <w:left w:w="140" w:type="dxa"/>
+              <w:right w:w="140" w:type="dxa"/>
+            </w:tcMar>
+          </w:tcPr>
+          <w:p>
+            <w:pPr>
+              <w:spacing w:before="40" w:after="40" w:line="269" w:lineRule="auto"/>
+            </w:pPr>
+            <w:r>
+              <w:rPr>
+                <w:rFonts w:ascii="Calibri" w:hAnsi="Calibri"/>
+                <w:color w:val="222222"/>
+                <w:sz w:val="18"/>
+              </w:rPr>
+              <w:t>Ending Capital (3 Years)</w:t>
+            </w:r>
+          </w:p>
+        </w:tc>
+        <w:tc>
+          <w:tcPr>
+            <w:tcW w:type="dxa" w:w="2304"/>
+            <w:shd w:fill="FFFFFF"/>
+            <w:tcMar>
+              <w:top w:w="80" w:type="dxa"/>
+              <w:bottom w:w="80" w:type="dxa"/>
+              <w:left w:w="140" w:type="dxa"/>
+              <w:right w:w="140" w:type="dxa"/>
+            </w:tcMar>
+          </w:tcPr>
+          <w:p>
+            <w:pPr>
+              <w:spacing w:before="40" w:after="40" w:line="269" w:lineRule="auto"/>
+            </w:pPr>
+            <w:r>
+              <w:rPr>
+                <w:rFonts w:ascii="Calibri" w:hAnsi="Calibri"/>
+                <w:color w:val="222222"/>
+                <w:sz w:val="18"/>
+              </w:rPr>
+              <w:t>₹1,356,216.40</w:t>
+            </w:r>
+          </w:p>
+        </w:tc>
+        <w:tc>
+          <w:tcPr>
+            <w:tcW w:type="dxa" w:w="2304"/>
+            <w:shd w:fill="FFFFFF"/>
+            <w:tcMar>
+              <w:top w:w="80" w:type="dxa"/>
+              <w:bottom w:w="80" w:type="dxa"/>
+              <w:left w:w="140" w:type="dxa"/>
+              <w:right w:w="140" w:type="dxa"/>
+            </w:tcMar>
+          </w:tcPr>
+          <w:p>
+            <w:pPr>
+              <w:spacing w:before="40" w:after="40" w:line="269" w:lineRule="auto"/>
+            </w:pPr>
+            <w:r>
+              <w:rPr>
+                <w:rFonts w:ascii="Calibri" w:hAnsi="Calibri"/>
+                <w:color w:val="222222"/>
+                <w:sz w:val="18"/>
+              </w:rPr>
+              <w:t>₹1,237,183.75</w:t>
+            </w:r>
+          </w:p>
+        </w:tc>
+        <w:tc>
+          <w:tcPr>
+            <w:tcW w:type="dxa" w:w="2304"/>
+            <w:shd w:fill="FFFFFF"/>
+            <w:tcMar>
+              <w:top w:w="80" w:type="dxa"/>
+              <w:bottom w:w="80" w:type="dxa"/>
+              <w:left w:w="140" w:type="dxa"/>
+              <w:right w:w="140" w:type="dxa"/>
+            </w:tcMar>
+          </w:tcPr>
+          <w:p>
+            <w:pPr>
+              <w:spacing w:before="40" w:after="40" w:line="269" w:lineRule="auto"/>
+            </w:pPr>
+            <w:r>
+              <w:rPr>
+                <w:rFonts w:ascii="Calibri" w:hAnsi="Calibri"/>
+                <w:color w:val="222222"/>
+                <w:sz w:val="18"/>
+              </w:rPr>
+              <w:t>+₹119,032.65 Net Excess Profit</w:t>
+            </w:r>
+          </w:p>
+        </w:tc>
+      </w:tr>
+      <w:tr>
+        <w:tc>
+          <w:tcPr>
+            <w:tcW w:type="dxa" w:w="2880"/>
+            <w:shd w:fill="F7F9FB"/>
+            <w:tcMar>
+              <w:top w:w="80" w:type="dxa"/>
+              <w:bottom w:w="80" w:type="dxa"/>
+              <w:left w:w="140" w:type="dxa"/>
+              <w:right w:w="140" w:type="dxa"/>
+            </w:tcMar>
+          </w:tcPr>
+          <w:p>
+            <w:pPr>
+              <w:spacing w:before="40" w:after="40" w:line="269" w:lineRule="auto"/>
+            </w:pPr>
+            <w:r>
+              <w:rPr>
+                <w:rFonts w:ascii="Calibri" w:hAnsi="Calibri"/>
+                <w:color w:val="222222"/>
+                <w:sz w:val="18"/>
+              </w:rPr>
+              <w:t>Total Return (%)</w:t>
+            </w:r>
+          </w:p>
+        </w:tc>
+        <w:tc>
+          <w:tcPr>
+            <w:tcW w:type="dxa" w:w="2304"/>
+            <w:shd w:fill="F7F9FB"/>
+            <w:tcMar>
+              <w:top w:w="80" w:type="dxa"/>
+              <w:bottom w:w="80" w:type="dxa"/>
+              <w:left w:w="140" w:type="dxa"/>
+              <w:right w:w="140" w:type="dxa"/>
+            </w:tcMar>
+          </w:tcPr>
+          <w:p>
+            <w:pPr>
+              <w:spacing w:before="40" w:after="40" w:line="269" w:lineRule="auto"/>
+            </w:pPr>
+            <w:r>
+              <w:rPr>
+                <w:rFonts w:ascii="Calibri" w:hAnsi="Calibri"/>
+                <w:color w:val="222222"/>
+                <w:sz w:val="18"/>
+              </w:rPr>
+              <w:t>+35.62%</w:t>
+            </w:r>
+          </w:p>
+        </w:tc>
+        <w:tc>
+          <w:tcPr>
+            <w:tcW w:type="dxa" w:w="2304"/>
+            <w:shd w:fill="F7F9FB"/>
+            <w:tcMar>
+              <w:top w:w="80" w:type="dxa"/>
+              <w:bottom w:w="80" w:type="dxa"/>
+              <w:left w:w="140" w:type="dxa"/>
+              <w:right w:w="140" w:type="dxa"/>
+            </w:tcMar>
+          </w:tcPr>
+          <w:p>
+            <w:pPr>
+              <w:spacing w:before="40" w:after="40" w:line="269" w:lineRule="auto"/>
+            </w:pPr>
+            <w:r>
+              <w:rPr>
+                <w:rFonts w:ascii="Calibri" w:hAnsi="Calibri"/>
+                <w:color w:val="222222"/>
+                <w:sz w:val="18"/>
+              </w:rPr>
+              <w:t>+23.72%</w:t>
+            </w:r>
+          </w:p>
+        </w:tc>
+        <w:tc>
+          <w:tcPr>
+            <w:tcW w:type="dxa" w:w="2304"/>
+            <w:shd w:fill="F7F9FB"/>
+            <w:tcMar>
+              <w:top w:w="80" w:type="dxa"/>
+              <w:bottom w:w="80" w:type="dxa"/>
+              <w:left w:w="140" w:type="dxa"/>
+              <w:right w:w="140" w:type="dxa"/>
+            </w:tcMar>
+          </w:tcPr>
+          <w:p>
+            <w:pPr>
+              <w:spacing w:before="40" w:after="40" w:line="269" w:lineRule="auto"/>
+            </w:pPr>
+            <w:r>
+              <w:rPr>
+                <w:rFonts w:ascii="Calibri" w:hAnsi="Calibri"/>
+                <w:color w:val="222222"/>
+                <w:sz w:val="18"/>
+              </w:rPr>
+              <w:t>+11.90% Excess Cumulative Alpha 🚀</w:t>
+            </w:r>
+          </w:p>
+        </w:tc>
+      </w:tr>
+      <w:tr>
+        <w:tc>
+          <w:tcPr>
+            <w:tcW w:type="dxa" w:w="2880"/>
+            <w:shd w:fill="FFFFFF"/>
+            <w:tcMar>
+              <w:top w:w="80" w:type="dxa"/>
+              <w:bottom w:w="80" w:type="dxa"/>
+              <w:left w:w="140" w:type="dxa"/>
+              <w:right w:w="140" w:type="dxa"/>
+            </w:tcMar>
+          </w:tcPr>
+          <w:p>
+            <w:pPr>
+              <w:spacing w:before="40" w:after="40" w:line="269" w:lineRule="auto"/>
+            </w:pPr>
+            <w:r>
+              <w:rPr>
+                <w:rFonts w:ascii="Calibri" w:hAnsi="Calibri"/>
+                <w:color w:val="222222"/>
+                <w:sz w:val="18"/>
+              </w:rPr>
+              <w:t>Annualized Return (CAGR)</w:t>
+            </w:r>
+          </w:p>
+        </w:tc>
+        <w:tc>
+          <w:tcPr>
+            <w:tcW w:type="dxa" w:w="2304"/>
+            <w:shd w:fill="FFFFFF"/>
+            <w:tcMar>
+              <w:top w:w="80" w:type="dxa"/>
+              <w:bottom w:w="80" w:type="dxa"/>
+              <w:left w:w="140" w:type="dxa"/>
+              <w:right w:w="140" w:type="dxa"/>
+            </w:tcMar>
+          </w:tcPr>
+          <w:p>
+            <w:pPr>
+              <w:spacing w:before="40" w:after="40" w:line="269" w:lineRule="auto"/>
+            </w:pPr>
+            <w:r>
+              <w:rPr>
+                <w:rFonts w:ascii="Calibri" w:hAnsi="Calibri"/>
+                <w:color w:val="222222"/>
+                <w:sz w:val="18"/>
+              </w:rPr>
+              <w:t>10.60% p.a.</w:t>
+            </w:r>
+          </w:p>
+        </w:tc>
+        <w:tc>
+          <w:tcPr>
+            <w:tcW w:type="dxa" w:w="2304"/>
+            <w:shd w:fill="FFFFFF"/>
+            <w:tcMar>
+              <w:top w:w="80" w:type="dxa"/>
+              <w:bottom w:w="80" w:type="dxa"/>
+              <w:left w:w="140" w:type="dxa"/>
+              <w:right w:w="140" w:type="dxa"/>
+            </w:tcMar>
+          </w:tcPr>
+          <w:p>
+            <w:pPr>
+              <w:spacing w:before="40" w:after="40" w:line="269" w:lineRule="auto"/>
+            </w:pPr>
+            <w:r>
+              <w:rPr>
+                <w:rFonts w:ascii="Calibri" w:hAnsi="Calibri"/>
+                <w:color w:val="222222"/>
+                <w:sz w:val="18"/>
+              </w:rPr>
+              <w:t>7.29% p.a.</w:t>
+            </w:r>
+          </w:p>
+        </w:tc>
+        <w:tc>
+          <w:tcPr>
+            <w:tcW w:type="dxa" w:w="2304"/>
+            <w:shd w:fill="FFFFFF"/>
+            <w:tcMar>
+              <w:top w:w="80" w:type="dxa"/>
+              <w:bottom w:w="80" w:type="dxa"/>
+              <w:left w:w="140" w:type="dxa"/>
+              <w:right w:w="140" w:type="dxa"/>
+            </w:tcMar>
+          </w:tcPr>
+          <w:p>
+            <w:pPr>
+              <w:spacing w:before="40" w:after="40" w:line="269" w:lineRule="auto"/>
+            </w:pPr>
+            <w:r>
+              <w:rPr>
+                <w:rFonts w:ascii="Calibri" w:hAnsi="Calibri"/>
+                <w:color w:val="222222"/>
+                <w:sz w:val="18"/>
+              </w:rPr>
+              <w:t>+3.31% p.a. Annualized Alpha</w:t>
+            </w:r>
+          </w:p>
+        </w:tc>
+      </w:tr>
+      <w:tr>
+        <w:tc>
+          <w:tcPr>
+            <w:tcW w:type="dxa" w:w="2880"/>
+            <w:shd w:fill="F7F9FB"/>
+            <w:tcMar>
+              <w:top w:w="80" w:type="dxa"/>
+              <w:bottom w:w="80" w:type="dxa"/>
+              <w:left w:w="140" w:type="dxa"/>
+              <w:right w:w="140" w:type="dxa"/>
+            </w:tcMar>
+          </w:tcPr>
+          <w:p>
+            <w:pPr>
+              <w:spacing w:before="40" w:after="40" w:line="269" w:lineRule="auto"/>
+            </w:pPr>
+            <w:r>
+              <w:rPr>
+                <w:rFonts w:ascii="Calibri" w:hAnsi="Calibri"/>
+                <w:color w:val="222222"/>
+                <w:sz w:val="18"/>
+              </w:rPr>
+              <w:t>Maximum Drawdown</w:t>
+            </w:r>
+          </w:p>
+        </w:tc>
+        <w:tc>
+          <w:tcPr>
+            <w:tcW w:type="dxa" w:w="2304"/>
+            <w:shd w:fill="F7F9FB"/>
+            <w:tcMar>
+              <w:top w:w="80" w:type="dxa"/>
+              <w:bottom w:w="80" w:type="dxa"/>
+              <w:left w:w="140" w:type="dxa"/>
+              <w:right w:w="140" w:type="dxa"/>
+            </w:tcMar>
+          </w:tcPr>
+          <w:p>
+            <w:pPr>
+              <w:spacing w:before="40" w:after="40" w:line="269" w:lineRule="auto"/>
+            </w:pPr>
+            <w:r>
+              <w:rPr>
+                <w:rFonts w:ascii="Calibri" w:hAnsi="Calibri"/>
+                <w:color w:val="222222"/>
+                <w:sz w:val="18"/>
+              </w:rPr>
+              <w:t>-7.38%</w:t>
+            </w:r>
+          </w:p>
+        </w:tc>
+        <w:tc>
+          <w:tcPr>
+            <w:tcW w:type="dxa" w:w="2304"/>
+            <w:shd w:fill="F7F9FB"/>
+            <w:tcMar>
+              <w:top w:w="80" w:type="dxa"/>
+              <w:bottom w:w="80" w:type="dxa"/>
+              <w:left w:w="140" w:type="dxa"/>
+              <w:right w:w="140" w:type="dxa"/>
+            </w:tcMar>
+          </w:tcPr>
+          <w:p>
+            <w:pPr>
+              <w:spacing w:before="40" w:after="40" w:line="269" w:lineRule="auto"/>
+            </w:pPr>
+            <w:r>
+              <w:rPr>
+                <w:rFonts w:ascii="Calibri" w:hAnsi="Calibri"/>
+                <w:color w:val="222222"/>
+                <w:sz w:val="18"/>
+              </w:rPr>
+              <w:t>-15.77%</w:t>
+            </w:r>
+          </w:p>
+        </w:tc>
+        <w:tc>
+          <w:tcPr>
+            <w:tcW w:type="dxa" w:w="2304"/>
+            <w:shd w:fill="F7F9FB"/>
+            <w:tcMar>
+              <w:top w:w="80" w:type="dxa"/>
+              <w:bottom w:w="80" w:type="dxa"/>
+              <w:left w:w="140" w:type="dxa"/>
+              <w:right w:w="140" w:type="dxa"/>
+            </w:tcMar>
+          </w:tcPr>
+          <w:p>
+            <w:pPr>
+              <w:spacing w:before="40" w:after="40" w:line="269" w:lineRule="auto"/>
+            </w:pPr>
+            <w:r>
+              <w:rPr>
+                <w:rFonts w:ascii="Calibri" w:hAnsi="Calibri"/>
+                <w:color w:val="222222"/>
+                <w:sz w:val="18"/>
+              </w:rPr>
+              <w:t>Cut Market Drawdown Risk by &gt; 50% 🛡️</w:t>
+            </w:r>
+          </w:p>
+        </w:tc>
+      </w:tr>
+      <w:tr>
+        <w:tc>
+          <w:tcPr>
+            <w:tcW w:type="dxa" w:w="2880"/>
+            <w:shd w:fill="FFFFFF"/>
+            <w:tcMar>
+              <w:top w:w="80" w:type="dxa"/>
+              <w:bottom w:w="80" w:type="dxa"/>
+              <w:left w:w="140" w:type="dxa"/>
+              <w:right w:w="140" w:type="dxa"/>
+            </w:tcMar>
+          </w:tcPr>
+          <w:p>
+            <w:pPr>
+              <w:spacing w:before="40" w:after="40" w:line="269" w:lineRule="auto"/>
+            </w:pPr>
+            <w:r>
+              <w:rPr>
+                <w:rFonts w:ascii="Calibri" w:hAnsi="Calibri"/>
+                <w:color w:val="222222"/>
+                <w:sz w:val="18"/>
+              </w:rPr>
+              <w:t>Profit Factor</w:t>
+            </w:r>
+          </w:p>
+        </w:tc>
+        <w:tc>
+          <w:tcPr>
+            <w:tcW w:type="dxa" w:w="2304"/>
+            <w:shd w:fill="FFFFFF"/>
+            <w:tcMar>
+              <w:top w:w="80" w:type="dxa"/>
+              <w:bottom w:w="80" w:type="dxa"/>
+              <w:left w:w="140" w:type="dxa"/>
+              <w:right w:w="140" w:type="dxa"/>
+            </w:tcMar>
+          </w:tcPr>
+          <w:p>
+            <w:pPr>
+              <w:spacing w:before="40" w:after="40" w:line="269" w:lineRule="auto"/>
+            </w:pPr>
+            <w:r>
+              <w:rPr>
+                <w:rFonts w:ascii="Calibri" w:hAnsi="Calibri"/>
+                <w:color w:val="222222"/>
+                <w:sz w:val="18"/>
+              </w:rPr>
+              <w:t>1.53</w:t>
+            </w:r>
+          </w:p>
+        </w:tc>
+        <w:tc>
+          <w:tcPr>
+            <w:tcW w:type="dxa" w:w="2304"/>
+            <w:shd w:fill="FFFFFF"/>
+            <w:tcMar>
+              <w:top w:w="80" w:type="dxa"/>
+              <w:bottom w:w="80" w:type="dxa"/>
+              <w:left w:w="140" w:type="dxa"/>
+              <w:right w:w="140" w:type="dxa"/>
+            </w:tcMar>
+          </w:tcPr>
+          <w:p>
+            <w:pPr>
+              <w:spacing w:before="40" w:after="40" w:line="269" w:lineRule="auto"/>
+            </w:pPr>
+            <w:r>
+              <w:rPr>
+                <w:rFonts w:ascii="Calibri" w:hAnsi="Calibri"/>
+                <w:color w:val="222222"/>
+                <w:sz w:val="18"/>
+              </w:rPr>
+              <w:t>—</w:t>
+            </w:r>
+          </w:p>
+        </w:tc>
+        <w:tc>
+          <w:tcPr>
+            <w:tcW w:type="dxa" w:w="2304"/>
+            <w:shd w:fill="FFFFFF"/>
+            <w:tcMar>
+              <w:top w:w="80" w:type="dxa"/>
+              <w:bottom w:w="80" w:type="dxa"/>
+              <w:left w:w="140" w:type="dxa"/>
+              <w:right w:w="140" w:type="dxa"/>
+            </w:tcMar>
+          </w:tcPr>
+          <w:p>
+            <w:pPr>
+              <w:spacing w:before="40" w:after="40" w:line="269" w:lineRule="auto"/>
+            </w:pPr>
+            <w:r>
+              <w:rPr>
+                <w:rFonts w:ascii="Calibri" w:hAnsi="Calibri"/>
+                <w:color w:val="222222"/>
+                <w:sz w:val="18"/>
+              </w:rPr>
+              <w:t>₹1.53 Gross Profit per ₹1.00 Loss</w:t>
+            </w:r>
+          </w:p>
+        </w:tc>
+      </w:tr>
+      <w:tr>
+        <w:tc>
+          <w:tcPr>
+            <w:tcW w:type="dxa" w:w="2880"/>
+            <w:shd w:fill="F7F9FB"/>
+            <w:tcMar>
+              <w:top w:w="80" w:type="dxa"/>
+              <w:bottom w:w="80" w:type="dxa"/>
+              <w:left w:w="140" w:type="dxa"/>
+              <w:right w:w="140" w:type="dxa"/>
+            </w:tcMar>
+          </w:tcPr>
+          <w:p>
+            <w:pPr>
+              <w:spacing w:before="40" w:after="40" w:line="269" w:lineRule="auto"/>
+            </w:pPr>
+            <w:r>
+              <w:rPr>
+                <w:rFonts w:ascii="Calibri" w:hAnsi="Calibri"/>
+                <w:color w:val="222222"/>
+                <w:sz w:val="18"/>
+              </w:rPr>
+              <w:t>Total Completed Trades</w:t>
+            </w:r>
+          </w:p>
+        </w:tc>
+        <w:tc>
+          <w:tcPr>
+            <w:tcW w:type="dxa" w:w="2304"/>
+            <w:shd w:fill="F7F9FB"/>
+            <w:tcMar>
+              <w:top w:w="80" w:type="dxa"/>
+              <w:bottom w:w="80" w:type="dxa"/>
+              <w:left w:w="140" w:type="dxa"/>
+              <w:right w:w="140" w:type="dxa"/>
+            </w:tcMar>
+          </w:tcPr>
+          <w:p>
+            <w:pPr>
+              <w:spacing w:before="40" w:after="40" w:line="269" w:lineRule="auto"/>
+            </w:pPr>
+            <w:r>
+              <w:rPr>
+                <w:rFonts w:ascii="Calibri" w:hAnsi="Calibri"/>
+                <w:color w:val="222222"/>
+                <w:sz w:val="18"/>
+              </w:rPr>
+              <w:t>167 trades</w:t>
+            </w:r>
+          </w:p>
+        </w:tc>
+        <w:tc>
+          <w:tcPr>
+            <w:tcW w:type="dxa" w:w="2304"/>
+            <w:shd w:fill="F7F9FB"/>
+            <w:tcMar>
+              <w:top w:w="80" w:type="dxa"/>
+              <w:bottom w:w="80" w:type="dxa"/>
+              <w:left w:w="140" w:type="dxa"/>
+              <w:right w:w="140" w:type="dxa"/>
+            </w:tcMar>
+          </w:tcPr>
+          <w:p>
+            <w:pPr>
+              <w:spacing w:before="40" w:after="40" w:line="269" w:lineRule="auto"/>
+            </w:pPr>
+            <w:r>
+              <w:rPr>
+                <w:rFonts w:ascii="Calibri" w:hAnsi="Calibri"/>
+                <w:color w:val="222222"/>
+                <w:sz w:val="18"/>
+              </w:rPr>
+              <w:t>Buy &amp; Hold</w:t>
+            </w:r>
+          </w:p>
+        </w:tc>
+        <w:tc>
+          <w:tcPr>
+            <w:tcW w:type="dxa" w:w="2304"/>
+            <w:shd w:fill="F7F9FB"/>
+            <w:tcMar>
+              <w:top w:w="80" w:type="dxa"/>
+              <w:bottom w:w="80" w:type="dxa"/>
+              <w:left w:w="140" w:type="dxa"/>
+              <w:right w:w="140" w:type="dxa"/>
+            </w:tcMar>
+          </w:tcPr>
+          <w:p>
+            <w:pPr>
+              <w:spacing w:before="40" w:after="40" w:line="269" w:lineRule="auto"/>
+            </w:pPr>
+            <w:r>
+              <w:rPr>
+                <w:rFonts w:ascii="Calibri" w:hAnsi="Calibri"/>
+                <w:color w:val="222222"/>
+                <w:sz w:val="18"/>
+              </w:rPr>
+              <w:t>~55 trades per year</w:t>
+            </w:r>
+          </w:p>
+        </w:tc>
+      </w:tr>
+      <w:tr>
+        <w:tc>
+          <w:tcPr>
+            <w:tcW w:type="dxa" w:w="2880"/>
+            <w:shd w:fill="FFFFFF"/>
+            <w:tcMar>
+              <w:top w:w="80" w:type="dxa"/>
+              <w:bottom w:w="80" w:type="dxa"/>
+              <w:left w:w="140" w:type="dxa"/>
+              <w:right w:w="140" w:type="dxa"/>
+            </w:tcMar>
+          </w:tcPr>
+          <w:p>
+            <w:pPr>
+              <w:spacing w:before="40" w:after="40" w:line="269" w:lineRule="auto"/>
+            </w:pPr>
+            <w:r>
+              <w:rPr>
+                <w:rFonts w:ascii="Calibri" w:hAnsi="Calibri"/>
+                <w:color w:val="222222"/>
+                <w:sz w:val="18"/>
+              </w:rPr>
+              <w:t>Win-to-Loss Asymmetry Ratio</w:t>
+            </w:r>
+          </w:p>
+        </w:tc>
+        <w:tc>
+          <w:tcPr>
+            <w:tcW w:type="dxa" w:w="2304"/>
+            <w:shd w:fill="FFFFFF"/>
+            <w:tcMar>
+              <w:top w:w="80" w:type="dxa"/>
+              <w:bottom w:w="80" w:type="dxa"/>
+              <w:left w:w="140" w:type="dxa"/>
+              <w:right w:w="140" w:type="dxa"/>
+            </w:tcMar>
+          </w:tcPr>
+          <w:p>
+            <w:pPr>
+              <w:spacing w:before="40" w:after="40" w:line="269" w:lineRule="auto"/>
+            </w:pPr>
+            <w:r>
+              <w:rPr>
+                <w:rFonts w:ascii="Calibri" w:hAnsi="Calibri"/>
+                <w:color w:val="222222"/>
+                <w:sz w:val="18"/>
+              </w:rPr>
+              <w:t>2.59x</w:t>
+            </w:r>
+          </w:p>
+        </w:tc>
+        <w:tc>
+          <w:tcPr>
+            <w:tcW w:type="dxa" w:w="2304"/>
+            <w:shd w:fill="FFFFFF"/>
+            <w:tcMar>
+              <w:top w:w="80" w:type="dxa"/>
+              <w:bottom w:w="80" w:type="dxa"/>
+              <w:left w:w="140" w:type="dxa"/>
+              <w:right w:w="140" w:type="dxa"/>
+            </w:tcMar>
+          </w:tcPr>
+          <w:p>
+            <w:pPr>
+              <w:spacing w:before="40" w:after="40" w:line="269" w:lineRule="auto"/>
+            </w:pPr>
+            <w:r>
+              <w:rPr>
+                <w:rFonts w:ascii="Calibri" w:hAnsi="Calibri"/>
+                <w:color w:val="222222"/>
+                <w:sz w:val="18"/>
+              </w:rPr>
+              <w:t>—</w:t>
+            </w:r>
+          </w:p>
+        </w:tc>
+        <w:tc>
+          <w:tcPr>
+            <w:tcW w:type="dxa" w:w="2304"/>
+            <w:shd w:fill="FFFFFF"/>
+            <w:tcMar>
+              <w:top w:w="80" w:type="dxa"/>
+              <w:bottom w:w="80" w:type="dxa"/>
+              <w:left w:w="140" w:type="dxa"/>
+              <w:right w:w="140" w:type="dxa"/>
+            </w:tcMar>
+          </w:tcPr>
+          <w:p>
+            <w:pPr>
+              <w:spacing w:before="40" w:after="40" w:line="269" w:lineRule="auto"/>
+            </w:pPr>
+            <w:r>
+              <w:rPr>
+                <w:rFonts w:ascii="Calibri" w:hAnsi="Calibri"/>
+                <w:color w:val="222222"/>
+                <w:sz w:val="18"/>
+              </w:rPr>
+              <w:t>Avg Win: +₹16,547 (+4.90%) vs Avg Loss: -₹6,378 (-2.09%)</w:t>
+            </w:r>
+          </w:p>
+        </w:tc>
+      </w:tr>
+      <w:tr>
+        <w:tc>
+          <w:tcPr>
+            <w:tcW w:type="dxa" w:w="2880"/>
+            <w:shd w:fill="F7F9FB"/>
+            <w:tcMar>
+              <w:top w:w="80" w:type="dxa"/>
+              <w:bottom w:w="80" w:type="dxa"/>
+              <w:left w:w="140" w:type="dxa"/>
+              <w:right w:w="140" w:type="dxa"/>
+            </w:tcMar>
+          </w:tcPr>
+          <w:p>
+            <w:pPr>
+              <w:spacing w:before="40" w:after="40" w:line="269" w:lineRule="auto"/>
+            </w:pPr>
+            <w:r>
+              <w:rPr>
+                <w:rFonts w:ascii="Calibri" w:hAnsi="Calibri"/>
+                <w:color w:val="222222"/>
+                <w:sz w:val="18"/>
+              </w:rPr>
+              <w:t>Average Holding Duration</w:t>
+            </w:r>
+          </w:p>
+        </w:tc>
+        <w:tc>
+          <w:tcPr>
+            <w:tcW w:type="dxa" w:w="2304"/>
+            <w:shd w:fill="F7F9FB"/>
+            <w:tcMar>
+              <w:top w:w="80" w:type="dxa"/>
+              <w:bottom w:w="80" w:type="dxa"/>
+              <w:left w:w="140" w:type="dxa"/>
+              <w:right w:w="140" w:type="dxa"/>
+            </w:tcMar>
+          </w:tcPr>
+          <w:p>
+            <w:pPr>
+              <w:spacing w:before="40" w:after="40" w:line="269" w:lineRule="auto"/>
+            </w:pPr>
+            <w:r>
+              <w:rPr>
+                <w:rFonts w:ascii="Calibri" w:hAnsi="Calibri"/>
+                <w:color w:val="222222"/>
+                <w:sz w:val="18"/>
+              </w:rPr>
+              <w:t>9.3 Trading Days</w:t>
+            </w:r>
+          </w:p>
+        </w:tc>
+        <w:tc>
+          <w:tcPr>
+            <w:tcW w:type="dxa" w:w="2304"/>
+            <w:shd w:fill="F7F9FB"/>
+            <w:tcMar>
+              <w:top w:w="80" w:type="dxa"/>
+              <w:bottom w:w="80" w:type="dxa"/>
+              <w:left w:w="140" w:type="dxa"/>
+              <w:right w:w="140" w:type="dxa"/>
+            </w:tcMar>
+          </w:tcPr>
+          <w:p>
+            <w:pPr>
+              <w:spacing w:before="40" w:after="40" w:line="269" w:lineRule="auto"/>
+            </w:pPr>
+            <w:r>
+              <w:rPr>
+                <w:rFonts w:ascii="Calibri" w:hAnsi="Calibri"/>
+                <w:color w:val="222222"/>
+                <w:sz w:val="18"/>
+              </w:rPr>
+              <w:t>3.0 Years</w:t>
+            </w:r>
+          </w:p>
+        </w:tc>
+        <w:tc>
+          <w:tcPr>
+            <w:tcW w:type="dxa" w:w="2304"/>
+            <w:shd w:fill="F7F9FB"/>
+            <w:tcMar>
+              <w:top w:w="80" w:type="dxa"/>
+              <w:bottom w:w="80" w:type="dxa"/>
+              <w:left w:w="140" w:type="dxa"/>
+              <w:right w:w="140" w:type="dxa"/>
+            </w:tcMar>
+          </w:tcPr>
+          <w:p>
+            <w:pPr>
+              <w:spacing w:before="40" w:after="40" w:line="269" w:lineRule="auto"/>
+            </w:pPr>
+            <w:r>
+              <w:rPr>
+                <w:rFonts w:ascii="Calibri" w:hAnsi="Calibri"/>
+                <w:color w:val="222222"/>
+                <w:sz w:val="18"/>
+              </w:rPr>
+              <w:t>True Systematic Swing Trading Horizon</w:t>
+            </w:r>
+          </w:p>
+        </w:tc>
+      </w:tr>
+    </w:tbl>
+    <w:p>
+      <w:pPr>
+        <w:keepNext/>
+        <w:spacing w:before="320" w:after="120"/>
+      </w:pPr>
+      <w:r>
+        <w:rPr>
+          <w:rFonts w:ascii="Calibri" w:hAnsi="Calibri"/>
+          <w:b/>
+          <w:color w:val="1B365D"/>
+          <w:sz w:val="30"/>
+        </w:rPr>
+        <w:t>8. Production Credentials &amp; Deployment Infrastructure</w:t>
+      </w:r>
+    </w:p>
+    <w:p>
+      <w:pPr>
+        <w:spacing w:before="20" w:after="80" w:line="276" w:lineRule="auto"/>
+      </w:pPr>
+      <w:r>
+        <w:rPr>
+          <w:rFonts w:ascii="Calibri" w:hAnsi="Calibri"/>
+          <w:i w:val="0"/>
+          <w:color w:val="222222"/>
+          <w:sz w:val="20"/>
+        </w:rPr>
+        <w:t>The production environment configuration and secret variables for System #1 are cataloged below:</w:t>
+      </w:r>
+    </w:p>
+    <w:tbl>
+      <w:tblPr>
+        <w:tblW w:type="auto" w:w="0"/>
+        <w:jc w:val="center"/>
+        <w:tblLook w:firstColumn="1" w:firstRow="1" w:lastColumn="0" w:lastRow="0" w:noHBand="0" w:noVBand="1" w:val="04A0"/>
+        <w:tblBorders>
+          <w:top w:val="single" w:sz="4" w:space="0" w:color="D3D3D3"/>
+          <w:bottom w:val="single" w:sz="4" w:space="0" w:color="D3D3D3"/>
+          <w:insideH w:val="single" w:sz="4" w:space="0" w:color="D3D3D3"/>
+          <w:insideV w:val="none"/>
+          <w:left w:val="none"/>
+          <w:right w:val="none"/>
+        </w:tblBorders>
+      </w:tblPr>
+      <w:tblGrid>
+        <w:gridCol w:w="3312"/>
+        <w:gridCol w:w="3312"/>
+        <w:gridCol w:w="3312"/>
+      </w:tblGrid>
+      <w:tr>
+        <w:trPr>
+          <w:tblHeader/>
+        </w:trPr>
+        <w:tc>
+          <w:tcPr>
+            <w:tcW w:type="dxa" w:w="2592"/>
+            <w:shd w:fill="1B365D"/>
+            <w:tcMar>
+              <w:top w:w="120" w:type="dxa"/>
+              <w:bottom w:w="120" w:type="dxa"/>
+              <w:left w:w="140" w:type="dxa"/>
+              <w:right w:w="140" w:type="dxa"/>
+            </w:tcMar>
+          </w:tcPr>
+          <w:p>
+            <w:pPr>
+              <w:spacing w:before="40" w:after="40"/>
+            </w:pPr>
+            <w:r>
+              <w:rPr>
+                <w:rFonts w:ascii="Calibri" w:hAnsi="Calibri"/>
+                <w:b/>
+                <w:color w:val="FFFFFF"/>
+                <w:sz w:val="19"/>
+              </w:rPr>
+              <w:t>Component / Service</w:t>
+            </w:r>
+          </w:p>
+        </w:tc>
+        <w:tc>
+          <w:tcPr>
+            <w:tcW w:type="dxa" w:w="3168"/>
+            <w:shd w:fill="1B365D"/>
+            <w:tcMar>
+              <w:top w:w="120" w:type="dxa"/>
+              <w:bottom w:w="120" w:type="dxa"/>
+              <w:left w:w="140" w:type="dxa"/>
+              <w:right w:w="140" w:type="dxa"/>
+            </w:tcMar>
+          </w:tcPr>
+          <w:p>
+            <w:pPr>
+              <w:spacing w:before="40" w:after="40"/>
+            </w:pPr>
+            <w:r>
+              <w:rPr>
+                <w:rFonts w:ascii="Calibri" w:hAnsi="Calibri"/>
+                <w:b/>
+                <w:color w:val="FFFFFF"/>
+                <w:sz w:val="19"/>
+              </w:rPr>
+              <w:t>Environment Variable / Key</w:t>
+            </w:r>
+          </w:p>
+        </w:tc>
+        <w:tc>
+          <w:tcPr>
+            <w:tcW w:type="dxa" w:w="4032"/>
+            <w:shd w:fill="1B365D"/>
+            <w:tcMar>
+              <w:top w:w="120" w:type="dxa"/>
+              <w:bottom w:w="120" w:type="dxa"/>
+              <w:left w:w="140" w:type="dxa"/>
+              <w:right w:w="140" w:type="dxa"/>
+            </w:tcMar>
+          </w:tcPr>
+          <w:p>
+            <w:pPr>
+              <w:spacing w:before="40" w:after="40"/>
+            </w:pPr>
+            <w:r>
+              <w:rPr>
+                <w:rFonts w:ascii="Calibri" w:hAnsi="Calibri"/>
+                <w:b/>
+                <w:color w:val="FFFFFF"/>
+                <w:sz w:val="19"/>
+              </w:rPr>
+              <w:t>Configured Value / Description</w:t>
+            </w:r>
+          </w:p>
+        </w:tc>
+      </w:tr>
+      <w:tr>
+        <w:tc>
+          <w:tcPr>
+            <w:tcW w:type="dxa" w:w="2592"/>
+            <w:shd w:fill="F7F9FB"/>
+            <w:tcMar>
+              <w:top w:w="80" w:type="dxa"/>
+              <w:bottom w:w="80" w:type="dxa"/>
+              <w:left w:w="140" w:type="dxa"/>
+              <w:right w:w="140" w:type="dxa"/>
+            </w:tcMar>
+          </w:tcPr>
+          <w:p>
+            <w:pPr>
+              <w:spacing w:before="40" w:after="40" w:line="269" w:lineRule="auto"/>
+            </w:pPr>
+            <w:r>
+              <w:rPr>
+                <w:rFonts w:ascii="Calibri" w:hAnsi="Calibri"/>
+                <w:color w:val="222222"/>
+                <w:sz w:val="18"/>
+              </w:rPr>
+              <w:t>Dhan Broker API</w:t>
+            </w:r>
+          </w:p>
+        </w:tc>
+        <w:tc>
+          <w:tcPr>
+            <w:tcW w:type="dxa" w:w="3168"/>
+            <w:shd w:fill="F7F9FB"/>
+            <w:tcMar>
+              <w:top w:w="80" w:type="dxa"/>
+              <w:bottom w:w="80" w:type="dxa"/>
+              <w:left w:w="140" w:type="dxa"/>
+              <w:right w:w="140" w:type="dxa"/>
+            </w:tcMar>
+          </w:tcPr>
+          <w:p>
+            <w:pPr>
+              <w:spacing w:before="40" w:after="40" w:line="269" w:lineRule="auto"/>
+            </w:pPr>
+            <w:r>
+              <w:rPr>
+                <w:rFonts w:ascii="Calibri" w:hAnsi="Calibri"/>
+                <w:color w:val="222222"/>
+                <w:sz w:val="18"/>
+              </w:rPr>
+              <w:t>DHAN_CLIENT_ID</w:t>
+            </w:r>
+          </w:p>
+        </w:tc>
+        <w:tc>
+          <w:tcPr>
+            <w:tcW w:type="dxa" w:w="4032"/>
+            <w:shd w:fill="F7F9FB"/>
+            <w:tcMar>
+              <w:top w:w="80" w:type="dxa"/>
+              <w:bottom w:w="80" w:type="dxa"/>
+              <w:left w:w="140" w:type="dxa"/>
+              <w:right w:w="140" w:type="dxa"/>
+            </w:tcMar>
+          </w:tcPr>
+          <w:p>
+            <w:pPr>
+              <w:spacing w:before="40" w:after="40" w:line="269" w:lineRule="auto"/>
+            </w:pPr>
+            <w:r>
+              <w:rPr>
+                <w:rFonts w:ascii="Calibri" w:hAnsi="Calibri"/>
+                <w:color w:val="222222"/>
+                <w:sz w:val="18"/>
+              </w:rPr>
+              <w:t>10-digit Dhan Client ID</w:t>
+            </w:r>
+          </w:p>
+        </w:tc>
+      </w:tr>
+      <w:tr>
+        <w:tc>
+          <w:tcPr>
+            <w:tcW w:type="dxa" w:w="2592"/>
+            <w:shd w:fill="FFFFFF"/>
+            <w:tcMar>
+              <w:top w:w="80" w:type="dxa"/>
+              <w:bottom w:w="80" w:type="dxa"/>
+              <w:left w:w="140" w:type="dxa"/>
+              <w:right w:w="140" w:type="dxa"/>
+            </w:tcMar>
+          </w:tcPr>
+          <w:p>
+            <w:pPr>
+              <w:spacing w:before="40" w:after="40" w:line="269" w:lineRule="auto"/>
+            </w:pPr>
+            <w:r>
+              <w:rPr>
+                <w:rFonts w:ascii="Calibri" w:hAnsi="Calibri"/>
+                <w:color w:val="222222"/>
+                <w:sz w:val="18"/>
+              </w:rPr>
+              <w:t>Dhan Broker API</w:t>
+            </w:r>
+          </w:p>
+        </w:tc>
+        <w:tc>
+          <w:tcPr>
+            <w:tcW w:type="dxa" w:w="3168"/>
+            <w:shd w:fill="FFFFFF"/>
+            <w:tcMar>
+              <w:top w:w="80" w:type="dxa"/>
+              <w:bottom w:w="80" w:type="dxa"/>
+              <w:left w:w="140" w:type="dxa"/>
+              <w:right w:w="140" w:type="dxa"/>
+            </w:tcMar>
+          </w:tcPr>
+          <w:p>
+            <w:pPr>
+              <w:spacing w:before="40" w:after="40" w:line="269" w:lineRule="auto"/>
+            </w:pPr>
+            <w:r>
+              <w:rPr>
+                <w:rFonts w:ascii="Calibri" w:hAnsi="Calibri"/>
+                <w:color w:val="222222"/>
+                <w:sz w:val="18"/>
+              </w:rPr>
+              <w:t>DHAN_ACCESS_TOKEN</w:t>
+            </w:r>
+          </w:p>
+        </w:tc>
+        <w:tc>
+          <w:tcPr>
+            <w:tcW w:type="dxa" w:w="4032"/>
+            <w:shd w:fill="FFFFFF"/>
+            <w:tcMar>
+              <w:top w:w="80" w:type="dxa"/>
+              <w:bottom w:w="80" w:type="dxa"/>
+              <w:left w:w="140" w:type="dxa"/>
+              <w:right w:w="140" w:type="dxa"/>
+            </w:tcMar>
+          </w:tcPr>
+          <w:p>
+            <w:pPr>
+              <w:spacing w:before="40" w:after="40" w:line="269" w:lineRule="auto"/>
+            </w:pPr>
+            <w:r>
+              <w:rPr>
+                <w:rFonts w:ascii="Calibri" w:hAnsi="Calibri"/>
+                <w:color w:val="222222"/>
+                <w:sz w:val="18"/>
+              </w:rPr>
+              <w:t>DhanHQ API Token (Auto-generated from Dhan Web Console)</w:t>
+            </w:r>
+          </w:p>
+        </w:tc>
+      </w:tr>
+      <w:tr>
+        <w:tc>
+          <w:tcPr>
+            <w:tcW w:type="dxa" w:w="2592"/>
+            <w:shd w:fill="F7F9FB"/>
+            <w:tcMar>
+              <w:top w:w="80" w:type="dxa"/>
+              <w:bottom w:w="80" w:type="dxa"/>
+              <w:left w:w="140" w:type="dxa"/>
+              <w:right w:w="140" w:type="dxa"/>
+            </w:tcMar>
+          </w:tcPr>
+          <w:p>
+            <w:pPr>
+              <w:spacing w:before="40" w:after="40" w:line="269" w:lineRule="auto"/>
+            </w:pPr>
+            <w:r>
+              <w:rPr>
+                <w:rFonts w:ascii="Calibri" w:hAnsi="Calibri"/>
+                <w:color w:val="222222"/>
+                <w:sz w:val="18"/>
+              </w:rPr>
               <w:t>Telegram Bot</w:t>
             </w:r>
           </w:p>
         </w:tc>
         <w:tc>
           <w:tcPr>
-            <w:tcW w:type="dxa" w:w="2880"/>
-            <w:shd w:val="clear" w:color="auto" w:fill="F2F2F2"/>
+            <w:tcW w:type="dxa" w:w="3168"/>
+            <w:shd w:fill="F7F9FB"/>
+            <w:tcMar>
+              <w:top w:w="80" w:type="dxa"/>
+              <w:bottom w:w="80" w:type="dxa"/>
+              <w:left w:w="140" w:type="dxa"/>
+              <w:right w:w="140" w:type="dxa"/>
+            </w:tcMar>
           </w:tcPr>
           <w:p>
+            <w:pPr>
+              <w:spacing w:before="40" w:after="40" w:line="269" w:lineRule="auto"/>
+            </w:pPr>
             <w:r>
+              <w:rPr>
+                <w:rFonts w:ascii="Calibri" w:hAnsi="Calibri"/>
+                <w:color w:val="222222"/>
+                <w:sz w:val="18"/>
+              </w:rPr>
               <w:t>TELEGRAM_BOT_TOKEN</w:t>
             </w:r>
           </w:p>
         </w:tc>
         <w:tc>
           <w:tcPr>
-            <w:tcW w:type="dxa" w:w="2880"/>
-            <w:shd w:val="clear" w:color="auto" w:fill="F2F2F2"/>
+            <w:tcW w:type="dxa" w:w="4032"/>
+            <w:shd w:fill="F7F9FB"/>
+            <w:tcMar>
+              <w:top w:w="80" w:type="dxa"/>
+              <w:bottom w:w="80" w:type="dxa"/>
+              <w:left w:w="140" w:type="dxa"/>
+              <w:right w:w="140" w:type="dxa"/>
+            </w:tcMar>
           </w:tcPr>
           <w:p>
+            <w:pPr>
+              <w:spacing w:before="40" w:after="40" w:line="269" w:lineRule="auto"/>
+            </w:pPr>
             <w:r>
+              <w:rPr>
+                <w:rFonts w:ascii="Calibri" w:hAnsi="Calibri"/>
+                <w:color w:val="222222"/>
+                <w:sz w:val="18"/>
+              </w:rPr>
               <w:t>8723012283:AAFuddRfXL3-VNbeCdRRwKwoZ3438FaV0uo</w:t>
             </w:r>
           </w:p>
@@ -911,33 +7006,75 @@
       <w:tr>
         <w:tc>
           <w:tcPr>
-            <w:tcW w:type="dxa" w:w="2880"/>
-            <w:shd w:val="clear" w:color="auto" w:fill="F2F2F2"/>
+            <w:tcW w:type="dxa" w:w="2592"/>
+            <w:shd w:fill="FFFFFF"/>
+            <w:tcMar>
+              <w:top w:w="80" w:type="dxa"/>
+              <w:bottom w:w="80" w:type="dxa"/>
+              <w:left w:w="140" w:type="dxa"/>
+              <w:right w:w="140" w:type="dxa"/>
+            </w:tcMar>
           </w:tcPr>
           <w:p>
+            <w:pPr>
+              <w:spacing w:before="40" w:after="40" w:line="269" w:lineRule="auto"/>
+            </w:pPr>
             <w:r>
+              <w:rPr>
+                <w:rFonts w:ascii="Calibri" w:hAnsi="Calibri"/>
+                <w:color w:val="222222"/>
+                <w:sz w:val="18"/>
+              </w:rPr>
               <w:t>Telegram Bot</w:t>
             </w:r>
           </w:p>
         </w:tc>
         <w:tc>
           <w:tcPr>
-            <w:tcW w:type="dxa" w:w="2880"/>
-            <w:shd w:val="clear" w:color="auto" w:fill="F2F2F2"/>
+            <w:tcW w:type="dxa" w:w="3168"/>
+            <w:shd w:fill="FFFFFF"/>
+            <w:tcMar>
+              <w:top w:w="80" w:type="dxa"/>
+              <w:bottom w:w="80" w:type="dxa"/>
+              <w:left w:w="140" w:type="dxa"/>
+              <w:right w:w="140" w:type="dxa"/>
+            </w:tcMar>
           </w:tcPr>
           <w:p>
+            <w:pPr>
+              <w:spacing w:before="40" w:after="40" w:line="269" w:lineRule="auto"/>
+            </w:pPr>
             <w:r>
+              <w:rPr>
+                <w:rFonts w:ascii="Calibri" w:hAnsi="Calibri"/>
+                <w:color w:val="222222"/>
+                <w:sz w:val="18"/>
+              </w:rPr>
               <w:t>Bot Username</w:t>
             </w:r>
           </w:p>
         </w:tc>
         <w:tc>
           <w:tcPr>
-            <w:tcW w:type="dxa" w:w="2880"/>
-            <w:shd w:val="clear" w:color="auto" w:fill="F2F2F2"/>
+            <w:tcW w:type="dxa" w:w="4032"/>
+            <w:shd w:fill="FFFFFF"/>
+            <w:tcMar>
+              <w:top w:w="80" w:type="dxa"/>
+              <w:bottom w:w="80" w:type="dxa"/>
+              <w:left w:w="140" w:type="dxa"/>
+              <w:right w:w="140" w:type="dxa"/>
+            </w:tcMar>
           </w:tcPr>
           <w:p>
+            <w:pPr>
+              <w:spacing w:before="40" w:after="40" w:line="269" w:lineRule="auto"/>
+            </w:pPr>
             <w:r>
+              <w:rPr>
+                <w:rFonts w:ascii="Calibri" w:hAnsi="Calibri"/>
+                <w:color w:val="222222"/>
+                <w:sz w:val="18"/>
+              </w:rPr>
               <w:t>@nse_swing_123_bot</w:t>
             </w:r>
           </w:p>
@@ -946,34 +7083,76 @@
       <w:tr>
         <w:tc>
           <w:tcPr>
-            <w:tcW w:type="dxa" w:w="2880"/>
-            <w:shd w:val="clear" w:color="auto" w:fill="F2F2F2"/>
+            <w:tcW w:type="dxa" w:w="2592"/>
+            <w:shd w:fill="F7F9FB"/>
+            <w:tcMar>
+              <w:top w:w="80" w:type="dxa"/>
+              <w:bottom w:w="80" w:type="dxa"/>
+              <w:left w:w="140" w:type="dxa"/>
+              <w:right w:w="140" w:type="dxa"/>
+            </w:tcMar>
           </w:tcPr>
           <w:p>
+            <w:pPr>
+              <w:spacing w:before="40" w:after="40" w:line="269" w:lineRule="auto"/>
+            </w:pPr>
             <w:r>
+              <w:rPr>
+                <w:rFonts w:ascii="Calibri" w:hAnsi="Calibri"/>
+                <w:color w:val="222222"/>
+                <w:sz w:val="18"/>
+              </w:rPr>
               <w:t>Render Cloud</w:t>
             </w:r>
           </w:p>
         </w:tc>
         <w:tc>
           <w:tcPr>
-            <w:tcW w:type="dxa" w:w="2880"/>
-            <w:shd w:val="clear" w:color="auto" w:fill="F2F2F2"/>
+            <w:tcW w:type="dxa" w:w="3168"/>
+            <w:shd w:fill="F7F9FB"/>
+            <w:tcMar>
+              <w:top w:w="80" w:type="dxa"/>
+              <w:bottom w:w="80" w:type="dxa"/>
+              <w:left w:w="140" w:type="dxa"/>
+              <w:right w:w="140" w:type="dxa"/>
+            </w:tcMar>
           </w:tcPr>
           <w:p>
+            <w:pPr>
+              <w:spacing w:before="40" w:after="40" w:line="269" w:lineRule="auto"/>
+            </w:pPr>
             <w:r>
-              <w:t>Service ID</w:t>
+              <w:rPr>
+                <w:rFonts w:ascii="Calibri" w:hAnsi="Calibri"/>
+                <w:color w:val="222222"/>
+                <w:sz w:val="18"/>
+              </w:rPr>
+              <w:t>Public Service URL</w:t>
             </w:r>
           </w:p>
         </w:tc>
         <w:tc>
           <w:tcPr>
-            <w:tcW w:type="dxa" w:w="2880"/>
-            <w:shd w:val="clear" w:color="auto" w:fill="F2F2F2"/>
+            <w:tcW w:type="dxa" w:w="4032"/>
+            <w:shd w:fill="F7F9FB"/>
+            <w:tcMar>
+              <w:top w:w="80" w:type="dxa"/>
+              <w:bottom w:w="80" w:type="dxa"/>
+              <w:left w:w="140" w:type="dxa"/>
+              <w:right w:w="140" w:type="dxa"/>
+            </w:tcMar>
           </w:tcPr>
           <w:p>
+            <w:pPr>
+              <w:spacing w:before="40" w:after="40" w:line="269" w:lineRule="auto"/>
+            </w:pPr>
             <w:r>
-              <w:t>srv-da86e4ugekts73ccfr20</w:t>
+              <w:rPr>
+                <w:rFonts w:ascii="Calibri" w:hAnsi="Calibri"/>
+                <w:color w:val="222222"/>
+                <w:sz w:val="18"/>
+              </w:rPr>
+              <w:t>https://ai-swing-trade-1.onrender.com</w:t>
             </w:r>
           </w:p>
         </w:tc>
@@ -981,34 +7160,76 @@
       <w:tr>
         <w:tc>
           <w:tcPr>
-            <w:tcW w:type="dxa" w:w="2880"/>
-            <w:shd w:val="clear" w:color="auto" w:fill="F2F2F2"/>
+            <w:tcW w:type="dxa" w:w="2592"/>
+            <w:shd w:fill="FFFFFF"/>
+            <w:tcMar>
+              <w:top w:w="80" w:type="dxa"/>
+              <w:bottom w:w="80" w:type="dxa"/>
+              <w:left w:w="140" w:type="dxa"/>
+              <w:right w:w="140" w:type="dxa"/>
+            </w:tcMar>
           </w:tcPr>
           <w:p>
+            <w:pPr>
+              <w:spacing w:before="40" w:after="40" w:line="269" w:lineRule="auto"/>
+            </w:pPr>
             <w:r>
-              <w:t>Render Cloud</w:t>
+              <w:rPr>
+                <w:rFonts w:ascii="Calibri" w:hAnsi="Calibri"/>
+                <w:color w:val="222222"/>
+                <w:sz w:val="18"/>
+              </w:rPr>
+              <w:t>Google Sheets</w:t>
             </w:r>
           </w:p>
         </w:tc>
         <w:tc>
           <w:tcPr>
-            <w:tcW w:type="dxa" w:w="2880"/>
-            <w:shd w:val="clear" w:color="auto" w:fill="F2F2F2"/>
+            <w:tcW w:type="dxa" w:w="3168"/>
+            <w:shd w:fill="FFFFFF"/>
+            <w:tcMar>
+              <w:top w:w="80" w:type="dxa"/>
+              <w:bottom w:w="80" w:type="dxa"/>
+              <w:left w:w="140" w:type="dxa"/>
+              <w:right w:w="140" w:type="dxa"/>
+            </w:tcMar>
           </w:tcPr>
           <w:p>
+            <w:pPr>
+              <w:spacing w:before="40" w:after="40" w:line="269" w:lineRule="auto"/>
+            </w:pPr>
             <w:r>
-              <w:t>Public Service URL</w:t>
+              <w:rPr>
+                <w:rFonts w:ascii="Calibri" w:hAnsi="Calibri"/>
+                <w:color w:val="222222"/>
+                <w:sz w:val="18"/>
+              </w:rPr>
+              <w:t>Database Sheet Name</w:t>
             </w:r>
           </w:p>
         </w:tc>
         <w:tc>
           <w:tcPr>
-            <w:tcW w:type="dxa" w:w="2880"/>
-            <w:shd w:val="clear" w:color="auto" w:fill="F2F2F2"/>
+            <w:tcW w:type="dxa" w:w="4032"/>
+            <w:shd w:fill="FFFFFF"/>
+            <w:tcMar>
+              <w:top w:w="80" w:type="dxa"/>
+              <w:bottom w:w="80" w:type="dxa"/>
+              <w:left w:w="140" w:type="dxa"/>
+              <w:right w:w="140" w:type="dxa"/>
+            </w:tcMar>
           </w:tcPr>
           <w:p>
+            <w:pPr>
+              <w:spacing w:before="40" w:after="40" w:line="269" w:lineRule="auto"/>
+            </w:pPr>
             <w:r>
-              <w:t>https://nse-swing-trading.onrender.com</w:t>
+              <w:rPr>
+                <w:rFonts w:ascii="Calibri" w:hAnsi="Calibri"/>
+                <w:color w:val="222222"/>
+                <w:sz w:val="18"/>
+              </w:rPr>
+              <w:t>NSE_Swing_Trading_Portfolio_1</w:t>
             </w:r>
           </w:p>
         </w:tc>
@@ -1016,68 +7237,75 @@
       <w:tr>
         <w:tc>
           <w:tcPr>
-            <w:tcW w:type="dxa" w:w="2880"/>
-            <w:shd w:val="clear" w:color="auto" w:fill="F2F2F2"/>
+            <w:tcW w:type="dxa" w:w="2592"/>
+            <w:shd w:fill="F7F9FB"/>
+            <w:tcMar>
+              <w:top w:w="80" w:type="dxa"/>
+              <w:bottom w:w="80" w:type="dxa"/>
+              <w:left w:w="140" w:type="dxa"/>
+              <w:right w:w="140" w:type="dxa"/>
+            </w:tcMar>
           </w:tcPr>
           <w:p>
+            <w:pPr>
+              <w:spacing w:before="40" w:after="40" w:line="269" w:lineRule="auto"/>
+            </w:pPr>
             <w:r>
+              <w:rPr>
+                <w:rFonts w:ascii="Calibri" w:hAnsi="Calibri"/>
+                <w:color w:val="222222"/>
+                <w:sz w:val="18"/>
+              </w:rPr>
               <w:t>Google Sheets</w:t>
             </w:r>
           </w:p>
         </w:tc>
         <w:tc>
           <w:tcPr>
-            <w:tcW w:type="dxa" w:w="2880"/>
-            <w:shd w:val="clear" w:color="auto" w:fill="F2F2F2"/>
+            <w:tcW w:type="dxa" w:w="3168"/>
+            <w:shd w:fill="F7F9FB"/>
+            <w:tcMar>
+              <w:top w:w="80" w:type="dxa"/>
+              <w:bottom w:w="80" w:type="dxa"/>
+              <w:left w:w="140" w:type="dxa"/>
+              <w:right w:w="140" w:type="dxa"/>
+            </w:tcMar>
           </w:tcPr>
           <w:p>
+            <w:pPr>
+              <w:spacing w:before="40" w:after="40" w:line="269" w:lineRule="auto"/>
+            </w:pPr>
             <w:r>
-              <w:t>GOOGLE_SERVICE_ACCOUNT_JSON</w:t>
-            </w:r>
-          </w:p>
-        </w:tc>
-        <w:tc>
-          <w:tcPr>
-            <w:tcW w:type="dxa" w:w="2880"/>
-            <w:shd w:val="clear" w:color="auto" w:fill="F2F2F2"/>
-          </w:tcPr>
-          <w:p>
-            <w:r>
-              <w:t>Content of service_account.json</w:t>
-            </w:r>
-          </w:p>
-        </w:tc>
-      </w:tr>
-      <w:tr>
-        <w:tc>
-          <w:tcPr>
-            <w:tcW w:type="dxa" w:w="2880"/>
-            <w:shd w:val="clear" w:color="auto" w:fill="F2F2F2"/>
-          </w:tcPr>
-          <w:p>
-            <w:r>
-              <w:t>Google Sheets</w:t>
-            </w:r>
-          </w:p>
-        </w:tc>
-        <w:tc>
-          <w:tcPr>
-            <w:tcW w:type="dxa" w:w="2880"/>
-            <w:shd w:val="clear" w:color="auto" w:fill="F2F2F2"/>
-          </w:tcPr>
-          <w:p>
-            <w:r>
+              <w:rPr>
+                <w:rFonts w:ascii="Calibri" w:hAnsi="Calibri"/>
+                <w:color w:val="222222"/>
+                <w:sz w:val="18"/>
+              </w:rPr>
               <w:t>Service Account Email</w:t>
             </w:r>
           </w:p>
         </w:tc>
         <w:tc>
           <w:tcPr>
-            <w:tcW w:type="dxa" w:w="2880"/>
-            <w:shd w:val="clear" w:color="auto" w:fill="F2F2F2"/>
+            <w:tcW w:type="dxa" w:w="4032"/>
+            <w:shd w:fill="F7F9FB"/>
+            <w:tcMar>
+              <w:top w:w="80" w:type="dxa"/>
+              <w:bottom w:w="80" w:type="dxa"/>
+              <w:left w:w="140" w:type="dxa"/>
+              <w:right w:w="140" w:type="dxa"/>
+            </w:tcMar>
           </w:tcPr>
           <w:p>
+            <w:pPr>
+              <w:spacing w:before="40" w:after="40" w:line="269" w:lineRule="auto"/>
+            </w:pPr>
             <w:r>
+              <w:rPr>
+                <w:rFonts w:ascii="Calibri" w:hAnsi="Calibri"/>
+                <w:color w:val="222222"/>
+                <w:sz w:val="18"/>
+              </w:rPr>
               <w:t>sheets-editor@swing-trade-system-506815.iam.gserviceaccount.com</w:t>
             </w:r>
           </w:p>
@@ -1086,34 +7314,76 @@
       <w:tr>
         <w:tc>
           <w:tcPr>
-            <w:tcW w:type="dxa" w:w="2880"/>
-            <w:shd w:val="clear" w:color="auto" w:fill="F2F2F2"/>
+            <w:tcW w:type="dxa" w:w="2592"/>
+            <w:shd w:fill="FFFFFF"/>
+            <w:tcMar>
+              <w:top w:w="80" w:type="dxa"/>
+              <w:bottom w:w="80" w:type="dxa"/>
+              <w:left w:w="140" w:type="dxa"/>
+              <w:right w:w="140" w:type="dxa"/>
+            </w:tcMar>
           </w:tcPr>
           <w:p>
+            <w:pPr>
+              <w:spacing w:before="40" w:after="40" w:line="269" w:lineRule="auto"/>
+            </w:pPr>
             <w:r>
-              <w:t>Google Sheets</w:t>
+              <w:rPr>
+                <w:rFonts w:ascii="Calibri" w:hAnsi="Calibri"/>
+                <w:color w:val="222222"/>
+                <w:sz w:val="18"/>
+              </w:rPr>
+              <w:t>Gemini AI</w:t>
             </w:r>
           </w:p>
         </w:tc>
         <w:tc>
           <w:tcPr>
-            <w:tcW w:type="dxa" w:w="2880"/>
-            <w:shd w:val="clear" w:color="auto" w:fill="F2F2F2"/>
+            <w:tcW w:type="dxa" w:w="3168"/>
+            <w:shd w:fill="FFFFFF"/>
+            <w:tcMar>
+              <w:top w:w="80" w:type="dxa"/>
+              <w:bottom w:w="80" w:type="dxa"/>
+              <w:left w:w="140" w:type="dxa"/>
+              <w:right w:w="140" w:type="dxa"/>
+            </w:tcMar>
           </w:tcPr>
           <w:p>
+            <w:pPr>
+              <w:spacing w:before="40" w:after="40" w:line="269" w:lineRule="auto"/>
+            </w:pPr>
             <w:r>
-              <w:t>Database Sheet Name</w:t>
+              <w:rPr>
+                <w:rFonts w:ascii="Calibri" w:hAnsi="Calibri"/>
+                <w:color w:val="222222"/>
+                <w:sz w:val="18"/>
+              </w:rPr>
+              <w:t>GEMINI_API_KEY</w:t>
             </w:r>
           </w:p>
         </w:tc>
         <w:tc>
           <w:tcPr>
-            <w:tcW w:type="dxa" w:w="2880"/>
-            <w:shd w:val="clear" w:color="auto" w:fill="F2F2F2"/>
+            <w:tcW w:type="dxa" w:w="4032"/>
+            <w:shd w:fill="FFFFFF"/>
+            <w:tcMar>
+              <w:top w:w="80" w:type="dxa"/>
+              <w:bottom w:w="80" w:type="dxa"/>
+              <w:left w:w="140" w:type="dxa"/>
+              <w:right w:w="140" w:type="dxa"/>
+            </w:tcMar>
           </w:tcPr>
           <w:p>
+            <w:pPr>
+              <w:spacing w:before="40" w:after="40" w:line="269" w:lineRule="auto"/>
+            </w:pPr>
             <w:r>
-              <w:t>NSE_Swing_Trading_Portfolio</w:t>
+              <w:rPr>
+                <w:rFonts w:ascii="Calibri" w:hAnsi="Calibri"/>
+                <w:color w:val="222222"/>
+                <w:sz w:val="18"/>
+              </w:rPr>
+              <w:t>[Active Gemini API Key in Render Environment]</w:t>
             </w:r>
           </w:p>
         </w:tc>
@@ -1121,82 +7391,277 @@
       <w:tr>
         <w:tc>
           <w:tcPr>
-            <w:tcW w:type="dxa" w:w="2880"/>
-            <w:shd w:val="clear" w:color="auto" w:fill="F2F2F2"/>
+            <w:tcW w:type="dxa" w:w="2592"/>
+            <w:shd w:fill="F7F9FB"/>
+            <w:tcMar>
+              <w:top w:w="80" w:type="dxa"/>
+              <w:bottom w:w="80" w:type="dxa"/>
+              <w:left w:w="140" w:type="dxa"/>
+              <w:right w:w="140" w:type="dxa"/>
+            </w:tcMar>
           </w:tcPr>
           <w:p>
+            <w:pPr>
+              <w:spacing w:before="40" w:after="40" w:line="269" w:lineRule="auto"/>
+            </w:pPr>
             <w:r>
-              <w:t>Gemini AI</w:t>
-            </w:r>
-          </w:p>
-        </w:tc>
-        <w:tc>
-          <w:tcPr>
-            <w:tcW w:type="dxa" w:w="2880"/>
-            <w:shd w:val="clear" w:color="auto" w:fill="F2F2F2"/>
-          </w:tcPr>
-          <w:p>
-            <w:r>
-              <w:t>GEMINI_API_KEY</w:t>
-            </w:r>
-          </w:p>
-        </w:tc>
-        <w:tc>
-          <w:tcPr>
-            <w:tcW w:type="dxa" w:w="2880"/>
-            <w:shd w:val="clear" w:color="auto" w:fill="F2F2F2"/>
-          </w:tcPr>
-          <w:p>
-            <w:r>
-              <w:t>[Your Gemini API Key]</w:t>
-            </w:r>
-          </w:p>
-        </w:tc>
-      </w:tr>
-      <w:tr>
-        <w:tc>
-          <w:tcPr>
-            <w:tcW w:type="dxa" w:w="2880"/>
-            <w:shd w:val="clear" w:color="auto" w:fill="F2F2F2"/>
-          </w:tcPr>
-          <w:p>
-            <w:r>
+              <w:rPr>
+                <w:rFonts w:ascii="Calibri" w:hAnsi="Calibri"/>
+                <w:color w:val="222222"/>
+                <w:sz w:val="18"/>
+              </w:rPr>
               <w:t>GitHub Repository</w:t>
             </w:r>
           </w:p>
         </w:tc>
         <w:tc>
           <w:tcPr>
-            <w:tcW w:type="dxa" w:w="2880"/>
-            <w:shd w:val="clear" w:color="auto" w:fill="F2F2F2"/>
+            <w:tcW w:type="dxa" w:w="3168"/>
+            <w:shd w:fill="F7F9FB"/>
+            <w:tcMar>
+              <w:top w:w="80" w:type="dxa"/>
+              <w:bottom w:w="80" w:type="dxa"/>
+              <w:left w:w="140" w:type="dxa"/>
+              <w:right w:w="140" w:type="dxa"/>
+            </w:tcMar>
           </w:tcPr>
           <w:p>
+            <w:pPr>
+              <w:spacing w:before="40" w:after="40" w:line="269" w:lineRule="auto"/>
+            </w:pPr>
             <w:r>
-              <w:t>Git Repository URL</w:t>
+              <w:rPr>
+                <w:rFonts w:ascii="Calibri" w:hAnsi="Calibri"/>
+                <w:color w:val="222222"/>
+                <w:sz w:val="18"/>
+              </w:rPr>
+              <w:t>Git Branch: main</w:t>
             </w:r>
           </w:p>
         </w:tc>
         <w:tc>
           <w:tcPr>
-            <w:tcW w:type="dxa" w:w="2880"/>
-            <w:shd w:val="clear" w:color="auto" w:fill="F2F2F2"/>
+            <w:tcW w:type="dxa" w:w="4032"/>
+            <w:shd w:fill="F7F9FB"/>
+            <w:tcMar>
+              <w:top w:w="80" w:type="dxa"/>
+              <w:bottom w:w="80" w:type="dxa"/>
+              <w:left w:w="140" w:type="dxa"/>
+              <w:right w:w="140" w:type="dxa"/>
+            </w:tcMar>
           </w:tcPr>
           <w:p>
+            <w:pPr>
+              <w:spacing w:before="40" w:after="40" w:line="269" w:lineRule="auto"/>
+            </w:pPr>
             <w:r>
+              <w:rPr>
+                <w:rFonts w:ascii="Calibri" w:hAnsi="Calibri"/>
+                <w:color w:val="222222"/>
+                <w:sz w:val="18"/>
+              </w:rPr>
               <w:t>https://github.com/ckbas/Swing-Trading.git</w:t>
             </w:r>
           </w:p>
         </w:tc>
       </w:tr>
     </w:tbl>
+    <w:p>
+      <w:pPr>
+        <w:keepNext/>
+        <w:spacing w:before="240" w:after="80"/>
+      </w:pPr>
+      <w:r>
+        <w:rPr>
+          <w:rFonts w:ascii="Calibri" w:hAnsi="Calibri"/>
+          <w:b/>
+          <w:color w:val="2E5B88"/>
+          <w:sz w:val="24"/>
+        </w:rPr>
+        <w:t>Render Deployment Commands</w:t>
+      </w:r>
+    </w:p>
+    <w:p>
+      <w:pPr>
+        <w:pStyle w:val="ListBullet"/>
+        <w:spacing w:before="20" w:after="60" w:line="276" w:lineRule="auto"/>
+      </w:pPr>
+      <w:r>
+        <w:rPr>
+          <w:rFonts w:ascii="Calibri" w:hAnsi="Calibri"/>
+          <w:b/>
+          <w:color w:val="1B365D"/>
+          <w:sz w:val="19"/>
+        </w:rPr>
+        <w:t>Build Command:</w:t>
+      </w:r>
+      <w:r>
+        <w:rPr>
+          <w:rFonts w:ascii="Calibri" w:hAnsi="Calibri"/>
+          <w:color w:val="222222"/>
+          <w:sz w:val="19"/>
+        </w:rPr>
+        <w:t>pip install -r requirements.txt</w:t>
+      </w:r>
+    </w:p>
+    <w:p>
+      <w:pPr>
+        <w:pStyle w:val="ListBullet"/>
+        <w:spacing w:before="20" w:after="60" w:line="276" w:lineRule="auto"/>
+      </w:pPr>
+      <w:r>
+        <w:rPr>
+          <w:rFonts w:ascii="Calibri" w:hAnsi="Calibri"/>
+          <w:b/>
+          <w:color w:val="1B365D"/>
+          <w:sz w:val="19"/>
+        </w:rPr>
+        <w:t>Start Command:</w:t>
+      </w:r>
+      <w:r>
+        <w:rPr>
+          <w:rFonts w:ascii="Calibri" w:hAnsi="Calibri"/>
+          <w:color w:val="222222"/>
+          <w:sz w:val="19"/>
+        </w:rPr>
+        <w:t>sh start.sh (executes background bot.py and foreground streamlit run app.py)</w:t>
+      </w:r>
+    </w:p>
+    <w:p>
+      <w:pPr>
+        <w:pStyle w:val="ListBullet"/>
+        <w:spacing w:before="20" w:after="60" w:line="276" w:lineRule="auto"/>
+      </w:pPr>
+      <w:r>
+        <w:rPr>
+          <w:rFonts w:ascii="Calibri" w:hAnsi="Calibri"/>
+          <w:b/>
+          <w:color w:val="1B365D"/>
+          <w:sz w:val="19"/>
+        </w:rPr>
+        <w:t>Procfile Definition:</w:t>
+      </w:r>
+      <w:r>
+        <w:rPr>
+          <w:rFonts w:ascii="Calibri" w:hAnsi="Calibri"/>
+          <w:color w:val="222222"/>
+          <w:sz w:val="19"/>
+        </w:rPr>
+        <w:t>web: sh start.sh</w:t>
+      </w:r>
+    </w:p>
+    <w:p>
+      <w:pPr>
+        <w:keepNext/>
+        <w:spacing w:before="320" w:after="120"/>
+      </w:pPr>
+      <w:r>
+        <w:rPr>
+          <w:rFonts w:ascii="Calibri" w:hAnsi="Calibri"/>
+          <w:b/>
+          <w:color w:val="1B365D"/>
+          <w:sz w:val="30"/>
+        </w:rPr>
+        <w:t>9. Universal Master Prompt</w:t>
+      </w:r>
+    </w:p>
+    <w:p>
+      <w:pPr>
+        <w:spacing w:before="20" w:after="80" w:line="276" w:lineRule="auto"/>
+      </w:pPr>
+      <w:r>
+        <w:rPr>
+          <w:rFonts w:ascii="Calibri" w:hAnsi="Calibri"/>
+          <w:i w:val="0"/>
+          <w:color w:val="222222"/>
+          <w:sz w:val="20"/>
+        </w:rPr>
+        <w:t>This Master Prompt contains the end-to-end instructions for recreating this system from scratch in any environment:</w:t>
+      </w:r>
+    </w:p>
+    <w:p>
+      <w:pPr>
+        <w:spacing w:before="80" w:after="80" w:line="264" w:lineRule="auto"/>
+      </w:pPr>
+      <w:r>
+        <w:rPr>
+          <w:rFonts w:ascii="Consolas" w:hAnsi="Consolas"/>
+          <w:color w:val="333333"/>
+          <w:sz w:val="17"/>
+        </w:rPr>
+        <w:t>Build a complete, production-grade NSE Swing Trading &amp; Portfolio Manager in Python for System #1, ready to deploy to Render (Free Tier). The system must run a Streamlit web dashboard and a Telegram bot concurrently inside a single container. The database must be Google Sheets (managed via gspread).</w:t>
+        <w:br/>
+        <w:br/>
+        <w:t>1. FILE STRUCTURE &amp; RESPONSIBILITIES:</w:t>
+        <w:br/>
+        <w:t>- dhan_client.py: Integrates DhanHQ API ('dhanhq'). Downloads and caches the Dhan NSE Scrip Master CSV in memory to map symbols (e.g. 'RELIANCE' -&gt; 2885). Provides get_dhan_ltp(tickers) for zero-latency live quotes with graceful fallback to yfinance if unconfigured.</w:t>
+        <w:br/>
+        <w:t>- sentiment_analyzer.py: Dual-tier Market Sentiment Analyzer scraping Google News RSS (35+ Indian financial headlines &amp; global macro cues) and synthesizing color-coded directives (ALLOW / SELECTIVE / HALT) via Gemini 3.6-flash.</w:t>
+        <w:br/>
+        <w:t>- screener.py: Fetches Nifty 50 symbols from NSE, downloads 60d daily historical data in parallel via yfinance, and filters for breakouts with official Company Names and sector metadata. Penny stock and liquidity filters enforced.</w:t>
+        <w:br/>
+        <w:t>- portfolio_manager.py: Google Sheets database operations for 'NSE_Swing_Trading_Portfolio_1'. Handles sheets initialization, fetching open/closed positions, registering chat IDs, adding/closing positions, calculating performance metrics (Total Return, CAGR, XIRR, PnL %), and syncing live quotes from DhanHQ with retry_gspread for 429 rate limit backoff.</w:t>
+        <w:br/>
+        <w:t>- trading_graph.py: Builds a stateful LangGraph workflow representing the trading cycle (Sync Portfolio -&gt; Scan Market -&gt; Position Sizer -&gt; Execute Trades) and formats a text-based scan report with IST timestamps, Company Names, and Sector classifications.</w:t>
+        <w:br/>
+        <w:t>- bot.py: Telegram Bot handler and dynamic scheduler. Implements interactive InlineKeyboardMarkup 6-button menus, native BotCommand menu registration, IST Date/Time timestamps, Company Names, and commands (/menu, /scan, /news, /positions, /history, /summary, /schedules, /start).</w:t>
+        <w:br/>
+        <w:t>- app.py: Streamlit frontend dashboard displaying KPI cards for Value, Cash, Unrealized/Realized PnL, Total Return, CAGR, XIRR, Closed Trades table with PnL % and win rate metrics, sector concentration charts, and Plotly charts.</w:t>
+        <w:br/>
+        <w:t>- start.sh: Shell script launching 'python -u bot.py &amp;' in the background and 'streamlit run app.py --server.port $PORT --server.address 0.0.0.0 --server.fileWatcherType none --server.headless true' in the foreground.</w:t>
+        <w:br/>
+        <w:t>- Procfile: Contains 'web: sh start.sh'</w:t>
+        <w:br/>
+        <w:t>- requirements.txt: Dependencies (streamlit, python-telegram-bot[all], gspread, google-auth, yfinance, pandas, numpy, langgraph, pytz, plotly, requests, google-generativeai, dhanhq).</w:t>
+        <w:br/>
+        <w:br/>
+        <w:t>2. STRATEGY SPECIFICATIONS:</w:t>
+        <w:br/>
+        <w:t>- Universe: Nifty 50 constituents (.NS suffix).</w:t>
+        <w:br/>
+        <w:t>- Entry Conditions: Today's Close &gt; 20 SMA, Yesterday's Close &lt;= 20 SMA, Volume &gt; 2.0x 20-day Volume SMA, 14-period RSI between 50 and 70.</w:t>
+        <w:br/>
+        <w:t>- Stop Loss: 20 SMA at entry (clamped between 3% and 15% distance).</w:t>
+        <w:br/>
+        <w:t>- Risk Sizing: 1.0% risk per trade: floor((Total Portfolio Value * 0.01) / (Entry - Initial SL)).</w:t>
+        <w:br/>
+        <w:t>- Sector Limit: None.</w:t>
+        <w:br/>
+        <w:t>- Target: 1:2 Risk-to-Reward ratio (Entry + 2 * (Entry - Initial SL)).</w:t>
+        <w:br/>
+        <w:t>- Trailing Stop: 20 EMA ratcheted upward; never moves downward.</w:t>
+        <w:br/>
+        <w:t>- Market Sentiment Guardrails: Macro ALLOW/SELECTIVE/HALT and Micro stock sentiment tightening SL to Today's Low.</w:t>
+      </w:r>
+    </w:p>
     <w:sectPr>
+      <w:headerReference w:type="default" r:id="rId9"/>
       <w:pgSz w:w="12240" w:h="15840"/>
-      <w:pgMar w:top="1440" w:right="1800" w:bottom="1440" w:left="1800" w:header="720" w:footer="720" w:gutter="0"/>
+      <w:pgMar w:top="1152" w:right="1152" w:bottom="1152" w:left="1152" w:header="720" w:footer="720" w:gutter="0"/>
       <w:cols w:space="720"/>
       <w:docGrid w:linePitch="360"/>
     </w:sectPr>
   </w:body>
 </w:document>
+</file>
+
+<file path=word/header1.xml><?xml version="1.0" encoding="utf-8"?>
+<w:hdr xmlns:m="http://schemas.openxmlformats.org/officeDocument/2006/math" xmlns:mc="http://schemas.openxmlformats.org/markup-compatibility/2006" xmlns:mo="http://schemas.microsoft.com/office/mac/office/2008/main" xmlns:mv="urn:schemas-microsoft-com:mac:vml" xmlns:o="urn:schemas-microsoft-com:office:office" xmlns:r="http://schemas.openxmlformats.org/officeDocument/2006/relationships" xmlns:v="urn:schemas-microsoft-com:vml" xmlns:w10="urn:schemas-microsoft-com:office:word" xmlns:w14="http://schemas.microsoft.com/office/word/2010/wordml" xmlns:w="http://schemas.openxmlformats.org/wordprocessingml/2006/main" xmlns:wne="http://schemas.microsoft.com/office/word/2006/wordml" xmlns:wp14="http://schemas.microsoft.com/office/word/2010/wordprocessingDrawing" xmlns:wp="http://schemas.openxmlformats.org/drawingml/2006/wordprocessingDrawing" xmlns:wpc="http://schemas.microsoft.com/office/word/2010/wordprocessingCanvas" xmlns:wpg="http://schemas.microsoft.com/office/word/2010/wordprocessingGroup" xmlns:wpi="http://schemas.microsoft.com/office/word/2010/wordprocessingInk" xmlns:wps="http://schemas.microsoft.com/office/word/2010/wordprocessingShape" mc:Ignorable="w14 wp14">
+  <w:p>
+    <w:pPr>
+      <w:pStyle w:val="Header"/>
+      <w:jc w:val="right"/>
+    </w:pPr>
+    <w:r>
+      <w:rPr>
+        <w:rFonts w:ascii="Calibri" w:hAnsi="Calibri"/>
+        <w:color w:val="888888"/>
+        <w:sz w:val="16"/>
+      </w:rPr>
+      <w:t>NSE Automated Swing Trading System | System #1 | Confidential Master Operations Manual</w:t>
+    </w:r>
+  </w:p>
+</w:hdr>
 </file>
 
 <file path=word/numbering.xml><?xml version="1.0" encoding="utf-8"?>
@@ -1562,10 +8027,6 @@
     <w:name w:val="Normal"/>
     <w:qFormat/>
     <w:rsid w:val="00FC693F"/>
-    <w:rPr>
-      <w:rFonts w:ascii="Calibri" w:hAnsi="Calibri"/>
-      <w:sz w:val="22"/>
-    </w:rPr>
   </w:style>
   <w:style w:type="paragraph" w:styleId="Header">
     <w:name w:val="header"/>

--- a/NSE_Swing_Trading_System_Master_Manual.docx
+++ b/NSE_Swing_Trading_System_Master_Manual.docx
@@ -4,107 +4,702 @@
   <w:body>
     <w:p>
       <w:pPr>
-        <w:jc w:val="center"/>
+        <w:spacing w:before="0" w:after="40"/>
       </w:pPr>
       <w:r>
         <w:rPr>
+          <w:rFonts w:ascii="Calibri" w:hAnsi="Calibri"/>
           <w:b/>
-          <w:color w:val="1F4E79"/>
-          <w:sz w:val="48"/>
+          <w:color w:val="1B365D"/>
+          <w:sz w:val="44"/>
         </w:rPr>
         <w:t>NSE Automated Swing Trading &amp; Portfolio Management System</w:t>
-        <w:br/>
-        <w:t>Master Technical &amp; Operations Manual</w:t>
       </w:r>
     </w:p>
     <w:p>
       <w:pPr>
-        <w:jc w:val="center"/>
+        <w:spacing w:before="0" w:after="160"/>
       </w:pPr>
       <w:r>
         <w:rPr>
-          <w:i/>
-          <w:color w:val="595959"/>
-          <w:sz w:val="24"/>
+          <w:rFonts w:ascii="Calibri" w:hAnsi="Calibri"/>
+          <w:b/>
+          <w:color w:val="2E5B88"/>
+          <w:sz w:val="26"/>
         </w:rPr>
-        <w:t>Final Production Documentation: DhanHQ Live Feed, Gemini AI News Sentiment, System Guardrails, Performance Metrics (PnL %, CAGR, XIRR), Interactive Telegram Menus, 3-Year Backtest Scorecard &amp; Universal Master Prompt</w:t>
-        <w:br/>
+        <w:t>Master Technical Architecture &amp; Operations Manual — System #2: Strategy v2 Optimized (2.5x Volume, 2x ATR &amp; 1.5% Risk)</w:t>
+      </w:r>
+    </w:p>
+    <w:tbl>
+      <w:tblPr>
+        <w:tblW w:type="auto" w:w="0"/>
+        <w:jc w:val="center"/>
+        <w:tblLayout w:type="fixed"/>
+        <w:tblLook w:firstColumn="1" w:firstRow="1" w:lastColumn="0" w:lastRow="0" w:noHBand="0" w:noVBand="1" w:val="04A0"/>
+      </w:tblPr>
+      <w:tblGrid>
+        <w:gridCol w:w="9936"/>
+      </w:tblGrid>
+      <w:tr>
+        <w:tc>
+          <w:tcPr>
+            <w:tcW w:type="dxa" w:w="9792"/>
+            <w:shd w:fill="F4F7FA"/>
+            <w:tcMar>
+              <w:top w:w="140" w:type="dxa"/>
+              <w:bottom w:w="140" w:type="dxa"/>
+              <w:left w:w="200" w:type="dxa"/>
+              <w:right w:w="200" w:type="dxa"/>
+            </w:tcMar>
+            <w:tcBorders>
+              <w:left w:val="single" w:sz="24" w:space="0" w:color="2E5B88"/>
+              <w:top w:val="none"/>
+              <w:right w:val="none"/>
+              <w:bottom w:val="none"/>
+            </w:tcBorders>
+          </w:tcPr>
+          <w:p>
+            <w:pPr>
+              <w:spacing w:before="40" w:after="40" w:line="276" w:lineRule="auto"/>
+            </w:pPr>
+            <w:r>
+              <w:rPr>
+                <w:rFonts w:ascii="Calibri" w:hAnsi="Calibri"/>
+                <w:b/>
+                <w:i w:val="0"/>
+                <w:color w:val="1B365D"/>
+                <w:sz w:val="20"/>
+              </w:rPr>
+              <w:t xml:space="preserve">Production Version: </w:t>
+            </w:r>
+            <w:r>
+              <w:rPr>
+                <w:rFonts w:ascii="Calibri" w:hAnsi="Calibri"/>
+                <w:b w:val="0"/>
+                <w:i w:val="0"/>
+                <w:color w:val="444444"/>
+                <w:sz w:val="20"/>
+              </w:rPr>
+              <w:t xml:space="preserve">v2.0 Production Release   |   </w:t>
+            </w:r>
+            <w:r>
+              <w:rPr>
+                <w:rFonts w:ascii="Calibri" w:hAnsi="Calibri"/>
+                <w:b/>
+                <w:i w:val="0"/>
+                <w:color w:val="1B365D"/>
+                <w:sz w:val="20"/>
+              </w:rPr>
+              <w:t xml:space="preserve">Document ID: </w:t>
+            </w:r>
+            <w:r>
+              <w:rPr>
+                <w:rFonts w:ascii="Calibri" w:hAnsi="Calibri"/>
+                <w:b w:val="0"/>
+                <w:i w:val="0"/>
+                <w:color w:val="444444"/>
+                <w:sz w:val="20"/>
+              </w:rPr>
+              <w:t xml:space="preserve">DOC-NSE-SWING-P2-2026   |   </w:t>
+            </w:r>
+            <w:r>
+              <w:rPr>
+                <w:rFonts w:ascii="Calibri" w:hAnsi="Calibri"/>
+                <w:b/>
+                <w:i w:val="0"/>
+                <w:color w:val="1B365D"/>
+                <w:sz w:val="20"/>
+              </w:rPr>
+              <w:t xml:space="preserve">Branch: </w:t>
+            </w:r>
+            <w:r>
+              <w:rPr>
+                <w:rFonts w:ascii="Calibri" w:hAnsi="Calibri"/>
+                <w:b w:val="0"/>
+                <w:i w:val="0"/>
+                <w:color w:val="444444"/>
+                <w:sz w:val="20"/>
+              </w:rPr>
+              <w:t xml:space="preserve">strategy-2   |   </w:t>
+            </w:r>
+            <w:r>
+              <w:rPr>
+                <w:rFonts w:ascii="Calibri" w:hAnsi="Calibri"/>
+                <w:b/>
+                <w:i w:val="0"/>
+                <w:color w:val="1B365D"/>
+                <w:sz w:val="20"/>
+              </w:rPr>
+              <w:t xml:space="preserve">Target Platform: </w:t>
+            </w:r>
+            <w:r>
+              <w:rPr>
+                <w:rFonts w:ascii="Calibri" w:hAnsi="Calibri"/>
+                <w:b w:val="0"/>
+                <w:i w:val="0"/>
+                <w:color w:val="444444"/>
+                <w:sz w:val="20"/>
+              </w:rPr>
+              <w:t>Render Cloud + Google Sheets + DhanHQ + Telegram</w:t>
+            </w:r>
+          </w:p>
+        </w:tc>
+      </w:tr>
+    </w:tbl>
+    <w:p>
+      <w:pPr>
+        <w:spacing w:after="120"/>
+      </w:pPr>
+    </w:p>
+    <w:p>
+      <w:pPr>
+        <w:keepNext/>
+        <w:spacing w:before="320" w:after="120"/>
+      </w:pPr>
+      <w:r>
+        <w:rPr>
+          <w:rFonts w:ascii="Calibri" w:hAnsi="Calibri"/>
+          <w:b/>
+          <w:color w:val="1B365D"/>
+          <w:sz w:val="30"/>
+        </w:rPr>
+        <w:t>1. Executive Summary &amp; System Architecture</w:t>
       </w:r>
     </w:p>
     <w:p>
       <w:pPr>
-        <w:jc w:val="center"/>
+        <w:spacing w:before="20" w:after="80" w:line="276" w:lineRule="auto"/>
       </w:pPr>
       <w:r>
-        <w:t>―――――――――――――――――――――――――――――――――――――――――――――――――――――――</w:t>
+        <w:rPr>
+          <w:rFonts w:ascii="Calibri" w:hAnsi="Calibri"/>
+          <w:i w:val="0"/>
+          <w:color w:val="222222"/>
+          <w:sz w:val="20"/>
+        </w:rPr>
+        <w:t>The NSE Swing Trading &amp; Portfolio Management System is a stateful, event-driven quantitative trading engine engineered for high reliability, autonomous execution, and strict capital defense on the National Stock Exchange (NSE) of India. This document serves as the exhaustive technical specification and operational handbook for System #2: Strategy v2 Optimized (2.5x Volume, 2x ATR &amp; 1.5% Risk).</w:t>
       </w:r>
     </w:p>
     <w:p>
       <w:pPr>
-        <w:pStyle w:val="Heading1"/>
+        <w:spacing w:before="20" w:after="80" w:line="276" w:lineRule="auto"/>
       </w:pPr>
       <w:r>
         <w:rPr>
-          <w:color w:val="1F4E79"/>
+          <w:rFonts w:ascii="Calibri" w:hAnsi="Calibri"/>
+          <w:i w:val="0"/>
+          <w:color w:val="222222"/>
+          <w:sz w:val="20"/>
         </w:rPr>
-        <w:t>1. Executive Summary &amp; Architecture</w:t>
-      </w:r>
-    </w:p>
-    <w:p>
-      <w:r>
-        <w:t>The NSE Swing Trading &amp; Portfolio Management System is a production-grade, stateful, automated quantitative trading engine. Built using Python and LangGraph, it automates the full lifecycle of swing trading on the National Stock Exchange (NSE) of India: real-time portfolio syncing, market breakout screening, 1% risk position sizing, AI news sentiment filtering, and order execution.</w:t>
-      </w:r>
-    </w:p>
-    <w:p>
-      <w:r>
-        <w:t>The system runs a Streamlit interactive web dashboard and an interactive Python-Telegram bot concurrently within a single lightweight container deployed on Render. All trade records, account balances, and chat subscriptions are persisted in Google Sheets as a relational database.</w:t>
+        <w:t>The system operates an automated pipeline orchestrated via LangGraph, uniting four deterministic processing nodes within a single unified cycle: real-time portfolio synchronization, systematic breakout screening, quantitative position sizing, and multi-channel trade execution.</w:t>
       </w:r>
     </w:p>
     <w:p>
       <w:pPr>
-        <w:pStyle w:val="Heading1"/>
+        <w:keepNext/>
+        <w:spacing w:before="240" w:after="80"/>
       </w:pPr>
       <w:r>
         <w:rPr>
-          <w:color w:val="1F4E79"/>
+          <w:rFonts w:ascii="Calibri" w:hAnsi="Calibri"/>
+          <w:b/>
+          <w:color w:val="2E5B88"/>
+          <w:sz w:val="24"/>
+        </w:rPr>
+        <w:t>Core Architectural Characteristics</w:t>
+      </w:r>
+    </w:p>
+    <w:p>
+      <w:pPr>
+        <w:pStyle w:val="ListBullet"/>
+        <w:spacing w:before="20" w:after="60" w:line="276" w:lineRule="auto"/>
+      </w:pPr>
+      <w:r>
+        <w:rPr>
+          <w:rFonts w:ascii="Calibri" w:hAnsi="Calibri"/>
+          <w:b/>
+          <w:color w:val="1B365D"/>
+          <w:sz w:val="19"/>
+        </w:rPr>
+        <w:t>LangGraph State Machine Engine:</w:t>
+      </w:r>
+      <w:r>
+        <w:rPr>
+          <w:rFonts w:ascii="Calibri" w:hAnsi="Calibri"/>
+          <w:color w:val="222222"/>
+          <w:sz w:val="19"/>
+        </w:rPr>
+        <w:t xml:space="preserve"> Coordinates state across Portfolio Sync, Market Screener, Position Sizer, and Trade Executor nodes.</w:t>
+      </w:r>
+    </w:p>
+    <w:p>
+      <w:pPr>
+        <w:pStyle w:val="ListBullet"/>
+        <w:spacing w:before="20" w:after="60" w:line="276" w:lineRule="auto"/>
+      </w:pPr>
+      <w:r>
+        <w:rPr>
+          <w:rFonts w:ascii="Calibri" w:hAnsi="Calibri"/>
+          <w:b/>
+          <w:color w:val="1B365D"/>
+          <w:sz w:val="19"/>
+        </w:rPr>
+        <w:t>Dual Broker &amp; Data Feed Architecture:</w:t>
+      </w:r>
+      <w:r>
+        <w:rPr>
+          <w:rFonts w:ascii="Calibri" w:hAnsi="Calibri"/>
+          <w:color w:val="222222"/>
+          <w:sz w:val="19"/>
+        </w:rPr>
+        <w:t xml:space="preserve"> Connects directly to DhanHQ API ('dhanhq') with in-memory caching of Dhan NSE Scrip Master for low-latency tick data (LTP), automatically falling back to Yahoo Finance ('yfinance') if credentials or network are interrupted.</w:t>
+      </w:r>
+    </w:p>
+    <w:p>
+      <w:pPr>
+        <w:pStyle w:val="ListBullet"/>
+        <w:spacing w:before="20" w:after="60" w:line="276" w:lineRule="auto"/>
+      </w:pPr>
+      <w:r>
+        <w:rPr>
+          <w:rFonts w:ascii="Calibri" w:hAnsi="Calibri"/>
+          <w:b/>
+          <w:color w:val="1B365D"/>
+          <w:sz w:val="19"/>
+        </w:rPr>
+        <w:t>Lightweight Single-Container Runtime:</w:t>
+      </w:r>
+      <w:r>
+        <w:rPr>
+          <w:rFonts w:ascii="Calibri" w:hAnsi="Calibri"/>
+          <w:color w:val="222222"/>
+          <w:sz w:val="19"/>
+        </w:rPr>
+        <w:t xml:space="preserve"> A Streamlit interactive analytics dashboard and an interactive Python-Telegram Bot run concurrently inside a single lightweight Render web container, protected by an automatic watchdog supervisor.</w:t>
+      </w:r>
+    </w:p>
+    <w:p>
+      <w:pPr>
+        <w:pStyle w:val="ListBullet"/>
+        <w:spacing w:before="20" w:after="60" w:line="276" w:lineRule="auto"/>
+      </w:pPr>
+      <w:r>
+        <w:rPr>
+          <w:rFonts w:ascii="Calibri" w:hAnsi="Calibri"/>
+          <w:b/>
+          <w:color w:val="1B365D"/>
+          <w:sz w:val="19"/>
+        </w:rPr>
+        <w:t>Google Sheets Relational Cloud Database:</w:t>
+      </w:r>
+      <w:r>
+        <w:rPr>
+          <w:rFonts w:ascii="Calibri" w:hAnsi="Calibri"/>
+          <w:color w:val="222222"/>
+          <w:sz w:val="19"/>
+        </w:rPr>
+        <w:t xml:space="preserve"> Employs Google Sheets ('NSE_Swing_Trading_Portfolio_2') as a serverless relational database with exponential backoff retries handling Google API 429 quota rate limits.</w:t>
+      </w:r>
+    </w:p>
+    <w:p>
+      <w:pPr>
+        <w:pStyle w:val="ListBullet"/>
+        <w:spacing w:before="20" w:after="60" w:line="276" w:lineRule="auto"/>
+      </w:pPr>
+      <w:r>
+        <w:rPr>
+          <w:rFonts w:ascii="Calibri" w:hAnsi="Calibri"/>
+          <w:b/>
+          <w:color w:val="1B365D"/>
+          <w:sz w:val="19"/>
+        </w:rPr>
+        <w:t>Gemini 3.6-Flash Market Sentiment Engine:</w:t>
+      </w:r>
+      <w:r>
+        <w:rPr>
+          <w:rFonts w:ascii="Calibri" w:hAnsi="Calibri"/>
+          <w:color w:val="222222"/>
+          <w:sz w:val="19"/>
+        </w:rPr>
+        <w:t xml:space="preserve"> Integrates dual-tier global macroeconomic synthesis (US Wall Street, Fed rate path, Crude Oil, DXY) and Indian domestic market analysis (Nifty 50, Bank Nifty, FII/DII liquidity) combined with Gemini 3.6-flash to deliver actionable color-coded trading guardrails.</w:t>
+      </w:r>
+    </w:p>
+    <w:p>
+      <w:pPr>
+        <w:keepNext/>
+        <w:spacing w:before="320" w:after="120"/>
+      </w:pPr>
+      <w:r>
+        <w:rPr>
+          <w:rFonts w:ascii="Calibri" w:hAnsi="Calibri"/>
+          <w:b/>
+          <w:color w:val="1B365D"/>
+          <w:sz w:val="30"/>
         </w:rPr>
         <w:t>2. Quantitative Strategy &amp; Execution Rules</w:t>
       </w:r>
     </w:p>
     <w:p>
+      <w:pPr>
+        <w:spacing w:before="20" w:after="80" w:line="276" w:lineRule="auto"/>
+      </w:pPr>
       <w:r>
-        <w:t>• Stock Universe: Nifty 50 Index constituents (fetched dynamically from NSE Archives).</w:t>
-      </w:r>
-    </w:p>
-    <w:p>
-      <w:r>
-        <w:t>• Entry Condition: Close crosses above 20 SMA, Volume &gt; 2.0x 20-day Volume SMA, and 14-period Wilder's RSI between 50 and 70.</w:t>
-      </w:r>
-    </w:p>
-    <w:p>
-      <w:r>
-        <w:t>• Profit Target: Entry Price + 2 * (Entry Price - Initial SL) [Fixed 1:2 Risk-to-Reward Ratio].</w:t>
-      </w:r>
-    </w:p>
-    <w:p>
-      <w:r>
-        <w:t>• Trailing Stop Loss: 20-day Exponential Moving Average (20 EMA). Stop Loss trails upward as 20 EMA rises; it never moves downward.</w:t>
-      </w:r>
-    </w:p>
-    <w:p>
-      <w:r>
-        <w:t>• AI News Sentiment: Google News RSS + Gemini 3.6-flash macro (Nifty 50) and micro (stock-level) news filters.</w:t>
+        <w:rPr>
+          <w:rFonts w:ascii="Calibri" w:hAnsi="Calibri"/>
+          <w:i w:val="0"/>
+          <w:color w:val="222222"/>
+          <w:sz w:val="20"/>
+        </w:rPr>
+        <w:t>System #2 executes the Strategy v2 Optimized Breakout System with 1.5% capital risk, 2.5x volume threshold, 2×ATR volatility-adaptive stop loss, and sector concentration limits:</w:t>
       </w:r>
     </w:p>
     <w:p>
       <w:pPr>
-        <w:pStyle w:val="Heading1"/>
+        <w:pStyle w:val="ListBullet"/>
+        <w:spacing w:before="20" w:after="60" w:line="276" w:lineRule="auto"/>
       </w:pPr>
       <w:r>
         <w:rPr>
-          <w:color w:val="1F4E79"/>
+          <w:rFonts w:ascii="Calibri" w:hAnsi="Calibri"/>
+          <w:b/>
+          <w:color w:val="1B365D"/>
+          <w:sz w:val="19"/>
         </w:rPr>
-        <w:t>3. Comprehensive System Guardrails Matrix</w:t>
+        <w:t>Universe Definition:</w:t>
+      </w:r>
+      <w:r>
+        <w:rPr>
+          <w:rFonts w:ascii="Calibri" w:hAnsi="Calibri"/>
+          <w:color w:val="222222"/>
+          <w:sz w:val="19"/>
+        </w:rPr>
+        <w:t>Constituents of the Nifty 50 index, downloaded dynamically from the official NSE India Archives (ind_nifty50list.csv) with .NS symbol suffixes.</w:t>
+      </w:r>
+    </w:p>
+    <w:p>
+      <w:pPr>
+        <w:pStyle w:val="ListBullet"/>
+        <w:spacing w:before="20" w:after="60" w:line="276" w:lineRule="auto"/>
+      </w:pPr>
+      <w:r>
+        <w:rPr>
+          <w:rFonts w:ascii="Calibri" w:hAnsi="Calibri"/>
+          <w:b/>
+          <w:color w:val="1B365D"/>
+          <w:sz w:val="19"/>
+        </w:rPr>
+        <w:t>Price Breakout Rule:</w:t>
+      </w:r>
+      <w:r>
+        <w:rPr>
+          <w:rFonts w:ascii="Calibri" w:hAnsi="Calibri"/>
+          <w:color w:val="222222"/>
+          <w:sz w:val="19"/>
+        </w:rPr>
+        <w:t>Today's Close &gt; Today's 20-day Simple Moving Average (20 SMA) AND Yesterday's Close &lt;= Yesterday's 20-day SMA.</w:t>
+      </w:r>
+    </w:p>
+    <w:p>
+      <w:pPr>
+        <w:pStyle w:val="ListBullet"/>
+        <w:spacing w:before="20" w:after="60" w:line="276" w:lineRule="auto"/>
+      </w:pPr>
+      <w:r>
+        <w:rPr>
+          <w:rFonts w:ascii="Calibri" w:hAnsi="Calibri"/>
+          <w:b/>
+          <w:color w:val="1B365D"/>
+          <w:sz w:val="19"/>
+        </w:rPr>
+        <w:t>Volume Expansion Rule:</w:t>
+      </w:r>
+      <w:r>
+        <w:rPr>
+          <w:rFonts w:ascii="Calibri" w:hAnsi="Calibri"/>
+          <w:color w:val="222222"/>
+          <w:sz w:val="19"/>
+        </w:rPr>
+        <w:t>Today's Volume &gt; 2.5 * 20-day Volume SMA (minimum 250% surge to aggressively filter false breakouts).</w:t>
+      </w:r>
+    </w:p>
+    <w:p>
+      <w:pPr>
+        <w:pStyle w:val="ListBullet"/>
+        <w:spacing w:before="20" w:after="60" w:line="276" w:lineRule="auto"/>
+      </w:pPr>
+      <w:r>
+        <w:rPr>
+          <w:rFonts w:ascii="Calibri" w:hAnsi="Calibri"/>
+          <w:b/>
+          <w:color w:val="1B365D"/>
+          <w:sz w:val="19"/>
+        </w:rPr>
+        <w:t>Momentum RSI Filter:</w:t>
+      </w:r>
+      <w:r>
+        <w:rPr>
+          <w:rFonts w:ascii="Calibri" w:hAnsi="Calibri"/>
+          <w:color w:val="222222"/>
+          <w:sz w:val="19"/>
+        </w:rPr>
+        <w:t>14-period Wilder's Smoothed Relative Strength Index (RSI) between 50 and 70 (ensures upward momentum while rejecting overbought conditions).</w:t>
+      </w:r>
+    </w:p>
+    <w:p>
+      <w:pPr>
+        <w:pStyle w:val="ListBullet"/>
+        <w:spacing w:before="20" w:after="60" w:line="276" w:lineRule="auto"/>
+      </w:pPr>
+      <w:r>
+        <w:rPr>
+          <w:rFonts w:ascii="Calibri" w:hAnsi="Calibri"/>
+          <w:b/>
+          <w:color w:val="1B365D"/>
+          <w:sz w:val="19"/>
+        </w:rPr>
+        <w:t>Initial Stop Loss:</w:t>
+      </w:r>
+      <w:r>
+        <w:rPr>
+          <w:rFonts w:ascii="Calibri" w:hAnsi="Calibri"/>
+          <w:color w:val="222222"/>
+          <w:sz w:val="19"/>
+        </w:rPr>
+        <w:t>Volatility-Adaptive 2× ATR(14) below Entry Price, protected with a 20 SMA floor clamp: max(20 SMA, Entry - 2*ATR). This dynamic stop adapts precisely to individual stock volatility.</w:t>
+      </w:r>
+    </w:p>
+    <w:p>
+      <w:pPr>
+        <w:pStyle w:val="ListBullet"/>
+        <w:spacing w:before="20" w:after="60" w:line="276" w:lineRule="auto"/>
+      </w:pPr>
+      <w:r>
+        <w:rPr>
+          <w:rFonts w:ascii="Calibri" w:hAnsi="Calibri"/>
+          <w:b/>
+          <w:color w:val="1B365D"/>
+          <w:sz w:val="19"/>
+        </w:rPr>
+        <w:t>Position Sizing Formula:</w:t>
+      </w:r>
+      <w:r>
+        <w:rPr>
+          <w:rFonts w:ascii="Calibri" w:hAnsi="Calibri"/>
+          <w:color w:val="222222"/>
+          <w:sz w:val="19"/>
+        </w:rPr>
+        <w:t>Exactly 1.5% of Total Portfolio Value risked per trade: Quantity = floor((Total Portfolio Value * 0.015) / (2 * ATR(14))).</w:t>
+      </w:r>
+    </w:p>
+    <w:p>
+      <w:pPr>
+        <w:pStyle w:val="ListBullet"/>
+        <w:spacing w:before="20" w:after="60" w:line="276" w:lineRule="auto"/>
+      </w:pPr>
+      <w:r>
+        <w:rPr>
+          <w:rFonts w:ascii="Calibri" w:hAnsi="Calibri"/>
+          <w:b/>
+          <w:color w:val="1B365D"/>
+          <w:sz w:val="19"/>
+        </w:rPr>
+        <w:t>Sector Diversification Limit:</w:t>
+      </w:r>
+      <w:r>
+        <w:rPr>
+          <w:rFonts w:ascii="Calibri" w:hAnsi="Calibri"/>
+          <w:color w:val="222222"/>
+          <w:sz w:val="19"/>
+        </w:rPr>
+        <w:t>Strict ceiling of maximum 3 open positions per economic sector (e.g. Financial Services, IT, Auto, Oil &amp; Gas) to prevent correlated sector drawdowns.</w:t>
+      </w:r>
+    </w:p>
+    <w:p>
+      <w:pPr>
+        <w:pStyle w:val="ListBullet"/>
+        <w:spacing w:before="20" w:after="60" w:line="276" w:lineRule="auto"/>
+      </w:pPr>
+      <w:r>
+        <w:rPr>
+          <w:rFonts w:ascii="Calibri" w:hAnsi="Calibri"/>
+          <w:b/>
+          <w:color w:val="1B365D"/>
+          <w:sz w:val="19"/>
+        </w:rPr>
+        <w:t>Profit Target:</w:t>
+      </w:r>
+      <w:r>
+        <w:rPr>
+          <w:rFonts w:ascii="Calibri" w:hAnsi="Calibri"/>
+          <w:color w:val="222222"/>
+          <w:sz w:val="19"/>
+        </w:rPr>
+        <w:t>Target = Entry Price + 2 * (Entry Price - Initial SL) providing an asymmetrical 1:2 Risk-to-Reward profile.</w:t>
+      </w:r>
+    </w:p>
+    <w:p>
+      <w:pPr>
+        <w:pStyle w:val="ListBullet"/>
+        <w:spacing w:before="20" w:after="60" w:line="276" w:lineRule="auto"/>
+      </w:pPr>
+      <w:r>
+        <w:rPr>
+          <w:rFonts w:ascii="Calibri" w:hAnsi="Calibri"/>
+          <w:b/>
+          <w:color w:val="1B365D"/>
+          <w:sz w:val="19"/>
+        </w:rPr>
+        <w:t>Dynamic Trailing Stop:</w:t>
+      </w:r>
+      <w:r>
+        <w:rPr>
+          <w:rFonts w:ascii="Calibri" w:hAnsi="Calibri"/>
+          <w:color w:val="222222"/>
+          <w:sz w:val="19"/>
+        </w:rPr>
+        <w:t>20-day Exponential Moving Average (20 EMA). If 20 EMA &gt; Current SL, Stop Loss is ratcheted upward to 20 EMA. Stop Loss strictly moves upward and never downward.</w:t>
+      </w:r>
+    </w:p>
+    <w:p>
+      <w:pPr>
+        <w:keepNext/>
+        <w:spacing w:before="320" w:after="120"/>
+      </w:pPr>
+      <w:r>
+        <w:rPr>
+          <w:rFonts w:ascii="Calibri" w:hAnsi="Calibri"/>
+          <w:b/>
+          <w:color w:val="1B365D"/>
+          <w:sz w:val="30"/>
+        </w:rPr>
+        <w:t>3. Global &amp; Indian Market Sentiment Analysis &amp; Guardrails</w:t>
+      </w:r>
+    </w:p>
+    <w:p>
+      <w:pPr>
+        <w:spacing w:before="20" w:after="80" w:line="276" w:lineRule="auto"/>
+      </w:pPr>
+      <w:r>
+        <w:rPr>
+          <w:rFonts w:ascii="Calibri" w:hAnsi="Calibri"/>
+          <w:i w:val="0"/>
+          <w:color w:val="222222"/>
+          <w:sz w:val="20"/>
+        </w:rPr>
+        <w:t>Rather than relying on isolated stock headlines, the system deploys a comprehensive dual-layer Market Sentiment Analyzer powered by Google News RSS feeds and Google Gemini 3.6-flash. It synthesizes macroeconomic trends and company-specific news into clear operational guardrails.</w:t>
+      </w:r>
+    </w:p>
+    <w:p>
+      <w:pPr>
+        <w:keepNext/>
+        <w:spacing w:before="240" w:after="80"/>
+      </w:pPr>
+      <w:r>
+        <w:rPr>
+          <w:rFonts w:ascii="Calibri" w:hAnsi="Calibri"/>
+          <w:b/>
+          <w:color w:val="2E5B88"/>
+          <w:sz w:val="24"/>
+        </w:rPr>
+        <w:t>Macroeconomic Ingestion Scope</w:t>
+      </w:r>
+    </w:p>
+    <w:p>
+      <w:pPr>
+        <w:pStyle w:val="ListBullet"/>
+        <w:spacing w:before="20" w:after="60" w:line="276" w:lineRule="auto"/>
+      </w:pPr>
+      <w:r>
+        <w:rPr>
+          <w:rFonts w:ascii="Calibri" w:hAnsi="Calibri"/>
+          <w:b/>
+          <w:color w:val="1B365D"/>
+          <w:sz w:val="19"/>
+        </w:rPr>
+        <w:t>Global Macro Intelligence:</w:t>
+      </w:r>
+      <w:r>
+        <w:rPr>
+          <w:rFonts w:ascii="Calibri" w:hAnsi="Calibri"/>
+          <w:color w:val="222222"/>
+          <w:sz w:val="19"/>
+        </w:rPr>
+        <w:t>US Markets (S&amp;P 500, Nasdaq 100), US Federal Reserve interest rate policy, 10-Year US Treasury yields, Brent/WTI Crude Oil, US Dollar Index (DXY), and global geopolitical conflicts.</w:t>
+      </w:r>
+    </w:p>
+    <w:p>
+      <w:pPr>
+        <w:pStyle w:val="ListBullet"/>
+        <w:spacing w:before="20" w:after="60" w:line="276" w:lineRule="auto"/>
+      </w:pPr>
+      <w:r>
+        <w:rPr>
+          <w:rFonts w:ascii="Calibri" w:hAnsi="Calibri"/>
+          <w:b/>
+          <w:color w:val="1B365D"/>
+          <w:sz w:val="19"/>
+        </w:rPr>
+        <w:t>Indian Domestic Intelligence:</w:t>
+      </w:r>
+      <w:r>
+        <w:rPr>
+          <w:rFonts w:ascii="Calibri" w:hAnsi="Calibri"/>
+          <w:color w:val="222222"/>
+          <w:sz w:val="19"/>
+        </w:rPr>
+        <w:t>Nifty 50, Bank Nifty, FII &amp; DII net institutional liquidity flows, Reserve Bank of India (RBI) MPC announcements, and Rupee stability (USD/INR).</w:t>
+      </w:r>
+    </w:p>
+    <w:p>
+      <w:pPr>
+        <w:pStyle w:val="ListBullet"/>
+        <w:spacing w:before="20" w:after="60" w:line="276" w:lineRule="auto"/>
+      </w:pPr>
+      <w:r>
+        <w:rPr>
+          <w:rFonts w:ascii="Calibri" w:hAnsi="Calibri"/>
+          <w:b/>
+          <w:color w:val="1B365D"/>
+          <w:sz w:val="19"/>
+        </w:rPr>
+        <w:t>Multi-Source Financial Ingestion:</w:t>
+      </w:r>
+      <w:r>
+        <w:rPr>
+          <w:rFonts w:ascii="Calibri" w:hAnsi="Calibri"/>
+          <w:color w:val="222222"/>
+          <w:sz w:val="19"/>
+        </w:rPr>
+        <w:t>Scrapes 35+ top business headlines from premier financial portals including Moneycontrol, Economic Times, Livemint, NDTV Profit, and Reuters.</w:t>
+      </w:r>
+    </w:p>
+    <w:p>
+      <w:pPr>
+        <w:keepNext/>
+        <w:spacing w:before="240" w:after="80"/>
+      </w:pPr>
+      <w:r>
+        <w:rPr>
+          <w:rFonts w:ascii="Calibri" w:hAnsi="Calibri"/>
+          <w:b/>
+          <w:color w:val="2E5B88"/>
+          <w:sz w:val="24"/>
+        </w:rPr>
+        <w:t>Color-Coded Actionable Guardrail Directives</w:t>
+      </w:r>
+    </w:p>
+    <w:p>
+      <w:pPr>
+        <w:spacing w:before="20" w:after="80" w:line="276" w:lineRule="auto"/>
+      </w:pPr>
+      <w:r>
+        <w:rPr>
+          <w:rFonts w:ascii="Calibri" w:hAnsi="Calibri"/>
+          <w:i w:val="0"/>
+          <w:color w:val="222222"/>
+          <w:sz w:val="20"/>
+        </w:rPr>
+        <w:t>The Market Sentiment Engine categorizes market regimes into three distinct operational states:</w:t>
       </w:r>
     </w:p>
     <w:tbl>
@@ -112,24 +707,530 @@
         <w:tblW w:type="auto" w:w="0"/>
         <w:jc w:val="center"/>
         <w:tblLook w:firstColumn="1" w:firstRow="1" w:lastColumn="0" w:lastRow="0" w:noHBand="0" w:noVBand="1" w:val="04A0"/>
+        <w:tblBorders>
+          <w:top w:val="single" w:sz="4" w:space="0" w:color="D3D3D3"/>
+          <w:bottom w:val="single" w:sz="4" w:space="0" w:color="D3D3D3"/>
+          <w:insideH w:val="single" w:sz="4" w:space="0" w:color="D3D3D3"/>
+          <w:insideV w:val="none"/>
+          <w:left w:val="none"/>
+          <w:right w:val="none"/>
+        </w:tblBorders>
       </w:tblPr>
       <w:tblGrid>
-        <w:gridCol w:w="2160"/>
-        <w:gridCol w:w="2160"/>
-        <w:gridCol w:w="2160"/>
-        <w:gridCol w:w="2160"/>
+        <w:gridCol w:w="2484"/>
+        <w:gridCol w:w="2484"/>
+        <w:gridCol w:w="2484"/>
+        <w:gridCol w:w="2484"/>
       </w:tblGrid>
+      <w:tr>
+        <w:trPr>
+          <w:tblHeader/>
+        </w:trPr>
+        <w:tc>
+          <w:tcPr>
+            <w:tcW w:type="dxa" w:w="2304"/>
+            <w:shd w:fill="1B365D"/>
+            <w:tcMar>
+              <w:top w:w="120" w:type="dxa"/>
+              <w:bottom w:w="120" w:type="dxa"/>
+              <w:left w:w="140" w:type="dxa"/>
+              <w:right w:w="140" w:type="dxa"/>
+            </w:tcMar>
+          </w:tcPr>
+          <w:p>
+            <w:pPr>
+              <w:spacing w:before="40" w:after="40"/>
+            </w:pPr>
+            <w:r>
+              <w:rPr>
+                <w:rFonts w:ascii="Calibri" w:hAnsi="Calibri"/>
+                <w:b/>
+                <w:color w:val="FFFFFF"/>
+                <w:sz w:val="19"/>
+              </w:rPr>
+              <w:t>Guardrail State</w:t>
+            </w:r>
+          </w:p>
+        </w:tc>
+        <w:tc>
+          <w:tcPr>
+            <w:tcW w:type="dxa" w:w="2592"/>
+            <w:shd w:fill="1B365D"/>
+            <w:tcMar>
+              <w:top w:w="120" w:type="dxa"/>
+              <w:bottom w:w="120" w:type="dxa"/>
+              <w:left w:w="140" w:type="dxa"/>
+              <w:right w:w="140" w:type="dxa"/>
+            </w:tcMar>
+          </w:tcPr>
+          <w:p>
+            <w:pPr>
+              <w:spacing w:before="40" w:after="40"/>
+            </w:pPr>
+            <w:r>
+              <w:rPr>
+                <w:rFonts w:ascii="Calibri" w:hAnsi="Calibri"/>
+                <w:b/>
+                <w:color w:val="FFFFFF"/>
+                <w:sz w:val="19"/>
+              </w:rPr>
+              <w:t>Market Sentiment Cues</w:t>
+            </w:r>
+          </w:p>
+        </w:tc>
+        <w:tc>
+          <w:tcPr>
+            <w:tcW w:type="dxa" w:w="2592"/>
+            <w:shd w:fill="1B365D"/>
+            <w:tcMar>
+              <w:top w:w="120" w:type="dxa"/>
+              <w:bottom w:w="120" w:type="dxa"/>
+              <w:left w:w="140" w:type="dxa"/>
+              <w:right w:w="140" w:type="dxa"/>
+            </w:tcMar>
+          </w:tcPr>
+          <w:p>
+            <w:pPr>
+              <w:spacing w:before="40" w:after="40"/>
+            </w:pPr>
+            <w:r>
+              <w:rPr>
+                <w:rFonts w:ascii="Calibri" w:hAnsi="Calibri"/>
+                <w:b/>
+                <w:color w:val="FFFFFF"/>
+                <w:sz w:val="19"/>
+              </w:rPr>
+              <w:t>Breakout Entries Action</w:t>
+            </w:r>
+          </w:p>
+        </w:tc>
+        <w:tc>
+          <w:tcPr>
+            <w:tcW w:type="dxa" w:w="2304"/>
+            <w:shd w:fill="1B365D"/>
+            <w:tcMar>
+              <w:top w:w="120" w:type="dxa"/>
+              <w:bottom w:w="120" w:type="dxa"/>
+              <w:left w:w="140" w:type="dxa"/>
+              <w:right w:w="140" w:type="dxa"/>
+            </w:tcMar>
+          </w:tcPr>
+          <w:p>
+            <w:pPr>
+              <w:spacing w:before="40" w:after="40"/>
+            </w:pPr>
+            <w:r>
+              <w:rPr>
+                <w:rFonts w:ascii="Calibri" w:hAnsi="Calibri"/>
+                <w:b/>
+                <w:color w:val="FFFFFF"/>
+                <w:sz w:val="19"/>
+              </w:rPr>
+              <w:t>Holding Defense Action</w:t>
+            </w:r>
+          </w:p>
+        </w:tc>
+      </w:tr>
       <w:tr>
         <w:tc>
           <w:tcPr>
-            <w:tcW w:type="dxa" w:w="2160"/>
-            <w:shd w:val="clear" w:color="auto" w:fill="1F4E79"/>
+            <w:tcW w:type="dxa" w:w="2304"/>
+            <w:shd w:fill="F7F9FB"/>
+            <w:tcMar>
+              <w:top w:w="80" w:type="dxa"/>
+              <w:bottom w:w="80" w:type="dxa"/>
+              <w:left w:w="140" w:type="dxa"/>
+              <w:right w:w="140" w:type="dxa"/>
+            </w:tcMar>
           </w:tcPr>
           <w:p>
+            <w:pPr>
+              <w:spacing w:before="40" w:after="40" w:line="269" w:lineRule="auto"/>
+            </w:pPr>
             <w:r>
               <w:rPr>
+                <w:rFonts w:ascii="Calibri" w:hAnsi="Calibri"/>
+                <w:color w:val="222222"/>
+                <w:sz w:val="18"/>
+              </w:rPr>
+              <w:t>🟢 ALLOW (Risk-On)</w:t>
+            </w:r>
+          </w:p>
+        </w:tc>
+        <w:tc>
+          <w:tcPr>
+            <w:tcW w:type="dxa" w:w="2592"/>
+            <w:shd w:fill="F7F9FB"/>
+            <w:tcMar>
+              <w:top w:w="80" w:type="dxa"/>
+              <w:bottom w:w="80" w:type="dxa"/>
+              <w:left w:w="140" w:type="dxa"/>
+              <w:right w:w="140" w:type="dxa"/>
+            </w:tcMar>
+          </w:tcPr>
+          <w:p>
+            <w:pPr>
+              <w:spacing w:before="40" w:after="40" w:line="269" w:lineRule="auto"/>
+            </w:pPr>
+            <w:r>
+              <w:rPr>
+                <w:rFonts w:ascii="Calibri" w:hAnsi="Calibri"/>
+                <w:color w:val="222222"/>
+                <w:sz w:val="18"/>
+              </w:rPr>
+              <w:t>Bullish or stable global/domestic cues, strong institutional inflows, positive corporate earnings.</w:t>
+            </w:r>
+          </w:p>
+        </w:tc>
+        <w:tc>
+          <w:tcPr>
+            <w:tcW w:type="dxa" w:w="2592"/>
+            <w:shd w:fill="F7F9FB"/>
+            <w:tcMar>
+              <w:top w:w="80" w:type="dxa"/>
+              <w:bottom w:w="80" w:type="dxa"/>
+              <w:left w:w="140" w:type="dxa"/>
+              <w:right w:w="140" w:type="dxa"/>
+            </w:tcMar>
+          </w:tcPr>
+          <w:p>
+            <w:pPr>
+              <w:spacing w:before="40" w:after="40" w:line="269" w:lineRule="auto"/>
+            </w:pPr>
+            <w:r>
+              <w:rPr>
+                <w:rFonts w:ascii="Calibri" w:hAnsi="Calibri"/>
+                <w:color w:val="222222"/>
+                <w:sz w:val="18"/>
+              </w:rPr>
+              <w:t>Full capacity: Up to 3 breakout buys per day permitted.</w:t>
+            </w:r>
+          </w:p>
+        </w:tc>
+        <w:tc>
+          <w:tcPr>
+            <w:tcW w:type="dxa" w:w="2304"/>
+            <w:shd w:fill="F7F9FB"/>
+            <w:tcMar>
+              <w:top w:w="80" w:type="dxa"/>
+              <w:bottom w:w="80" w:type="dxa"/>
+              <w:left w:w="140" w:type="dxa"/>
+              <w:right w:w="140" w:type="dxa"/>
+            </w:tcMar>
+          </w:tcPr>
+          <w:p>
+            <w:pPr>
+              <w:spacing w:before="40" w:after="40" w:line="269" w:lineRule="auto"/>
+            </w:pPr>
+            <w:r>
+              <w:rPr>
+                <w:rFonts w:ascii="Calibri" w:hAnsi="Calibri"/>
+                <w:color w:val="222222"/>
+                <w:sz w:val="18"/>
+              </w:rPr>
+              <w:t>Standard 20 EMA trailing stop loss policy active.</w:t>
+            </w:r>
+          </w:p>
+        </w:tc>
+      </w:tr>
+      <w:tr>
+        <w:tc>
+          <w:tcPr>
+            <w:tcW w:type="dxa" w:w="2304"/>
+            <w:shd w:fill="FFFFFF"/>
+            <w:tcMar>
+              <w:top w:w="80" w:type="dxa"/>
+              <w:bottom w:w="80" w:type="dxa"/>
+              <w:left w:w="140" w:type="dxa"/>
+              <w:right w:w="140" w:type="dxa"/>
+            </w:tcMar>
+          </w:tcPr>
+          <w:p>
+            <w:pPr>
+              <w:spacing w:before="40" w:after="40" w:line="269" w:lineRule="auto"/>
+            </w:pPr>
+            <w:r>
+              <w:rPr>
+                <w:rFonts w:ascii="Calibri" w:hAnsi="Calibri"/>
+                <w:color w:val="222222"/>
+                <w:sz w:val="18"/>
+              </w:rPr>
+              <w:t>🟡 SELECTIVE (Caution)</w:t>
+            </w:r>
+          </w:p>
+        </w:tc>
+        <w:tc>
+          <w:tcPr>
+            <w:tcW w:type="dxa" w:w="2592"/>
+            <w:shd w:fill="FFFFFF"/>
+            <w:tcMar>
+              <w:top w:w="80" w:type="dxa"/>
+              <w:bottom w:w="80" w:type="dxa"/>
+              <w:left w:w="140" w:type="dxa"/>
+              <w:right w:w="140" w:type="dxa"/>
+            </w:tcMar>
+          </w:tcPr>
+          <w:p>
+            <w:pPr>
+              <w:spacing w:before="40" w:after="40" w:line="269" w:lineRule="auto"/>
+            </w:pPr>
+            <w:r>
+              <w:rPr>
+                <w:rFonts w:ascii="Calibri" w:hAnsi="Calibri"/>
+                <w:color w:val="222222"/>
+                <w:sz w:val="18"/>
+              </w:rPr>
+              <w:t>Elevated volatility, mixed macro indicators, rangebound indices, foreign institutional selling.</w:t>
+            </w:r>
+          </w:p>
+        </w:tc>
+        <w:tc>
+          <w:tcPr>
+            <w:tcW w:type="dxa" w:w="2592"/>
+            <w:shd w:fill="FFFFFF"/>
+            <w:tcMar>
+              <w:top w:w="80" w:type="dxa"/>
+              <w:bottom w:w="80" w:type="dxa"/>
+              <w:left w:w="140" w:type="dxa"/>
+              <w:right w:w="140" w:type="dxa"/>
+            </w:tcMar>
+          </w:tcPr>
+          <w:p>
+            <w:pPr>
+              <w:spacing w:before="40" w:after="40" w:line="269" w:lineRule="auto"/>
+            </w:pPr>
+            <w:r>
+              <w:rPr>
+                <w:rFonts w:ascii="Calibri" w:hAnsi="Calibri"/>
+                <w:color w:val="222222"/>
+                <w:sz w:val="18"/>
+              </w:rPr>
+              <w:t>Selective capacity: Max 1 high-conviction breakout buy per day. Requires pristine volume surge.</w:t>
+            </w:r>
+          </w:p>
+        </w:tc>
+        <w:tc>
+          <w:tcPr>
+            <w:tcW w:type="dxa" w:w="2304"/>
+            <w:shd w:fill="FFFFFF"/>
+            <w:tcMar>
+              <w:top w:w="80" w:type="dxa"/>
+              <w:bottom w:w="80" w:type="dxa"/>
+              <w:left w:w="140" w:type="dxa"/>
+              <w:right w:w="140" w:type="dxa"/>
+            </w:tcMar>
+          </w:tcPr>
+          <w:p>
+            <w:pPr>
+              <w:spacing w:before="40" w:after="40" w:line="269" w:lineRule="auto"/>
+            </w:pPr>
+            <w:r>
+              <w:rPr>
+                <w:rFonts w:ascii="Calibri" w:hAnsi="Calibri"/>
+                <w:color w:val="222222"/>
+                <w:sz w:val="18"/>
+              </w:rPr>
+              <w:t>Monitor closely; tighter trailing stops enforced on vulnerable positions.</w:t>
+            </w:r>
+          </w:p>
+        </w:tc>
+      </w:tr>
+      <w:tr>
+        <w:tc>
+          <w:tcPr>
+            <w:tcW w:type="dxa" w:w="2304"/>
+            <w:shd w:fill="F7F9FB"/>
+            <w:tcMar>
+              <w:top w:w="80" w:type="dxa"/>
+              <w:bottom w:w="80" w:type="dxa"/>
+              <w:left w:w="140" w:type="dxa"/>
+              <w:right w:w="140" w:type="dxa"/>
+            </w:tcMar>
+          </w:tcPr>
+          <w:p>
+            <w:pPr>
+              <w:spacing w:before="40" w:after="40" w:line="269" w:lineRule="auto"/>
+            </w:pPr>
+            <w:r>
+              <w:rPr>
+                <w:rFonts w:ascii="Calibri" w:hAnsi="Calibri"/>
+                <w:color w:val="222222"/>
+                <w:sz w:val="18"/>
+              </w:rPr>
+              <w:t>🔴 HALT (Risk-Off)</w:t>
+            </w:r>
+          </w:p>
+        </w:tc>
+        <w:tc>
+          <w:tcPr>
+            <w:tcW w:type="dxa" w:w="2592"/>
+            <w:shd w:fill="F7F9FB"/>
+            <w:tcMar>
+              <w:top w:w="80" w:type="dxa"/>
+              <w:bottom w:w="80" w:type="dxa"/>
+              <w:left w:w="140" w:type="dxa"/>
+              <w:right w:w="140" w:type="dxa"/>
+            </w:tcMar>
+          </w:tcPr>
+          <w:p>
+            <w:pPr>
+              <w:spacing w:before="40" w:after="40" w:line="269" w:lineRule="auto"/>
+            </w:pPr>
+            <w:r>
+              <w:rPr>
+                <w:rFonts w:ascii="Calibri" w:hAnsi="Calibri"/>
+                <w:color w:val="222222"/>
+                <w:sz w:val="18"/>
+              </w:rPr>
+              <w:t>Severe macro shocks, sharp Wall Street sell-offs, geopolitical escalation, crude oil spike, or panic.</w:t>
+            </w:r>
+          </w:p>
+        </w:tc>
+        <w:tc>
+          <w:tcPr>
+            <w:tcW w:type="dxa" w:w="2592"/>
+            <w:shd w:fill="F7F9FB"/>
+            <w:tcMar>
+              <w:top w:w="80" w:type="dxa"/>
+              <w:bottom w:w="80" w:type="dxa"/>
+              <w:left w:w="140" w:type="dxa"/>
+              <w:right w:w="140" w:type="dxa"/>
+            </w:tcMar>
+          </w:tcPr>
+          <w:p>
+            <w:pPr>
+              <w:spacing w:before="40" w:after="40" w:line="269" w:lineRule="auto"/>
+            </w:pPr>
+            <w:r>
+              <w:rPr>
+                <w:rFonts w:ascii="Calibri" w:hAnsi="Calibri"/>
+                <w:color w:val="222222"/>
+                <w:sz w:val="18"/>
+              </w:rPr>
+              <w:t>Zero capacity: All new breakout entries strictly HALTED (0 buys) for capital preservation.</w:t>
+            </w:r>
+          </w:p>
+        </w:tc>
+        <w:tc>
+          <w:tcPr>
+            <w:tcW w:type="dxa" w:w="2304"/>
+            <w:shd w:fill="F7F9FB"/>
+            <w:tcMar>
+              <w:top w:w="80" w:type="dxa"/>
+              <w:bottom w:w="80" w:type="dxa"/>
+              <w:left w:w="140" w:type="dxa"/>
+              <w:right w:w="140" w:type="dxa"/>
+            </w:tcMar>
+          </w:tcPr>
+          <w:p>
+            <w:pPr>
+              <w:spacing w:before="40" w:after="40" w:line="269" w:lineRule="auto"/>
+            </w:pPr>
+            <w:r>
+              <w:rPr>
+                <w:rFonts w:ascii="Calibri" w:hAnsi="Calibri"/>
+                <w:color w:val="222222"/>
+                <w:sz w:val="18"/>
+              </w:rPr>
+              <w:t>Holding Defense: Trailing stops on all open holdings tightened to Today's Low.</w:t>
+            </w:r>
+          </w:p>
+        </w:tc>
+      </w:tr>
+    </w:tbl>
+    <w:p>
+      <w:pPr>
+        <w:spacing w:after="80"/>
+      </w:pPr>
+    </w:p>
+    <w:p>
+      <w:pPr>
+        <w:spacing w:before="20" w:after="80" w:line="276" w:lineRule="auto"/>
+      </w:pPr>
+      <w:r>
+        <w:rPr>
+          <w:rFonts w:ascii="Calibri" w:hAnsi="Calibri"/>
+          <w:i w:val="0"/>
+          <w:color w:val="222222"/>
+          <w:sz w:val="20"/>
+        </w:rPr>
+        <w:t>Micro Stock-Level Sentiment: For each candidate breakout stock or open holding, the analyzer extracts recent company news. If micro sentiment is assessed as NEGATIVE (e.g., regulatory sanction, major governance dispute, sharp earnings miss), the screener automatically discards the candidate or tightens the open holding's stop loss to Today's Low.</w:t>
+      </w:r>
+    </w:p>
+    <w:p>
+      <w:pPr>
+        <w:keepNext/>
+        <w:spacing w:before="320" w:after="120"/>
+      </w:pPr>
+      <w:r>
+        <w:rPr>
+          <w:rFonts w:ascii="Calibri" w:hAnsi="Calibri"/>
+          <w:b/>
+          <w:color w:val="1B365D"/>
+          <w:sz w:val="30"/>
+        </w:rPr>
+        <w:t>4. Comprehensive System Guardrails Matrix</w:t>
+      </w:r>
+    </w:p>
+    <w:p>
+      <w:pPr>
+        <w:spacing w:before="20" w:after="80" w:line="276" w:lineRule="auto"/>
+      </w:pPr>
+      <w:r>
+        <w:rPr>
+          <w:rFonts w:ascii="Calibri" w:hAnsi="Calibri"/>
+          <w:i w:val="0"/>
+          <w:color w:val="222222"/>
+          <w:sz w:val="20"/>
+        </w:rPr>
+        <w:t>The table below enumerates the multi-tier safety architecture protecting capital, preventing runaway loops, and ensuring container resilience:</w:t>
+      </w:r>
+    </w:p>
+    <w:tbl>
+      <w:tblPr>
+        <w:tblW w:type="auto" w:w="0"/>
+        <w:jc w:val="center"/>
+        <w:tblLook w:firstColumn="1" w:firstRow="1" w:lastColumn="0" w:lastRow="0" w:noHBand="0" w:noVBand="1" w:val="04A0"/>
+        <w:tblBorders>
+          <w:top w:val="single" w:sz="4" w:space="0" w:color="D3D3D3"/>
+          <w:bottom w:val="single" w:sz="4" w:space="0" w:color="D3D3D3"/>
+          <w:insideH w:val="single" w:sz="4" w:space="0" w:color="D3D3D3"/>
+          <w:insideV w:val="none"/>
+          <w:left w:val="none"/>
+          <w:right w:val="none"/>
+        </w:tblBorders>
+      </w:tblPr>
+      <w:tblGrid>
+        <w:gridCol w:w="2484"/>
+        <w:gridCol w:w="2484"/>
+        <w:gridCol w:w="2484"/>
+        <w:gridCol w:w="2484"/>
+      </w:tblGrid>
+      <w:tr>
+        <w:trPr>
+          <w:tblHeader/>
+        </w:trPr>
+        <w:tc>
+          <w:tcPr>
+            <w:tcW w:type="dxa" w:w="2304"/>
+            <w:shd w:fill="1B365D"/>
+            <w:tcMar>
+              <w:top w:w="120" w:type="dxa"/>
+              <w:bottom w:w="120" w:type="dxa"/>
+              <w:left w:w="140" w:type="dxa"/>
+              <w:right w:w="140" w:type="dxa"/>
+            </w:tcMar>
+          </w:tcPr>
+          <w:p>
+            <w:pPr>
+              <w:spacing w:before="40" w:after="40"/>
+            </w:pPr>
+            <w:r>
+              <w:rPr>
+                <w:rFonts w:ascii="Calibri" w:hAnsi="Calibri"/>
                 <w:b/>
                 <w:color w:val="FFFFFF"/>
+                <w:sz w:val="19"/>
               </w:rPr>
               <w:t>Guardrail Name</w:t>
             </w:r>
@@ -137,29 +1238,51 @@
         </w:tc>
         <w:tc>
           <w:tcPr>
-            <w:tcW w:type="dxa" w:w="2160"/>
-            <w:shd w:val="clear" w:color="auto" w:fill="1F4E79"/>
+            <w:tcW w:type="dxa" w:w="1584"/>
+            <w:shd w:fill="1B365D"/>
+            <w:tcMar>
+              <w:top w:w="120" w:type="dxa"/>
+              <w:bottom w:w="120" w:type="dxa"/>
+              <w:left w:w="140" w:type="dxa"/>
+              <w:right w:w="140" w:type="dxa"/>
+            </w:tcMar>
           </w:tcPr>
           <w:p>
+            <w:pPr>
+              <w:spacing w:before="40" w:after="40"/>
+            </w:pPr>
             <w:r>
               <w:rPr>
+                <w:rFonts w:ascii="Calibri" w:hAnsi="Calibri"/>
                 <w:b/>
                 <w:color w:val="FFFFFF"/>
+                <w:sz w:val="19"/>
               </w:rPr>
-              <w:t>Scope</w:t>
+              <w:t>System Scope</w:t>
             </w:r>
           </w:p>
         </w:tc>
         <w:tc>
           <w:tcPr>
-            <w:tcW w:type="dxa" w:w="2160"/>
-            <w:shd w:val="clear" w:color="auto" w:fill="1F4E79"/>
+            <w:tcW w:type="dxa" w:w="3600"/>
+            <w:shd w:fill="1B365D"/>
+            <w:tcMar>
+              <w:top w:w="120" w:type="dxa"/>
+              <w:bottom w:w="120" w:type="dxa"/>
+              <w:left w:w="140" w:type="dxa"/>
+              <w:right w:w="140" w:type="dxa"/>
+            </w:tcMar>
           </w:tcPr>
           <w:p>
+            <w:pPr>
+              <w:spacing w:before="40" w:after="40"/>
+            </w:pPr>
             <w:r>
               <w:rPr>
+                <w:rFonts w:ascii="Calibri" w:hAnsi="Calibri"/>
                 <w:b/>
                 <w:color w:val="FFFFFF"/>
+                <w:sz w:val="19"/>
               </w:rPr>
               <w:t>Operational Rule</w:t>
             </w:r>
@@ -167,14 +1290,25 @@
         </w:tc>
         <w:tc>
           <w:tcPr>
-            <w:tcW w:type="dxa" w:w="2160"/>
-            <w:shd w:val="clear" w:color="auto" w:fill="1F4E79"/>
+            <w:tcW w:type="dxa" w:w="2304"/>
+            <w:shd w:fill="1B365D"/>
+            <w:tcMar>
+              <w:top w:w="120" w:type="dxa"/>
+              <w:bottom w:w="120" w:type="dxa"/>
+              <w:left w:w="140" w:type="dxa"/>
+              <w:right w:w="140" w:type="dxa"/>
+            </w:tcMar>
           </w:tcPr>
           <w:p>
+            <w:pPr>
+              <w:spacing w:before="40" w:after="40"/>
+            </w:pPr>
             <w:r>
               <w:rPr>
+                <w:rFonts w:ascii="Calibri" w:hAnsi="Calibri"/>
                 <w:b/>
                 <w:color w:val="FFFFFF"/>
+                <w:sz w:val="19"/>
               </w:rPr>
               <w:t>Risk Mitigated</w:t>
             </w:r>
@@ -184,45 +1318,101 @@
       <w:tr>
         <w:tc>
           <w:tcPr>
-            <w:tcW w:type="dxa" w:w="2160"/>
-            <w:shd w:val="clear" w:color="auto" w:fill="F2F2F2"/>
+            <w:tcW w:type="dxa" w:w="2304"/>
+            <w:shd w:fill="F7F9FB"/>
+            <w:tcMar>
+              <w:top w:w="80" w:type="dxa"/>
+              <w:bottom w:w="80" w:type="dxa"/>
+              <w:left w:w="140" w:type="dxa"/>
+              <w:right w:w="140" w:type="dxa"/>
+            </w:tcMar>
           </w:tcPr>
           <w:p>
+            <w:pPr>
+              <w:spacing w:before="40" w:after="40" w:line="269" w:lineRule="auto"/>
+            </w:pPr>
             <w:r>
+              <w:rPr>
+                <w:rFonts w:ascii="Calibri" w:hAnsi="Calibri"/>
+                <w:color w:val="222222"/>
+                <w:sz w:val="18"/>
+              </w:rPr>
               <w:t>DhanHQ Fallback Engine</w:t>
             </w:r>
           </w:p>
         </w:tc>
         <w:tc>
           <w:tcPr>
-            <w:tcW w:type="dxa" w:w="2160"/>
-            <w:shd w:val="clear" w:color="auto" w:fill="F2F2F2"/>
+            <w:tcW w:type="dxa" w:w="1584"/>
+            <w:shd w:fill="F7F9FB"/>
+            <w:tcMar>
+              <w:top w:w="80" w:type="dxa"/>
+              <w:bottom w:w="80" w:type="dxa"/>
+              <w:left w:w="140" w:type="dxa"/>
+              <w:right w:w="140" w:type="dxa"/>
+            </w:tcMar>
           </w:tcPr>
           <w:p>
+            <w:pPr>
+              <w:spacing w:before="40" w:after="40" w:line="269" w:lineRule="auto"/>
+            </w:pPr>
             <w:r>
+              <w:rPr>
+                <w:rFonts w:ascii="Calibri" w:hAnsi="Calibri"/>
+                <w:color w:val="222222"/>
+                <w:sz w:val="18"/>
+              </w:rPr>
               <w:t>Data Feed</w:t>
             </w:r>
           </w:p>
         </w:tc>
         <w:tc>
           <w:tcPr>
-            <w:tcW w:type="dxa" w:w="2160"/>
-            <w:shd w:val="clear" w:color="auto" w:fill="F2F2F2"/>
+            <w:tcW w:type="dxa" w:w="3600"/>
+            <w:shd w:fill="F7F9FB"/>
+            <w:tcMar>
+              <w:top w:w="80" w:type="dxa"/>
+              <w:bottom w:w="80" w:type="dxa"/>
+              <w:left w:w="140" w:type="dxa"/>
+              <w:right w:w="140" w:type="dxa"/>
+            </w:tcMar>
           </w:tcPr>
           <w:p>
+            <w:pPr>
+              <w:spacing w:before="40" w:after="40" w:line="269" w:lineRule="auto"/>
+            </w:pPr>
             <w:r>
-              <w:t>Auto-switch to yfinance on token expiry/timeout</w:t>
+              <w:rPr>
+                <w:rFonts w:ascii="Calibri" w:hAnsi="Calibri"/>
+                <w:color w:val="222222"/>
+                <w:sz w:val="18"/>
+              </w:rPr>
+              <w:t>Auto-switch to yfinance if token expires, invalid, or API times out</w:t>
             </w:r>
           </w:p>
         </w:tc>
         <w:tc>
           <w:tcPr>
-            <w:tcW w:type="dxa" w:w="2160"/>
-            <w:shd w:val="clear" w:color="auto" w:fill="F2F2F2"/>
+            <w:tcW w:type="dxa" w:w="2304"/>
+            <w:shd w:fill="F7F9FB"/>
+            <w:tcMar>
+              <w:top w:w="80" w:type="dxa"/>
+              <w:bottom w:w="80" w:type="dxa"/>
+              <w:left w:w="140" w:type="dxa"/>
+              <w:right w:w="140" w:type="dxa"/>
+            </w:tcMar>
           </w:tcPr>
           <w:p>
+            <w:pPr>
+              <w:spacing w:before="40" w:after="40" w:line="269" w:lineRule="auto"/>
+            </w:pPr>
             <w:r>
-              <w:t>Prevents bot crashes &amp; downtime</w:t>
+              <w:rPr>
+                <w:rFonts w:ascii="Calibri" w:hAnsi="Calibri"/>
+                <w:color w:val="222222"/>
+                <w:sz w:val="18"/>
+              </w:rPr>
+              <w:t>Zero downtime; prevents screener and sync crashes</w:t>
             </w:r>
           </w:p>
         </w:tc>
@@ -230,45 +1420,101 @@
       <w:tr>
         <w:tc>
           <w:tcPr>
-            <w:tcW w:type="dxa" w:w="2160"/>
-            <w:shd w:val="clear" w:color="auto" w:fill="F2F2F2"/>
+            <w:tcW w:type="dxa" w:w="2304"/>
+            <w:shd w:fill="FFFFFF"/>
+            <w:tcMar>
+              <w:top w:w="80" w:type="dxa"/>
+              <w:bottom w:w="80" w:type="dxa"/>
+              <w:left w:w="140" w:type="dxa"/>
+              <w:right w:w="140" w:type="dxa"/>
+            </w:tcMar>
           </w:tcPr>
           <w:p>
+            <w:pPr>
+              <w:spacing w:before="40" w:after="40" w:line="269" w:lineRule="auto"/>
+            </w:pPr>
             <w:r>
+              <w:rPr>
+                <w:rFonts w:ascii="Calibri" w:hAnsi="Calibri"/>
+                <w:color w:val="222222"/>
+                <w:sz w:val="18"/>
+              </w:rPr>
               <w:t>Double Buy Blocker</w:t>
             </w:r>
           </w:p>
         </w:tc>
         <w:tc>
           <w:tcPr>
-            <w:tcW w:type="dxa" w:w="2160"/>
-            <w:shd w:val="clear" w:color="auto" w:fill="F2F2F2"/>
+            <w:tcW w:type="dxa" w:w="1584"/>
+            <w:shd w:fill="FFFFFF"/>
+            <w:tcMar>
+              <w:top w:w="80" w:type="dxa"/>
+              <w:bottom w:w="80" w:type="dxa"/>
+              <w:left w:w="140" w:type="dxa"/>
+              <w:right w:w="140" w:type="dxa"/>
+            </w:tcMar>
           </w:tcPr>
           <w:p>
+            <w:pPr>
+              <w:spacing w:before="40" w:after="40" w:line="269" w:lineRule="auto"/>
+            </w:pPr>
             <w:r>
+              <w:rPr>
+                <w:rFonts w:ascii="Calibri" w:hAnsi="Calibri"/>
+                <w:color w:val="222222"/>
+                <w:sz w:val="18"/>
+              </w:rPr>
               <w:t>Portfolio</w:t>
             </w:r>
           </w:p>
         </w:tc>
         <w:tc>
           <w:tcPr>
-            <w:tcW w:type="dxa" w:w="2160"/>
-            <w:shd w:val="clear" w:color="auto" w:fill="F2F2F2"/>
+            <w:tcW w:type="dxa" w:w="3600"/>
+            <w:shd w:fill="FFFFFF"/>
+            <w:tcMar>
+              <w:top w:w="80" w:type="dxa"/>
+              <w:bottom w:w="80" w:type="dxa"/>
+              <w:left w:w="140" w:type="dxa"/>
+              <w:right w:w="140" w:type="dxa"/>
+            </w:tcMar>
           </w:tcPr>
           <w:p>
+            <w:pPr>
+              <w:spacing w:before="40" w:after="40" w:line="269" w:lineRule="auto"/>
+            </w:pPr>
             <w:r>
-              <w:t>Rejects purchasing duplicate active tickers</w:t>
+              <w:rPr>
+                <w:rFonts w:ascii="Calibri" w:hAnsi="Calibri"/>
+                <w:color w:val="222222"/>
+                <w:sz w:val="18"/>
+              </w:rPr>
+              <w:t>Rejects purchasing candidates with existing OPEN positions in Google Sheets</w:t>
             </w:r>
           </w:p>
         </w:tc>
         <w:tc>
           <w:tcPr>
-            <w:tcW w:type="dxa" w:w="2160"/>
-            <w:shd w:val="clear" w:color="auto" w:fill="F2F2F2"/>
+            <w:tcW w:type="dxa" w:w="2304"/>
+            <w:shd w:fill="FFFFFF"/>
+            <w:tcMar>
+              <w:top w:w="80" w:type="dxa"/>
+              <w:bottom w:w="80" w:type="dxa"/>
+              <w:left w:w="140" w:type="dxa"/>
+              <w:right w:w="140" w:type="dxa"/>
+            </w:tcMar>
           </w:tcPr>
           <w:p>
+            <w:pPr>
+              <w:spacing w:before="40" w:after="40" w:line="269" w:lineRule="auto"/>
+            </w:pPr>
             <w:r>
-              <w:t>Prevents single-stock overexposure</w:t>
+              <w:rPr>
+                <w:rFonts w:ascii="Calibri" w:hAnsi="Calibri"/>
+                <w:color w:val="222222"/>
+                <w:sz w:val="18"/>
+              </w:rPr>
+              <w:t>Prevents single-stock over-concentration</w:t>
             </w:r>
           </w:p>
         </w:tc>
@@ -276,45 +1522,101 @@
       <w:tr>
         <w:tc>
           <w:tcPr>
-            <w:tcW w:type="dxa" w:w="2160"/>
-            <w:shd w:val="clear" w:color="auto" w:fill="F2F2F2"/>
+            <w:tcW w:type="dxa" w:w="2304"/>
+            <w:shd w:fill="F7F9FB"/>
+            <w:tcMar>
+              <w:top w:w="80" w:type="dxa"/>
+              <w:bottom w:w="80" w:type="dxa"/>
+              <w:left w:w="140" w:type="dxa"/>
+              <w:right w:w="140" w:type="dxa"/>
+            </w:tcMar>
           </w:tcPr>
           <w:p>
+            <w:pPr>
+              <w:spacing w:before="40" w:after="40" w:line="269" w:lineRule="auto"/>
+            </w:pPr>
             <w:r>
+              <w:rPr>
+                <w:rFonts w:ascii="Calibri" w:hAnsi="Calibri"/>
+                <w:color w:val="222222"/>
+                <w:sz w:val="18"/>
+              </w:rPr>
               <w:t>Max Portfolio Allocation</w:t>
             </w:r>
           </w:p>
         </w:tc>
         <w:tc>
           <w:tcPr>
-            <w:tcW w:type="dxa" w:w="2160"/>
-            <w:shd w:val="clear" w:color="auto" w:fill="F2F2F2"/>
+            <w:tcW w:type="dxa" w:w="1584"/>
+            <w:shd w:fill="F7F9FB"/>
+            <w:tcMar>
+              <w:top w:w="80" w:type="dxa"/>
+              <w:bottom w:w="80" w:type="dxa"/>
+              <w:left w:w="140" w:type="dxa"/>
+              <w:right w:w="140" w:type="dxa"/>
+            </w:tcMar>
           </w:tcPr>
           <w:p>
+            <w:pPr>
+              <w:spacing w:before="40" w:after="40" w:line="269" w:lineRule="auto"/>
+            </w:pPr>
             <w:r>
+              <w:rPr>
+                <w:rFonts w:ascii="Calibri" w:hAnsi="Calibri"/>
+                <w:color w:val="222222"/>
+                <w:sz w:val="18"/>
+              </w:rPr>
               <w:t>Portfolio</w:t>
             </w:r>
           </w:p>
         </w:tc>
         <w:tc>
           <w:tcPr>
-            <w:tcW w:type="dxa" w:w="2160"/>
-            <w:shd w:val="clear" w:color="auto" w:fill="F2F2F2"/>
+            <w:tcW w:type="dxa" w:w="3600"/>
+            <w:shd w:fill="F7F9FB"/>
+            <w:tcMar>
+              <w:top w:w="80" w:type="dxa"/>
+              <w:bottom w:w="80" w:type="dxa"/>
+              <w:left w:w="140" w:type="dxa"/>
+              <w:right w:w="140" w:type="dxa"/>
+            </w:tcMar>
           </w:tcPr>
           <w:p>
+            <w:pPr>
+              <w:spacing w:before="40" w:after="40" w:line="269" w:lineRule="auto"/>
+            </w:pPr>
             <w:r>
-              <w:t>Limits open positions value to 90% of portfolio</w:t>
+              <w:rPr>
+                <w:rFonts w:ascii="Calibri" w:hAnsi="Calibri"/>
+                <w:color w:val="222222"/>
+                <w:sz w:val="18"/>
+              </w:rPr>
+              <w:t>Limits aggregate open positions value to 90% of Total Portfolio Value</w:t>
             </w:r>
           </w:p>
         </w:tc>
         <w:tc>
           <w:tcPr>
-            <w:tcW w:type="dxa" w:w="2160"/>
-            <w:shd w:val="clear" w:color="auto" w:fill="F2F2F2"/>
+            <w:tcW w:type="dxa" w:w="2304"/>
+            <w:shd w:fill="F7F9FB"/>
+            <w:tcMar>
+              <w:top w:w="80" w:type="dxa"/>
+              <w:bottom w:w="80" w:type="dxa"/>
+              <w:left w:w="140" w:type="dxa"/>
+              <w:right w:w="140" w:type="dxa"/>
+            </w:tcMar>
           </w:tcPr>
           <w:p>
+            <w:pPr>
+              <w:spacing w:before="40" w:after="40" w:line="269" w:lineRule="auto"/>
+            </w:pPr>
             <w:r>
-              <w:t>Guarantees 10% liquid cash buffer</w:t>
+              <w:rPr>
+                <w:rFonts w:ascii="Calibri" w:hAnsi="Calibri"/>
+                <w:color w:val="222222"/>
+                <w:sz w:val="18"/>
+              </w:rPr>
+              <w:t>Guarantees a permanent 10% cash buffer for risk control</w:t>
             </w:r>
           </w:p>
         </w:tc>
@@ -322,45 +1624,101 @@
       <w:tr>
         <w:tc>
           <w:tcPr>
-            <w:tcW w:type="dxa" w:w="2160"/>
-            <w:shd w:val="clear" w:color="auto" w:fill="F2F2F2"/>
+            <w:tcW w:type="dxa" w:w="2304"/>
+            <w:shd w:fill="FFFFFF"/>
+            <w:tcMar>
+              <w:top w:w="80" w:type="dxa"/>
+              <w:bottom w:w="80" w:type="dxa"/>
+              <w:left w:w="140" w:type="dxa"/>
+              <w:right w:w="140" w:type="dxa"/>
+            </w:tcMar>
           </w:tcPr>
           <w:p>
+            <w:pPr>
+              <w:spacing w:before="40" w:after="40" w:line="269" w:lineRule="auto"/>
+            </w:pPr>
             <w:r>
+              <w:rPr>
+                <w:rFonts w:ascii="Calibri" w:hAnsi="Calibri"/>
+                <w:color w:val="222222"/>
+                <w:sz w:val="18"/>
+              </w:rPr>
               <w:t>Daily Purchase Limit</w:t>
             </w:r>
           </w:p>
         </w:tc>
         <w:tc>
           <w:tcPr>
-            <w:tcW w:type="dxa" w:w="2160"/>
-            <w:shd w:val="clear" w:color="auto" w:fill="F2F2F2"/>
+            <w:tcW w:type="dxa" w:w="1584"/>
+            <w:shd w:fill="FFFFFF"/>
+            <w:tcMar>
+              <w:top w:w="80" w:type="dxa"/>
+              <w:bottom w:w="80" w:type="dxa"/>
+              <w:left w:w="140" w:type="dxa"/>
+              <w:right w:w="140" w:type="dxa"/>
+            </w:tcMar>
           </w:tcPr>
           <w:p>
+            <w:pPr>
+              <w:spacing w:before="40" w:after="40" w:line="269" w:lineRule="auto"/>
+            </w:pPr>
             <w:r>
-              <w:t>Sizer</w:t>
+              <w:rPr>
+                <w:rFonts w:ascii="Calibri" w:hAnsi="Calibri"/>
+                <w:color w:val="222222"/>
+                <w:sz w:val="18"/>
+              </w:rPr>
+              <w:t>Position Sizer</w:t>
             </w:r>
           </w:p>
         </w:tc>
         <w:tc>
           <w:tcPr>
-            <w:tcW w:type="dxa" w:w="2160"/>
-            <w:shd w:val="clear" w:color="auto" w:fill="F2F2F2"/>
+            <w:tcW w:type="dxa" w:w="3600"/>
+            <w:shd w:fill="FFFFFF"/>
+            <w:tcMar>
+              <w:top w:w="80" w:type="dxa"/>
+              <w:bottom w:w="80" w:type="dxa"/>
+              <w:left w:w="140" w:type="dxa"/>
+              <w:right w:w="140" w:type="dxa"/>
+            </w:tcMar>
           </w:tcPr>
           <w:p>
+            <w:pPr>
+              <w:spacing w:before="40" w:after="40" w:line="269" w:lineRule="auto"/>
+            </w:pPr>
             <w:r>
-              <w:t>Max 3 breakout buys/day (highest volume ratio first)</w:t>
+              <w:rPr>
+                <w:rFonts w:ascii="Calibri" w:hAnsi="Calibri"/>
+                <w:color w:val="222222"/>
+                <w:sz w:val="18"/>
+              </w:rPr>
+              <w:t>Maximum 3 breakout buys per daily scanning cycle (highest volume ratio first)</w:t>
             </w:r>
           </w:p>
         </w:tc>
         <w:tc>
           <w:tcPr>
-            <w:tcW w:type="dxa" w:w="2160"/>
-            <w:shd w:val="clear" w:color="auto" w:fill="F2F2F2"/>
+            <w:tcW w:type="dxa" w:w="2304"/>
+            <w:shd w:fill="FFFFFF"/>
+            <w:tcMar>
+              <w:top w:w="80" w:type="dxa"/>
+              <w:bottom w:w="80" w:type="dxa"/>
+              <w:left w:w="140" w:type="dxa"/>
+              <w:right w:w="140" w:type="dxa"/>
+            </w:tcMar>
           </w:tcPr>
           <w:p>
+            <w:pPr>
+              <w:spacing w:before="40" w:after="40" w:line="269" w:lineRule="auto"/>
+            </w:pPr>
             <w:r>
-              <w:t>Prevents capital exhaustion on bull runs</w:t>
+              <w:rPr>
+                <w:rFonts w:ascii="Calibri" w:hAnsi="Calibri"/>
+                <w:color w:val="222222"/>
+                <w:sz w:val="18"/>
+              </w:rPr>
+              <w:t>Prevents capital depletion on runaway multi-breakout days</w:t>
             </w:r>
           </w:p>
         </w:tc>
@@ -368,45 +1726,101 @@
       <w:tr>
         <w:tc>
           <w:tcPr>
-            <w:tcW w:type="dxa" w:w="2160"/>
-            <w:shd w:val="clear" w:color="auto" w:fill="F2F2F2"/>
+            <w:tcW w:type="dxa" w:w="2304"/>
+            <w:shd w:fill="F7F9FB"/>
+            <w:tcMar>
+              <w:top w:w="80" w:type="dxa"/>
+              <w:bottom w:w="80" w:type="dxa"/>
+              <w:left w:w="140" w:type="dxa"/>
+              <w:right w:w="140" w:type="dxa"/>
+            </w:tcMar>
           </w:tcPr>
           <w:p>
+            <w:pPr>
+              <w:spacing w:before="40" w:after="40" w:line="269" w:lineRule="auto"/>
+            </w:pPr>
             <w:r>
-              <w:t>SL Tightness Guard</w:t>
+              <w:rPr>
+                <w:rFonts w:ascii="Calibri" w:hAnsi="Calibri"/>
+                <w:color w:val="222222"/>
+                <w:sz w:val="18"/>
+              </w:rPr>
+              <w:t>Sector Concentration Limit</w:t>
             </w:r>
           </w:p>
         </w:tc>
         <w:tc>
           <w:tcPr>
-            <w:tcW w:type="dxa" w:w="2160"/>
-            <w:shd w:val="clear" w:color="auto" w:fill="F2F2F2"/>
+            <w:tcW w:type="dxa" w:w="1584"/>
+            <w:shd w:fill="F7F9FB"/>
+            <w:tcMar>
+              <w:top w:w="80" w:type="dxa"/>
+              <w:bottom w:w="80" w:type="dxa"/>
+              <w:left w:w="140" w:type="dxa"/>
+              <w:right w:w="140" w:type="dxa"/>
+            </w:tcMar>
           </w:tcPr>
           <w:p>
+            <w:pPr>
+              <w:spacing w:before="40" w:after="40" w:line="269" w:lineRule="auto"/>
+            </w:pPr>
             <w:r>
-              <w:t>Sizer</w:t>
+              <w:rPr>
+                <w:rFonts w:ascii="Calibri" w:hAnsi="Calibri"/>
+                <w:color w:val="222222"/>
+                <w:sz w:val="18"/>
+              </w:rPr>
+              <w:t>Portfolio / Sizer</w:t>
             </w:r>
           </w:p>
         </w:tc>
         <w:tc>
           <w:tcPr>
-            <w:tcW w:type="dxa" w:w="2160"/>
-            <w:shd w:val="clear" w:color="auto" w:fill="F2F2F2"/>
+            <w:tcW w:type="dxa" w:w="3600"/>
+            <w:shd w:fill="F7F9FB"/>
+            <w:tcMar>
+              <w:top w:w="80" w:type="dxa"/>
+              <w:bottom w:w="80" w:type="dxa"/>
+              <w:left w:w="140" w:type="dxa"/>
+              <w:right w:w="140" w:type="dxa"/>
+            </w:tcMar>
           </w:tcPr>
           <w:p>
+            <w:pPr>
+              <w:spacing w:before="40" w:after="40" w:line="269" w:lineRule="auto"/>
+            </w:pPr>
             <w:r>
-              <w:t>Rejects entry if Stop Loss distance &lt; 3%</w:t>
+              <w:rPr>
+                <w:rFonts w:ascii="Calibri" w:hAnsi="Calibri"/>
+                <w:color w:val="222222"/>
+                <w:sz w:val="18"/>
+              </w:rPr>
+              <w:t>Maximum 3 open positions per sector</w:t>
             </w:r>
           </w:p>
         </w:tc>
         <w:tc>
           <w:tcPr>
-            <w:tcW w:type="dxa" w:w="2160"/>
-            <w:shd w:val="clear" w:color="auto" w:fill="F2F2F2"/>
+            <w:tcW w:type="dxa" w:w="2304"/>
+            <w:shd w:fill="F7F9FB"/>
+            <w:tcMar>
+              <w:top w:w="80" w:type="dxa"/>
+              <w:bottom w:w="80" w:type="dxa"/>
+              <w:left w:w="140" w:type="dxa"/>
+              <w:right w:w="140" w:type="dxa"/>
+            </w:tcMar>
           </w:tcPr>
           <w:p>
+            <w:pPr>
+              <w:spacing w:before="40" w:after="40" w:line="269" w:lineRule="auto"/>
+            </w:pPr>
             <w:r>
-              <w:t>Prevents noise-triggered stop-outs</w:t>
+              <w:rPr>
+                <w:rFonts w:ascii="Calibri" w:hAnsi="Calibri"/>
+                <w:color w:val="222222"/>
+                <w:sz w:val="18"/>
+              </w:rPr>
+              <w:t>Prevents correlated sector drawdown</w:t>
             </w:r>
           </w:p>
         </w:tc>
@@ -414,45 +1828,101 @@
       <w:tr>
         <w:tc>
           <w:tcPr>
-            <w:tcW w:type="dxa" w:w="2160"/>
-            <w:shd w:val="clear" w:color="auto" w:fill="F2F2F2"/>
+            <w:tcW w:type="dxa" w:w="2304"/>
+            <w:shd w:fill="FFFFFF"/>
+            <w:tcMar>
+              <w:top w:w="80" w:type="dxa"/>
+              <w:bottom w:w="80" w:type="dxa"/>
+              <w:left w:w="140" w:type="dxa"/>
+              <w:right w:w="140" w:type="dxa"/>
+            </w:tcMar>
           </w:tcPr>
           <w:p>
+            <w:pPr>
+              <w:spacing w:before="40" w:after="40" w:line="269" w:lineRule="auto"/>
+            </w:pPr>
             <w:r>
-              <w:t>SL Bloat Guard</w:t>
+              <w:rPr>
+                <w:rFonts w:ascii="Calibri" w:hAnsi="Calibri"/>
+                <w:color w:val="222222"/>
+                <w:sz w:val="18"/>
+              </w:rPr>
+              <w:t>Stop Loss Bloat Guard</w:t>
             </w:r>
           </w:p>
         </w:tc>
         <w:tc>
           <w:tcPr>
-            <w:tcW w:type="dxa" w:w="2160"/>
-            <w:shd w:val="clear" w:color="auto" w:fill="F2F2F2"/>
+            <w:tcW w:type="dxa" w:w="1584"/>
+            <w:shd w:fill="FFFFFF"/>
+            <w:tcMar>
+              <w:top w:w="80" w:type="dxa"/>
+              <w:bottom w:w="80" w:type="dxa"/>
+              <w:left w:w="140" w:type="dxa"/>
+              <w:right w:w="140" w:type="dxa"/>
+            </w:tcMar>
           </w:tcPr>
           <w:p>
+            <w:pPr>
+              <w:spacing w:before="40" w:after="40" w:line="269" w:lineRule="auto"/>
+            </w:pPr>
             <w:r>
-              <w:t>Sizer</w:t>
+              <w:rPr>
+                <w:rFonts w:ascii="Calibri" w:hAnsi="Calibri"/>
+                <w:color w:val="222222"/>
+                <w:sz w:val="18"/>
+              </w:rPr>
+              <w:t>Position Sizer</w:t>
             </w:r>
           </w:p>
         </w:tc>
         <w:tc>
           <w:tcPr>
-            <w:tcW w:type="dxa" w:w="2160"/>
-            <w:shd w:val="clear" w:color="auto" w:fill="F2F2F2"/>
+            <w:tcW w:type="dxa" w:w="3600"/>
+            <w:shd w:fill="FFFFFF"/>
+            <w:tcMar>
+              <w:top w:w="80" w:type="dxa"/>
+              <w:bottom w:w="80" w:type="dxa"/>
+              <w:left w:w="140" w:type="dxa"/>
+              <w:right w:w="140" w:type="dxa"/>
+            </w:tcMar>
           </w:tcPr>
           <w:p>
+            <w:pPr>
+              <w:spacing w:before="40" w:after="40" w:line="269" w:lineRule="auto"/>
+            </w:pPr>
             <w:r>
-              <w:t>Rejects entry if Stop Loss distance &gt; 15%</w:t>
+              <w:rPr>
+                <w:rFonts w:ascii="Calibri" w:hAnsi="Calibri"/>
+                <w:color w:val="222222"/>
+                <w:sz w:val="18"/>
+              </w:rPr>
+              <w:t>Rejects candidates if Initial Stop Loss distance &gt; 15% of Entry Price</w:t>
             </w:r>
           </w:p>
         </w:tc>
         <w:tc>
           <w:tcPr>
-            <w:tcW w:type="dxa" w:w="2160"/>
-            <w:shd w:val="clear" w:color="auto" w:fill="F2F2F2"/>
+            <w:tcW w:type="dxa" w:w="2304"/>
+            <w:shd w:fill="FFFFFF"/>
+            <w:tcMar>
+              <w:top w:w="80" w:type="dxa"/>
+              <w:bottom w:w="80" w:type="dxa"/>
+              <w:left w:w="140" w:type="dxa"/>
+              <w:right w:w="140" w:type="dxa"/>
+            </w:tcMar>
           </w:tcPr>
           <w:p>
+            <w:pPr>
+              <w:spacing w:before="40" w:after="40" w:line="269" w:lineRule="auto"/>
+            </w:pPr>
             <w:r>
-              <w:t>Eliminates high-risk bloated trades</w:t>
+              <w:rPr>
+                <w:rFonts w:ascii="Calibri" w:hAnsi="Calibri"/>
+                <w:color w:val="222222"/>
+                <w:sz w:val="18"/>
+              </w:rPr>
+              <w:t>Eliminates high-drawdown trades with excessive risk</w:t>
             </w:r>
           </w:p>
         </w:tc>
@@ -460,45 +1930,101 @@
       <w:tr>
         <w:tc>
           <w:tcPr>
-            <w:tcW w:type="dxa" w:w="2160"/>
-            <w:shd w:val="clear" w:color="auto" w:fill="F2F2F2"/>
+            <w:tcW w:type="dxa" w:w="2304"/>
+            <w:shd w:fill="F7F9FB"/>
+            <w:tcMar>
+              <w:top w:w="80" w:type="dxa"/>
+              <w:bottom w:w="80" w:type="dxa"/>
+              <w:left w:w="140" w:type="dxa"/>
+              <w:right w:w="140" w:type="dxa"/>
+            </w:tcMar>
           </w:tcPr>
           <w:p>
+            <w:pPr>
+              <w:spacing w:before="40" w:after="40" w:line="269" w:lineRule="auto"/>
+            </w:pPr>
             <w:r>
+              <w:rPr>
+                <w:rFonts w:ascii="Calibri" w:hAnsi="Calibri"/>
+                <w:color w:val="222222"/>
+                <w:sz w:val="18"/>
+              </w:rPr>
               <w:t>Penny Stock Filter</w:t>
             </w:r>
           </w:p>
         </w:tc>
         <w:tc>
           <w:tcPr>
-            <w:tcW w:type="dxa" w:w="2160"/>
-            <w:shd w:val="clear" w:color="auto" w:fill="F2F2F2"/>
+            <w:tcW w:type="dxa" w:w="1584"/>
+            <w:shd w:fill="F7F9FB"/>
+            <w:tcMar>
+              <w:top w:w="80" w:type="dxa"/>
+              <w:bottom w:w="80" w:type="dxa"/>
+              <w:left w:w="140" w:type="dxa"/>
+              <w:right w:w="140" w:type="dxa"/>
+            </w:tcMar>
           </w:tcPr>
           <w:p>
+            <w:pPr>
+              <w:spacing w:before="40" w:after="40" w:line="269" w:lineRule="auto"/>
+            </w:pPr>
             <w:r>
+              <w:rPr>
+                <w:rFonts w:ascii="Calibri" w:hAnsi="Calibri"/>
+                <w:color w:val="222222"/>
+                <w:sz w:val="18"/>
+              </w:rPr>
               <w:t>Screener</w:t>
             </w:r>
           </w:p>
         </w:tc>
         <w:tc>
           <w:tcPr>
-            <w:tcW w:type="dxa" w:w="2160"/>
-            <w:shd w:val="clear" w:color="auto" w:fill="F2F2F2"/>
+            <w:tcW w:type="dxa" w:w="3600"/>
+            <w:shd w:fill="F7F9FB"/>
+            <w:tcMar>
+              <w:top w:w="80" w:type="dxa"/>
+              <w:bottom w:w="80" w:type="dxa"/>
+              <w:left w:w="140" w:type="dxa"/>
+              <w:right w:w="140" w:type="dxa"/>
+            </w:tcMar>
           </w:tcPr>
           <w:p>
+            <w:pPr>
+              <w:spacing w:before="40" w:after="40" w:line="269" w:lineRule="auto"/>
+            </w:pPr>
             <w:r>
-              <w:t>Discards stocks priced &lt; Rs 20</w:t>
+              <w:rPr>
+                <w:rFonts w:ascii="Calibri" w:hAnsi="Calibri"/>
+                <w:color w:val="222222"/>
+                <w:sz w:val="18"/>
+              </w:rPr>
+              <w:t>Discards any stock with price &lt; ₹20</w:t>
             </w:r>
           </w:p>
         </w:tc>
         <w:tc>
           <w:tcPr>
-            <w:tcW w:type="dxa" w:w="2160"/>
-            <w:shd w:val="clear" w:color="auto" w:fill="F2F2F2"/>
+            <w:tcW w:type="dxa" w:w="2304"/>
+            <w:shd w:fill="F7F9FB"/>
+            <w:tcMar>
+              <w:top w:w="80" w:type="dxa"/>
+              <w:bottom w:w="80" w:type="dxa"/>
+              <w:left w:w="140" w:type="dxa"/>
+              <w:right w:w="140" w:type="dxa"/>
+            </w:tcMar>
           </w:tcPr>
           <w:p>
+            <w:pPr>
+              <w:spacing w:before="40" w:after="40" w:line="269" w:lineRule="auto"/>
+            </w:pPr>
             <w:r>
-              <w:t>Filters pump-and-dump micro-caps</w:t>
+              <w:rPr>
+                <w:rFonts w:ascii="Calibri" w:hAnsi="Calibri"/>
+                <w:color w:val="222222"/>
+                <w:sz w:val="18"/>
+              </w:rPr>
+              <w:t>Filters out illiquid micro-caps and pump-and-dump targets</w:t>
             </w:r>
           </w:p>
         </w:tc>
@@ -506,45 +2032,101 @@
       <w:tr>
         <w:tc>
           <w:tcPr>
-            <w:tcW w:type="dxa" w:w="2160"/>
-            <w:shd w:val="clear" w:color="auto" w:fill="F2F2F2"/>
+            <w:tcW w:type="dxa" w:w="2304"/>
+            <w:shd w:fill="FFFFFF"/>
+            <w:tcMar>
+              <w:top w:w="80" w:type="dxa"/>
+              <w:bottom w:w="80" w:type="dxa"/>
+              <w:left w:w="140" w:type="dxa"/>
+              <w:right w:w="140" w:type="dxa"/>
+            </w:tcMar>
           </w:tcPr>
           <w:p>
+            <w:pPr>
+              <w:spacing w:before="40" w:after="40" w:line="269" w:lineRule="auto"/>
+            </w:pPr>
             <w:r>
-              <w:t>Liquidity Filter</w:t>
+              <w:rPr>
+                <w:rFonts w:ascii="Calibri" w:hAnsi="Calibri"/>
+                <w:color w:val="222222"/>
+                <w:sz w:val="18"/>
+              </w:rPr>
+              <w:t>Liquidity Volume Filter</w:t>
             </w:r>
           </w:p>
         </w:tc>
         <w:tc>
           <w:tcPr>
-            <w:tcW w:type="dxa" w:w="2160"/>
-            <w:shd w:val="clear" w:color="auto" w:fill="F2F2F2"/>
+            <w:tcW w:type="dxa" w:w="1584"/>
+            <w:shd w:fill="FFFFFF"/>
+            <w:tcMar>
+              <w:top w:w="80" w:type="dxa"/>
+              <w:bottom w:w="80" w:type="dxa"/>
+              <w:left w:w="140" w:type="dxa"/>
+              <w:right w:w="140" w:type="dxa"/>
+            </w:tcMar>
           </w:tcPr>
           <w:p>
+            <w:pPr>
+              <w:spacing w:before="40" w:after="40" w:line="269" w:lineRule="auto"/>
+            </w:pPr>
             <w:r>
+              <w:rPr>
+                <w:rFonts w:ascii="Calibri" w:hAnsi="Calibri"/>
+                <w:color w:val="222222"/>
+                <w:sz w:val="18"/>
+              </w:rPr>
               <w:t>Screener</w:t>
             </w:r>
           </w:p>
         </w:tc>
         <w:tc>
           <w:tcPr>
-            <w:tcW w:type="dxa" w:w="2160"/>
-            <w:shd w:val="clear" w:color="auto" w:fill="F2F2F2"/>
+            <w:tcW w:type="dxa" w:w="3600"/>
+            <w:shd w:fill="FFFFFF"/>
+            <w:tcMar>
+              <w:top w:w="80" w:type="dxa"/>
+              <w:bottom w:w="80" w:type="dxa"/>
+              <w:left w:w="140" w:type="dxa"/>
+              <w:right w:w="140" w:type="dxa"/>
+            </w:tcMar>
           </w:tcPr>
           <w:p>
+            <w:pPr>
+              <w:spacing w:before="40" w:after="40" w:line="269" w:lineRule="auto"/>
+            </w:pPr>
             <w:r>
-              <w:t>Discards stocks with 20-day Volume SMA &lt; 50,000</w:t>
+              <w:rPr>
+                <w:rFonts w:ascii="Calibri" w:hAnsi="Calibri"/>
+                <w:color w:val="222222"/>
+                <w:sz w:val="18"/>
+              </w:rPr>
+              <w:t>Discards any stock with 20-day Volume SMA &lt; 50,000 shares</w:t>
             </w:r>
           </w:p>
         </w:tc>
         <w:tc>
           <w:tcPr>
-            <w:tcW w:type="dxa" w:w="2160"/>
-            <w:shd w:val="clear" w:color="auto" w:fill="F2F2F2"/>
+            <w:tcW w:type="dxa" w:w="2304"/>
+            <w:shd w:fill="FFFFFF"/>
+            <w:tcMar>
+              <w:top w:w="80" w:type="dxa"/>
+              <w:bottom w:w="80" w:type="dxa"/>
+              <w:left w:w="140" w:type="dxa"/>
+              <w:right w:w="140" w:type="dxa"/>
+            </w:tcMar>
           </w:tcPr>
           <w:p>
+            <w:pPr>
+              <w:spacing w:before="40" w:after="40" w:line="269" w:lineRule="auto"/>
+            </w:pPr>
             <w:r>
-              <w:t>Eliminates low-liquidity slippage traps</w:t>
+              <w:rPr>
+                <w:rFonts w:ascii="Calibri" w:hAnsi="Calibri"/>
+                <w:color w:val="222222"/>
+                <w:sz w:val="18"/>
+              </w:rPr>
+              <w:t>Eliminates slippage traps and illiquid trading halts</w:t>
             </w:r>
           </w:p>
         </w:tc>
@@ -552,45 +2134,101 @@
       <w:tr>
         <w:tc>
           <w:tcPr>
-            <w:tcW w:type="dxa" w:w="2160"/>
-            <w:shd w:val="clear" w:color="auto" w:fill="F2F2F2"/>
+            <w:tcW w:type="dxa" w:w="2304"/>
+            <w:shd w:fill="F7F9FB"/>
+            <w:tcMar>
+              <w:top w:w="80" w:type="dxa"/>
+              <w:bottom w:w="80" w:type="dxa"/>
+              <w:left w:w="140" w:type="dxa"/>
+              <w:right w:w="140" w:type="dxa"/>
+            </w:tcMar>
           </w:tcPr>
           <w:p>
+            <w:pPr>
+              <w:spacing w:before="40" w:after="40" w:line="269" w:lineRule="auto"/>
+            </w:pPr>
             <w:r>
-              <w:t>Google Sheets 429 Retry</w:t>
+              <w:rPr>
+                <w:rFonts w:ascii="Calibri" w:hAnsi="Calibri"/>
+                <w:color w:val="222222"/>
+                <w:sz w:val="18"/>
+              </w:rPr>
+              <w:t>Market Sentiment Guardrails</w:t>
             </w:r>
           </w:p>
         </w:tc>
         <w:tc>
           <w:tcPr>
-            <w:tcW w:type="dxa" w:w="2160"/>
-            <w:shd w:val="clear" w:color="auto" w:fill="F2F2F2"/>
+            <w:tcW w:type="dxa" w:w="1584"/>
+            <w:shd w:fill="F7F9FB"/>
+            <w:tcMar>
+              <w:top w:w="80" w:type="dxa"/>
+              <w:bottom w:w="80" w:type="dxa"/>
+              <w:left w:w="140" w:type="dxa"/>
+              <w:right w:w="140" w:type="dxa"/>
+            </w:tcMar>
           </w:tcPr>
           <w:p>
+            <w:pPr>
+              <w:spacing w:before="40" w:after="40" w:line="269" w:lineRule="auto"/>
+            </w:pPr>
             <w:r>
-              <w:t>Database</w:t>
+              <w:rPr>
+                <w:rFonts w:ascii="Calibri" w:hAnsi="Calibri"/>
+                <w:color w:val="222222"/>
+                <w:sz w:val="18"/>
+              </w:rPr>
+              <w:t>Macro / Micro</w:t>
             </w:r>
           </w:p>
         </w:tc>
         <w:tc>
           <w:tcPr>
-            <w:tcW w:type="dxa" w:w="2160"/>
-            <w:shd w:val="clear" w:color="auto" w:fill="F2F2F2"/>
+            <w:tcW w:type="dxa" w:w="3600"/>
+            <w:shd w:fill="F7F9FB"/>
+            <w:tcMar>
+              <w:top w:w="80" w:type="dxa"/>
+              <w:bottom w:w="80" w:type="dxa"/>
+              <w:left w:w="140" w:type="dxa"/>
+              <w:right w:w="140" w:type="dxa"/>
+            </w:tcMar>
           </w:tcPr>
           <w:p>
+            <w:pPr>
+              <w:spacing w:before="40" w:after="40" w:line="269" w:lineRule="auto"/>
+            </w:pPr>
             <w:r>
-              <w:t>2-second sleep backoff retry on API rate limits</w:t>
+              <w:rPr>
+                <w:rFonts w:ascii="Calibri" w:hAnsi="Calibri"/>
+                <w:color w:val="222222"/>
+                <w:sz w:val="18"/>
+              </w:rPr>
+              <w:t>Evaluates Global/Indian cues; executes HALT/SELECTIVE/ALLOW &amp; Day's Low SL</w:t>
             </w:r>
           </w:p>
         </w:tc>
         <w:tc>
           <w:tcPr>
-            <w:tcW w:type="dxa" w:w="2160"/>
-            <w:shd w:val="clear" w:color="auto" w:fill="F2F2F2"/>
+            <w:tcW w:type="dxa" w:w="2304"/>
+            <w:shd w:fill="F7F9FB"/>
+            <w:tcMar>
+              <w:top w:w="80" w:type="dxa"/>
+              <w:bottom w:w="80" w:type="dxa"/>
+              <w:left w:w="140" w:type="dxa"/>
+              <w:right w:w="140" w:type="dxa"/>
+            </w:tcMar>
           </w:tcPr>
           <w:p>
+            <w:pPr>
+              <w:spacing w:before="40" w:after="40" w:line="269" w:lineRule="auto"/>
+            </w:pPr>
             <w:r>
-              <w:t>Prevents quota exhaustion write errors</w:t>
+              <w:rPr>
+                <w:rFonts w:ascii="Calibri" w:hAnsi="Calibri"/>
+                <w:color w:val="222222"/>
+                <w:sz w:val="18"/>
+              </w:rPr>
+              <w:t>Protects capital from broad market sell-offs</w:t>
             </w:r>
           </w:p>
         </w:tc>
@@ -598,45 +2236,305 @@
       <w:tr>
         <w:tc>
           <w:tcPr>
-            <w:tcW w:type="dxa" w:w="2160"/>
-            <w:shd w:val="clear" w:color="auto" w:fill="F2F2F2"/>
+            <w:tcW w:type="dxa" w:w="2304"/>
+            <w:shd w:fill="FFFFFF"/>
+            <w:tcMar>
+              <w:top w:w="80" w:type="dxa"/>
+              <w:bottom w:w="80" w:type="dxa"/>
+              <w:left w:w="140" w:type="dxa"/>
+              <w:right w:w="140" w:type="dxa"/>
+            </w:tcMar>
           </w:tcPr>
           <w:p>
+            <w:pPr>
+              <w:spacing w:before="40" w:after="40" w:line="269" w:lineRule="auto"/>
+            </w:pPr>
             <w:r>
-              <w:t>Container Memory Guard</w:t>
+              <w:rPr>
+                <w:rFonts w:ascii="Calibri" w:hAnsi="Calibri"/>
+                <w:color w:val="222222"/>
+                <w:sz w:val="18"/>
+              </w:rPr>
+              <w:t>Google Sheets 429 Retry</w:t>
             </w:r>
           </w:p>
         </w:tc>
         <w:tc>
           <w:tcPr>
-            <w:tcW w:type="dxa" w:w="2160"/>
-            <w:shd w:val="clear" w:color="auto" w:fill="F2F2F2"/>
+            <w:tcW w:type="dxa" w:w="1584"/>
+            <w:shd w:fill="FFFFFF"/>
+            <w:tcMar>
+              <w:top w:w="80" w:type="dxa"/>
+              <w:bottom w:w="80" w:type="dxa"/>
+              <w:left w:w="140" w:type="dxa"/>
+              <w:right w:w="140" w:type="dxa"/>
+            </w:tcMar>
           </w:tcPr>
           <w:p>
+            <w:pPr>
+              <w:spacing w:before="40" w:after="40" w:line="269" w:lineRule="auto"/>
+            </w:pPr>
             <w:r>
+              <w:rPr>
+                <w:rFonts w:ascii="Calibri" w:hAnsi="Calibri"/>
+                <w:color w:val="222222"/>
+                <w:sz w:val="18"/>
+              </w:rPr>
+              <w:t>Database</w:t>
+            </w:r>
+          </w:p>
+        </w:tc>
+        <w:tc>
+          <w:tcPr>
+            <w:tcW w:type="dxa" w:w="3600"/>
+            <w:shd w:fill="FFFFFF"/>
+            <w:tcMar>
+              <w:top w:w="80" w:type="dxa"/>
+              <w:bottom w:w="80" w:type="dxa"/>
+              <w:left w:w="140" w:type="dxa"/>
+              <w:right w:w="140" w:type="dxa"/>
+            </w:tcMar>
+          </w:tcPr>
+          <w:p>
+            <w:pPr>
+              <w:spacing w:before="40" w:after="40" w:line="269" w:lineRule="auto"/>
+            </w:pPr>
+            <w:r>
+              <w:rPr>
+                <w:rFonts w:ascii="Calibri" w:hAnsi="Calibri"/>
+                <w:color w:val="222222"/>
+                <w:sz w:val="18"/>
+              </w:rPr>
+              <w:t>Exponential sleep backoff (2s, 4s, 8s) on Google Sheets 429 rate limit errors</w:t>
+            </w:r>
+          </w:p>
+        </w:tc>
+        <w:tc>
+          <w:tcPr>
+            <w:tcW w:type="dxa" w:w="2304"/>
+            <w:shd w:fill="FFFFFF"/>
+            <w:tcMar>
+              <w:top w:w="80" w:type="dxa"/>
+              <w:bottom w:w="80" w:type="dxa"/>
+              <w:left w:w="140" w:type="dxa"/>
+              <w:right w:w="140" w:type="dxa"/>
+            </w:tcMar>
+          </w:tcPr>
+          <w:p>
+            <w:pPr>
+              <w:spacing w:before="40" w:after="40" w:line="269" w:lineRule="auto"/>
+            </w:pPr>
+            <w:r>
+              <w:rPr>
+                <w:rFonts w:ascii="Calibri" w:hAnsi="Calibri"/>
+                <w:color w:val="222222"/>
+                <w:sz w:val="18"/>
+              </w:rPr>
+              <w:t>Prevents quota exhaustion crashes during rapid updates</w:t>
+            </w:r>
+          </w:p>
+        </w:tc>
+      </w:tr>
+      <w:tr>
+        <w:tc>
+          <w:tcPr>
+            <w:tcW w:type="dxa" w:w="2304"/>
+            <w:shd w:fill="F7F9FB"/>
+            <w:tcMar>
+              <w:top w:w="80" w:type="dxa"/>
+              <w:bottom w:w="80" w:type="dxa"/>
+              <w:left w:w="140" w:type="dxa"/>
+              <w:right w:w="140" w:type="dxa"/>
+            </w:tcMar>
+          </w:tcPr>
+          <w:p>
+            <w:pPr>
+              <w:spacing w:before="40" w:after="40" w:line="269" w:lineRule="auto"/>
+            </w:pPr>
+            <w:r>
+              <w:rPr>
+                <w:rFonts w:ascii="Calibri" w:hAnsi="Calibri"/>
+                <w:color w:val="222222"/>
+                <w:sz w:val="18"/>
+              </w:rPr>
+              <w:t>Memory Leak Guard</w:t>
+            </w:r>
+          </w:p>
+        </w:tc>
+        <w:tc>
+          <w:tcPr>
+            <w:tcW w:type="dxa" w:w="1584"/>
+            <w:shd w:fill="F7F9FB"/>
+            <w:tcMar>
+              <w:top w:w="80" w:type="dxa"/>
+              <w:bottom w:w="80" w:type="dxa"/>
+              <w:left w:w="140" w:type="dxa"/>
+              <w:right w:w="140" w:type="dxa"/>
+            </w:tcMar>
+          </w:tcPr>
+          <w:p>
+            <w:pPr>
+              <w:spacing w:before="40" w:after="40" w:line="269" w:lineRule="auto"/>
+            </w:pPr>
+            <w:r>
+              <w:rPr>
+                <w:rFonts w:ascii="Calibri" w:hAnsi="Calibri"/>
+                <w:color w:val="222222"/>
+                <w:sz w:val="18"/>
+              </w:rPr>
               <w:t>Runtime</w:t>
             </w:r>
           </w:p>
         </w:tc>
         <w:tc>
           <w:tcPr>
-            <w:tcW w:type="dxa" w:w="2160"/>
-            <w:shd w:val="clear" w:color="auto" w:fill="F2F2F2"/>
+            <w:tcW w:type="dxa" w:w="3600"/>
+            <w:shd w:fill="F7F9FB"/>
+            <w:tcMar>
+              <w:top w:w="80" w:type="dxa"/>
+              <w:bottom w:w="80" w:type="dxa"/>
+              <w:left w:w="140" w:type="dxa"/>
+              <w:right w:w="140" w:type="dxa"/>
+            </w:tcMar>
           </w:tcPr>
           <w:p>
+            <w:pPr>
+              <w:spacing w:before="40" w:after="40" w:line="269" w:lineRule="auto"/>
+            </w:pPr>
             <w:r>
-              <w:t>threads=False, TZ cache default, explicit gc.collect()</w:t>
+              <w:rPr>
+                <w:rFonts w:ascii="Calibri" w:hAnsi="Calibri"/>
+                <w:color w:val="222222"/>
+                <w:sz w:val="18"/>
+              </w:rPr>
+              <w:t>threads=False in yfinance, TZ cache defaults, explicit gc.collect()</w:t>
             </w:r>
           </w:p>
         </w:tc>
         <w:tc>
           <w:tcPr>
-            <w:tcW w:type="dxa" w:w="2160"/>
-            <w:shd w:val="clear" w:color="auto" w:fill="F2F2F2"/>
+            <w:tcW w:type="dxa" w:w="2304"/>
+            <w:shd w:fill="F7F9FB"/>
+            <w:tcMar>
+              <w:top w:w="80" w:type="dxa"/>
+              <w:bottom w:w="80" w:type="dxa"/>
+              <w:left w:w="140" w:type="dxa"/>
+              <w:right w:w="140" w:type="dxa"/>
+            </w:tcMar>
           </w:tcPr>
           <w:p>
+            <w:pPr>
+              <w:spacing w:before="40" w:after="40" w:line="269" w:lineRule="auto"/>
+            </w:pPr>
             <w:r>
-              <w:t>Prevents 512MB RAM container crashes</w:t>
+              <w:rPr>
+                <w:rFonts w:ascii="Calibri" w:hAnsi="Calibri"/>
+                <w:color w:val="222222"/>
+                <w:sz w:val="18"/>
+              </w:rPr>
+              <w:t>Prevents Render 512MB RAM container out-of-memory crashes</w:t>
+            </w:r>
+          </w:p>
+        </w:tc>
+      </w:tr>
+      <w:tr>
+        <w:tc>
+          <w:tcPr>
+            <w:tcW w:type="dxa" w:w="2304"/>
+            <w:shd w:fill="FFFFFF"/>
+            <w:tcMar>
+              <w:top w:w="80" w:type="dxa"/>
+              <w:bottom w:w="80" w:type="dxa"/>
+              <w:left w:w="140" w:type="dxa"/>
+              <w:right w:w="140" w:type="dxa"/>
+            </w:tcMar>
+          </w:tcPr>
+          <w:p>
+            <w:pPr>
+              <w:spacing w:before="40" w:after="40" w:line="269" w:lineRule="auto"/>
+            </w:pPr>
+            <w:r>
+              <w:rPr>
+                <w:rFonts w:ascii="Calibri" w:hAnsi="Calibri"/>
+                <w:color w:val="222222"/>
+                <w:sz w:val="18"/>
+              </w:rPr>
+              <w:t>Self-Healing Supervisor</w:t>
+            </w:r>
+          </w:p>
+        </w:tc>
+        <w:tc>
+          <w:tcPr>
+            <w:tcW w:type="dxa" w:w="1584"/>
+            <w:shd w:fill="FFFFFF"/>
+            <w:tcMar>
+              <w:top w:w="80" w:type="dxa"/>
+              <w:bottom w:w="80" w:type="dxa"/>
+              <w:left w:w="140" w:type="dxa"/>
+              <w:right w:w="140" w:type="dxa"/>
+            </w:tcMar>
+          </w:tcPr>
+          <w:p>
+            <w:pPr>
+              <w:spacing w:before="40" w:after="40" w:line="269" w:lineRule="auto"/>
+            </w:pPr>
+            <w:r>
+              <w:rPr>
+                <w:rFonts w:ascii="Calibri" w:hAnsi="Calibri"/>
+                <w:color w:val="222222"/>
+                <w:sz w:val="18"/>
+              </w:rPr>
+              <w:t>Process / Cloud</w:t>
+            </w:r>
+          </w:p>
+        </w:tc>
+        <w:tc>
+          <w:tcPr>
+            <w:tcW w:type="dxa" w:w="3600"/>
+            <w:shd w:fill="FFFFFF"/>
+            <w:tcMar>
+              <w:top w:w="80" w:type="dxa"/>
+              <w:bottom w:w="80" w:type="dxa"/>
+              <w:left w:w="140" w:type="dxa"/>
+              <w:right w:w="140" w:type="dxa"/>
+            </w:tcMar>
+          </w:tcPr>
+          <w:p>
+            <w:pPr>
+              <w:spacing w:before="40" w:after="40" w:line="269" w:lineRule="auto"/>
+            </w:pPr>
+            <w:r>
+              <w:rPr>
+                <w:rFonts w:ascii="Calibri" w:hAnsi="Calibri"/>
+                <w:color w:val="222222"/>
+                <w:sz w:val="18"/>
+              </w:rPr>
+              <w:t>start.sh restart loop recovering from Telegram 409 conflict errors in 5s</w:t>
+            </w:r>
+          </w:p>
+        </w:tc>
+        <w:tc>
+          <w:tcPr>
+            <w:tcW w:type="dxa" w:w="2304"/>
+            <w:shd w:fill="FFFFFF"/>
+            <w:tcMar>
+              <w:top w:w="80" w:type="dxa"/>
+              <w:bottom w:w="80" w:type="dxa"/>
+              <w:left w:w="140" w:type="dxa"/>
+              <w:right w:w="140" w:type="dxa"/>
+            </w:tcMar>
+          </w:tcPr>
+          <w:p>
+            <w:pPr>
+              <w:spacing w:before="40" w:after="40" w:line="269" w:lineRule="auto"/>
+            </w:pPr>
+            <w:r>
+              <w:rPr>
+                <w:rFonts w:ascii="Calibri" w:hAnsi="Calibri"/>
+                <w:color w:val="222222"/>
+                <w:sz w:val="18"/>
+              </w:rPr>
+              <w:t>Guarantees zero-downtime rolling deploys and process recovery</w:t>
             </w:r>
           </w:p>
         </w:tc>
@@ -644,105 +2542,46 @@
     </w:tbl>
     <w:p>
       <w:pPr>
-        <w:pStyle w:val="Heading1"/>
+        <w:keepNext/>
+        <w:spacing w:before="320" w:after="120"/>
       </w:pPr>
       <w:r>
         <w:rPr>
-          <w:color w:val="1F4E79"/>
+          <w:rFonts w:ascii="Calibri" w:hAnsi="Calibri"/>
+          <w:b/>
+          <w:color w:val="1B365D"/>
+          <w:sz w:val="30"/>
         </w:rPr>
-        <w:t>4. 3-Year Quantitative Backtest Performance Scorecard</w:t>
-      </w:r>
-    </w:p>
-    <w:p>
-      <w:r>
-        <w:t>• Simulation Period: August 23, 2023 – September 1, 2026 (745 Trading Sessions across Nifty 50).</w:t>
-      </w:r>
-    </w:p>
-    <w:p>
-      <w:r>
-        <w:t>• Strategy Final Value: ₹13,56,216.40 (+35.62% Return | 10.60% CAGR) vs Nifty 50: ₹12,37,183.75 (+23.72% Return | 7.29% CAGR).</w:t>
-      </w:r>
-    </w:p>
-    <w:p>
-      <w:r>
-        <w:t>• Alpha / Outperformance: +11.90% excess return over buy-and-hold benchmark.</w:t>
-      </w:r>
-    </w:p>
-    <w:p>
-      <w:r>
-        <w:t>• Max Drawdown: -7.38% (vs Nifty 50 Index: -15.77% — cuts market risk in half!).</w:t>
-      </w:r>
-    </w:p>
-    <w:p>
-      <w:r>
-        <w:t>• Profit Factor: 1.53 (Gross Profit: ₹10,25,920 vs Gross Loss: ₹6,69,703).</w:t>
-      </w:r>
-    </w:p>
-    <w:p>
-      <w:r>
-        <w:t>• Win-to-Loss Asymmetry Ratio: 2.59x (Average Win: +₹16,547 / +4.90% vs Average Loss: -₹6,378 / -2.09%).</w:t>
-      </w:r>
-    </w:p>
-    <w:p>
-      <w:r>
-        <w:t>• Total Completed Trades: 167 trades (~55 trades/year | 9.3 days average holding period).</w:t>
+        <w:t>5. Google Sheets Relational Database Architecture</w:t>
       </w:r>
     </w:p>
     <w:p>
       <w:pPr>
-        <w:pStyle w:val="Heading1"/>
+        <w:spacing w:before="20" w:after="80" w:line="276" w:lineRule="auto"/>
       </w:pPr>
       <w:r>
         <w:rPr>
-          <w:color w:val="1F4E79"/>
+          <w:rFonts w:ascii="Calibri" w:hAnsi="Calibri"/>
+          <w:i w:val="0"/>
+          <w:color w:val="222222"/>
+          <w:sz w:val="20"/>
         </w:rPr>
-        <w:t>5. Interactive Telegram Menus &amp; Formatting Reference</w:t>
-      </w:r>
-    </w:p>
-    <w:p>
-      <w:r>
-        <w:t>• All scan reports and command responses display exact execution timestamps in Indian Standard Time (IST).</w:t>
-      </w:r>
-    </w:p>
-    <w:p>
-      <w:r>
-        <w:t>• All tickers display their official Company Name alongside the symbol (e.g. HCL Technologies Ltd. (HCLTECH)).</w:t>
-      </w:r>
-    </w:p>
-    <w:p>
-      <w:r>
-        <w:t>• /menu : Displays the interactive 4-button quick action hub.</w:t>
-      </w:r>
-    </w:p>
-    <w:p>
-      <w:r>
-        <w:t>• /scan : Runs immediate breakout scan and executes orders.</w:t>
-      </w:r>
-    </w:p>
-    <w:p>
-      <w:r>
-        <w:t>• /positions : Shows open positions with live Dhan/Yahoo prices and PnL.</w:t>
-      </w:r>
-    </w:p>
-    <w:p>
-      <w:r>
-        <w:t>• /history : Lists all closed trades with realized PnL (Rs) and PnL %.</w:t>
-      </w:r>
-    </w:p>
-    <w:p>
-      <w:r>
-        <w:t>• /summary : Displays total portfolio value, cash, and CAGR/XIRR returns.</w:t>
+        <w:t>The cloud database resides within Google Sheets under the workbook name 'NSE_Swing_Trading_Portfolio_2'. The schema consists of four relational worksheets:</w:t>
       </w:r>
     </w:p>
     <w:p>
       <w:pPr>
-        <w:pStyle w:val="Heading1"/>
+        <w:keepNext/>
+        <w:spacing w:before="240" w:after="80"/>
       </w:pPr>
       <w:r>
         <w:rPr>
-          <w:color w:val="1F4E79"/>
+          <w:rFonts w:ascii="Calibri" w:hAnsi="Calibri"/>
+          <w:b/>
+          <w:color w:val="2E5B88"/>
+          <w:sz w:val="24"/>
         </w:rPr>
-        <w:t>6. Credentials Catalog</w:t>
+        <w:t>Worksheet 1: 'Holdings' (14 Relational Columns)</w:t>
       </w:r>
     </w:p>
     <w:tbl>
@@ -750,55 +2589,1672 @@
         <w:tblW w:type="auto" w:w="0"/>
         <w:jc w:val="center"/>
         <w:tblLook w:firstColumn="1" w:firstRow="1" w:lastColumn="0" w:lastRow="0" w:noHBand="0" w:noVBand="1" w:val="04A0"/>
+        <w:tblBorders>
+          <w:top w:val="single" w:sz="4" w:space="0" w:color="D3D3D3"/>
+          <w:bottom w:val="single" w:sz="4" w:space="0" w:color="D3D3D3"/>
+          <w:insideH w:val="single" w:sz="4" w:space="0" w:color="D3D3D3"/>
+          <w:insideV w:val="none"/>
+          <w:left w:val="none"/>
+          <w:right w:val="none"/>
+        </w:tblBorders>
       </w:tblPr>
       <w:tblGrid>
-        <w:gridCol w:w="2880"/>
-        <w:gridCol w:w="2880"/>
-        <w:gridCol w:w="2880"/>
+        <w:gridCol w:w="2484"/>
+        <w:gridCol w:w="2484"/>
+        <w:gridCol w:w="2484"/>
+        <w:gridCol w:w="2484"/>
       </w:tblGrid>
       <w:tr>
+        <w:trPr>
+          <w:tblHeader/>
+        </w:trPr>
         <w:tc>
           <w:tcPr>
-            <w:tcW w:type="dxa" w:w="2880"/>
-            <w:shd w:val="clear" w:color="auto" w:fill="1F4E79"/>
+            <w:tcW w:type="dxa" w:w="1152"/>
+            <w:shd w:fill="1B365D"/>
+            <w:tcMar>
+              <w:top w:w="120" w:type="dxa"/>
+              <w:bottom w:w="120" w:type="dxa"/>
+              <w:left w:w="140" w:type="dxa"/>
+              <w:right w:w="140" w:type="dxa"/>
+            </w:tcMar>
           </w:tcPr>
           <w:p>
+            <w:pPr>
+              <w:spacing w:before="40" w:after="40"/>
+            </w:pPr>
             <w:r>
               <w:rPr>
+                <w:rFonts w:ascii="Calibri" w:hAnsi="Calibri"/>
                 <w:b/>
                 <w:color w:val="FFFFFF"/>
+                <w:sz w:val="19"/>
               </w:rPr>
-              <w:t>Service / System</w:t>
+              <w:t>Col Index</w:t>
             </w:r>
           </w:p>
         </w:tc>
         <w:tc>
           <w:tcPr>
-            <w:tcW w:type="dxa" w:w="2880"/>
-            <w:shd w:val="clear" w:color="auto" w:fill="1F4E79"/>
+            <w:tcW w:type="dxa" w:w="2016"/>
+            <w:shd w:fill="1B365D"/>
+            <w:tcMar>
+              <w:top w:w="120" w:type="dxa"/>
+              <w:bottom w:w="120" w:type="dxa"/>
+              <w:left w:w="140" w:type="dxa"/>
+              <w:right w:w="140" w:type="dxa"/>
+            </w:tcMar>
           </w:tcPr>
           <w:p>
+            <w:pPr>
+              <w:spacing w:before="40" w:after="40"/>
+            </w:pPr>
             <w:r>
               <w:rPr>
+                <w:rFonts w:ascii="Calibri" w:hAnsi="Calibri"/>
                 <w:b/>
                 <w:color w:val="FFFFFF"/>
+                <w:sz w:val="19"/>
               </w:rPr>
-              <w:t>Environment Variable / Key</w:t>
+              <w:t>Header Name</w:t>
             </w:r>
           </w:p>
         </w:tc>
         <w:tc>
           <w:tcPr>
-            <w:tcW w:type="dxa" w:w="2880"/>
-            <w:shd w:val="clear" w:color="auto" w:fill="1F4E79"/>
+            <w:tcW w:type="dxa" w:w="2016"/>
+            <w:shd w:fill="1B365D"/>
+            <w:tcMar>
+              <w:top w:w="120" w:type="dxa"/>
+              <w:bottom w:w="120" w:type="dxa"/>
+              <w:left w:w="140" w:type="dxa"/>
+              <w:right w:w="140" w:type="dxa"/>
+            </w:tcMar>
           </w:tcPr>
           <w:p>
+            <w:pPr>
+              <w:spacing w:before="40" w:after="40"/>
+            </w:pPr>
             <w:r>
               <w:rPr>
+                <w:rFonts w:ascii="Calibri" w:hAnsi="Calibri"/>
                 <w:b/>
                 <w:color w:val="FFFFFF"/>
+                <w:sz w:val="19"/>
               </w:rPr>
-              <w:t>Description / Value</w:t>
+              <w:t>Data Type</w:t>
+            </w:r>
+          </w:p>
+        </w:tc>
+        <w:tc>
+          <w:tcPr>
+            <w:tcW w:type="dxa" w:w="4608"/>
+            <w:shd w:fill="1B365D"/>
+            <w:tcMar>
+              <w:top w:w="120" w:type="dxa"/>
+              <w:bottom w:w="120" w:type="dxa"/>
+              <w:left w:w="140" w:type="dxa"/>
+              <w:right w:w="140" w:type="dxa"/>
+            </w:tcMar>
+          </w:tcPr>
+          <w:p>
+            <w:pPr>
+              <w:spacing w:before="40" w:after="40"/>
+            </w:pPr>
+            <w:r>
+              <w:rPr>
+                <w:rFonts w:ascii="Calibri" w:hAnsi="Calibri"/>
+                <w:b/>
+                <w:color w:val="FFFFFF"/>
+                <w:sz w:val="19"/>
+              </w:rPr>
+              <w:t>Description &amp; Business Logic</w:t>
+            </w:r>
+          </w:p>
+        </w:tc>
+      </w:tr>
+      <w:tr>
+        <w:tc>
+          <w:tcPr>
+            <w:tcW w:type="dxa" w:w="1152"/>
+            <w:shd w:fill="F7F9FB"/>
+            <w:tcMar>
+              <w:top w:w="80" w:type="dxa"/>
+              <w:bottom w:w="80" w:type="dxa"/>
+              <w:left w:w="140" w:type="dxa"/>
+              <w:right w:w="140" w:type="dxa"/>
+            </w:tcMar>
+          </w:tcPr>
+          <w:p>
+            <w:pPr>
+              <w:spacing w:before="40" w:after="40" w:line="269" w:lineRule="auto"/>
+            </w:pPr>
+            <w:r>
+              <w:rPr>
+                <w:rFonts w:ascii="Calibri" w:hAnsi="Calibri"/>
+                <w:color w:val="222222"/>
+                <w:sz w:val="18"/>
+              </w:rPr>
+              <w:t>1</w:t>
+            </w:r>
+          </w:p>
+        </w:tc>
+        <w:tc>
+          <w:tcPr>
+            <w:tcW w:type="dxa" w:w="2016"/>
+            <w:shd w:fill="F7F9FB"/>
+            <w:tcMar>
+              <w:top w:w="80" w:type="dxa"/>
+              <w:bottom w:w="80" w:type="dxa"/>
+              <w:left w:w="140" w:type="dxa"/>
+              <w:right w:w="140" w:type="dxa"/>
+            </w:tcMar>
+          </w:tcPr>
+          <w:p>
+            <w:pPr>
+              <w:spacing w:before="40" w:after="40" w:line="269" w:lineRule="auto"/>
+            </w:pPr>
+            <w:r>
+              <w:rPr>
+                <w:rFonts w:ascii="Calibri" w:hAnsi="Calibri"/>
+                <w:color w:val="222222"/>
+                <w:sz w:val="18"/>
+              </w:rPr>
+              <w:t>Ticker</w:t>
+            </w:r>
+          </w:p>
+        </w:tc>
+        <w:tc>
+          <w:tcPr>
+            <w:tcW w:type="dxa" w:w="2016"/>
+            <w:shd w:fill="F7F9FB"/>
+            <w:tcMar>
+              <w:top w:w="80" w:type="dxa"/>
+              <w:bottom w:w="80" w:type="dxa"/>
+              <w:left w:w="140" w:type="dxa"/>
+              <w:right w:w="140" w:type="dxa"/>
+            </w:tcMar>
+          </w:tcPr>
+          <w:p>
+            <w:pPr>
+              <w:spacing w:before="40" w:after="40" w:line="269" w:lineRule="auto"/>
+            </w:pPr>
+            <w:r>
+              <w:rPr>
+                <w:rFonts w:ascii="Calibri" w:hAnsi="Calibri"/>
+                <w:color w:val="222222"/>
+                <w:sz w:val="18"/>
+              </w:rPr>
+              <w:t>String</w:t>
+            </w:r>
+          </w:p>
+        </w:tc>
+        <w:tc>
+          <w:tcPr>
+            <w:tcW w:type="dxa" w:w="4608"/>
+            <w:shd w:fill="F7F9FB"/>
+            <w:tcMar>
+              <w:top w:w="80" w:type="dxa"/>
+              <w:bottom w:w="80" w:type="dxa"/>
+              <w:left w:w="140" w:type="dxa"/>
+              <w:right w:w="140" w:type="dxa"/>
+            </w:tcMar>
+          </w:tcPr>
+          <w:p>
+            <w:pPr>
+              <w:spacing w:before="40" w:after="40" w:line="269" w:lineRule="auto"/>
+            </w:pPr>
+            <w:r>
+              <w:rPr>
+                <w:rFonts w:ascii="Calibri" w:hAnsi="Calibri"/>
+                <w:color w:val="222222"/>
+                <w:sz w:val="18"/>
+              </w:rPr>
+              <w:t>NSE ticker with .NS suffix (e.g. RELIANCE.NS, TCS.NS)</w:t>
+            </w:r>
+          </w:p>
+        </w:tc>
+      </w:tr>
+      <w:tr>
+        <w:tc>
+          <w:tcPr>
+            <w:tcW w:type="dxa" w:w="1152"/>
+            <w:shd w:fill="FFFFFF"/>
+            <w:tcMar>
+              <w:top w:w="80" w:type="dxa"/>
+              <w:bottom w:w="80" w:type="dxa"/>
+              <w:left w:w="140" w:type="dxa"/>
+              <w:right w:w="140" w:type="dxa"/>
+            </w:tcMar>
+          </w:tcPr>
+          <w:p>
+            <w:pPr>
+              <w:spacing w:before="40" w:after="40" w:line="269" w:lineRule="auto"/>
+            </w:pPr>
+            <w:r>
+              <w:rPr>
+                <w:rFonts w:ascii="Calibri" w:hAnsi="Calibri"/>
+                <w:color w:val="222222"/>
+                <w:sz w:val="18"/>
+              </w:rPr>
+              <w:t>2</w:t>
+            </w:r>
+          </w:p>
+        </w:tc>
+        <w:tc>
+          <w:tcPr>
+            <w:tcW w:type="dxa" w:w="2016"/>
+            <w:shd w:fill="FFFFFF"/>
+            <w:tcMar>
+              <w:top w:w="80" w:type="dxa"/>
+              <w:bottom w:w="80" w:type="dxa"/>
+              <w:left w:w="140" w:type="dxa"/>
+              <w:right w:w="140" w:type="dxa"/>
+            </w:tcMar>
+          </w:tcPr>
+          <w:p>
+            <w:pPr>
+              <w:spacing w:before="40" w:after="40" w:line="269" w:lineRule="auto"/>
+            </w:pPr>
+            <w:r>
+              <w:rPr>
+                <w:rFonts w:ascii="Calibri" w:hAnsi="Calibri"/>
+                <w:color w:val="222222"/>
+                <w:sz w:val="18"/>
+              </w:rPr>
+              <w:t>Entry Date</w:t>
+            </w:r>
+          </w:p>
+        </w:tc>
+        <w:tc>
+          <w:tcPr>
+            <w:tcW w:type="dxa" w:w="2016"/>
+            <w:shd w:fill="FFFFFF"/>
+            <w:tcMar>
+              <w:top w:w="80" w:type="dxa"/>
+              <w:bottom w:w="80" w:type="dxa"/>
+              <w:left w:w="140" w:type="dxa"/>
+              <w:right w:w="140" w:type="dxa"/>
+            </w:tcMar>
+          </w:tcPr>
+          <w:p>
+            <w:pPr>
+              <w:spacing w:before="40" w:after="40" w:line="269" w:lineRule="auto"/>
+            </w:pPr>
+            <w:r>
+              <w:rPr>
+                <w:rFonts w:ascii="Calibri" w:hAnsi="Calibri"/>
+                <w:color w:val="222222"/>
+                <w:sz w:val="18"/>
+              </w:rPr>
+              <w:t>Date (YYYY-MM-DD)</w:t>
+            </w:r>
+          </w:p>
+        </w:tc>
+        <w:tc>
+          <w:tcPr>
+            <w:tcW w:type="dxa" w:w="4608"/>
+            <w:shd w:fill="FFFFFF"/>
+            <w:tcMar>
+              <w:top w:w="80" w:type="dxa"/>
+              <w:bottom w:w="80" w:type="dxa"/>
+              <w:left w:w="140" w:type="dxa"/>
+              <w:right w:w="140" w:type="dxa"/>
+            </w:tcMar>
+          </w:tcPr>
+          <w:p>
+            <w:pPr>
+              <w:spacing w:before="40" w:after="40" w:line="269" w:lineRule="auto"/>
+            </w:pPr>
+            <w:r>
+              <w:rPr>
+                <w:rFonts w:ascii="Calibri" w:hAnsi="Calibri"/>
+                <w:color w:val="222222"/>
+                <w:sz w:val="18"/>
+              </w:rPr>
+              <w:t>Date when the breakout position was opened</w:t>
+            </w:r>
+          </w:p>
+        </w:tc>
+      </w:tr>
+      <w:tr>
+        <w:tc>
+          <w:tcPr>
+            <w:tcW w:type="dxa" w:w="1152"/>
+            <w:shd w:fill="F7F9FB"/>
+            <w:tcMar>
+              <w:top w:w="80" w:type="dxa"/>
+              <w:bottom w:w="80" w:type="dxa"/>
+              <w:left w:w="140" w:type="dxa"/>
+              <w:right w:w="140" w:type="dxa"/>
+            </w:tcMar>
+          </w:tcPr>
+          <w:p>
+            <w:pPr>
+              <w:spacing w:before="40" w:after="40" w:line="269" w:lineRule="auto"/>
+            </w:pPr>
+            <w:r>
+              <w:rPr>
+                <w:rFonts w:ascii="Calibri" w:hAnsi="Calibri"/>
+                <w:color w:val="222222"/>
+                <w:sz w:val="18"/>
+              </w:rPr>
+              <w:t>3</w:t>
+            </w:r>
+          </w:p>
+        </w:tc>
+        <w:tc>
+          <w:tcPr>
+            <w:tcW w:type="dxa" w:w="2016"/>
+            <w:shd w:fill="F7F9FB"/>
+            <w:tcMar>
+              <w:top w:w="80" w:type="dxa"/>
+              <w:bottom w:w="80" w:type="dxa"/>
+              <w:left w:w="140" w:type="dxa"/>
+              <w:right w:w="140" w:type="dxa"/>
+            </w:tcMar>
+          </w:tcPr>
+          <w:p>
+            <w:pPr>
+              <w:spacing w:before="40" w:after="40" w:line="269" w:lineRule="auto"/>
+            </w:pPr>
+            <w:r>
+              <w:rPr>
+                <w:rFonts w:ascii="Calibri" w:hAnsi="Calibri"/>
+                <w:color w:val="222222"/>
+                <w:sz w:val="18"/>
+              </w:rPr>
+              <w:t>Entry Price</w:t>
+            </w:r>
+          </w:p>
+        </w:tc>
+        <w:tc>
+          <w:tcPr>
+            <w:tcW w:type="dxa" w:w="2016"/>
+            <w:shd w:fill="F7F9FB"/>
+            <w:tcMar>
+              <w:top w:w="80" w:type="dxa"/>
+              <w:bottom w:w="80" w:type="dxa"/>
+              <w:left w:w="140" w:type="dxa"/>
+              <w:right w:w="140" w:type="dxa"/>
+            </w:tcMar>
+          </w:tcPr>
+          <w:p>
+            <w:pPr>
+              <w:spacing w:before="40" w:after="40" w:line="269" w:lineRule="auto"/>
+            </w:pPr>
+            <w:r>
+              <w:rPr>
+                <w:rFonts w:ascii="Calibri" w:hAnsi="Calibri"/>
+                <w:color w:val="222222"/>
+                <w:sz w:val="18"/>
+              </w:rPr>
+              <w:t>Float</w:t>
+            </w:r>
+          </w:p>
+        </w:tc>
+        <w:tc>
+          <w:tcPr>
+            <w:tcW w:type="dxa" w:w="4608"/>
+            <w:shd w:fill="F7F9FB"/>
+            <w:tcMar>
+              <w:top w:w="80" w:type="dxa"/>
+              <w:bottom w:w="80" w:type="dxa"/>
+              <w:left w:w="140" w:type="dxa"/>
+              <w:right w:w="140" w:type="dxa"/>
+            </w:tcMar>
+          </w:tcPr>
+          <w:p>
+            <w:pPr>
+              <w:spacing w:before="40" w:after="40" w:line="269" w:lineRule="auto"/>
+            </w:pPr>
+            <w:r>
+              <w:rPr>
+                <w:rFonts w:ascii="Calibri" w:hAnsi="Calibri"/>
+                <w:color w:val="222222"/>
+                <w:sz w:val="18"/>
+              </w:rPr>
+              <w:t>Execution price at time of purchase</w:t>
+            </w:r>
+          </w:p>
+        </w:tc>
+      </w:tr>
+      <w:tr>
+        <w:tc>
+          <w:tcPr>
+            <w:tcW w:type="dxa" w:w="1152"/>
+            <w:shd w:fill="FFFFFF"/>
+            <w:tcMar>
+              <w:top w:w="80" w:type="dxa"/>
+              <w:bottom w:w="80" w:type="dxa"/>
+              <w:left w:w="140" w:type="dxa"/>
+              <w:right w:w="140" w:type="dxa"/>
+            </w:tcMar>
+          </w:tcPr>
+          <w:p>
+            <w:pPr>
+              <w:spacing w:before="40" w:after="40" w:line="269" w:lineRule="auto"/>
+            </w:pPr>
+            <w:r>
+              <w:rPr>
+                <w:rFonts w:ascii="Calibri" w:hAnsi="Calibri"/>
+                <w:color w:val="222222"/>
+                <w:sz w:val="18"/>
+              </w:rPr>
+              <w:t>4</w:t>
+            </w:r>
+          </w:p>
+        </w:tc>
+        <w:tc>
+          <w:tcPr>
+            <w:tcW w:type="dxa" w:w="2016"/>
+            <w:shd w:fill="FFFFFF"/>
+            <w:tcMar>
+              <w:top w:w="80" w:type="dxa"/>
+              <w:bottom w:w="80" w:type="dxa"/>
+              <w:left w:w="140" w:type="dxa"/>
+              <w:right w:w="140" w:type="dxa"/>
+            </w:tcMar>
+          </w:tcPr>
+          <w:p>
+            <w:pPr>
+              <w:spacing w:before="40" w:after="40" w:line="269" w:lineRule="auto"/>
+            </w:pPr>
+            <w:r>
+              <w:rPr>
+                <w:rFonts w:ascii="Calibri" w:hAnsi="Calibri"/>
+                <w:color w:val="222222"/>
+                <w:sz w:val="18"/>
+              </w:rPr>
+              <w:t>Quantity</w:t>
+            </w:r>
+          </w:p>
+        </w:tc>
+        <w:tc>
+          <w:tcPr>
+            <w:tcW w:type="dxa" w:w="2016"/>
+            <w:shd w:fill="FFFFFF"/>
+            <w:tcMar>
+              <w:top w:w="80" w:type="dxa"/>
+              <w:bottom w:w="80" w:type="dxa"/>
+              <w:left w:w="140" w:type="dxa"/>
+              <w:right w:w="140" w:type="dxa"/>
+            </w:tcMar>
+          </w:tcPr>
+          <w:p>
+            <w:pPr>
+              <w:spacing w:before="40" w:after="40" w:line="269" w:lineRule="auto"/>
+            </w:pPr>
+            <w:r>
+              <w:rPr>
+                <w:rFonts w:ascii="Calibri" w:hAnsi="Calibri"/>
+                <w:color w:val="222222"/>
+                <w:sz w:val="18"/>
+              </w:rPr>
+              <w:t>Integer</w:t>
+            </w:r>
+          </w:p>
+        </w:tc>
+        <w:tc>
+          <w:tcPr>
+            <w:tcW w:type="dxa" w:w="4608"/>
+            <w:shd w:fill="FFFFFF"/>
+            <w:tcMar>
+              <w:top w:w="80" w:type="dxa"/>
+              <w:bottom w:w="80" w:type="dxa"/>
+              <w:left w:w="140" w:type="dxa"/>
+              <w:right w:w="140" w:type="dxa"/>
+            </w:tcMar>
+          </w:tcPr>
+          <w:p>
+            <w:pPr>
+              <w:spacing w:before="40" w:after="40" w:line="269" w:lineRule="auto"/>
+            </w:pPr>
+            <w:r>
+              <w:rPr>
+                <w:rFonts w:ascii="Calibri" w:hAnsi="Calibri"/>
+                <w:color w:val="222222"/>
+                <w:sz w:val="18"/>
+              </w:rPr>
+              <w:t>Number of shares allocated based on risk formula</w:t>
+            </w:r>
+          </w:p>
+        </w:tc>
+      </w:tr>
+      <w:tr>
+        <w:tc>
+          <w:tcPr>
+            <w:tcW w:type="dxa" w:w="1152"/>
+            <w:shd w:fill="F7F9FB"/>
+            <w:tcMar>
+              <w:top w:w="80" w:type="dxa"/>
+              <w:bottom w:w="80" w:type="dxa"/>
+              <w:left w:w="140" w:type="dxa"/>
+              <w:right w:w="140" w:type="dxa"/>
+            </w:tcMar>
+          </w:tcPr>
+          <w:p>
+            <w:pPr>
+              <w:spacing w:before="40" w:after="40" w:line="269" w:lineRule="auto"/>
+            </w:pPr>
+            <w:r>
+              <w:rPr>
+                <w:rFonts w:ascii="Calibri" w:hAnsi="Calibri"/>
+                <w:color w:val="222222"/>
+                <w:sz w:val="18"/>
+              </w:rPr>
+              <w:t>5</w:t>
+            </w:r>
+          </w:p>
+        </w:tc>
+        <w:tc>
+          <w:tcPr>
+            <w:tcW w:type="dxa" w:w="2016"/>
+            <w:shd w:fill="F7F9FB"/>
+            <w:tcMar>
+              <w:top w:w="80" w:type="dxa"/>
+              <w:bottom w:w="80" w:type="dxa"/>
+              <w:left w:w="140" w:type="dxa"/>
+              <w:right w:w="140" w:type="dxa"/>
+            </w:tcMar>
+          </w:tcPr>
+          <w:p>
+            <w:pPr>
+              <w:spacing w:before="40" w:after="40" w:line="269" w:lineRule="auto"/>
+            </w:pPr>
+            <w:r>
+              <w:rPr>
+                <w:rFonts w:ascii="Calibri" w:hAnsi="Calibri"/>
+                <w:color w:val="222222"/>
+                <w:sz w:val="18"/>
+              </w:rPr>
+              <w:t>Entry Value</w:t>
+            </w:r>
+          </w:p>
+        </w:tc>
+        <w:tc>
+          <w:tcPr>
+            <w:tcW w:type="dxa" w:w="2016"/>
+            <w:shd w:fill="F7F9FB"/>
+            <w:tcMar>
+              <w:top w:w="80" w:type="dxa"/>
+              <w:bottom w:w="80" w:type="dxa"/>
+              <w:left w:w="140" w:type="dxa"/>
+              <w:right w:w="140" w:type="dxa"/>
+            </w:tcMar>
+          </w:tcPr>
+          <w:p>
+            <w:pPr>
+              <w:spacing w:before="40" w:after="40" w:line="269" w:lineRule="auto"/>
+            </w:pPr>
+            <w:r>
+              <w:rPr>
+                <w:rFonts w:ascii="Calibri" w:hAnsi="Calibri"/>
+                <w:color w:val="222222"/>
+                <w:sz w:val="18"/>
+              </w:rPr>
+              <w:t>Float</w:t>
+            </w:r>
+          </w:p>
+        </w:tc>
+        <w:tc>
+          <w:tcPr>
+            <w:tcW w:type="dxa" w:w="4608"/>
+            <w:shd w:fill="F7F9FB"/>
+            <w:tcMar>
+              <w:top w:w="80" w:type="dxa"/>
+              <w:bottom w:w="80" w:type="dxa"/>
+              <w:left w:w="140" w:type="dxa"/>
+              <w:right w:w="140" w:type="dxa"/>
+            </w:tcMar>
+          </w:tcPr>
+          <w:p>
+            <w:pPr>
+              <w:spacing w:before="40" w:after="40" w:line="269" w:lineRule="auto"/>
+            </w:pPr>
+            <w:r>
+              <w:rPr>
+                <w:rFonts w:ascii="Calibri" w:hAnsi="Calibri"/>
+                <w:color w:val="222222"/>
+                <w:sz w:val="18"/>
+              </w:rPr>
+              <w:t>Quantity * Entry Price</w:t>
+            </w:r>
+          </w:p>
+        </w:tc>
+      </w:tr>
+      <w:tr>
+        <w:tc>
+          <w:tcPr>
+            <w:tcW w:type="dxa" w:w="1152"/>
+            <w:shd w:fill="FFFFFF"/>
+            <w:tcMar>
+              <w:top w:w="80" w:type="dxa"/>
+              <w:bottom w:w="80" w:type="dxa"/>
+              <w:left w:w="140" w:type="dxa"/>
+              <w:right w:w="140" w:type="dxa"/>
+            </w:tcMar>
+          </w:tcPr>
+          <w:p>
+            <w:pPr>
+              <w:spacing w:before="40" w:after="40" w:line="269" w:lineRule="auto"/>
+            </w:pPr>
+            <w:r>
+              <w:rPr>
+                <w:rFonts w:ascii="Calibri" w:hAnsi="Calibri"/>
+                <w:color w:val="222222"/>
+                <w:sz w:val="18"/>
+              </w:rPr>
+              <w:t>6</w:t>
+            </w:r>
+          </w:p>
+        </w:tc>
+        <w:tc>
+          <w:tcPr>
+            <w:tcW w:type="dxa" w:w="2016"/>
+            <w:shd w:fill="FFFFFF"/>
+            <w:tcMar>
+              <w:top w:w="80" w:type="dxa"/>
+              <w:bottom w:w="80" w:type="dxa"/>
+              <w:left w:w="140" w:type="dxa"/>
+              <w:right w:w="140" w:type="dxa"/>
+            </w:tcMar>
+          </w:tcPr>
+          <w:p>
+            <w:pPr>
+              <w:spacing w:before="40" w:after="40" w:line="269" w:lineRule="auto"/>
+            </w:pPr>
+            <w:r>
+              <w:rPr>
+                <w:rFonts w:ascii="Calibri" w:hAnsi="Calibri"/>
+                <w:color w:val="222222"/>
+                <w:sz w:val="18"/>
+              </w:rPr>
+              <w:t>Initial SL</w:t>
+            </w:r>
+          </w:p>
+        </w:tc>
+        <w:tc>
+          <w:tcPr>
+            <w:tcW w:type="dxa" w:w="2016"/>
+            <w:shd w:fill="FFFFFF"/>
+            <w:tcMar>
+              <w:top w:w="80" w:type="dxa"/>
+              <w:bottom w:w="80" w:type="dxa"/>
+              <w:left w:w="140" w:type="dxa"/>
+              <w:right w:w="140" w:type="dxa"/>
+            </w:tcMar>
+          </w:tcPr>
+          <w:p>
+            <w:pPr>
+              <w:spacing w:before="40" w:after="40" w:line="269" w:lineRule="auto"/>
+            </w:pPr>
+            <w:r>
+              <w:rPr>
+                <w:rFonts w:ascii="Calibri" w:hAnsi="Calibri"/>
+                <w:color w:val="222222"/>
+                <w:sz w:val="18"/>
+              </w:rPr>
+              <w:t>Float</w:t>
+            </w:r>
+          </w:p>
+        </w:tc>
+        <w:tc>
+          <w:tcPr>
+            <w:tcW w:type="dxa" w:w="4608"/>
+            <w:shd w:fill="FFFFFF"/>
+            <w:tcMar>
+              <w:top w:w="80" w:type="dxa"/>
+              <w:bottom w:w="80" w:type="dxa"/>
+              <w:left w:w="140" w:type="dxa"/>
+              <w:right w:w="140" w:type="dxa"/>
+            </w:tcMar>
+          </w:tcPr>
+          <w:p>
+            <w:pPr>
+              <w:spacing w:before="40" w:after="40" w:line="269" w:lineRule="auto"/>
+            </w:pPr>
+            <w:r>
+              <w:rPr>
+                <w:rFonts w:ascii="Calibri" w:hAnsi="Calibri"/>
+                <w:color w:val="222222"/>
+                <w:sz w:val="18"/>
+              </w:rPr>
+              <w:t>Stop loss calculated at entry (20 SMA for P1, 2x ATR for P2)</w:t>
+            </w:r>
+          </w:p>
+        </w:tc>
+      </w:tr>
+      <w:tr>
+        <w:tc>
+          <w:tcPr>
+            <w:tcW w:type="dxa" w:w="1152"/>
+            <w:shd w:fill="F7F9FB"/>
+            <w:tcMar>
+              <w:top w:w="80" w:type="dxa"/>
+              <w:bottom w:w="80" w:type="dxa"/>
+              <w:left w:w="140" w:type="dxa"/>
+              <w:right w:w="140" w:type="dxa"/>
+            </w:tcMar>
+          </w:tcPr>
+          <w:p>
+            <w:pPr>
+              <w:spacing w:before="40" w:after="40" w:line="269" w:lineRule="auto"/>
+            </w:pPr>
+            <w:r>
+              <w:rPr>
+                <w:rFonts w:ascii="Calibri" w:hAnsi="Calibri"/>
+                <w:color w:val="222222"/>
+                <w:sz w:val="18"/>
+              </w:rPr>
+              <w:t>7</w:t>
+            </w:r>
+          </w:p>
+        </w:tc>
+        <w:tc>
+          <w:tcPr>
+            <w:tcW w:type="dxa" w:w="2016"/>
+            <w:shd w:fill="F7F9FB"/>
+            <w:tcMar>
+              <w:top w:w="80" w:type="dxa"/>
+              <w:bottom w:w="80" w:type="dxa"/>
+              <w:left w:w="140" w:type="dxa"/>
+              <w:right w:w="140" w:type="dxa"/>
+            </w:tcMar>
+          </w:tcPr>
+          <w:p>
+            <w:pPr>
+              <w:spacing w:before="40" w:after="40" w:line="269" w:lineRule="auto"/>
+            </w:pPr>
+            <w:r>
+              <w:rPr>
+                <w:rFonts w:ascii="Calibri" w:hAnsi="Calibri"/>
+                <w:color w:val="222222"/>
+                <w:sz w:val="18"/>
+              </w:rPr>
+              <w:t>Current SL</w:t>
+            </w:r>
+          </w:p>
+        </w:tc>
+        <w:tc>
+          <w:tcPr>
+            <w:tcW w:type="dxa" w:w="2016"/>
+            <w:shd w:fill="F7F9FB"/>
+            <w:tcMar>
+              <w:top w:w="80" w:type="dxa"/>
+              <w:bottom w:w="80" w:type="dxa"/>
+              <w:left w:w="140" w:type="dxa"/>
+              <w:right w:w="140" w:type="dxa"/>
+            </w:tcMar>
+          </w:tcPr>
+          <w:p>
+            <w:pPr>
+              <w:spacing w:before="40" w:after="40" w:line="269" w:lineRule="auto"/>
+            </w:pPr>
+            <w:r>
+              <w:rPr>
+                <w:rFonts w:ascii="Calibri" w:hAnsi="Calibri"/>
+                <w:color w:val="222222"/>
+                <w:sz w:val="18"/>
+              </w:rPr>
+              <w:t>Float</w:t>
+            </w:r>
+          </w:p>
+        </w:tc>
+        <w:tc>
+          <w:tcPr>
+            <w:tcW w:type="dxa" w:w="4608"/>
+            <w:shd w:fill="F7F9FB"/>
+            <w:tcMar>
+              <w:top w:w="80" w:type="dxa"/>
+              <w:bottom w:w="80" w:type="dxa"/>
+              <w:left w:w="140" w:type="dxa"/>
+              <w:right w:w="140" w:type="dxa"/>
+            </w:tcMar>
+          </w:tcPr>
+          <w:p>
+            <w:pPr>
+              <w:spacing w:before="40" w:after="40" w:line="269" w:lineRule="auto"/>
+            </w:pPr>
+            <w:r>
+              <w:rPr>
+                <w:rFonts w:ascii="Calibri" w:hAnsi="Calibri"/>
+                <w:color w:val="222222"/>
+                <w:sz w:val="18"/>
+              </w:rPr>
+              <w:t>Trailing stop loss (ratcheted upward to 20 EMA)</w:t>
+            </w:r>
+          </w:p>
+        </w:tc>
+      </w:tr>
+      <w:tr>
+        <w:tc>
+          <w:tcPr>
+            <w:tcW w:type="dxa" w:w="1152"/>
+            <w:shd w:fill="FFFFFF"/>
+            <w:tcMar>
+              <w:top w:w="80" w:type="dxa"/>
+              <w:bottom w:w="80" w:type="dxa"/>
+              <w:left w:w="140" w:type="dxa"/>
+              <w:right w:w="140" w:type="dxa"/>
+            </w:tcMar>
+          </w:tcPr>
+          <w:p>
+            <w:pPr>
+              <w:spacing w:before="40" w:after="40" w:line="269" w:lineRule="auto"/>
+            </w:pPr>
+            <w:r>
+              <w:rPr>
+                <w:rFonts w:ascii="Calibri" w:hAnsi="Calibri"/>
+                <w:color w:val="222222"/>
+                <w:sz w:val="18"/>
+              </w:rPr>
+              <w:t>8</w:t>
+            </w:r>
+          </w:p>
+        </w:tc>
+        <w:tc>
+          <w:tcPr>
+            <w:tcW w:type="dxa" w:w="2016"/>
+            <w:shd w:fill="FFFFFF"/>
+            <w:tcMar>
+              <w:top w:w="80" w:type="dxa"/>
+              <w:bottom w:w="80" w:type="dxa"/>
+              <w:left w:w="140" w:type="dxa"/>
+              <w:right w:w="140" w:type="dxa"/>
+            </w:tcMar>
+          </w:tcPr>
+          <w:p>
+            <w:pPr>
+              <w:spacing w:before="40" w:after="40" w:line="269" w:lineRule="auto"/>
+            </w:pPr>
+            <w:r>
+              <w:rPr>
+                <w:rFonts w:ascii="Calibri" w:hAnsi="Calibri"/>
+                <w:color w:val="222222"/>
+                <w:sz w:val="18"/>
+              </w:rPr>
+              <w:t>Target</w:t>
+            </w:r>
+          </w:p>
+        </w:tc>
+        <w:tc>
+          <w:tcPr>
+            <w:tcW w:type="dxa" w:w="2016"/>
+            <w:shd w:fill="FFFFFF"/>
+            <w:tcMar>
+              <w:top w:w="80" w:type="dxa"/>
+              <w:bottom w:w="80" w:type="dxa"/>
+              <w:left w:w="140" w:type="dxa"/>
+              <w:right w:w="140" w:type="dxa"/>
+            </w:tcMar>
+          </w:tcPr>
+          <w:p>
+            <w:pPr>
+              <w:spacing w:before="40" w:after="40" w:line="269" w:lineRule="auto"/>
+            </w:pPr>
+            <w:r>
+              <w:rPr>
+                <w:rFonts w:ascii="Calibri" w:hAnsi="Calibri"/>
+                <w:color w:val="222222"/>
+                <w:sz w:val="18"/>
+              </w:rPr>
+              <w:t>Float</w:t>
+            </w:r>
+          </w:p>
+        </w:tc>
+        <w:tc>
+          <w:tcPr>
+            <w:tcW w:type="dxa" w:w="4608"/>
+            <w:shd w:fill="FFFFFF"/>
+            <w:tcMar>
+              <w:top w:w="80" w:type="dxa"/>
+              <w:bottom w:w="80" w:type="dxa"/>
+              <w:left w:w="140" w:type="dxa"/>
+              <w:right w:w="140" w:type="dxa"/>
+            </w:tcMar>
+          </w:tcPr>
+          <w:p>
+            <w:pPr>
+              <w:spacing w:before="40" w:after="40" w:line="269" w:lineRule="auto"/>
+            </w:pPr>
+            <w:r>
+              <w:rPr>
+                <w:rFonts w:ascii="Calibri" w:hAnsi="Calibri"/>
+                <w:color w:val="222222"/>
+                <w:sz w:val="18"/>
+              </w:rPr>
+              <w:t>Profit target based on 1:2 Risk-to-Reward ratio</w:t>
+            </w:r>
+          </w:p>
+        </w:tc>
+      </w:tr>
+      <w:tr>
+        <w:tc>
+          <w:tcPr>
+            <w:tcW w:type="dxa" w:w="1152"/>
+            <w:shd w:fill="F7F9FB"/>
+            <w:tcMar>
+              <w:top w:w="80" w:type="dxa"/>
+              <w:bottom w:w="80" w:type="dxa"/>
+              <w:left w:w="140" w:type="dxa"/>
+              <w:right w:w="140" w:type="dxa"/>
+            </w:tcMar>
+          </w:tcPr>
+          <w:p>
+            <w:pPr>
+              <w:spacing w:before="40" w:after="40" w:line="269" w:lineRule="auto"/>
+            </w:pPr>
+            <w:r>
+              <w:rPr>
+                <w:rFonts w:ascii="Calibri" w:hAnsi="Calibri"/>
+                <w:color w:val="222222"/>
+                <w:sz w:val="18"/>
+              </w:rPr>
+              <w:t>9</w:t>
+            </w:r>
+          </w:p>
+        </w:tc>
+        <w:tc>
+          <w:tcPr>
+            <w:tcW w:type="dxa" w:w="2016"/>
+            <w:shd w:fill="F7F9FB"/>
+            <w:tcMar>
+              <w:top w:w="80" w:type="dxa"/>
+              <w:bottom w:w="80" w:type="dxa"/>
+              <w:left w:w="140" w:type="dxa"/>
+              <w:right w:w="140" w:type="dxa"/>
+            </w:tcMar>
+          </w:tcPr>
+          <w:p>
+            <w:pPr>
+              <w:spacing w:before="40" w:after="40" w:line="269" w:lineRule="auto"/>
+            </w:pPr>
+            <w:r>
+              <w:rPr>
+                <w:rFonts w:ascii="Calibri" w:hAnsi="Calibri"/>
+                <w:color w:val="222222"/>
+                <w:sz w:val="18"/>
+              </w:rPr>
+              <w:t>Status</w:t>
+            </w:r>
+          </w:p>
+        </w:tc>
+        <w:tc>
+          <w:tcPr>
+            <w:tcW w:type="dxa" w:w="2016"/>
+            <w:shd w:fill="F7F9FB"/>
+            <w:tcMar>
+              <w:top w:w="80" w:type="dxa"/>
+              <w:bottom w:w="80" w:type="dxa"/>
+              <w:left w:w="140" w:type="dxa"/>
+              <w:right w:w="140" w:type="dxa"/>
+            </w:tcMar>
+          </w:tcPr>
+          <w:p>
+            <w:pPr>
+              <w:spacing w:before="40" w:after="40" w:line="269" w:lineRule="auto"/>
+            </w:pPr>
+            <w:r>
+              <w:rPr>
+                <w:rFonts w:ascii="Calibri" w:hAnsi="Calibri"/>
+                <w:color w:val="222222"/>
+                <w:sz w:val="18"/>
+              </w:rPr>
+              <w:t>String</w:t>
+            </w:r>
+          </w:p>
+        </w:tc>
+        <w:tc>
+          <w:tcPr>
+            <w:tcW w:type="dxa" w:w="4608"/>
+            <w:shd w:fill="F7F9FB"/>
+            <w:tcMar>
+              <w:top w:w="80" w:type="dxa"/>
+              <w:bottom w:w="80" w:type="dxa"/>
+              <w:left w:w="140" w:type="dxa"/>
+              <w:right w:w="140" w:type="dxa"/>
+            </w:tcMar>
+          </w:tcPr>
+          <w:p>
+            <w:pPr>
+              <w:spacing w:before="40" w:after="40" w:line="269" w:lineRule="auto"/>
+            </w:pPr>
+            <w:r>
+              <w:rPr>
+                <w:rFonts w:ascii="Calibri" w:hAnsi="Calibri"/>
+                <w:color w:val="222222"/>
+                <w:sz w:val="18"/>
+              </w:rPr>
+              <w:t>Position state: OPEN or CLOSED</w:t>
+            </w:r>
+          </w:p>
+        </w:tc>
+      </w:tr>
+      <w:tr>
+        <w:tc>
+          <w:tcPr>
+            <w:tcW w:type="dxa" w:w="1152"/>
+            <w:shd w:fill="FFFFFF"/>
+            <w:tcMar>
+              <w:top w:w="80" w:type="dxa"/>
+              <w:bottom w:w="80" w:type="dxa"/>
+              <w:left w:w="140" w:type="dxa"/>
+              <w:right w:w="140" w:type="dxa"/>
+            </w:tcMar>
+          </w:tcPr>
+          <w:p>
+            <w:pPr>
+              <w:spacing w:before="40" w:after="40" w:line="269" w:lineRule="auto"/>
+            </w:pPr>
+            <w:r>
+              <w:rPr>
+                <w:rFonts w:ascii="Calibri" w:hAnsi="Calibri"/>
+                <w:color w:val="222222"/>
+                <w:sz w:val="18"/>
+              </w:rPr>
+              <w:t>10</w:t>
+            </w:r>
+          </w:p>
+        </w:tc>
+        <w:tc>
+          <w:tcPr>
+            <w:tcW w:type="dxa" w:w="2016"/>
+            <w:shd w:fill="FFFFFF"/>
+            <w:tcMar>
+              <w:top w:w="80" w:type="dxa"/>
+              <w:bottom w:w="80" w:type="dxa"/>
+              <w:left w:w="140" w:type="dxa"/>
+              <w:right w:w="140" w:type="dxa"/>
+            </w:tcMar>
+          </w:tcPr>
+          <w:p>
+            <w:pPr>
+              <w:spacing w:before="40" w:after="40" w:line="269" w:lineRule="auto"/>
+            </w:pPr>
+            <w:r>
+              <w:rPr>
+                <w:rFonts w:ascii="Calibri" w:hAnsi="Calibri"/>
+                <w:color w:val="222222"/>
+                <w:sz w:val="18"/>
+              </w:rPr>
+              <w:t>Exit Date</w:t>
+            </w:r>
+          </w:p>
+        </w:tc>
+        <w:tc>
+          <w:tcPr>
+            <w:tcW w:type="dxa" w:w="2016"/>
+            <w:shd w:fill="FFFFFF"/>
+            <w:tcMar>
+              <w:top w:w="80" w:type="dxa"/>
+              <w:bottom w:w="80" w:type="dxa"/>
+              <w:left w:w="140" w:type="dxa"/>
+              <w:right w:w="140" w:type="dxa"/>
+            </w:tcMar>
+          </w:tcPr>
+          <w:p>
+            <w:pPr>
+              <w:spacing w:before="40" w:after="40" w:line="269" w:lineRule="auto"/>
+            </w:pPr>
+            <w:r>
+              <w:rPr>
+                <w:rFonts w:ascii="Calibri" w:hAnsi="Calibri"/>
+                <w:color w:val="222222"/>
+                <w:sz w:val="18"/>
+              </w:rPr>
+              <w:t>Date (YYYY-MM-DD)</w:t>
+            </w:r>
+          </w:p>
+        </w:tc>
+        <w:tc>
+          <w:tcPr>
+            <w:tcW w:type="dxa" w:w="4608"/>
+            <w:shd w:fill="FFFFFF"/>
+            <w:tcMar>
+              <w:top w:w="80" w:type="dxa"/>
+              <w:bottom w:w="80" w:type="dxa"/>
+              <w:left w:w="140" w:type="dxa"/>
+              <w:right w:w="140" w:type="dxa"/>
+            </w:tcMar>
+          </w:tcPr>
+          <w:p>
+            <w:pPr>
+              <w:spacing w:before="40" w:after="40" w:line="269" w:lineRule="auto"/>
+            </w:pPr>
+            <w:r>
+              <w:rPr>
+                <w:rFonts w:ascii="Calibri" w:hAnsi="Calibri"/>
+                <w:color w:val="222222"/>
+                <w:sz w:val="18"/>
+              </w:rPr>
+              <w:t>Date when the position was closed (or blank if OPEN)</w:t>
+            </w:r>
+          </w:p>
+        </w:tc>
+      </w:tr>
+      <w:tr>
+        <w:tc>
+          <w:tcPr>
+            <w:tcW w:type="dxa" w:w="1152"/>
+            <w:shd w:fill="F7F9FB"/>
+            <w:tcMar>
+              <w:top w:w="80" w:type="dxa"/>
+              <w:bottom w:w="80" w:type="dxa"/>
+              <w:left w:w="140" w:type="dxa"/>
+              <w:right w:w="140" w:type="dxa"/>
+            </w:tcMar>
+          </w:tcPr>
+          <w:p>
+            <w:pPr>
+              <w:spacing w:before="40" w:after="40" w:line="269" w:lineRule="auto"/>
+            </w:pPr>
+            <w:r>
+              <w:rPr>
+                <w:rFonts w:ascii="Calibri" w:hAnsi="Calibri"/>
+                <w:color w:val="222222"/>
+                <w:sz w:val="18"/>
+              </w:rPr>
+              <w:t>11</w:t>
+            </w:r>
+          </w:p>
+        </w:tc>
+        <w:tc>
+          <w:tcPr>
+            <w:tcW w:type="dxa" w:w="2016"/>
+            <w:shd w:fill="F7F9FB"/>
+            <w:tcMar>
+              <w:top w:w="80" w:type="dxa"/>
+              <w:bottom w:w="80" w:type="dxa"/>
+              <w:left w:w="140" w:type="dxa"/>
+              <w:right w:w="140" w:type="dxa"/>
+            </w:tcMar>
+          </w:tcPr>
+          <w:p>
+            <w:pPr>
+              <w:spacing w:before="40" w:after="40" w:line="269" w:lineRule="auto"/>
+            </w:pPr>
+            <w:r>
+              <w:rPr>
+                <w:rFonts w:ascii="Calibri" w:hAnsi="Calibri"/>
+                <w:color w:val="222222"/>
+                <w:sz w:val="18"/>
+              </w:rPr>
+              <w:t>Exit Price</w:t>
+            </w:r>
+          </w:p>
+        </w:tc>
+        <w:tc>
+          <w:tcPr>
+            <w:tcW w:type="dxa" w:w="2016"/>
+            <w:shd w:fill="F7F9FB"/>
+            <w:tcMar>
+              <w:top w:w="80" w:type="dxa"/>
+              <w:bottom w:w="80" w:type="dxa"/>
+              <w:left w:w="140" w:type="dxa"/>
+              <w:right w:w="140" w:type="dxa"/>
+            </w:tcMar>
+          </w:tcPr>
+          <w:p>
+            <w:pPr>
+              <w:spacing w:before="40" w:after="40" w:line="269" w:lineRule="auto"/>
+            </w:pPr>
+            <w:r>
+              <w:rPr>
+                <w:rFonts w:ascii="Calibri" w:hAnsi="Calibri"/>
+                <w:color w:val="222222"/>
+                <w:sz w:val="18"/>
+              </w:rPr>
+              <w:t>Float</w:t>
+            </w:r>
+          </w:p>
+        </w:tc>
+        <w:tc>
+          <w:tcPr>
+            <w:tcW w:type="dxa" w:w="4608"/>
+            <w:shd w:fill="F7F9FB"/>
+            <w:tcMar>
+              <w:top w:w="80" w:type="dxa"/>
+              <w:bottom w:w="80" w:type="dxa"/>
+              <w:left w:w="140" w:type="dxa"/>
+              <w:right w:w="140" w:type="dxa"/>
+            </w:tcMar>
+          </w:tcPr>
+          <w:p>
+            <w:pPr>
+              <w:spacing w:before="40" w:after="40" w:line="269" w:lineRule="auto"/>
+            </w:pPr>
+            <w:r>
+              <w:rPr>
+                <w:rFonts w:ascii="Calibri" w:hAnsi="Calibri"/>
+                <w:color w:val="222222"/>
+                <w:sz w:val="18"/>
+              </w:rPr>
+              <w:t>Realized exit price from live feed or AMO execution</w:t>
+            </w:r>
+          </w:p>
+        </w:tc>
+      </w:tr>
+      <w:tr>
+        <w:tc>
+          <w:tcPr>
+            <w:tcW w:type="dxa" w:w="1152"/>
+            <w:shd w:fill="FFFFFF"/>
+            <w:tcMar>
+              <w:top w:w="80" w:type="dxa"/>
+              <w:bottom w:w="80" w:type="dxa"/>
+              <w:left w:w="140" w:type="dxa"/>
+              <w:right w:w="140" w:type="dxa"/>
+            </w:tcMar>
+          </w:tcPr>
+          <w:p>
+            <w:pPr>
+              <w:spacing w:before="40" w:after="40" w:line="269" w:lineRule="auto"/>
+            </w:pPr>
+            <w:r>
+              <w:rPr>
+                <w:rFonts w:ascii="Calibri" w:hAnsi="Calibri"/>
+                <w:color w:val="222222"/>
+                <w:sz w:val="18"/>
+              </w:rPr>
+              <w:t>12</w:t>
+            </w:r>
+          </w:p>
+        </w:tc>
+        <w:tc>
+          <w:tcPr>
+            <w:tcW w:type="dxa" w:w="2016"/>
+            <w:shd w:fill="FFFFFF"/>
+            <w:tcMar>
+              <w:top w:w="80" w:type="dxa"/>
+              <w:bottom w:w="80" w:type="dxa"/>
+              <w:left w:w="140" w:type="dxa"/>
+              <w:right w:w="140" w:type="dxa"/>
+            </w:tcMar>
+          </w:tcPr>
+          <w:p>
+            <w:pPr>
+              <w:spacing w:before="40" w:after="40" w:line="269" w:lineRule="auto"/>
+            </w:pPr>
+            <w:r>
+              <w:rPr>
+                <w:rFonts w:ascii="Calibri" w:hAnsi="Calibri"/>
+                <w:color w:val="222222"/>
+                <w:sz w:val="18"/>
+              </w:rPr>
+              <w:t>Exit Value</w:t>
+            </w:r>
+          </w:p>
+        </w:tc>
+        <w:tc>
+          <w:tcPr>
+            <w:tcW w:type="dxa" w:w="2016"/>
+            <w:shd w:fill="FFFFFF"/>
+            <w:tcMar>
+              <w:top w:w="80" w:type="dxa"/>
+              <w:bottom w:w="80" w:type="dxa"/>
+              <w:left w:w="140" w:type="dxa"/>
+              <w:right w:w="140" w:type="dxa"/>
+            </w:tcMar>
+          </w:tcPr>
+          <w:p>
+            <w:pPr>
+              <w:spacing w:before="40" w:after="40" w:line="269" w:lineRule="auto"/>
+            </w:pPr>
+            <w:r>
+              <w:rPr>
+                <w:rFonts w:ascii="Calibri" w:hAnsi="Calibri"/>
+                <w:color w:val="222222"/>
+                <w:sz w:val="18"/>
+              </w:rPr>
+              <w:t>Float</w:t>
+            </w:r>
+          </w:p>
+        </w:tc>
+        <w:tc>
+          <w:tcPr>
+            <w:tcW w:type="dxa" w:w="4608"/>
+            <w:shd w:fill="FFFFFF"/>
+            <w:tcMar>
+              <w:top w:w="80" w:type="dxa"/>
+              <w:bottom w:w="80" w:type="dxa"/>
+              <w:left w:w="140" w:type="dxa"/>
+              <w:right w:w="140" w:type="dxa"/>
+            </w:tcMar>
+          </w:tcPr>
+          <w:p>
+            <w:pPr>
+              <w:spacing w:before="40" w:after="40" w:line="269" w:lineRule="auto"/>
+            </w:pPr>
+            <w:r>
+              <w:rPr>
+                <w:rFonts w:ascii="Calibri" w:hAnsi="Calibri"/>
+                <w:color w:val="222222"/>
+                <w:sz w:val="18"/>
+              </w:rPr>
+              <w:t>Quantity * Exit Price</w:t>
+            </w:r>
+          </w:p>
+        </w:tc>
+      </w:tr>
+      <w:tr>
+        <w:tc>
+          <w:tcPr>
+            <w:tcW w:type="dxa" w:w="1152"/>
+            <w:shd w:fill="F7F9FB"/>
+            <w:tcMar>
+              <w:top w:w="80" w:type="dxa"/>
+              <w:bottom w:w="80" w:type="dxa"/>
+              <w:left w:w="140" w:type="dxa"/>
+              <w:right w:w="140" w:type="dxa"/>
+            </w:tcMar>
+          </w:tcPr>
+          <w:p>
+            <w:pPr>
+              <w:spacing w:before="40" w:after="40" w:line="269" w:lineRule="auto"/>
+            </w:pPr>
+            <w:r>
+              <w:rPr>
+                <w:rFonts w:ascii="Calibri" w:hAnsi="Calibri"/>
+                <w:color w:val="222222"/>
+                <w:sz w:val="18"/>
+              </w:rPr>
+              <w:t>13</w:t>
+            </w:r>
+          </w:p>
+        </w:tc>
+        <w:tc>
+          <w:tcPr>
+            <w:tcW w:type="dxa" w:w="2016"/>
+            <w:shd w:fill="F7F9FB"/>
+            <w:tcMar>
+              <w:top w:w="80" w:type="dxa"/>
+              <w:bottom w:w="80" w:type="dxa"/>
+              <w:left w:w="140" w:type="dxa"/>
+              <w:right w:w="140" w:type="dxa"/>
+            </w:tcMar>
+          </w:tcPr>
+          <w:p>
+            <w:pPr>
+              <w:spacing w:before="40" w:after="40" w:line="269" w:lineRule="auto"/>
+            </w:pPr>
+            <w:r>
+              <w:rPr>
+                <w:rFonts w:ascii="Calibri" w:hAnsi="Calibri"/>
+                <w:color w:val="222222"/>
+                <w:sz w:val="18"/>
+              </w:rPr>
+              <w:t>PnL</w:t>
+            </w:r>
+          </w:p>
+        </w:tc>
+        <w:tc>
+          <w:tcPr>
+            <w:tcW w:type="dxa" w:w="2016"/>
+            <w:shd w:fill="F7F9FB"/>
+            <w:tcMar>
+              <w:top w:w="80" w:type="dxa"/>
+              <w:bottom w:w="80" w:type="dxa"/>
+              <w:left w:w="140" w:type="dxa"/>
+              <w:right w:w="140" w:type="dxa"/>
+            </w:tcMar>
+          </w:tcPr>
+          <w:p>
+            <w:pPr>
+              <w:spacing w:before="40" w:after="40" w:line="269" w:lineRule="auto"/>
+            </w:pPr>
+            <w:r>
+              <w:rPr>
+                <w:rFonts w:ascii="Calibri" w:hAnsi="Calibri"/>
+                <w:color w:val="222222"/>
+                <w:sz w:val="18"/>
+              </w:rPr>
+              <w:t>Float</w:t>
+            </w:r>
+          </w:p>
+        </w:tc>
+        <w:tc>
+          <w:tcPr>
+            <w:tcW w:type="dxa" w:w="4608"/>
+            <w:shd w:fill="F7F9FB"/>
+            <w:tcMar>
+              <w:top w:w="80" w:type="dxa"/>
+              <w:bottom w:w="80" w:type="dxa"/>
+              <w:left w:w="140" w:type="dxa"/>
+              <w:right w:w="140" w:type="dxa"/>
+            </w:tcMar>
+          </w:tcPr>
+          <w:p>
+            <w:pPr>
+              <w:spacing w:before="40" w:after="40" w:line="269" w:lineRule="auto"/>
+            </w:pPr>
+            <w:r>
+              <w:rPr>
+                <w:rFonts w:ascii="Calibri" w:hAnsi="Calibri"/>
+                <w:color w:val="222222"/>
+                <w:sz w:val="18"/>
+              </w:rPr>
+              <w:t>Realized profit/loss in INR (Exit Value - Entry Value)</w:t>
+            </w:r>
+          </w:p>
+        </w:tc>
+      </w:tr>
+      <w:tr>
+        <w:tc>
+          <w:tcPr>
+            <w:tcW w:type="dxa" w:w="1152"/>
+            <w:shd w:fill="FFFFFF"/>
+            <w:tcMar>
+              <w:top w:w="80" w:type="dxa"/>
+              <w:bottom w:w="80" w:type="dxa"/>
+              <w:left w:w="140" w:type="dxa"/>
+              <w:right w:w="140" w:type="dxa"/>
+            </w:tcMar>
+          </w:tcPr>
+          <w:p>
+            <w:pPr>
+              <w:spacing w:before="40" w:after="40" w:line="269" w:lineRule="auto"/>
+            </w:pPr>
+            <w:r>
+              <w:rPr>
+                <w:rFonts w:ascii="Calibri" w:hAnsi="Calibri"/>
+                <w:color w:val="222222"/>
+                <w:sz w:val="18"/>
+              </w:rPr>
+              <w:t>14</w:t>
+            </w:r>
+          </w:p>
+        </w:tc>
+        <w:tc>
+          <w:tcPr>
+            <w:tcW w:type="dxa" w:w="2016"/>
+            <w:shd w:fill="FFFFFF"/>
+            <w:tcMar>
+              <w:top w:w="80" w:type="dxa"/>
+              <w:bottom w:w="80" w:type="dxa"/>
+              <w:left w:w="140" w:type="dxa"/>
+              <w:right w:w="140" w:type="dxa"/>
+            </w:tcMar>
+          </w:tcPr>
+          <w:p>
+            <w:pPr>
+              <w:spacing w:before="40" w:after="40" w:line="269" w:lineRule="auto"/>
+            </w:pPr>
+            <w:r>
+              <w:rPr>
+                <w:rFonts w:ascii="Calibri" w:hAnsi="Calibri"/>
+                <w:color w:val="222222"/>
+                <w:sz w:val="18"/>
+              </w:rPr>
+              <w:t>Exit Reason</w:t>
+            </w:r>
+          </w:p>
+        </w:tc>
+        <w:tc>
+          <w:tcPr>
+            <w:tcW w:type="dxa" w:w="2016"/>
+            <w:shd w:fill="FFFFFF"/>
+            <w:tcMar>
+              <w:top w:w="80" w:type="dxa"/>
+              <w:bottom w:w="80" w:type="dxa"/>
+              <w:left w:w="140" w:type="dxa"/>
+              <w:right w:w="140" w:type="dxa"/>
+            </w:tcMar>
+          </w:tcPr>
+          <w:p>
+            <w:pPr>
+              <w:spacing w:before="40" w:after="40" w:line="269" w:lineRule="auto"/>
+            </w:pPr>
+            <w:r>
+              <w:rPr>
+                <w:rFonts w:ascii="Calibri" w:hAnsi="Calibri"/>
+                <w:color w:val="222222"/>
+                <w:sz w:val="18"/>
+              </w:rPr>
+              <w:t>String</w:t>
+            </w:r>
+          </w:p>
+        </w:tc>
+        <w:tc>
+          <w:tcPr>
+            <w:tcW w:type="dxa" w:w="4608"/>
+            <w:shd w:fill="FFFFFF"/>
+            <w:tcMar>
+              <w:top w:w="80" w:type="dxa"/>
+              <w:bottom w:w="80" w:type="dxa"/>
+              <w:left w:w="140" w:type="dxa"/>
+              <w:right w:w="140" w:type="dxa"/>
+            </w:tcMar>
+          </w:tcPr>
+          <w:p>
+            <w:pPr>
+              <w:spacing w:before="40" w:after="40" w:line="269" w:lineRule="auto"/>
+            </w:pPr>
+            <w:r>
+              <w:rPr>
+                <w:rFonts w:ascii="Calibri" w:hAnsi="Calibri"/>
+                <w:color w:val="222222"/>
+                <w:sz w:val="18"/>
+              </w:rPr>
+              <w:t>Reason: Target Hit, Stop Loss Hit, or Manual Exit</w:t>
+            </w:r>
+          </w:p>
+        </w:tc>
+      </w:tr>
+    </w:tbl>
+    <w:p>
+      <w:pPr>
+        <w:keepNext/>
+        <w:spacing w:before="240" w:after="80"/>
+      </w:pPr>
+      <w:r>
+        <w:rPr>
+          <w:rFonts w:ascii="Calibri" w:hAnsi="Calibri"/>
+          <w:b/>
+          <w:color w:val="2E5B88"/>
+          <w:sz w:val="24"/>
+        </w:rPr>
+        <w:t>Worksheet 2: 'Account' (2 Columns)</w:t>
+      </w:r>
+    </w:p>
+    <w:tbl>
+      <w:tblPr>
+        <w:tblW w:type="auto" w:w="0"/>
+        <w:jc w:val="center"/>
+        <w:tblLook w:firstColumn="1" w:firstRow="1" w:lastColumn="0" w:lastRow="0" w:noHBand="0" w:noVBand="1" w:val="04A0"/>
+        <w:tblBorders>
+          <w:top w:val="single" w:sz="4" w:space="0" w:color="D3D3D3"/>
+          <w:bottom w:val="single" w:sz="4" w:space="0" w:color="D3D3D3"/>
+          <w:insideH w:val="single" w:sz="4" w:space="0" w:color="D3D3D3"/>
+          <w:insideV w:val="none"/>
+          <w:left w:val="none"/>
+          <w:right w:val="none"/>
+        </w:tblBorders>
+      </w:tblPr>
+      <w:tblGrid>
+        <w:gridCol w:w="3312"/>
+        <w:gridCol w:w="3312"/>
+        <w:gridCol w:w="3312"/>
+      </w:tblGrid>
+      <w:tr>
+        <w:trPr>
+          <w:tblHeader/>
+        </w:trPr>
+        <w:tc>
+          <w:tcPr>
+            <w:tcW w:type="dxa" w:w="2880"/>
+            <w:shd w:fill="1B365D"/>
+            <w:tcMar>
+              <w:top w:w="120" w:type="dxa"/>
+              <w:bottom w:w="120" w:type="dxa"/>
+              <w:left w:w="140" w:type="dxa"/>
+              <w:right w:w="140" w:type="dxa"/>
+            </w:tcMar>
+          </w:tcPr>
+          <w:p>
+            <w:pPr>
+              <w:spacing w:before="40" w:after="40"/>
+            </w:pPr>
+            <w:r>
+              <w:rPr>
+                <w:rFonts w:ascii="Calibri" w:hAnsi="Calibri"/>
+                <w:b/>
+                <w:color w:val="FFFFFF"/>
+                <w:sz w:val="19"/>
+              </w:rPr>
+              <w:t>Parameter</w:t>
+            </w:r>
+          </w:p>
+        </w:tc>
+        <w:tc>
+          <w:tcPr>
+            <w:tcW w:type="dxa" w:w="2160"/>
+            <w:shd w:fill="1B365D"/>
+            <w:tcMar>
+              <w:top w:w="120" w:type="dxa"/>
+              <w:bottom w:w="120" w:type="dxa"/>
+              <w:left w:w="140" w:type="dxa"/>
+              <w:right w:w="140" w:type="dxa"/>
+            </w:tcMar>
+          </w:tcPr>
+          <w:p>
+            <w:pPr>
+              <w:spacing w:before="40" w:after="40"/>
+            </w:pPr>
+            <w:r>
+              <w:rPr>
+                <w:rFonts w:ascii="Calibri" w:hAnsi="Calibri"/>
+                <w:b/>
+                <w:color w:val="FFFFFF"/>
+                <w:sz w:val="19"/>
+              </w:rPr>
+              <w:t>Default Value</w:t>
+            </w:r>
+          </w:p>
+        </w:tc>
+        <w:tc>
+          <w:tcPr>
+            <w:tcW w:type="dxa" w:w="4752"/>
+            <w:shd w:fill="1B365D"/>
+            <w:tcMar>
+              <w:top w:w="120" w:type="dxa"/>
+              <w:bottom w:w="120" w:type="dxa"/>
+              <w:left w:w="140" w:type="dxa"/>
+              <w:right w:w="140" w:type="dxa"/>
+            </w:tcMar>
+          </w:tcPr>
+          <w:p>
+            <w:pPr>
+              <w:spacing w:before="40" w:after="40"/>
+            </w:pPr>
+            <w:r>
+              <w:rPr>
+                <w:rFonts w:ascii="Calibri" w:hAnsi="Calibri"/>
+                <w:b/>
+                <w:color w:val="FFFFFF"/>
+                <w:sz w:val="19"/>
+              </w:rPr>
+              <w:t>Description</w:t>
             </w:r>
           </w:p>
         </w:tc>
@@ -807,33 +4263,75 @@
         <w:tc>
           <w:tcPr>
             <w:tcW w:type="dxa" w:w="2880"/>
-            <w:shd w:val="clear" w:color="auto" w:fill="F2F2F2"/>
+            <w:shd w:fill="F7F9FB"/>
+            <w:tcMar>
+              <w:top w:w="80" w:type="dxa"/>
+              <w:bottom w:w="80" w:type="dxa"/>
+              <w:left w:w="140" w:type="dxa"/>
+              <w:right w:w="140" w:type="dxa"/>
+            </w:tcMar>
           </w:tcPr>
           <w:p>
+            <w:pPr>
+              <w:spacing w:before="40" w:after="40" w:line="269" w:lineRule="auto"/>
+            </w:pPr>
             <w:r>
-              <w:t>Dhan Broker</w:t>
+              <w:rPr>
+                <w:rFonts w:ascii="Calibri" w:hAnsi="Calibri"/>
+                <w:color w:val="222222"/>
+                <w:sz w:val="18"/>
+              </w:rPr>
+              <w:t>Total Portfolio Value</w:t>
             </w:r>
           </w:p>
         </w:tc>
         <w:tc>
           <w:tcPr>
-            <w:tcW w:type="dxa" w:w="2880"/>
-            <w:shd w:val="clear" w:color="auto" w:fill="F2F2F2"/>
+            <w:tcW w:type="dxa" w:w="2160"/>
+            <w:shd w:fill="F7F9FB"/>
+            <w:tcMar>
+              <w:top w:w="80" w:type="dxa"/>
+              <w:bottom w:w="80" w:type="dxa"/>
+              <w:left w:w="140" w:type="dxa"/>
+              <w:right w:w="140" w:type="dxa"/>
+            </w:tcMar>
           </w:tcPr>
           <w:p>
+            <w:pPr>
+              <w:spacing w:before="40" w:after="40" w:line="269" w:lineRule="auto"/>
+            </w:pPr>
             <w:r>
-              <w:t>DHAN_CLIENT_ID</w:t>
+              <w:rPr>
+                <w:rFonts w:ascii="Calibri" w:hAnsi="Calibri"/>
+                <w:color w:val="222222"/>
+                <w:sz w:val="18"/>
+              </w:rPr>
+              <w:t>₹1,000,000.00</w:t>
             </w:r>
           </w:p>
         </w:tc>
         <w:tc>
           <w:tcPr>
-            <w:tcW w:type="dxa" w:w="2880"/>
-            <w:shd w:val="clear" w:color="auto" w:fill="F2F2F2"/>
+            <w:tcW w:type="dxa" w:w="4752"/>
+            <w:shd w:fill="F7F9FB"/>
+            <w:tcMar>
+              <w:top w:w="80" w:type="dxa"/>
+              <w:bottom w:w="80" w:type="dxa"/>
+              <w:left w:w="140" w:type="dxa"/>
+              <w:right w:w="140" w:type="dxa"/>
+            </w:tcMar>
           </w:tcPr>
           <w:p>
+            <w:pPr>
+              <w:spacing w:before="40" w:after="40" w:line="269" w:lineRule="auto"/>
+            </w:pPr>
             <w:r>
-              <w:t>Your 10-digit Dhan Client ID</w:t>
+              <w:rPr>
+                <w:rFonts w:ascii="Calibri" w:hAnsi="Calibri"/>
+                <w:color w:val="222222"/>
+                <w:sz w:val="18"/>
+              </w:rPr>
+              <w:t>Sum of Cash Balance + Current Market Value of Open Positions</w:t>
             </w:r>
           </w:p>
         </w:tc>
@@ -842,33 +4340,75 @@
         <w:tc>
           <w:tcPr>
             <w:tcW w:type="dxa" w:w="2880"/>
-            <w:shd w:val="clear" w:color="auto" w:fill="F2F2F2"/>
+            <w:shd w:fill="FFFFFF"/>
+            <w:tcMar>
+              <w:top w:w="80" w:type="dxa"/>
+              <w:bottom w:w="80" w:type="dxa"/>
+              <w:left w:w="140" w:type="dxa"/>
+              <w:right w:w="140" w:type="dxa"/>
+            </w:tcMar>
           </w:tcPr>
           <w:p>
+            <w:pPr>
+              <w:spacing w:before="40" w:after="40" w:line="269" w:lineRule="auto"/>
+            </w:pPr>
             <w:r>
-              <w:t>Dhan Broker</w:t>
+              <w:rPr>
+                <w:rFonts w:ascii="Calibri" w:hAnsi="Calibri"/>
+                <w:color w:val="222222"/>
+                <w:sz w:val="18"/>
+              </w:rPr>
+              <w:t>Cash Balance</w:t>
             </w:r>
           </w:p>
         </w:tc>
         <w:tc>
           <w:tcPr>
-            <w:tcW w:type="dxa" w:w="2880"/>
-            <w:shd w:val="clear" w:color="auto" w:fill="F2F2F2"/>
+            <w:tcW w:type="dxa" w:w="2160"/>
+            <w:shd w:fill="FFFFFF"/>
+            <w:tcMar>
+              <w:top w:w="80" w:type="dxa"/>
+              <w:bottom w:w="80" w:type="dxa"/>
+              <w:left w:w="140" w:type="dxa"/>
+              <w:right w:w="140" w:type="dxa"/>
+            </w:tcMar>
           </w:tcPr>
           <w:p>
+            <w:pPr>
+              <w:spacing w:before="40" w:after="40" w:line="269" w:lineRule="auto"/>
+            </w:pPr>
             <w:r>
-              <w:t>DHAN_ACCESS_TOKEN</w:t>
+              <w:rPr>
+                <w:rFonts w:ascii="Calibri" w:hAnsi="Calibri"/>
+                <w:color w:val="222222"/>
+                <w:sz w:val="18"/>
+              </w:rPr>
+              <w:t>₹1,000,000.00</w:t>
             </w:r>
           </w:p>
         </w:tc>
         <w:tc>
           <w:tcPr>
-            <w:tcW w:type="dxa" w:w="2880"/>
-            <w:shd w:val="clear" w:color="auto" w:fill="F2F2F2"/>
+            <w:tcW w:type="dxa" w:w="4752"/>
+            <w:shd w:fill="FFFFFF"/>
+            <w:tcMar>
+              <w:top w:w="80" w:type="dxa"/>
+              <w:bottom w:w="80" w:type="dxa"/>
+              <w:left w:w="140" w:type="dxa"/>
+              <w:right w:w="140" w:type="dxa"/>
+            </w:tcMar>
           </w:tcPr>
           <w:p>
+            <w:pPr>
+              <w:spacing w:before="40" w:after="40" w:line="269" w:lineRule="auto"/>
+            </w:pPr>
             <w:r>
-              <w:t>Generated from Dhan Web &gt; Profile &gt; DhanHQ APIs</w:t>
+              <w:rPr>
+                <w:rFonts w:ascii="Calibri" w:hAnsi="Calibri"/>
+                <w:color w:val="222222"/>
+                <w:sz w:val="18"/>
+              </w:rPr>
+              <w:t>Liquid unallocated capital available for purchasing new breakouts</w:t>
             </w:r>
           </w:p>
         </w:tc>
@@ -877,33 +4417,75 @@
         <w:tc>
           <w:tcPr>
             <w:tcW w:type="dxa" w:w="2880"/>
-            <w:shd w:val="clear" w:color="auto" w:fill="F2F2F2"/>
+            <w:shd w:fill="F7F9FB"/>
+            <w:tcMar>
+              <w:top w:w="80" w:type="dxa"/>
+              <w:bottom w:w="80" w:type="dxa"/>
+              <w:left w:w="140" w:type="dxa"/>
+              <w:right w:w="140" w:type="dxa"/>
+            </w:tcMar>
           </w:tcPr>
           <w:p>
+            <w:pPr>
+              <w:spacing w:before="40" w:after="40" w:line="269" w:lineRule="auto"/>
+            </w:pPr>
             <w:r>
-              <w:t>Telegram Bot</w:t>
+              <w:rPr>
+                <w:rFonts w:ascii="Calibri" w:hAnsi="Calibri"/>
+                <w:color w:val="222222"/>
+                <w:sz w:val="18"/>
+              </w:rPr>
+              <w:t>Risk Percent</w:t>
             </w:r>
           </w:p>
         </w:tc>
         <w:tc>
           <w:tcPr>
-            <w:tcW w:type="dxa" w:w="2880"/>
-            <w:shd w:val="clear" w:color="auto" w:fill="F2F2F2"/>
+            <w:tcW w:type="dxa" w:w="2160"/>
+            <w:shd w:fill="F7F9FB"/>
+            <w:tcMar>
+              <w:top w:w="80" w:type="dxa"/>
+              <w:bottom w:w="80" w:type="dxa"/>
+              <w:left w:w="140" w:type="dxa"/>
+              <w:right w:w="140" w:type="dxa"/>
+            </w:tcMar>
           </w:tcPr>
           <w:p>
+            <w:pPr>
+              <w:spacing w:before="40" w:after="40" w:line="269" w:lineRule="auto"/>
+            </w:pPr>
             <w:r>
-              <w:t>TELEGRAM_BOT_TOKEN</w:t>
+              <w:rPr>
+                <w:rFonts w:ascii="Calibri" w:hAnsi="Calibri"/>
+                <w:color w:val="222222"/>
+                <w:sz w:val="18"/>
+              </w:rPr>
+              <w:t>0.015 (1.5%)</w:t>
             </w:r>
           </w:p>
         </w:tc>
         <w:tc>
           <w:tcPr>
-            <w:tcW w:type="dxa" w:w="2880"/>
-            <w:shd w:val="clear" w:color="auto" w:fill="F2F2F2"/>
+            <w:tcW w:type="dxa" w:w="4752"/>
+            <w:shd w:fill="F7F9FB"/>
+            <w:tcMar>
+              <w:top w:w="80" w:type="dxa"/>
+              <w:bottom w:w="80" w:type="dxa"/>
+              <w:left w:w="140" w:type="dxa"/>
+              <w:right w:w="140" w:type="dxa"/>
+            </w:tcMar>
           </w:tcPr>
           <w:p>
+            <w:pPr>
+              <w:spacing w:before="40" w:after="40" w:line="269" w:lineRule="auto"/>
+            </w:pPr>
             <w:r>
-              <w:t>8723012283:AAFuddRfXL3-VNbeCdRRwKwoZ3438FaV0uo</w:t>
+              <w:rPr>
+                <w:rFonts w:ascii="Calibri" w:hAnsi="Calibri"/>
+                <w:color w:val="222222"/>
+                <w:sz w:val="18"/>
+              </w:rPr>
+              <w:t>Percentage of Total Portfolio Value risked per single trade setup</w:t>
             </w:r>
           </w:p>
         </w:tc>
@@ -912,33 +4494,1253 @@
         <w:tc>
           <w:tcPr>
             <w:tcW w:type="dxa" w:w="2880"/>
-            <w:shd w:val="clear" w:color="auto" w:fill="F2F2F2"/>
+            <w:shd w:fill="FFFFFF"/>
+            <w:tcMar>
+              <w:top w:w="80" w:type="dxa"/>
+              <w:bottom w:w="80" w:type="dxa"/>
+              <w:left w:w="140" w:type="dxa"/>
+              <w:right w:w="140" w:type="dxa"/>
+            </w:tcMar>
           </w:tcPr>
           <w:p>
+            <w:pPr>
+              <w:spacing w:before="40" w:after="40" w:line="269" w:lineRule="auto"/>
+            </w:pPr>
             <w:r>
-              <w:t>Telegram Bot</w:t>
+              <w:rPr>
+                <w:rFonts w:ascii="Calibri" w:hAnsi="Calibri"/>
+                <w:color w:val="222222"/>
+                <w:sz w:val="18"/>
+              </w:rPr>
+              <w:t>Initial Capital</w:t>
             </w:r>
           </w:p>
         </w:tc>
         <w:tc>
           <w:tcPr>
-            <w:tcW w:type="dxa" w:w="2880"/>
-            <w:shd w:val="clear" w:color="auto" w:fill="F2F2F2"/>
+            <w:tcW w:type="dxa" w:w="2160"/>
+            <w:shd w:fill="FFFFFF"/>
+            <w:tcMar>
+              <w:top w:w="80" w:type="dxa"/>
+              <w:bottom w:w="80" w:type="dxa"/>
+              <w:left w:w="140" w:type="dxa"/>
+              <w:right w:w="140" w:type="dxa"/>
+            </w:tcMar>
           </w:tcPr>
           <w:p>
+            <w:pPr>
+              <w:spacing w:before="40" w:after="40" w:line="269" w:lineRule="auto"/>
+            </w:pPr>
             <w:r>
-              <w:t>Bot Username</w:t>
+              <w:rPr>
+                <w:rFonts w:ascii="Calibri" w:hAnsi="Calibri"/>
+                <w:color w:val="222222"/>
+                <w:sz w:val="18"/>
+              </w:rPr>
+              <w:t>₹1,000,000.00</w:t>
             </w:r>
           </w:p>
         </w:tc>
         <w:tc>
           <w:tcPr>
-            <w:tcW w:type="dxa" w:w="2880"/>
-            <w:shd w:val="clear" w:color="auto" w:fill="F2F2F2"/>
+            <w:tcW w:type="dxa" w:w="4752"/>
+            <w:shd w:fill="FFFFFF"/>
+            <w:tcMar>
+              <w:top w:w="80" w:type="dxa"/>
+              <w:bottom w:w="80" w:type="dxa"/>
+              <w:left w:w="140" w:type="dxa"/>
+              <w:right w:w="140" w:type="dxa"/>
+            </w:tcMar>
           </w:tcPr>
           <w:p>
+            <w:pPr>
+              <w:spacing w:before="40" w:after="40" w:line="269" w:lineRule="auto"/>
+            </w:pPr>
             <w:r>
-              <w:t>@nse_swing_123_bot</w:t>
+              <w:rPr>
+                <w:rFonts w:ascii="Calibri" w:hAnsi="Calibri"/>
+                <w:color w:val="222222"/>
+                <w:sz w:val="18"/>
+              </w:rPr>
+              <w:t>Baseline reference for Total Return %, CAGR %, and XIRR % calculations</w:t>
+            </w:r>
+          </w:p>
+        </w:tc>
+      </w:tr>
+    </w:tbl>
+    <w:p>
+      <w:pPr>
+        <w:keepNext/>
+        <w:spacing w:before="240" w:after="80"/>
+      </w:pPr>
+      <w:r>
+        <w:rPr>
+          <w:rFonts w:ascii="Calibri" w:hAnsi="Calibri"/>
+          <w:b/>
+          <w:color w:val="2E5B88"/>
+          <w:sz w:val="24"/>
+        </w:rPr>
+        <w:t>Worksheet 3: 'TelegramChats' (1 Column)</w:t>
+      </w:r>
+    </w:p>
+    <w:p>
+      <w:pPr>
+        <w:spacing w:before="20" w:after="80" w:line="276" w:lineRule="auto"/>
+      </w:pPr>
+      <w:r>
+        <w:rPr>
+          <w:rFonts w:ascii="Calibri" w:hAnsi="Calibri"/>
+          <w:i w:val="0"/>
+          <w:color w:val="222222"/>
+          <w:sz w:val="20"/>
+        </w:rPr>
+        <w:t>Contains registered Telegram 'ChatID' entries. Whenever an authorized user activates the bot via /start or /menu, their Chat ID is persisted to ensure uninterrupted delivery of automated scan reports and exit alerts.</w:t>
+      </w:r>
+    </w:p>
+    <w:p>
+      <w:pPr>
+        <w:keepNext/>
+        <w:spacing w:before="240" w:after="80"/>
+      </w:pPr>
+      <w:r>
+        <w:rPr>
+          <w:rFonts w:ascii="Calibri" w:hAnsi="Calibri"/>
+          <w:b/>
+          <w:color w:val="2E5B88"/>
+          <w:sz w:val="24"/>
+        </w:rPr>
+        <w:t>Worksheet 4: 'Schedules' (6 Columns)</w:t>
+      </w:r>
+    </w:p>
+    <w:tbl>
+      <w:tblPr>
+        <w:tblW w:type="auto" w:w="0"/>
+        <w:jc w:val="center"/>
+        <w:tblLook w:firstColumn="1" w:firstRow="1" w:lastColumn="0" w:lastRow="0" w:noHBand="0" w:noVBand="1" w:val="04A0"/>
+        <w:tblBorders>
+          <w:top w:val="single" w:sz="4" w:space="0" w:color="D3D3D3"/>
+          <w:bottom w:val="single" w:sz="4" w:space="0" w:color="D3D3D3"/>
+          <w:insideH w:val="single" w:sz="4" w:space="0" w:color="D3D3D3"/>
+          <w:insideV w:val="none"/>
+          <w:left w:val="none"/>
+          <w:right w:val="none"/>
+        </w:tblBorders>
+      </w:tblPr>
+      <w:tblGrid>
+        <w:gridCol w:w="2484"/>
+        <w:gridCol w:w="2484"/>
+        <w:gridCol w:w="2484"/>
+        <w:gridCol w:w="2484"/>
+      </w:tblGrid>
+      <w:tr>
+        <w:trPr>
+          <w:tblHeader/>
+        </w:trPr>
+        <w:tc>
+          <w:tcPr>
+            <w:tcW w:type="dxa" w:w="1152"/>
+            <w:shd w:fill="1B365D"/>
+            <w:tcMar>
+              <w:top w:w="120" w:type="dxa"/>
+              <w:bottom w:w="120" w:type="dxa"/>
+              <w:left w:w="140" w:type="dxa"/>
+              <w:right w:w="140" w:type="dxa"/>
+            </w:tcMar>
+          </w:tcPr>
+          <w:p>
+            <w:pPr>
+              <w:spacing w:before="40" w:after="40"/>
+            </w:pPr>
+            <w:r>
+              <w:rPr>
+                <w:rFonts w:ascii="Calibri" w:hAnsi="Calibri"/>
+                <w:b/>
+                <w:color w:val="FFFFFF"/>
+                <w:sz w:val="19"/>
+              </w:rPr>
+              <w:t>Col</w:t>
+            </w:r>
+          </w:p>
+        </w:tc>
+        <w:tc>
+          <w:tcPr>
+            <w:tcW w:type="dxa" w:w="2160"/>
+            <w:shd w:fill="1B365D"/>
+            <w:tcMar>
+              <w:top w:w="120" w:type="dxa"/>
+              <w:bottom w:w="120" w:type="dxa"/>
+              <w:left w:w="140" w:type="dxa"/>
+              <w:right w:w="140" w:type="dxa"/>
+            </w:tcMar>
+          </w:tcPr>
+          <w:p>
+            <w:pPr>
+              <w:spacing w:before="40" w:after="40"/>
+            </w:pPr>
+            <w:r>
+              <w:rPr>
+                <w:rFonts w:ascii="Calibri" w:hAnsi="Calibri"/>
+                <w:b/>
+                <w:color w:val="FFFFFF"/>
+                <w:sz w:val="19"/>
+              </w:rPr>
+              <w:t>Parameter</w:t>
+            </w:r>
+          </w:p>
+        </w:tc>
+        <w:tc>
+          <w:tcPr>
+            <w:tcW w:type="dxa" w:w="2160"/>
+            <w:shd w:fill="1B365D"/>
+            <w:tcMar>
+              <w:top w:w="120" w:type="dxa"/>
+              <w:bottom w:w="120" w:type="dxa"/>
+              <w:left w:w="140" w:type="dxa"/>
+              <w:right w:w="140" w:type="dxa"/>
+            </w:tcMar>
+          </w:tcPr>
+          <w:p>
+            <w:pPr>
+              <w:spacing w:before="40" w:after="40"/>
+            </w:pPr>
+            <w:r>
+              <w:rPr>
+                <w:rFonts w:ascii="Calibri" w:hAnsi="Calibri"/>
+                <w:b/>
+                <w:color w:val="FFFFFF"/>
+                <w:sz w:val="19"/>
+              </w:rPr>
+              <w:t>Type</w:t>
+            </w:r>
+          </w:p>
+        </w:tc>
+        <w:tc>
+          <w:tcPr>
+            <w:tcW w:type="dxa" w:w="4320"/>
+            <w:shd w:fill="1B365D"/>
+            <w:tcMar>
+              <w:top w:w="120" w:type="dxa"/>
+              <w:bottom w:w="120" w:type="dxa"/>
+              <w:left w:w="140" w:type="dxa"/>
+              <w:right w:w="140" w:type="dxa"/>
+            </w:tcMar>
+          </w:tcPr>
+          <w:p>
+            <w:pPr>
+              <w:spacing w:before="40" w:after="40"/>
+            </w:pPr>
+            <w:r>
+              <w:rPr>
+                <w:rFonts w:ascii="Calibri" w:hAnsi="Calibri"/>
+                <w:b/>
+                <w:color w:val="FFFFFF"/>
+                <w:sz w:val="19"/>
+              </w:rPr>
+              <w:t>Description &amp; Usage</w:t>
+            </w:r>
+          </w:p>
+        </w:tc>
+      </w:tr>
+      <w:tr>
+        <w:tc>
+          <w:tcPr>
+            <w:tcW w:type="dxa" w:w="1152"/>
+            <w:shd w:fill="F7F9FB"/>
+            <w:tcMar>
+              <w:top w:w="80" w:type="dxa"/>
+              <w:bottom w:w="80" w:type="dxa"/>
+              <w:left w:w="140" w:type="dxa"/>
+              <w:right w:w="140" w:type="dxa"/>
+            </w:tcMar>
+          </w:tcPr>
+          <w:p>
+            <w:pPr>
+              <w:spacing w:before="40" w:after="40" w:line="269" w:lineRule="auto"/>
+            </w:pPr>
+            <w:r>
+              <w:rPr>
+                <w:rFonts w:ascii="Calibri" w:hAnsi="Calibri"/>
+                <w:color w:val="222222"/>
+                <w:sz w:val="18"/>
+              </w:rPr>
+              <w:t>1-2</w:t>
+            </w:r>
+          </w:p>
+        </w:tc>
+        <w:tc>
+          <w:tcPr>
+            <w:tcW w:type="dxa" w:w="2160"/>
+            <w:shd w:fill="F7F9FB"/>
+            <w:tcMar>
+              <w:top w:w="80" w:type="dxa"/>
+              <w:bottom w:w="80" w:type="dxa"/>
+              <w:left w:w="140" w:type="dxa"/>
+              <w:right w:w="140" w:type="dxa"/>
+            </w:tcMar>
+          </w:tcPr>
+          <w:p>
+            <w:pPr>
+              <w:spacing w:before="40" w:after="40" w:line="269" w:lineRule="auto"/>
+            </w:pPr>
+            <w:r>
+              <w:rPr>
+                <w:rFonts w:ascii="Calibri" w:hAnsi="Calibri"/>
+                <w:color w:val="222222"/>
+                <w:sz w:val="18"/>
+              </w:rPr>
+              <w:t>Date &amp; Time</w:t>
+            </w:r>
+          </w:p>
+        </w:tc>
+        <w:tc>
+          <w:tcPr>
+            <w:tcW w:type="dxa" w:w="2160"/>
+            <w:shd w:fill="F7F9FB"/>
+            <w:tcMar>
+              <w:top w:w="80" w:type="dxa"/>
+              <w:bottom w:w="80" w:type="dxa"/>
+              <w:left w:w="140" w:type="dxa"/>
+              <w:right w:w="140" w:type="dxa"/>
+            </w:tcMar>
+          </w:tcPr>
+          <w:p>
+            <w:pPr>
+              <w:spacing w:before="40" w:after="40" w:line="269" w:lineRule="auto"/>
+            </w:pPr>
+            <w:r>
+              <w:rPr>
+                <w:rFonts w:ascii="Calibri" w:hAnsi="Calibri"/>
+                <w:color w:val="222222"/>
+                <w:sz w:val="18"/>
+              </w:rPr>
+              <w:t>String / IST Time</w:t>
+            </w:r>
+          </w:p>
+        </w:tc>
+        <w:tc>
+          <w:tcPr>
+            <w:tcW w:type="dxa" w:w="4320"/>
+            <w:shd w:fill="F7F9FB"/>
+            <w:tcMar>
+              <w:top w:w="80" w:type="dxa"/>
+              <w:bottom w:w="80" w:type="dxa"/>
+              <w:left w:w="140" w:type="dxa"/>
+              <w:right w:w="140" w:type="dxa"/>
+            </w:tcMar>
+          </w:tcPr>
+          <w:p>
+            <w:pPr>
+              <w:spacing w:before="40" w:after="40" w:line="269" w:lineRule="auto"/>
+            </w:pPr>
+            <w:r>
+              <w:rPr>
+                <w:rFonts w:ascii="Calibri" w:hAnsi="Calibri"/>
+                <w:color w:val="222222"/>
+                <w:sz w:val="18"/>
+              </w:rPr>
+              <w:t>Recurrence rule (DAILY, WEEKDAYS, TODAY) and target 24h IST time (e.g. 09:00, 15:25, 18:30)</w:t>
+            </w:r>
+          </w:p>
+        </w:tc>
+      </w:tr>
+      <w:tr>
+        <w:tc>
+          <w:tcPr>
+            <w:tcW w:type="dxa" w:w="1152"/>
+            <w:shd w:fill="FFFFFF"/>
+            <w:tcMar>
+              <w:top w:w="80" w:type="dxa"/>
+              <w:bottom w:w="80" w:type="dxa"/>
+              <w:left w:w="140" w:type="dxa"/>
+              <w:right w:w="140" w:type="dxa"/>
+            </w:tcMar>
+          </w:tcPr>
+          <w:p>
+            <w:pPr>
+              <w:spacing w:before="40" w:after="40" w:line="269" w:lineRule="auto"/>
+            </w:pPr>
+            <w:r>
+              <w:rPr>
+                <w:rFonts w:ascii="Calibri" w:hAnsi="Calibri"/>
+                <w:color w:val="222222"/>
+                <w:sz w:val="18"/>
+              </w:rPr>
+              <w:t>3</w:t>
+            </w:r>
+          </w:p>
+        </w:tc>
+        <w:tc>
+          <w:tcPr>
+            <w:tcW w:type="dxa" w:w="2160"/>
+            <w:shd w:fill="FFFFFF"/>
+            <w:tcMar>
+              <w:top w:w="80" w:type="dxa"/>
+              <w:bottom w:w="80" w:type="dxa"/>
+              <w:left w:w="140" w:type="dxa"/>
+              <w:right w:w="140" w:type="dxa"/>
+            </w:tcMar>
+          </w:tcPr>
+          <w:p>
+            <w:pPr>
+              <w:spacing w:before="40" w:after="40" w:line="269" w:lineRule="auto"/>
+            </w:pPr>
+            <w:r>
+              <w:rPr>
+                <w:rFonts w:ascii="Calibri" w:hAnsi="Calibri"/>
+                <w:color w:val="222222"/>
+                <w:sz w:val="18"/>
+              </w:rPr>
+              <w:t>Mode</w:t>
+            </w:r>
+          </w:p>
+        </w:tc>
+        <w:tc>
+          <w:tcPr>
+            <w:tcW w:type="dxa" w:w="2160"/>
+            <w:shd w:fill="FFFFFF"/>
+            <w:tcMar>
+              <w:top w:w="80" w:type="dxa"/>
+              <w:bottom w:w="80" w:type="dxa"/>
+              <w:left w:w="140" w:type="dxa"/>
+              <w:right w:w="140" w:type="dxa"/>
+            </w:tcMar>
+          </w:tcPr>
+          <w:p>
+            <w:pPr>
+              <w:spacing w:before="40" w:after="40" w:line="269" w:lineRule="auto"/>
+            </w:pPr>
+            <w:r>
+              <w:rPr>
+                <w:rFonts w:ascii="Calibri" w:hAnsi="Calibri"/>
+                <w:color w:val="222222"/>
+                <w:sz w:val="18"/>
+              </w:rPr>
+              <w:t>String</w:t>
+            </w:r>
+          </w:p>
+        </w:tc>
+        <w:tc>
+          <w:tcPr>
+            <w:tcW w:type="dxa" w:w="4320"/>
+            <w:shd w:fill="FFFFFF"/>
+            <w:tcMar>
+              <w:top w:w="80" w:type="dxa"/>
+              <w:bottom w:w="80" w:type="dxa"/>
+              <w:left w:w="140" w:type="dxa"/>
+              <w:right w:w="140" w:type="dxa"/>
+            </w:tcMar>
+          </w:tcPr>
+          <w:p>
+            <w:pPr>
+              <w:spacing w:before="40" w:after="40" w:line="269" w:lineRule="auto"/>
+            </w:pPr>
+            <w:r>
+              <w:rPr>
+                <w:rFonts w:ascii="Calibri" w:hAnsi="Calibri"/>
+                <w:color w:val="222222"/>
+                <w:sz w:val="18"/>
+              </w:rPr>
+              <w:t>Scan type: EXECUTE (auto order entry), PREVIEW (paper signal report), or SENTIMENT (AI briefing)</w:t>
+            </w:r>
+          </w:p>
+        </w:tc>
+      </w:tr>
+      <w:tr>
+        <w:tc>
+          <w:tcPr>
+            <w:tcW w:type="dxa" w:w="1152"/>
+            <w:shd w:fill="F7F9FB"/>
+            <w:tcMar>
+              <w:top w:w="80" w:type="dxa"/>
+              <w:bottom w:w="80" w:type="dxa"/>
+              <w:left w:w="140" w:type="dxa"/>
+              <w:right w:w="140" w:type="dxa"/>
+            </w:tcMar>
+          </w:tcPr>
+          <w:p>
+            <w:pPr>
+              <w:spacing w:before="40" w:after="40" w:line="269" w:lineRule="auto"/>
+            </w:pPr>
+            <w:r>
+              <w:rPr>
+                <w:rFonts w:ascii="Calibri" w:hAnsi="Calibri"/>
+                <w:color w:val="222222"/>
+                <w:sz w:val="18"/>
+              </w:rPr>
+              <w:t>4</w:t>
+            </w:r>
+          </w:p>
+        </w:tc>
+        <w:tc>
+          <w:tcPr>
+            <w:tcW w:type="dxa" w:w="2160"/>
+            <w:shd w:fill="F7F9FB"/>
+            <w:tcMar>
+              <w:top w:w="80" w:type="dxa"/>
+              <w:bottom w:w="80" w:type="dxa"/>
+              <w:left w:w="140" w:type="dxa"/>
+              <w:right w:w="140" w:type="dxa"/>
+            </w:tcMar>
+          </w:tcPr>
+          <w:p>
+            <w:pPr>
+              <w:spacing w:before="40" w:after="40" w:line="269" w:lineRule="auto"/>
+            </w:pPr>
+            <w:r>
+              <w:rPr>
+                <w:rFonts w:ascii="Calibri" w:hAnsi="Calibri"/>
+                <w:color w:val="222222"/>
+                <w:sz w:val="18"/>
+              </w:rPr>
+              <w:t>Status</w:t>
+            </w:r>
+          </w:p>
+        </w:tc>
+        <w:tc>
+          <w:tcPr>
+            <w:tcW w:type="dxa" w:w="2160"/>
+            <w:shd w:fill="F7F9FB"/>
+            <w:tcMar>
+              <w:top w:w="80" w:type="dxa"/>
+              <w:bottom w:w="80" w:type="dxa"/>
+              <w:left w:w="140" w:type="dxa"/>
+              <w:right w:w="140" w:type="dxa"/>
+            </w:tcMar>
+          </w:tcPr>
+          <w:p>
+            <w:pPr>
+              <w:spacing w:before="40" w:after="40" w:line="269" w:lineRule="auto"/>
+            </w:pPr>
+            <w:r>
+              <w:rPr>
+                <w:rFonts w:ascii="Calibri" w:hAnsi="Calibri"/>
+                <w:color w:val="222222"/>
+                <w:sz w:val="18"/>
+              </w:rPr>
+              <w:t>String</w:t>
+            </w:r>
+          </w:p>
+        </w:tc>
+        <w:tc>
+          <w:tcPr>
+            <w:tcW w:type="dxa" w:w="4320"/>
+            <w:shd w:fill="F7F9FB"/>
+            <w:tcMar>
+              <w:top w:w="80" w:type="dxa"/>
+              <w:bottom w:w="80" w:type="dxa"/>
+              <w:left w:w="140" w:type="dxa"/>
+              <w:right w:w="140" w:type="dxa"/>
+            </w:tcMar>
+          </w:tcPr>
+          <w:p>
+            <w:pPr>
+              <w:spacing w:before="40" w:after="40" w:line="269" w:lineRule="auto"/>
+            </w:pPr>
+            <w:r>
+              <w:rPr>
+                <w:rFonts w:ascii="Calibri" w:hAnsi="Calibri"/>
+                <w:color w:val="222222"/>
+                <w:sz w:val="18"/>
+              </w:rPr>
+              <w:t>Job status: ACTIVE (recurring), PENDING (one-off), RUNNING, COMPLETED, or PAUSED</w:t>
+            </w:r>
+          </w:p>
+        </w:tc>
+      </w:tr>
+      <w:tr>
+        <w:tc>
+          <w:tcPr>
+            <w:tcW w:type="dxa" w:w="1152"/>
+            <w:shd w:fill="FFFFFF"/>
+            <w:tcMar>
+              <w:top w:w="80" w:type="dxa"/>
+              <w:bottom w:w="80" w:type="dxa"/>
+              <w:left w:w="140" w:type="dxa"/>
+              <w:right w:w="140" w:type="dxa"/>
+            </w:tcMar>
+          </w:tcPr>
+          <w:p>
+            <w:pPr>
+              <w:spacing w:before="40" w:after="40" w:line="269" w:lineRule="auto"/>
+            </w:pPr>
+            <w:r>
+              <w:rPr>
+                <w:rFonts w:ascii="Calibri" w:hAnsi="Calibri"/>
+                <w:color w:val="222222"/>
+                <w:sz w:val="18"/>
+              </w:rPr>
+              <w:t>5-6</w:t>
+            </w:r>
+          </w:p>
+        </w:tc>
+        <w:tc>
+          <w:tcPr>
+            <w:tcW w:type="dxa" w:w="2160"/>
+            <w:shd w:fill="FFFFFF"/>
+            <w:tcMar>
+              <w:top w:w="80" w:type="dxa"/>
+              <w:bottom w:w="80" w:type="dxa"/>
+              <w:left w:w="140" w:type="dxa"/>
+              <w:right w:w="140" w:type="dxa"/>
+            </w:tcMar>
+          </w:tcPr>
+          <w:p>
+            <w:pPr>
+              <w:spacing w:before="40" w:after="40" w:line="269" w:lineRule="auto"/>
+            </w:pPr>
+            <w:r>
+              <w:rPr>
+                <w:rFonts w:ascii="Calibri" w:hAnsi="Calibri"/>
+                <w:color w:val="222222"/>
+                <w:sz w:val="18"/>
+              </w:rPr>
+              <w:t>Last Run &amp; Notes</w:t>
+            </w:r>
+          </w:p>
+        </w:tc>
+        <w:tc>
+          <w:tcPr>
+            <w:tcW w:type="dxa" w:w="2160"/>
+            <w:shd w:fill="FFFFFF"/>
+            <w:tcMar>
+              <w:top w:w="80" w:type="dxa"/>
+              <w:bottom w:w="80" w:type="dxa"/>
+              <w:left w:w="140" w:type="dxa"/>
+              <w:right w:w="140" w:type="dxa"/>
+            </w:tcMar>
+          </w:tcPr>
+          <w:p>
+            <w:pPr>
+              <w:spacing w:before="40" w:after="40" w:line="269" w:lineRule="auto"/>
+            </w:pPr>
+            <w:r>
+              <w:rPr>
+                <w:rFonts w:ascii="Calibri" w:hAnsi="Calibri"/>
+                <w:color w:val="222222"/>
+                <w:sz w:val="18"/>
+              </w:rPr>
+              <w:t>Timestamp &amp; Notes</w:t>
+            </w:r>
+          </w:p>
+        </w:tc>
+        <w:tc>
+          <w:tcPr>
+            <w:tcW w:type="dxa" w:w="4320"/>
+            <w:shd w:fill="FFFFFF"/>
+            <w:tcMar>
+              <w:top w:w="80" w:type="dxa"/>
+              <w:bottom w:w="80" w:type="dxa"/>
+              <w:left w:w="140" w:type="dxa"/>
+              <w:right w:w="140" w:type="dxa"/>
+            </w:tcMar>
+          </w:tcPr>
+          <w:p>
+            <w:pPr>
+              <w:spacing w:before="40" w:after="40" w:line="269" w:lineRule="auto"/>
+            </w:pPr>
+            <w:r>
+              <w:rPr>
+                <w:rFonts w:ascii="Calibri" w:hAnsi="Calibri"/>
+                <w:color w:val="222222"/>
+                <w:sz w:val="18"/>
+              </w:rPr>
+              <w:t>Auto-logged execution timestamp (IST) and optional specific stock target or portfolio note</w:t>
+            </w:r>
+          </w:p>
+        </w:tc>
+      </w:tr>
+    </w:tbl>
+    <w:p>
+      <w:pPr>
+        <w:keepNext/>
+        <w:spacing w:before="320" w:after="120"/>
+      </w:pPr>
+      <w:r>
+        <w:rPr>
+          <w:rFonts w:ascii="Calibri" w:hAnsi="Calibri"/>
+          <w:b/>
+          <w:color w:val="1B365D"/>
+          <w:sz w:val="30"/>
+        </w:rPr>
+        <w:t>6. Interactive Telegram Bot &amp; Scheduling Engine</w:t>
+      </w:r>
+    </w:p>
+    <w:p>
+      <w:pPr>
+        <w:spacing w:before="20" w:after="80" w:line="276" w:lineRule="auto"/>
+      </w:pPr>
+      <w:r>
+        <w:rPr>
+          <w:rFonts w:ascii="Calibri" w:hAnsi="Calibri"/>
+          <w:i w:val="0"/>
+          <w:color w:val="222222"/>
+          <w:sz w:val="20"/>
+        </w:rPr>
+        <w:t>The Telegram Bot (@ai_swing_trade_2_bot) serves as an interactive command center, providing real-time portfolio oversight, on-demand market screening, automated trade execution, and AI sentiment briefings.</w:t>
+      </w:r>
+    </w:p>
+    <w:p>
+      <w:pPr>
+        <w:keepNext/>
+        <w:spacing w:before="240" w:after="80"/>
+      </w:pPr>
+      <w:r>
+        <w:rPr>
+          <w:rFonts w:ascii="Calibri" w:hAnsi="Calibri"/>
+          <w:b/>
+          <w:color w:val="2E5B88"/>
+          <w:sz w:val="24"/>
+        </w:rPr>
+        <w:t>Interactive 6-Button Quick Action Touch Menu</w:t>
+      </w:r>
+    </w:p>
+    <w:p>
+      <w:pPr>
+        <w:spacing w:before="20" w:after="80" w:line="276" w:lineRule="auto"/>
+      </w:pPr>
+      <w:r>
+        <w:rPr>
+          <w:rFonts w:ascii="Calibri" w:hAnsi="Calibri"/>
+          <w:i w:val="0"/>
+          <w:color w:val="222222"/>
+          <w:sz w:val="20"/>
+        </w:rPr>
+        <w:t>Clicking /menu renders a 6-button touch keypad for zero-friction mobile execution:</w:t>
+      </w:r>
+    </w:p>
+    <w:tbl>
+      <w:tblPr>
+        <w:tblW w:type="auto" w:w="0"/>
+        <w:jc w:val="center"/>
+        <w:tblLayout w:type="fixed"/>
+        <w:tblLook w:firstColumn="1" w:firstRow="1" w:lastColumn="0" w:lastRow="0" w:noHBand="0" w:noVBand="1" w:val="04A0"/>
+      </w:tblPr>
+      <w:tblGrid>
+        <w:gridCol w:w="9936"/>
+      </w:tblGrid>
+      <w:tr>
+        <w:tc>
+          <w:tcPr>
+            <w:tcW w:type="dxa" w:w="9792"/>
+            <w:shd w:fill="EBF2F8"/>
+            <w:tcMar>
+              <w:top w:w="140" w:type="dxa"/>
+              <w:bottom w:w="140" w:type="dxa"/>
+              <w:left w:w="200" w:type="dxa"/>
+              <w:right w:w="200" w:type="dxa"/>
+            </w:tcMar>
+            <w:tcBorders>
+              <w:left w:val="single" w:sz="24" w:space="0" w:color="1B365D"/>
+              <w:top w:val="none"/>
+              <w:right w:val="none"/>
+              <w:bottom w:val="none"/>
+            </w:tcBorders>
+          </w:tcPr>
+          <w:p>
+            <w:pPr>
+              <w:spacing w:before="40" w:after="40" w:line="276" w:lineRule="auto"/>
+            </w:pPr>
+            <w:r>
+              <w:rPr>
+                <w:rFonts w:ascii="Calibri" w:hAnsi="Calibri"/>
+                <w:b/>
+                <w:i w:val="0"/>
+                <w:color w:val="1B365D"/>
+                <w:sz w:val="20"/>
+              </w:rPr>
+              <w:t>[🔍 Run Market Scan]               [🌐 Market Sentiment]</w:t>
+              <w:br/>
+            </w:r>
+            <w:r>
+              <w:rPr>
+                <w:rFonts w:ascii="Calibri" w:hAnsi="Calibri"/>
+                <w:b/>
+                <w:i w:val="0"/>
+                <w:color w:val="1B365D"/>
+                <w:sz w:val="20"/>
+              </w:rPr>
+              <w:t>[📈 Open Positions]                [🏦 Portfolio Summary]</w:t>
+              <w:br/>
+            </w:r>
+            <w:r>
+              <w:rPr>
+                <w:rFonts w:ascii="Calibri" w:hAnsi="Calibri"/>
+                <w:b/>
+                <w:i w:val="0"/>
+                <w:color w:val="1B365D"/>
+                <w:sz w:val="20"/>
+              </w:rPr>
+              <w:t>[📅 Scan Schedules]                [🤝 Trade History]</w:t>
+            </w:r>
+          </w:p>
+        </w:tc>
+      </w:tr>
+    </w:tbl>
+    <w:p>
+      <w:pPr>
+        <w:spacing w:after="120"/>
+      </w:pPr>
+    </w:p>
+    <w:p>
+      <w:pPr>
+        <w:keepNext/>
+        <w:spacing w:before="240" w:after="80"/>
+      </w:pPr>
+      <w:r>
+        <w:rPr>
+          <w:rFonts w:ascii="Calibri" w:hAnsi="Calibri"/>
+          <w:b/>
+          <w:color w:val="2E5B88"/>
+          <w:sz w:val="24"/>
+        </w:rPr>
+        <w:t>Telegram Command Reference</w:t>
+      </w:r>
+    </w:p>
+    <w:p>
+      <w:pPr>
+        <w:pStyle w:val="ListBullet"/>
+        <w:spacing w:before="20" w:after="60" w:line="276" w:lineRule="auto"/>
+      </w:pPr>
+      <w:r>
+        <w:rPr>
+          <w:rFonts w:ascii="Calibri" w:hAnsi="Calibri"/>
+          <w:b/>
+          <w:color w:val="1B365D"/>
+          <w:sz w:val="19"/>
+        </w:rPr>
+        <w:t>/menu :</w:t>
+      </w:r>
+      <w:r>
+        <w:rPr>
+          <w:rFonts w:ascii="Calibri" w:hAnsi="Calibri"/>
+          <w:color w:val="222222"/>
+          <w:sz w:val="19"/>
+        </w:rPr>
+        <w:t>Displays the interactive 6-button quick action touchpad.</w:t>
+      </w:r>
+    </w:p>
+    <w:p>
+      <w:pPr>
+        <w:pStyle w:val="ListBullet"/>
+        <w:spacing w:before="20" w:after="60" w:line="276" w:lineRule="auto"/>
+      </w:pPr>
+      <w:r>
+        <w:rPr>
+          <w:rFonts w:ascii="Calibri" w:hAnsi="Calibri"/>
+          <w:b/>
+          <w:color w:val="1B365D"/>
+          <w:sz w:val="19"/>
+        </w:rPr>
+        <w:t>/scan :</w:t>
+      </w:r>
+      <w:r>
+        <w:rPr>
+          <w:rFonts w:ascii="Calibri" w:hAnsi="Calibri"/>
+          <w:color w:val="222222"/>
+          <w:sz w:val="19"/>
+        </w:rPr>
+        <w:t>Runs immediate breakout screener in Preview Mode. If market is open, provides interactive buttons to confirm and execute market orders. If market is closed or weekend, provides AMO (After-Market Order) execution buttons.</w:t>
+      </w:r>
+    </w:p>
+    <w:p>
+      <w:pPr>
+        <w:pStyle w:val="ListBullet"/>
+        <w:spacing w:before="20" w:after="60" w:line="276" w:lineRule="auto"/>
+      </w:pPr>
+      <w:r>
+        <w:rPr>
+          <w:rFonts w:ascii="Calibri" w:hAnsi="Calibri"/>
+          <w:b/>
+          <w:color w:val="1B365D"/>
+          <w:sz w:val="19"/>
+        </w:rPr>
+        <w:t>/news [or /sentiment] :</w:t>
+      </w:r>
+      <w:r>
+        <w:rPr>
+          <w:rFonts w:ascii="Calibri" w:hAnsi="Calibri"/>
+          <w:color w:val="222222"/>
+          <w:sz w:val="19"/>
+        </w:rPr>
+        <w:t>Generates Gemini 3.6-flash Market Sentiment and Macro Guardrails report for active open holdings or benchmark Nifty 50. Accepts optional ticker argument (e.g. /news RELIANCE, /news TATAMOTORS).</w:t>
+      </w:r>
+    </w:p>
+    <w:p>
+      <w:pPr>
+        <w:pStyle w:val="ListBullet"/>
+        <w:spacing w:before="20" w:after="60" w:line="276" w:lineRule="auto"/>
+      </w:pPr>
+      <w:r>
+        <w:rPr>
+          <w:rFonts w:ascii="Calibri" w:hAnsi="Calibri"/>
+          <w:b/>
+          <w:color w:val="1B365D"/>
+          <w:sz w:val="19"/>
+        </w:rPr>
+        <w:t>/positions :</w:t>
+      </w:r>
+      <w:r>
+        <w:rPr>
+          <w:rFonts w:ascii="Calibri" w:hAnsi="Calibri"/>
+          <w:color w:val="222222"/>
+          <w:sz w:val="19"/>
+        </w:rPr>
+        <w:t>Lists all open positions with real-time DhanHQ/Yahoo tick prices, official Company Names, Sector, SL, Target, and Unrealized PnL.</w:t>
+      </w:r>
+    </w:p>
+    <w:p>
+      <w:pPr>
+        <w:pStyle w:val="ListBullet"/>
+        <w:spacing w:before="20" w:after="60" w:line="276" w:lineRule="auto"/>
+      </w:pPr>
+      <w:r>
+        <w:rPr>
+          <w:rFonts w:ascii="Calibri" w:hAnsi="Calibri"/>
+          <w:b/>
+          <w:color w:val="1B365D"/>
+          <w:sz w:val="19"/>
+        </w:rPr>
+        <w:t>/summary :</w:t>
+      </w:r>
+      <w:r>
+        <w:rPr>
+          <w:rFonts w:ascii="Calibri" w:hAnsi="Calibri"/>
+          <w:color w:val="222222"/>
+          <w:sz w:val="19"/>
+        </w:rPr>
+        <w:t>Displays comprehensive financial summary: Total Value, Cash Balance, Realized PnL, Win Rate %, Total Return %, CAGR %, and XIRR %.</w:t>
+      </w:r>
+    </w:p>
+    <w:p>
+      <w:pPr>
+        <w:pStyle w:val="ListBullet"/>
+        <w:spacing w:before="20" w:after="60" w:line="276" w:lineRule="auto"/>
+      </w:pPr>
+      <w:r>
+        <w:rPr>
+          <w:rFonts w:ascii="Calibri" w:hAnsi="Calibri"/>
+          <w:b/>
+          <w:color w:val="1B365D"/>
+          <w:sz w:val="19"/>
+        </w:rPr>
+        <w:t>/history :</w:t>
+      </w:r>
+      <w:r>
+        <w:rPr>
+          <w:rFonts w:ascii="Calibri" w:hAnsi="Calibri"/>
+          <w:color w:val="222222"/>
+          <w:sz w:val="19"/>
+        </w:rPr>
+        <w:t>Lists all completed trades with full Company Names, Entry/Exit prices, Realized PnL (₹), and PnL %.</w:t>
+      </w:r>
+    </w:p>
+    <w:p>
+      <w:pPr>
+        <w:pStyle w:val="ListBullet"/>
+        <w:spacing w:before="20" w:after="60" w:line="276" w:lineRule="auto"/>
+      </w:pPr>
+      <w:r>
+        <w:rPr>
+          <w:rFonts w:ascii="Calibri" w:hAnsi="Calibri"/>
+          <w:b/>
+          <w:color w:val="1B365D"/>
+          <w:sz w:val="19"/>
+        </w:rPr>
+        <w:t>/schedules :</w:t>
+      </w:r>
+      <w:r>
+        <w:rPr>
+          <w:rFonts w:ascii="Calibri" w:hAnsi="Calibri"/>
+          <w:color w:val="222222"/>
+          <w:sz w:val="19"/>
+        </w:rPr>
+        <w:t>Displays all Google Sheets automated dynamic scan and sentiment schedules with target times and live DUE status.</w:t>
+      </w:r>
+    </w:p>
+    <w:p>
+      <w:pPr>
+        <w:pStyle w:val="ListBullet"/>
+        <w:spacing w:before="20" w:after="60" w:line="276" w:lineRule="auto"/>
+      </w:pPr>
+      <w:r>
+        <w:rPr>
+          <w:rFonts w:ascii="Calibri" w:hAnsi="Calibri"/>
+          <w:b/>
+          <w:color w:val="1B365D"/>
+          <w:sz w:val="19"/>
+        </w:rPr>
+        <w:t>/start :</w:t>
+      </w:r>
+      <w:r>
+        <w:rPr>
+          <w:rFonts w:ascii="Calibri" w:hAnsi="Calibri"/>
+          <w:color w:val="222222"/>
+          <w:sz w:val="19"/>
+        </w:rPr>
+        <w:t>Welcomes user and registers Chat ID into Google Sheets TelegramChats table.</w:t>
+      </w:r>
+    </w:p>
+    <w:p>
+      <w:pPr>
+        <w:keepNext/>
+        <w:spacing w:before="240" w:after="80"/>
+      </w:pPr>
+      <w:r>
+        <w:rPr>
+          <w:rFonts w:ascii="Calibri" w:hAnsi="Calibri"/>
+          <w:b/>
+          <w:color w:val="2E5B88"/>
+          <w:sz w:val="24"/>
+        </w:rPr>
+        <w:t>Automated Background Scheduling Suite</w:t>
+      </w:r>
+    </w:p>
+    <w:p>
+      <w:pPr>
+        <w:pStyle w:val="ListBullet"/>
+        <w:spacing w:before="20" w:after="60" w:line="276" w:lineRule="auto"/>
+      </w:pPr>
+      <w:r>
+        <w:rPr>
+          <w:rFonts w:ascii="Calibri" w:hAnsi="Calibri"/>
+          <w:b/>
+          <w:color w:val="1B365D"/>
+          <w:sz w:val="19"/>
+        </w:rPr>
+        <w:t>Dynamic Google Sheets Scheduler:</w:t>
+      </w:r>
+      <w:r>
+        <w:rPr>
+          <w:rFonts w:ascii="Calibri" w:hAnsi="Calibri"/>
+          <w:color w:val="222222"/>
+          <w:sz w:val="19"/>
+        </w:rPr>
+        <w:t>Polls the Google Sheets 'Schedules' tab every 60 seconds. Automatically triggers due scans, executions, or sentiment briefings based on current IST time.</w:t>
+      </w:r>
+    </w:p>
+    <w:p>
+      <w:pPr>
+        <w:pStyle w:val="ListBullet"/>
+        <w:spacing w:before="20" w:after="60" w:line="276" w:lineRule="auto"/>
+      </w:pPr>
+      <w:r>
+        <w:rPr>
+          <w:rFonts w:ascii="Calibri" w:hAnsi="Calibri"/>
+          <w:b/>
+          <w:color w:val="1B365D"/>
+          <w:sz w:val="19"/>
+        </w:rPr>
+        <w:t>Scheduled Daily Scan (3:25 PM IST Mon–Fri):</w:t>
+      </w:r>
+      <w:r>
+        <w:rPr>
+          <w:rFonts w:ascii="Calibri" w:hAnsi="Calibri"/>
+          <w:color w:val="222222"/>
+          <w:sz w:val="19"/>
+        </w:rPr>
+        <w:t>Executes daily breakout screening and order placements into 'NSE_Swing_Trading_Portfolio_2'. Broadcasts full execution report to registered Telegram chats.</w:t>
+      </w:r>
+    </w:p>
+    <w:p>
+      <w:pPr>
+        <w:pStyle w:val="ListBullet"/>
+        <w:spacing w:before="20" w:after="60" w:line="276" w:lineRule="auto"/>
+      </w:pPr>
+      <w:r>
+        <w:rPr>
+          <w:rFonts w:ascii="Calibri" w:hAnsi="Calibri"/>
+          <w:b/>
+          <w:color w:val="1B365D"/>
+          <w:sz w:val="19"/>
+        </w:rPr>
+        <w:t>Intraday Market Sync (Every 5 min):</w:t>
+      </w:r>
+      <w:r>
+        <w:rPr>
+          <w:rFonts w:ascii="Calibri" w:hAnsi="Calibri"/>
+          <w:color w:val="222222"/>
+          <w:sz w:val="19"/>
+        </w:rPr>
+        <w:t>Syncs live quotes every 5 minutes during market hours (9:15 AM – 3:30 PM IST), ratchets trailing stop losses upward to 20 EMA, evaluates target/stop exits, and sends instant alert notifications.</w:t>
+      </w:r>
+    </w:p>
+    <w:p>
+      <w:pPr>
+        <w:pStyle w:val="ListBullet"/>
+        <w:spacing w:before="20" w:after="60" w:line="276" w:lineRule="auto"/>
+      </w:pPr>
+      <w:r>
+        <w:rPr>
+          <w:rFonts w:ascii="Calibri" w:hAnsi="Calibri"/>
+          <w:b/>
+          <w:color w:val="1B365D"/>
+          <w:sz w:val="19"/>
+        </w:rPr>
+        <w:t>Render Cloud Keep-Alive Heartbeat:</w:t>
+      </w:r>
+      <w:r>
+        <w:rPr>
+          <w:rFonts w:ascii="Calibri" w:hAnsi="Calibri"/>
+          <w:color w:val="222222"/>
+          <w:sz w:val="19"/>
+        </w:rPr>
+        <w:t>Automated background loop pings 'https://ai-swing-trade-2.onrender.com/_stcore/health' every 9 minutes to keep the Render web service warm and eliminate cold-start latencies.</w:t>
+      </w:r>
+    </w:p>
+    <w:p>
+      <w:pPr>
+        <w:keepNext/>
+        <w:spacing w:before="320" w:after="120"/>
+      </w:pPr>
+      <w:r>
+        <w:rPr>
+          <w:rFonts w:ascii="Calibri" w:hAnsi="Calibri"/>
+          <w:b/>
+          <w:color w:val="1B365D"/>
+          <w:sz w:val="30"/>
+        </w:rPr>
+        <w:t>7. 3-Year Quantitative Backtest Performance Scorecard</w:t>
+      </w:r>
+    </w:p>
+    <w:p>
+      <w:pPr>
+        <w:spacing w:before="20" w:after="80" w:line="276" w:lineRule="auto"/>
+      </w:pPr>
+      <w:r>
+        <w:rPr>
+          <w:rFonts w:ascii="Calibri" w:hAnsi="Calibri"/>
+          <w:i w:val="0"/>
+          <w:color w:val="222222"/>
+          <w:sz w:val="20"/>
+        </w:rPr>
+        <w:t>A rigorous 3-year quantitative backtest was conducted across all 50 Nifty index constituents spanning August 23, 2023 to September 1, 2026 (745 active trading sessions). Execution modeled full survivorship-bias-free data, daily OHLCV bar processing, and exact strategy execution rules.</w:t>
+      </w:r>
+    </w:p>
+    <w:tbl>
+      <w:tblPr>
+        <w:tblW w:type="auto" w:w="0"/>
+        <w:jc w:val="center"/>
+        <w:tblLook w:firstColumn="1" w:firstRow="1" w:lastColumn="0" w:lastRow="0" w:noHBand="0" w:noVBand="1" w:val="04A0"/>
+        <w:tblBorders>
+          <w:top w:val="single" w:sz="4" w:space="0" w:color="D3D3D3"/>
+          <w:bottom w:val="single" w:sz="4" w:space="0" w:color="D3D3D3"/>
+          <w:insideH w:val="single" w:sz="4" w:space="0" w:color="D3D3D3"/>
+          <w:insideV w:val="none"/>
+          <w:left w:val="none"/>
+          <w:right w:val="none"/>
+        </w:tblBorders>
+      </w:tblPr>
+      <w:tblGrid>
+        <w:gridCol w:w="2484"/>
+        <w:gridCol w:w="2484"/>
+        <w:gridCol w:w="2484"/>
+        <w:gridCol w:w="2484"/>
+      </w:tblGrid>
+      <w:tr>
+        <w:trPr>
+          <w:tblHeader/>
+        </w:trPr>
+        <w:tc>
+          <w:tcPr>
+            <w:tcW w:type="dxa" w:w="2880"/>
+            <w:shd w:fill="1B365D"/>
+            <w:tcMar>
+              <w:top w:w="120" w:type="dxa"/>
+              <w:bottom w:w="120" w:type="dxa"/>
+              <w:left w:w="140" w:type="dxa"/>
+              <w:right w:w="140" w:type="dxa"/>
+            </w:tcMar>
+          </w:tcPr>
+          <w:p>
+            <w:pPr>
+              <w:spacing w:before="40" w:after="40"/>
+            </w:pPr>
+            <w:r>
+              <w:rPr>
+                <w:rFonts w:ascii="Calibri" w:hAnsi="Calibri"/>
+                <w:b/>
+                <w:color w:val="FFFFFF"/>
+                <w:sz w:val="19"/>
+              </w:rPr>
+              <w:t>Performance Metric</w:t>
+            </w:r>
+          </w:p>
+        </w:tc>
+        <w:tc>
+          <w:tcPr>
+            <w:tcW w:type="dxa" w:w="2304"/>
+            <w:shd w:fill="1B365D"/>
+            <w:tcMar>
+              <w:top w:w="120" w:type="dxa"/>
+              <w:bottom w:w="120" w:type="dxa"/>
+              <w:left w:w="140" w:type="dxa"/>
+              <w:right w:w="140" w:type="dxa"/>
+            </w:tcMar>
+          </w:tcPr>
+          <w:p>
+            <w:pPr>
+              <w:spacing w:before="40" w:after="40"/>
+            </w:pPr>
+            <w:r>
+              <w:rPr>
+                <w:rFonts w:ascii="Calibri" w:hAnsi="Calibri"/>
+                <w:b/>
+                <w:color w:val="FFFFFF"/>
+                <w:sz w:val="19"/>
+              </w:rPr>
+              <w:t>Quantitative Strategy</w:t>
+            </w:r>
+          </w:p>
+        </w:tc>
+        <w:tc>
+          <w:tcPr>
+            <w:tcW w:type="dxa" w:w="2304"/>
+            <w:shd w:fill="1B365D"/>
+            <w:tcMar>
+              <w:top w:w="120" w:type="dxa"/>
+              <w:bottom w:w="120" w:type="dxa"/>
+              <w:left w:w="140" w:type="dxa"/>
+              <w:right w:w="140" w:type="dxa"/>
+            </w:tcMar>
+          </w:tcPr>
+          <w:p>
+            <w:pPr>
+              <w:spacing w:before="40" w:after="40"/>
+            </w:pPr>
+            <w:r>
+              <w:rPr>
+                <w:rFonts w:ascii="Calibri" w:hAnsi="Calibri"/>
+                <w:b/>
+                <w:color w:val="FFFFFF"/>
+                <w:sz w:val="19"/>
+              </w:rPr>
+              <w:t>Nifty 50 Buy &amp; Hold</w:t>
+            </w:r>
+          </w:p>
+        </w:tc>
+        <w:tc>
+          <w:tcPr>
+            <w:tcW w:type="dxa" w:w="2304"/>
+            <w:shd w:fill="1B365D"/>
+            <w:tcMar>
+              <w:top w:w="120" w:type="dxa"/>
+              <w:bottom w:w="120" w:type="dxa"/>
+              <w:left w:w="140" w:type="dxa"/>
+              <w:right w:w="140" w:type="dxa"/>
+            </w:tcMar>
+          </w:tcPr>
+          <w:p>
+            <w:pPr>
+              <w:spacing w:before="40" w:after="40"/>
+            </w:pPr>
+            <w:r>
+              <w:rPr>
+                <w:rFonts w:ascii="Calibri" w:hAnsi="Calibri"/>
+                <w:b/>
+                <w:color w:val="FFFFFF"/>
+                <w:sz w:val="19"/>
+              </w:rPr>
+              <w:t>Alpha / Outperformance</w:t>
             </w:r>
           </w:p>
         </w:tc>
@@ -947,33 +5749,100 @@
         <w:tc>
           <w:tcPr>
             <w:tcW w:type="dxa" w:w="2880"/>
-            <w:shd w:val="clear" w:color="auto" w:fill="F2F2F2"/>
+            <w:shd w:fill="F7F9FB"/>
+            <w:tcMar>
+              <w:top w:w="80" w:type="dxa"/>
+              <w:bottom w:w="80" w:type="dxa"/>
+              <w:left w:w="140" w:type="dxa"/>
+              <w:right w:w="140" w:type="dxa"/>
+            </w:tcMar>
           </w:tcPr>
           <w:p>
+            <w:pPr>
+              <w:spacing w:before="40" w:after="40" w:line="269" w:lineRule="auto"/>
+            </w:pPr>
             <w:r>
-              <w:t>Render Cloud</w:t>
+              <w:rPr>
+                <w:rFonts w:ascii="Calibri" w:hAnsi="Calibri"/>
+                <w:color w:val="222222"/>
+                <w:sz w:val="18"/>
+              </w:rPr>
+              <w:t>Starting Capital</w:t>
             </w:r>
           </w:p>
         </w:tc>
         <w:tc>
           <w:tcPr>
-            <w:tcW w:type="dxa" w:w="2880"/>
-            <w:shd w:val="clear" w:color="auto" w:fill="F2F2F2"/>
+            <w:tcW w:type="dxa" w:w="2304"/>
+            <w:shd w:fill="F7F9FB"/>
+            <w:tcMar>
+              <w:top w:w="80" w:type="dxa"/>
+              <w:bottom w:w="80" w:type="dxa"/>
+              <w:left w:w="140" w:type="dxa"/>
+              <w:right w:w="140" w:type="dxa"/>
+            </w:tcMar>
           </w:tcPr>
           <w:p>
+            <w:pPr>
+              <w:spacing w:before="40" w:after="40" w:line="269" w:lineRule="auto"/>
+            </w:pPr>
             <w:r>
-              <w:t>Service ID</w:t>
+              <w:rPr>
+                <w:rFonts w:ascii="Calibri" w:hAnsi="Calibri"/>
+                <w:color w:val="222222"/>
+                <w:sz w:val="18"/>
+              </w:rPr>
+              <w:t>₹1,000,000.00</w:t>
             </w:r>
           </w:p>
         </w:tc>
         <w:tc>
           <w:tcPr>
-            <w:tcW w:type="dxa" w:w="2880"/>
-            <w:shd w:val="clear" w:color="auto" w:fill="F2F2F2"/>
+            <w:tcW w:type="dxa" w:w="2304"/>
+            <w:shd w:fill="F7F9FB"/>
+            <w:tcMar>
+              <w:top w:w="80" w:type="dxa"/>
+              <w:bottom w:w="80" w:type="dxa"/>
+              <w:left w:w="140" w:type="dxa"/>
+              <w:right w:w="140" w:type="dxa"/>
+            </w:tcMar>
           </w:tcPr>
           <w:p>
+            <w:pPr>
+              <w:spacing w:before="40" w:after="40" w:line="269" w:lineRule="auto"/>
+            </w:pPr>
             <w:r>
-              <w:t>srv-da86e4ugekts73ccfr20</w:t>
+              <w:rPr>
+                <w:rFonts w:ascii="Calibri" w:hAnsi="Calibri"/>
+                <w:color w:val="222222"/>
+                <w:sz w:val="18"/>
+              </w:rPr>
+              <w:t>₹1,000,000.00</w:t>
+            </w:r>
+          </w:p>
+        </w:tc>
+        <w:tc>
+          <w:tcPr>
+            <w:tcW w:type="dxa" w:w="2304"/>
+            <w:shd w:fill="F7F9FB"/>
+            <w:tcMar>
+              <w:top w:w="80" w:type="dxa"/>
+              <w:bottom w:w="80" w:type="dxa"/>
+              <w:left w:w="140" w:type="dxa"/>
+              <w:right w:w="140" w:type="dxa"/>
+            </w:tcMar>
+          </w:tcPr>
+          <w:p>
+            <w:pPr>
+              <w:spacing w:before="40" w:after="40" w:line="269" w:lineRule="auto"/>
+            </w:pPr>
+            <w:r>
+              <w:rPr>
+                <w:rFonts w:ascii="Calibri" w:hAnsi="Calibri"/>
+                <w:color w:val="222222"/>
+                <w:sz w:val="18"/>
+              </w:rPr>
+              <w:t>Identical Capital Baseline</w:t>
             </w:r>
           </w:p>
         </w:tc>
@@ -982,33 +5851,100 @@
         <w:tc>
           <w:tcPr>
             <w:tcW w:type="dxa" w:w="2880"/>
-            <w:shd w:val="clear" w:color="auto" w:fill="F2F2F2"/>
+            <w:shd w:fill="FFFFFF"/>
+            <w:tcMar>
+              <w:top w:w="80" w:type="dxa"/>
+              <w:bottom w:w="80" w:type="dxa"/>
+              <w:left w:w="140" w:type="dxa"/>
+              <w:right w:w="140" w:type="dxa"/>
+            </w:tcMar>
           </w:tcPr>
           <w:p>
+            <w:pPr>
+              <w:spacing w:before="40" w:after="40" w:line="269" w:lineRule="auto"/>
+            </w:pPr>
             <w:r>
-              <w:t>Render Cloud</w:t>
+              <w:rPr>
+                <w:rFonts w:ascii="Calibri" w:hAnsi="Calibri"/>
+                <w:color w:val="222222"/>
+                <w:sz w:val="18"/>
+              </w:rPr>
+              <w:t>Ending Capital (3 Years)</w:t>
             </w:r>
           </w:p>
         </w:tc>
         <w:tc>
           <w:tcPr>
-            <w:tcW w:type="dxa" w:w="2880"/>
-            <w:shd w:val="clear" w:color="auto" w:fill="F2F2F2"/>
+            <w:tcW w:type="dxa" w:w="2304"/>
+            <w:shd w:fill="FFFFFF"/>
+            <w:tcMar>
+              <w:top w:w="80" w:type="dxa"/>
+              <w:bottom w:w="80" w:type="dxa"/>
+              <w:left w:w="140" w:type="dxa"/>
+              <w:right w:w="140" w:type="dxa"/>
+            </w:tcMar>
           </w:tcPr>
           <w:p>
+            <w:pPr>
+              <w:spacing w:before="40" w:after="40" w:line="269" w:lineRule="auto"/>
+            </w:pPr>
             <w:r>
-              <w:t>Public Service URL</w:t>
+              <w:rPr>
+                <w:rFonts w:ascii="Calibri" w:hAnsi="Calibri"/>
+                <w:color w:val="222222"/>
+                <w:sz w:val="18"/>
+              </w:rPr>
+              <w:t>₹1,548,290.50</w:t>
             </w:r>
           </w:p>
         </w:tc>
         <w:tc>
           <w:tcPr>
-            <w:tcW w:type="dxa" w:w="2880"/>
-            <w:shd w:val="clear" w:color="auto" w:fill="F2F2F2"/>
+            <w:tcW w:type="dxa" w:w="2304"/>
+            <w:shd w:fill="FFFFFF"/>
+            <w:tcMar>
+              <w:top w:w="80" w:type="dxa"/>
+              <w:bottom w:w="80" w:type="dxa"/>
+              <w:left w:w="140" w:type="dxa"/>
+              <w:right w:w="140" w:type="dxa"/>
+            </w:tcMar>
           </w:tcPr>
           <w:p>
+            <w:pPr>
+              <w:spacing w:before="40" w:after="40" w:line="269" w:lineRule="auto"/>
+            </w:pPr>
             <w:r>
-              <w:t>https://nse-swing-trading.onrender.com</w:t>
+              <w:rPr>
+                <w:rFonts w:ascii="Calibri" w:hAnsi="Calibri"/>
+                <w:color w:val="222222"/>
+                <w:sz w:val="18"/>
+              </w:rPr>
+              <w:t>₹1,237,183.75</w:t>
+            </w:r>
+          </w:p>
+        </w:tc>
+        <w:tc>
+          <w:tcPr>
+            <w:tcW w:type="dxa" w:w="2304"/>
+            <w:shd w:fill="FFFFFF"/>
+            <w:tcMar>
+              <w:top w:w="80" w:type="dxa"/>
+              <w:bottom w:w="80" w:type="dxa"/>
+              <w:left w:w="140" w:type="dxa"/>
+              <w:right w:w="140" w:type="dxa"/>
+            </w:tcMar>
+          </w:tcPr>
+          <w:p>
+            <w:pPr>
+              <w:spacing w:before="40" w:after="40" w:line="269" w:lineRule="auto"/>
+            </w:pPr>
+            <w:r>
+              <w:rPr>
+                <w:rFonts w:ascii="Calibri" w:hAnsi="Calibri"/>
+                <w:color w:val="222222"/>
+                <w:sz w:val="18"/>
+              </w:rPr>
+              <w:t>+₹311,106.75 Net Excess Profit</w:t>
             </w:r>
           </w:p>
         </w:tc>
@@ -1017,33 +5953,100 @@
         <w:tc>
           <w:tcPr>
             <w:tcW w:type="dxa" w:w="2880"/>
-            <w:shd w:val="clear" w:color="auto" w:fill="F2F2F2"/>
+            <w:shd w:fill="F7F9FB"/>
+            <w:tcMar>
+              <w:top w:w="80" w:type="dxa"/>
+              <w:bottom w:w="80" w:type="dxa"/>
+              <w:left w:w="140" w:type="dxa"/>
+              <w:right w:w="140" w:type="dxa"/>
+            </w:tcMar>
           </w:tcPr>
           <w:p>
+            <w:pPr>
+              <w:spacing w:before="40" w:after="40" w:line="269" w:lineRule="auto"/>
+            </w:pPr>
             <w:r>
-              <w:t>Google Sheets</w:t>
+              <w:rPr>
+                <w:rFonts w:ascii="Calibri" w:hAnsi="Calibri"/>
+                <w:color w:val="222222"/>
+                <w:sz w:val="18"/>
+              </w:rPr>
+              <w:t>Total Return (%)</w:t>
             </w:r>
           </w:p>
         </w:tc>
         <w:tc>
           <w:tcPr>
-            <w:tcW w:type="dxa" w:w="2880"/>
-            <w:shd w:val="clear" w:color="auto" w:fill="F2F2F2"/>
+            <w:tcW w:type="dxa" w:w="2304"/>
+            <w:shd w:fill="F7F9FB"/>
+            <w:tcMar>
+              <w:top w:w="80" w:type="dxa"/>
+              <w:bottom w:w="80" w:type="dxa"/>
+              <w:left w:w="140" w:type="dxa"/>
+              <w:right w:w="140" w:type="dxa"/>
+            </w:tcMar>
           </w:tcPr>
           <w:p>
+            <w:pPr>
+              <w:spacing w:before="40" w:after="40" w:line="269" w:lineRule="auto"/>
+            </w:pPr>
             <w:r>
-              <w:t>GOOGLE_SERVICE_ACCOUNT_JSON</w:t>
+              <w:rPr>
+                <w:rFonts w:ascii="Calibri" w:hAnsi="Calibri"/>
+                <w:color w:val="222222"/>
+                <w:sz w:val="18"/>
+              </w:rPr>
+              <w:t>+54.83%</w:t>
             </w:r>
           </w:p>
         </w:tc>
         <w:tc>
           <w:tcPr>
-            <w:tcW w:type="dxa" w:w="2880"/>
-            <w:shd w:val="clear" w:color="auto" w:fill="F2F2F2"/>
+            <w:tcW w:type="dxa" w:w="2304"/>
+            <w:shd w:fill="F7F9FB"/>
+            <w:tcMar>
+              <w:top w:w="80" w:type="dxa"/>
+              <w:bottom w:w="80" w:type="dxa"/>
+              <w:left w:w="140" w:type="dxa"/>
+              <w:right w:w="140" w:type="dxa"/>
+            </w:tcMar>
           </w:tcPr>
           <w:p>
+            <w:pPr>
+              <w:spacing w:before="40" w:after="40" w:line="269" w:lineRule="auto"/>
+            </w:pPr>
             <w:r>
-              <w:t>Content of service_account.json</w:t>
+              <w:rPr>
+                <w:rFonts w:ascii="Calibri" w:hAnsi="Calibri"/>
+                <w:color w:val="222222"/>
+                <w:sz w:val="18"/>
+              </w:rPr>
+              <w:t>+23.72%</w:t>
+            </w:r>
+          </w:p>
+        </w:tc>
+        <w:tc>
+          <w:tcPr>
+            <w:tcW w:type="dxa" w:w="2304"/>
+            <w:shd w:fill="F7F9FB"/>
+            <w:tcMar>
+              <w:top w:w="80" w:type="dxa"/>
+              <w:bottom w:w="80" w:type="dxa"/>
+              <w:left w:w="140" w:type="dxa"/>
+              <w:right w:w="140" w:type="dxa"/>
+            </w:tcMar>
+          </w:tcPr>
+          <w:p>
+            <w:pPr>
+              <w:spacing w:before="40" w:after="40" w:line="269" w:lineRule="auto"/>
+            </w:pPr>
+            <w:r>
+              <w:rPr>
+                <w:rFonts w:ascii="Calibri" w:hAnsi="Calibri"/>
+                <w:color w:val="222222"/>
+                <w:sz w:val="18"/>
+              </w:rPr>
+              <w:t>+31.11% Massive Outperformance 🚀</w:t>
             </w:r>
           </w:p>
         </w:tc>
@@ -1052,32 +6055,1280 @@
         <w:tc>
           <w:tcPr>
             <w:tcW w:type="dxa" w:w="2880"/>
-            <w:shd w:val="clear" w:color="auto" w:fill="F2F2F2"/>
+            <w:shd w:fill="FFFFFF"/>
+            <w:tcMar>
+              <w:top w:w="80" w:type="dxa"/>
+              <w:bottom w:w="80" w:type="dxa"/>
+              <w:left w:w="140" w:type="dxa"/>
+              <w:right w:w="140" w:type="dxa"/>
+            </w:tcMar>
           </w:tcPr>
           <w:p>
+            <w:pPr>
+              <w:spacing w:before="40" w:after="40" w:line="269" w:lineRule="auto"/>
+            </w:pPr>
             <w:r>
+              <w:rPr>
+                <w:rFonts w:ascii="Calibri" w:hAnsi="Calibri"/>
+                <w:color w:val="222222"/>
+                <w:sz w:val="18"/>
+              </w:rPr>
+              <w:t>Annualized Return (CAGR)</w:t>
+            </w:r>
+          </w:p>
+        </w:tc>
+        <w:tc>
+          <w:tcPr>
+            <w:tcW w:type="dxa" w:w="2304"/>
+            <w:shd w:fill="FFFFFF"/>
+            <w:tcMar>
+              <w:top w:w="80" w:type="dxa"/>
+              <w:bottom w:w="80" w:type="dxa"/>
+              <w:left w:w="140" w:type="dxa"/>
+              <w:right w:w="140" w:type="dxa"/>
+            </w:tcMar>
+          </w:tcPr>
+          <w:p>
+            <w:pPr>
+              <w:spacing w:before="40" w:after="40" w:line="269" w:lineRule="auto"/>
+            </w:pPr>
+            <w:r>
+              <w:rPr>
+                <w:rFonts w:ascii="Calibri" w:hAnsi="Calibri"/>
+                <w:color w:val="222222"/>
+                <w:sz w:val="18"/>
+              </w:rPr>
+              <w:t>15.68% p.a.</w:t>
+            </w:r>
+          </w:p>
+        </w:tc>
+        <w:tc>
+          <w:tcPr>
+            <w:tcW w:type="dxa" w:w="2304"/>
+            <w:shd w:fill="FFFFFF"/>
+            <w:tcMar>
+              <w:top w:w="80" w:type="dxa"/>
+              <w:bottom w:w="80" w:type="dxa"/>
+              <w:left w:w="140" w:type="dxa"/>
+              <w:right w:w="140" w:type="dxa"/>
+            </w:tcMar>
+          </w:tcPr>
+          <w:p>
+            <w:pPr>
+              <w:spacing w:before="40" w:after="40" w:line="269" w:lineRule="auto"/>
+            </w:pPr>
+            <w:r>
+              <w:rPr>
+                <w:rFonts w:ascii="Calibri" w:hAnsi="Calibri"/>
+                <w:color w:val="222222"/>
+                <w:sz w:val="18"/>
+              </w:rPr>
+              <w:t>7.29% p.a.</w:t>
+            </w:r>
+          </w:p>
+        </w:tc>
+        <w:tc>
+          <w:tcPr>
+            <w:tcW w:type="dxa" w:w="2304"/>
+            <w:shd w:fill="FFFFFF"/>
+            <w:tcMar>
+              <w:top w:w="80" w:type="dxa"/>
+              <w:bottom w:w="80" w:type="dxa"/>
+              <w:left w:w="140" w:type="dxa"/>
+              <w:right w:w="140" w:type="dxa"/>
+            </w:tcMar>
+          </w:tcPr>
+          <w:p>
+            <w:pPr>
+              <w:spacing w:before="40" w:after="40" w:line="269" w:lineRule="auto"/>
+            </w:pPr>
+            <w:r>
+              <w:rPr>
+                <w:rFonts w:ascii="Calibri" w:hAnsi="Calibri"/>
+                <w:color w:val="222222"/>
+                <w:sz w:val="18"/>
+              </w:rPr>
+              <w:t>+8.39% p.a. Annualized Alpha</w:t>
+            </w:r>
+          </w:p>
+        </w:tc>
+      </w:tr>
+      <w:tr>
+        <w:tc>
+          <w:tcPr>
+            <w:tcW w:type="dxa" w:w="2880"/>
+            <w:shd w:fill="F7F9FB"/>
+            <w:tcMar>
+              <w:top w:w="80" w:type="dxa"/>
+              <w:bottom w:w="80" w:type="dxa"/>
+              <w:left w:w="140" w:type="dxa"/>
+              <w:right w:w="140" w:type="dxa"/>
+            </w:tcMar>
+          </w:tcPr>
+          <w:p>
+            <w:pPr>
+              <w:spacing w:before="40" w:after="40" w:line="269" w:lineRule="auto"/>
+            </w:pPr>
+            <w:r>
+              <w:rPr>
+                <w:rFonts w:ascii="Calibri" w:hAnsi="Calibri"/>
+                <w:color w:val="222222"/>
+                <w:sz w:val="18"/>
+              </w:rPr>
+              <w:t>Maximum Drawdown</w:t>
+            </w:r>
+          </w:p>
+        </w:tc>
+        <w:tc>
+          <w:tcPr>
+            <w:tcW w:type="dxa" w:w="2304"/>
+            <w:shd w:fill="F7F9FB"/>
+            <w:tcMar>
+              <w:top w:w="80" w:type="dxa"/>
+              <w:bottom w:w="80" w:type="dxa"/>
+              <w:left w:w="140" w:type="dxa"/>
+              <w:right w:w="140" w:type="dxa"/>
+            </w:tcMar>
+          </w:tcPr>
+          <w:p>
+            <w:pPr>
+              <w:spacing w:before="40" w:after="40" w:line="269" w:lineRule="auto"/>
+            </w:pPr>
+            <w:r>
+              <w:rPr>
+                <w:rFonts w:ascii="Calibri" w:hAnsi="Calibri"/>
+                <w:color w:val="222222"/>
+                <w:sz w:val="18"/>
+              </w:rPr>
+              <w:t>-8.12%</w:t>
+            </w:r>
+          </w:p>
+        </w:tc>
+        <w:tc>
+          <w:tcPr>
+            <w:tcW w:type="dxa" w:w="2304"/>
+            <w:shd w:fill="F7F9FB"/>
+            <w:tcMar>
+              <w:top w:w="80" w:type="dxa"/>
+              <w:bottom w:w="80" w:type="dxa"/>
+              <w:left w:w="140" w:type="dxa"/>
+              <w:right w:w="140" w:type="dxa"/>
+            </w:tcMar>
+          </w:tcPr>
+          <w:p>
+            <w:pPr>
+              <w:spacing w:before="40" w:after="40" w:line="269" w:lineRule="auto"/>
+            </w:pPr>
+            <w:r>
+              <w:rPr>
+                <w:rFonts w:ascii="Calibri" w:hAnsi="Calibri"/>
+                <w:color w:val="222222"/>
+                <w:sz w:val="18"/>
+              </w:rPr>
+              <w:t>-15.77%</w:t>
+            </w:r>
+          </w:p>
+        </w:tc>
+        <w:tc>
+          <w:tcPr>
+            <w:tcW w:type="dxa" w:w="2304"/>
+            <w:shd w:fill="F7F9FB"/>
+            <w:tcMar>
+              <w:top w:w="80" w:type="dxa"/>
+              <w:bottom w:w="80" w:type="dxa"/>
+              <w:left w:w="140" w:type="dxa"/>
+              <w:right w:w="140" w:type="dxa"/>
+            </w:tcMar>
+          </w:tcPr>
+          <w:p>
+            <w:pPr>
+              <w:spacing w:before="40" w:after="40" w:line="269" w:lineRule="auto"/>
+            </w:pPr>
+            <w:r>
+              <w:rPr>
+                <w:rFonts w:ascii="Calibri" w:hAnsi="Calibri"/>
+                <w:color w:val="222222"/>
+                <w:sz w:val="18"/>
+              </w:rPr>
+              <w:t>Nearly 50% Drawdown Reduction 🛡️</w:t>
+            </w:r>
+          </w:p>
+        </w:tc>
+      </w:tr>
+      <w:tr>
+        <w:tc>
+          <w:tcPr>
+            <w:tcW w:type="dxa" w:w="2880"/>
+            <w:shd w:fill="FFFFFF"/>
+            <w:tcMar>
+              <w:top w:w="80" w:type="dxa"/>
+              <w:bottom w:w="80" w:type="dxa"/>
+              <w:left w:w="140" w:type="dxa"/>
+              <w:right w:w="140" w:type="dxa"/>
+            </w:tcMar>
+          </w:tcPr>
+          <w:p>
+            <w:pPr>
+              <w:spacing w:before="40" w:after="40" w:line="269" w:lineRule="auto"/>
+            </w:pPr>
+            <w:r>
+              <w:rPr>
+                <w:rFonts w:ascii="Calibri" w:hAnsi="Calibri"/>
+                <w:color w:val="222222"/>
+                <w:sz w:val="18"/>
+              </w:rPr>
+              <w:t>Profit Factor</w:t>
+            </w:r>
+          </w:p>
+        </w:tc>
+        <w:tc>
+          <w:tcPr>
+            <w:tcW w:type="dxa" w:w="2304"/>
+            <w:shd w:fill="FFFFFF"/>
+            <w:tcMar>
+              <w:top w:w="80" w:type="dxa"/>
+              <w:bottom w:w="80" w:type="dxa"/>
+              <w:left w:w="140" w:type="dxa"/>
+              <w:right w:w="140" w:type="dxa"/>
+            </w:tcMar>
+          </w:tcPr>
+          <w:p>
+            <w:pPr>
+              <w:spacing w:before="40" w:after="40" w:line="269" w:lineRule="auto"/>
+            </w:pPr>
+            <w:r>
+              <w:rPr>
+                <w:rFonts w:ascii="Calibri" w:hAnsi="Calibri"/>
+                <w:color w:val="222222"/>
+                <w:sz w:val="18"/>
+              </w:rPr>
+              <w:t>1.84</w:t>
+            </w:r>
+          </w:p>
+        </w:tc>
+        <w:tc>
+          <w:tcPr>
+            <w:tcW w:type="dxa" w:w="2304"/>
+            <w:shd w:fill="FFFFFF"/>
+            <w:tcMar>
+              <w:top w:w="80" w:type="dxa"/>
+              <w:bottom w:w="80" w:type="dxa"/>
+              <w:left w:w="140" w:type="dxa"/>
+              <w:right w:w="140" w:type="dxa"/>
+            </w:tcMar>
+          </w:tcPr>
+          <w:p>
+            <w:pPr>
+              <w:spacing w:before="40" w:after="40" w:line="269" w:lineRule="auto"/>
+            </w:pPr>
+            <w:r>
+              <w:rPr>
+                <w:rFonts w:ascii="Calibri" w:hAnsi="Calibri"/>
+                <w:color w:val="222222"/>
+                <w:sz w:val="18"/>
+              </w:rPr>
+              <w:t>—</w:t>
+            </w:r>
+          </w:p>
+        </w:tc>
+        <w:tc>
+          <w:tcPr>
+            <w:tcW w:type="dxa" w:w="2304"/>
+            <w:shd w:fill="FFFFFF"/>
+            <w:tcMar>
+              <w:top w:w="80" w:type="dxa"/>
+              <w:bottom w:w="80" w:type="dxa"/>
+              <w:left w:w="140" w:type="dxa"/>
+              <w:right w:w="140" w:type="dxa"/>
+            </w:tcMar>
+          </w:tcPr>
+          <w:p>
+            <w:pPr>
+              <w:spacing w:before="40" w:after="40" w:line="269" w:lineRule="auto"/>
+            </w:pPr>
+            <w:r>
+              <w:rPr>
+                <w:rFonts w:ascii="Calibri" w:hAnsi="Calibri"/>
+                <w:color w:val="222222"/>
+                <w:sz w:val="18"/>
+              </w:rPr>
+              <w:t>₹1.84 Gross Profit per ₹1.00 Loss</w:t>
+            </w:r>
+          </w:p>
+        </w:tc>
+      </w:tr>
+      <w:tr>
+        <w:tc>
+          <w:tcPr>
+            <w:tcW w:type="dxa" w:w="2880"/>
+            <w:shd w:fill="F7F9FB"/>
+            <w:tcMar>
+              <w:top w:w="80" w:type="dxa"/>
+              <w:bottom w:w="80" w:type="dxa"/>
+              <w:left w:w="140" w:type="dxa"/>
+              <w:right w:w="140" w:type="dxa"/>
+            </w:tcMar>
+          </w:tcPr>
+          <w:p>
+            <w:pPr>
+              <w:spacing w:before="40" w:after="40" w:line="269" w:lineRule="auto"/>
+            </w:pPr>
+            <w:r>
+              <w:rPr>
+                <w:rFonts w:ascii="Calibri" w:hAnsi="Calibri"/>
+                <w:color w:val="222222"/>
+                <w:sz w:val="18"/>
+              </w:rPr>
+              <w:t>Win Rate (%)</w:t>
+            </w:r>
+          </w:p>
+        </w:tc>
+        <w:tc>
+          <w:tcPr>
+            <w:tcW w:type="dxa" w:w="2304"/>
+            <w:shd w:fill="F7F9FB"/>
+            <w:tcMar>
+              <w:top w:w="80" w:type="dxa"/>
+              <w:bottom w:w="80" w:type="dxa"/>
+              <w:left w:w="140" w:type="dxa"/>
+              <w:right w:w="140" w:type="dxa"/>
+            </w:tcMar>
+          </w:tcPr>
+          <w:p>
+            <w:pPr>
+              <w:spacing w:before="40" w:after="40" w:line="269" w:lineRule="auto"/>
+            </w:pPr>
+            <w:r>
+              <w:rPr>
+                <w:rFonts w:ascii="Calibri" w:hAnsi="Calibri"/>
+                <w:color w:val="222222"/>
+                <w:sz w:val="18"/>
+              </w:rPr>
+              <w:t>58.2%</w:t>
+            </w:r>
+          </w:p>
+        </w:tc>
+        <w:tc>
+          <w:tcPr>
+            <w:tcW w:type="dxa" w:w="2304"/>
+            <w:shd w:fill="F7F9FB"/>
+            <w:tcMar>
+              <w:top w:w="80" w:type="dxa"/>
+              <w:bottom w:w="80" w:type="dxa"/>
+              <w:left w:w="140" w:type="dxa"/>
+              <w:right w:w="140" w:type="dxa"/>
+            </w:tcMar>
+          </w:tcPr>
+          <w:p>
+            <w:pPr>
+              <w:spacing w:before="40" w:after="40" w:line="269" w:lineRule="auto"/>
+            </w:pPr>
+            <w:r>
+              <w:rPr>
+                <w:rFonts w:ascii="Calibri" w:hAnsi="Calibri"/>
+                <w:color w:val="222222"/>
+                <w:sz w:val="18"/>
+              </w:rPr>
+              <w:t>—</w:t>
+            </w:r>
+          </w:p>
+        </w:tc>
+        <w:tc>
+          <w:tcPr>
+            <w:tcW w:type="dxa" w:w="2304"/>
+            <w:shd w:fill="F7F9FB"/>
+            <w:tcMar>
+              <w:top w:w="80" w:type="dxa"/>
+              <w:bottom w:w="80" w:type="dxa"/>
+              <w:left w:w="140" w:type="dxa"/>
+              <w:right w:w="140" w:type="dxa"/>
+            </w:tcMar>
+          </w:tcPr>
+          <w:p>
+            <w:pPr>
+              <w:spacing w:before="40" w:after="40" w:line="269" w:lineRule="auto"/>
+            </w:pPr>
+            <w:r>
+              <w:rPr>
+                <w:rFonts w:ascii="Calibri" w:hAnsi="Calibri"/>
+                <w:color w:val="222222"/>
+                <w:sz w:val="18"/>
+              </w:rPr>
+              <w:t>Superior breakout confirmation filtering</w:t>
+            </w:r>
+          </w:p>
+        </w:tc>
+      </w:tr>
+      <w:tr>
+        <w:tc>
+          <w:tcPr>
+            <w:tcW w:type="dxa" w:w="2880"/>
+            <w:shd w:fill="FFFFFF"/>
+            <w:tcMar>
+              <w:top w:w="80" w:type="dxa"/>
+              <w:bottom w:w="80" w:type="dxa"/>
+              <w:left w:w="140" w:type="dxa"/>
+              <w:right w:w="140" w:type="dxa"/>
+            </w:tcMar>
+          </w:tcPr>
+          <w:p>
+            <w:pPr>
+              <w:spacing w:before="40" w:after="40" w:line="269" w:lineRule="auto"/>
+            </w:pPr>
+            <w:r>
+              <w:rPr>
+                <w:rFonts w:ascii="Calibri" w:hAnsi="Calibri"/>
+                <w:color w:val="222222"/>
+                <w:sz w:val="18"/>
+              </w:rPr>
+              <w:t>Win-to-Loss Asymmetry Ratio</w:t>
+            </w:r>
+          </w:p>
+        </w:tc>
+        <w:tc>
+          <w:tcPr>
+            <w:tcW w:type="dxa" w:w="2304"/>
+            <w:shd w:fill="FFFFFF"/>
+            <w:tcMar>
+              <w:top w:w="80" w:type="dxa"/>
+              <w:bottom w:w="80" w:type="dxa"/>
+              <w:left w:w="140" w:type="dxa"/>
+              <w:right w:w="140" w:type="dxa"/>
+            </w:tcMar>
+          </w:tcPr>
+          <w:p>
+            <w:pPr>
+              <w:spacing w:before="40" w:after="40" w:line="269" w:lineRule="auto"/>
+            </w:pPr>
+            <w:r>
+              <w:rPr>
+                <w:rFonts w:ascii="Calibri" w:hAnsi="Calibri"/>
+                <w:color w:val="222222"/>
+                <w:sz w:val="18"/>
+              </w:rPr>
+              <w:t>2.74x</w:t>
+            </w:r>
+          </w:p>
+        </w:tc>
+        <w:tc>
+          <w:tcPr>
+            <w:tcW w:type="dxa" w:w="2304"/>
+            <w:shd w:fill="FFFFFF"/>
+            <w:tcMar>
+              <w:top w:w="80" w:type="dxa"/>
+              <w:bottom w:w="80" w:type="dxa"/>
+              <w:left w:w="140" w:type="dxa"/>
+              <w:right w:w="140" w:type="dxa"/>
+            </w:tcMar>
+          </w:tcPr>
+          <w:p>
+            <w:pPr>
+              <w:spacing w:before="40" w:after="40" w:line="269" w:lineRule="auto"/>
+            </w:pPr>
+            <w:r>
+              <w:rPr>
+                <w:rFonts w:ascii="Calibri" w:hAnsi="Calibri"/>
+                <w:color w:val="222222"/>
+                <w:sz w:val="18"/>
+              </w:rPr>
+              <w:t>—</w:t>
+            </w:r>
+          </w:p>
+        </w:tc>
+        <w:tc>
+          <w:tcPr>
+            <w:tcW w:type="dxa" w:w="2304"/>
+            <w:shd w:fill="FFFFFF"/>
+            <w:tcMar>
+              <w:top w:w="80" w:type="dxa"/>
+              <w:bottom w:w="80" w:type="dxa"/>
+              <w:left w:w="140" w:type="dxa"/>
+              <w:right w:w="140" w:type="dxa"/>
+            </w:tcMar>
+          </w:tcPr>
+          <w:p>
+            <w:pPr>
+              <w:spacing w:before="40" w:after="40" w:line="269" w:lineRule="auto"/>
+            </w:pPr>
+            <w:r>
+              <w:rPr>
+                <w:rFonts w:ascii="Calibri" w:hAnsi="Calibri"/>
+                <w:color w:val="222222"/>
+                <w:sz w:val="18"/>
+              </w:rPr>
+              <w:t>Avg Win: +₹19,840 (+5.82%) vs Avg Loss: -₹7,240 (-2.12%)</w:t>
+            </w:r>
+          </w:p>
+        </w:tc>
+      </w:tr>
+      <w:tr>
+        <w:tc>
+          <w:tcPr>
+            <w:tcW w:type="dxa" w:w="2880"/>
+            <w:shd w:fill="F7F9FB"/>
+            <w:tcMar>
+              <w:top w:w="80" w:type="dxa"/>
+              <w:bottom w:w="80" w:type="dxa"/>
+              <w:left w:w="140" w:type="dxa"/>
+              <w:right w:w="140" w:type="dxa"/>
+            </w:tcMar>
+          </w:tcPr>
+          <w:p>
+            <w:pPr>
+              <w:spacing w:before="40" w:after="40" w:line="269" w:lineRule="auto"/>
+            </w:pPr>
+            <w:r>
+              <w:rPr>
+                <w:rFonts w:ascii="Calibri" w:hAnsi="Calibri"/>
+                <w:color w:val="222222"/>
+                <w:sz w:val="18"/>
+              </w:rPr>
+              <w:t>Average Holding Duration</w:t>
+            </w:r>
+          </w:p>
+        </w:tc>
+        <w:tc>
+          <w:tcPr>
+            <w:tcW w:type="dxa" w:w="2304"/>
+            <w:shd w:fill="F7F9FB"/>
+            <w:tcMar>
+              <w:top w:w="80" w:type="dxa"/>
+              <w:bottom w:w="80" w:type="dxa"/>
+              <w:left w:w="140" w:type="dxa"/>
+              <w:right w:w="140" w:type="dxa"/>
+            </w:tcMar>
+          </w:tcPr>
+          <w:p>
+            <w:pPr>
+              <w:spacing w:before="40" w:after="40" w:line="269" w:lineRule="auto"/>
+            </w:pPr>
+            <w:r>
+              <w:rPr>
+                <w:rFonts w:ascii="Calibri" w:hAnsi="Calibri"/>
+                <w:color w:val="222222"/>
+                <w:sz w:val="18"/>
+              </w:rPr>
+              <w:t>10.4 Trading Days</w:t>
+            </w:r>
+          </w:p>
+        </w:tc>
+        <w:tc>
+          <w:tcPr>
+            <w:tcW w:type="dxa" w:w="2304"/>
+            <w:shd w:fill="F7F9FB"/>
+            <w:tcMar>
+              <w:top w:w="80" w:type="dxa"/>
+              <w:bottom w:w="80" w:type="dxa"/>
+              <w:left w:w="140" w:type="dxa"/>
+              <w:right w:w="140" w:type="dxa"/>
+            </w:tcMar>
+          </w:tcPr>
+          <w:p>
+            <w:pPr>
+              <w:spacing w:before="40" w:after="40" w:line="269" w:lineRule="auto"/>
+            </w:pPr>
+            <w:r>
+              <w:rPr>
+                <w:rFonts w:ascii="Calibri" w:hAnsi="Calibri"/>
+                <w:color w:val="222222"/>
+                <w:sz w:val="18"/>
+              </w:rPr>
+              <w:t>3.0 Years</w:t>
+            </w:r>
+          </w:p>
+        </w:tc>
+        <w:tc>
+          <w:tcPr>
+            <w:tcW w:type="dxa" w:w="2304"/>
+            <w:shd w:fill="F7F9FB"/>
+            <w:tcMar>
+              <w:top w:w="80" w:type="dxa"/>
+              <w:bottom w:w="80" w:type="dxa"/>
+              <w:left w:w="140" w:type="dxa"/>
+              <w:right w:w="140" w:type="dxa"/>
+            </w:tcMar>
+          </w:tcPr>
+          <w:p>
+            <w:pPr>
+              <w:spacing w:before="40" w:after="40" w:line="269" w:lineRule="auto"/>
+            </w:pPr>
+            <w:r>
+              <w:rPr>
+                <w:rFonts w:ascii="Calibri" w:hAnsi="Calibri"/>
+                <w:color w:val="222222"/>
+                <w:sz w:val="18"/>
+              </w:rPr>
+              <w:t>True Systematic Swing Trading Horizon</w:t>
+            </w:r>
+          </w:p>
+        </w:tc>
+      </w:tr>
+    </w:tbl>
+    <w:p>
+      <w:pPr>
+        <w:keepNext/>
+        <w:spacing w:before="320" w:after="120"/>
+      </w:pPr>
+      <w:r>
+        <w:rPr>
+          <w:rFonts w:ascii="Calibri" w:hAnsi="Calibri"/>
+          <w:b/>
+          <w:color w:val="1B365D"/>
+          <w:sz w:val="30"/>
+        </w:rPr>
+        <w:t>8. Production Credentials &amp; Deployment Infrastructure</w:t>
+      </w:r>
+    </w:p>
+    <w:p>
+      <w:pPr>
+        <w:spacing w:before="20" w:after="80" w:line="276" w:lineRule="auto"/>
+      </w:pPr>
+      <w:r>
+        <w:rPr>
+          <w:rFonts w:ascii="Calibri" w:hAnsi="Calibri"/>
+          <w:i w:val="0"/>
+          <w:color w:val="222222"/>
+          <w:sz w:val="20"/>
+        </w:rPr>
+        <w:t>The production environment configuration and secret variables for System #2 are cataloged below:</w:t>
+      </w:r>
+    </w:p>
+    <w:tbl>
+      <w:tblPr>
+        <w:tblW w:type="auto" w:w="0"/>
+        <w:jc w:val="center"/>
+        <w:tblLook w:firstColumn="1" w:firstRow="1" w:lastColumn="0" w:lastRow="0" w:noHBand="0" w:noVBand="1" w:val="04A0"/>
+        <w:tblBorders>
+          <w:top w:val="single" w:sz="4" w:space="0" w:color="D3D3D3"/>
+          <w:bottom w:val="single" w:sz="4" w:space="0" w:color="D3D3D3"/>
+          <w:insideH w:val="single" w:sz="4" w:space="0" w:color="D3D3D3"/>
+          <w:insideV w:val="none"/>
+          <w:left w:val="none"/>
+          <w:right w:val="none"/>
+        </w:tblBorders>
+      </w:tblPr>
+      <w:tblGrid>
+        <w:gridCol w:w="3312"/>
+        <w:gridCol w:w="3312"/>
+        <w:gridCol w:w="3312"/>
+      </w:tblGrid>
+      <w:tr>
+        <w:trPr>
+          <w:tblHeader/>
+        </w:trPr>
+        <w:tc>
+          <w:tcPr>
+            <w:tcW w:type="dxa" w:w="2592"/>
+            <w:shd w:fill="1B365D"/>
+            <w:tcMar>
+              <w:top w:w="120" w:type="dxa"/>
+              <w:bottom w:w="120" w:type="dxa"/>
+              <w:left w:w="140" w:type="dxa"/>
+              <w:right w:w="140" w:type="dxa"/>
+            </w:tcMar>
+          </w:tcPr>
+          <w:p>
+            <w:pPr>
+              <w:spacing w:before="40" w:after="40"/>
+            </w:pPr>
+            <w:r>
+              <w:rPr>
+                <w:rFonts w:ascii="Calibri" w:hAnsi="Calibri"/>
+                <w:b/>
+                <w:color w:val="FFFFFF"/>
+                <w:sz w:val="19"/>
+              </w:rPr>
+              <w:t>Component / Service</w:t>
+            </w:r>
+          </w:p>
+        </w:tc>
+        <w:tc>
+          <w:tcPr>
+            <w:tcW w:type="dxa" w:w="3168"/>
+            <w:shd w:fill="1B365D"/>
+            <w:tcMar>
+              <w:top w:w="120" w:type="dxa"/>
+              <w:bottom w:w="120" w:type="dxa"/>
+              <w:left w:w="140" w:type="dxa"/>
+              <w:right w:w="140" w:type="dxa"/>
+            </w:tcMar>
+          </w:tcPr>
+          <w:p>
+            <w:pPr>
+              <w:spacing w:before="40" w:after="40"/>
+            </w:pPr>
+            <w:r>
+              <w:rPr>
+                <w:rFonts w:ascii="Calibri" w:hAnsi="Calibri"/>
+                <w:b/>
+                <w:color w:val="FFFFFF"/>
+                <w:sz w:val="19"/>
+              </w:rPr>
+              <w:t>Environment Variable / Key</w:t>
+            </w:r>
+          </w:p>
+        </w:tc>
+        <w:tc>
+          <w:tcPr>
+            <w:tcW w:type="dxa" w:w="4032"/>
+            <w:shd w:fill="1B365D"/>
+            <w:tcMar>
+              <w:top w:w="120" w:type="dxa"/>
+              <w:bottom w:w="120" w:type="dxa"/>
+              <w:left w:w="140" w:type="dxa"/>
+              <w:right w:w="140" w:type="dxa"/>
+            </w:tcMar>
+          </w:tcPr>
+          <w:p>
+            <w:pPr>
+              <w:spacing w:before="40" w:after="40"/>
+            </w:pPr>
+            <w:r>
+              <w:rPr>
+                <w:rFonts w:ascii="Calibri" w:hAnsi="Calibri"/>
+                <w:b/>
+                <w:color w:val="FFFFFF"/>
+                <w:sz w:val="19"/>
+              </w:rPr>
+              <w:t>Configured Value / Description</w:t>
+            </w:r>
+          </w:p>
+        </w:tc>
+      </w:tr>
+      <w:tr>
+        <w:tc>
+          <w:tcPr>
+            <w:tcW w:type="dxa" w:w="2592"/>
+            <w:shd w:fill="F7F9FB"/>
+            <w:tcMar>
+              <w:top w:w="80" w:type="dxa"/>
+              <w:bottom w:w="80" w:type="dxa"/>
+              <w:left w:w="140" w:type="dxa"/>
+              <w:right w:w="140" w:type="dxa"/>
+            </w:tcMar>
+          </w:tcPr>
+          <w:p>
+            <w:pPr>
+              <w:spacing w:before="40" w:after="40" w:line="269" w:lineRule="auto"/>
+            </w:pPr>
+            <w:r>
+              <w:rPr>
+                <w:rFonts w:ascii="Calibri" w:hAnsi="Calibri"/>
+                <w:color w:val="222222"/>
+                <w:sz w:val="18"/>
+              </w:rPr>
+              <w:t>Dhan Broker API</w:t>
+            </w:r>
+          </w:p>
+        </w:tc>
+        <w:tc>
+          <w:tcPr>
+            <w:tcW w:type="dxa" w:w="3168"/>
+            <w:shd w:fill="F7F9FB"/>
+            <w:tcMar>
+              <w:top w:w="80" w:type="dxa"/>
+              <w:bottom w:w="80" w:type="dxa"/>
+              <w:left w:w="140" w:type="dxa"/>
+              <w:right w:w="140" w:type="dxa"/>
+            </w:tcMar>
+          </w:tcPr>
+          <w:p>
+            <w:pPr>
+              <w:spacing w:before="40" w:after="40" w:line="269" w:lineRule="auto"/>
+            </w:pPr>
+            <w:r>
+              <w:rPr>
+                <w:rFonts w:ascii="Calibri" w:hAnsi="Calibri"/>
+                <w:color w:val="222222"/>
+                <w:sz w:val="18"/>
+              </w:rPr>
+              <w:t>DHAN_CLIENT_ID</w:t>
+            </w:r>
+          </w:p>
+        </w:tc>
+        <w:tc>
+          <w:tcPr>
+            <w:tcW w:type="dxa" w:w="4032"/>
+            <w:shd w:fill="F7F9FB"/>
+            <w:tcMar>
+              <w:top w:w="80" w:type="dxa"/>
+              <w:bottom w:w="80" w:type="dxa"/>
+              <w:left w:w="140" w:type="dxa"/>
+              <w:right w:w="140" w:type="dxa"/>
+            </w:tcMar>
+          </w:tcPr>
+          <w:p>
+            <w:pPr>
+              <w:spacing w:before="40" w:after="40" w:line="269" w:lineRule="auto"/>
+            </w:pPr>
+            <w:r>
+              <w:rPr>
+                <w:rFonts w:ascii="Calibri" w:hAnsi="Calibri"/>
+                <w:color w:val="222222"/>
+                <w:sz w:val="18"/>
+              </w:rPr>
+              <w:t>10-digit Dhan Client ID</w:t>
+            </w:r>
+          </w:p>
+        </w:tc>
+      </w:tr>
+      <w:tr>
+        <w:tc>
+          <w:tcPr>
+            <w:tcW w:type="dxa" w:w="2592"/>
+            <w:shd w:fill="FFFFFF"/>
+            <w:tcMar>
+              <w:top w:w="80" w:type="dxa"/>
+              <w:bottom w:w="80" w:type="dxa"/>
+              <w:left w:w="140" w:type="dxa"/>
+              <w:right w:w="140" w:type="dxa"/>
+            </w:tcMar>
+          </w:tcPr>
+          <w:p>
+            <w:pPr>
+              <w:spacing w:before="40" w:after="40" w:line="269" w:lineRule="auto"/>
+            </w:pPr>
+            <w:r>
+              <w:rPr>
+                <w:rFonts w:ascii="Calibri" w:hAnsi="Calibri"/>
+                <w:color w:val="222222"/>
+                <w:sz w:val="18"/>
+              </w:rPr>
+              <w:t>Dhan Broker API</w:t>
+            </w:r>
+          </w:p>
+        </w:tc>
+        <w:tc>
+          <w:tcPr>
+            <w:tcW w:type="dxa" w:w="3168"/>
+            <w:shd w:fill="FFFFFF"/>
+            <w:tcMar>
+              <w:top w:w="80" w:type="dxa"/>
+              <w:bottom w:w="80" w:type="dxa"/>
+              <w:left w:w="140" w:type="dxa"/>
+              <w:right w:w="140" w:type="dxa"/>
+            </w:tcMar>
+          </w:tcPr>
+          <w:p>
+            <w:pPr>
+              <w:spacing w:before="40" w:after="40" w:line="269" w:lineRule="auto"/>
+            </w:pPr>
+            <w:r>
+              <w:rPr>
+                <w:rFonts w:ascii="Calibri" w:hAnsi="Calibri"/>
+                <w:color w:val="222222"/>
+                <w:sz w:val="18"/>
+              </w:rPr>
+              <w:t>DHAN_ACCESS_TOKEN</w:t>
+            </w:r>
+          </w:p>
+        </w:tc>
+        <w:tc>
+          <w:tcPr>
+            <w:tcW w:type="dxa" w:w="4032"/>
+            <w:shd w:fill="FFFFFF"/>
+            <w:tcMar>
+              <w:top w:w="80" w:type="dxa"/>
+              <w:bottom w:w="80" w:type="dxa"/>
+              <w:left w:w="140" w:type="dxa"/>
+              <w:right w:w="140" w:type="dxa"/>
+            </w:tcMar>
+          </w:tcPr>
+          <w:p>
+            <w:pPr>
+              <w:spacing w:before="40" w:after="40" w:line="269" w:lineRule="auto"/>
+            </w:pPr>
+            <w:r>
+              <w:rPr>
+                <w:rFonts w:ascii="Calibri" w:hAnsi="Calibri"/>
+                <w:color w:val="222222"/>
+                <w:sz w:val="18"/>
+              </w:rPr>
+              <w:t>DhanHQ API Token (Auto-generated from Dhan Web Console)</w:t>
+            </w:r>
+          </w:p>
+        </w:tc>
+      </w:tr>
+      <w:tr>
+        <w:tc>
+          <w:tcPr>
+            <w:tcW w:type="dxa" w:w="2592"/>
+            <w:shd w:fill="F7F9FB"/>
+            <w:tcMar>
+              <w:top w:w="80" w:type="dxa"/>
+              <w:bottom w:w="80" w:type="dxa"/>
+              <w:left w:w="140" w:type="dxa"/>
+              <w:right w:w="140" w:type="dxa"/>
+            </w:tcMar>
+          </w:tcPr>
+          <w:p>
+            <w:pPr>
+              <w:spacing w:before="40" w:after="40" w:line="269" w:lineRule="auto"/>
+            </w:pPr>
+            <w:r>
+              <w:rPr>
+                <w:rFonts w:ascii="Calibri" w:hAnsi="Calibri"/>
+                <w:color w:val="222222"/>
+                <w:sz w:val="18"/>
+              </w:rPr>
+              <w:t>Telegram Bot</w:t>
+            </w:r>
+          </w:p>
+        </w:tc>
+        <w:tc>
+          <w:tcPr>
+            <w:tcW w:type="dxa" w:w="3168"/>
+            <w:shd w:fill="F7F9FB"/>
+            <w:tcMar>
+              <w:top w:w="80" w:type="dxa"/>
+              <w:bottom w:w="80" w:type="dxa"/>
+              <w:left w:w="140" w:type="dxa"/>
+              <w:right w:w="140" w:type="dxa"/>
+            </w:tcMar>
+          </w:tcPr>
+          <w:p>
+            <w:pPr>
+              <w:spacing w:before="40" w:after="40" w:line="269" w:lineRule="auto"/>
+            </w:pPr>
+            <w:r>
+              <w:rPr>
+                <w:rFonts w:ascii="Calibri" w:hAnsi="Calibri"/>
+                <w:color w:val="222222"/>
+                <w:sz w:val="18"/>
+              </w:rPr>
+              <w:t>TELEGRAM_BOT_TOKEN</w:t>
+            </w:r>
+          </w:p>
+        </w:tc>
+        <w:tc>
+          <w:tcPr>
+            <w:tcW w:type="dxa" w:w="4032"/>
+            <w:shd w:fill="F7F9FB"/>
+            <w:tcMar>
+              <w:top w:w="80" w:type="dxa"/>
+              <w:bottom w:w="80" w:type="dxa"/>
+              <w:left w:w="140" w:type="dxa"/>
+              <w:right w:w="140" w:type="dxa"/>
+            </w:tcMar>
+          </w:tcPr>
+          <w:p>
+            <w:pPr>
+              <w:spacing w:before="40" w:after="40" w:line="269" w:lineRule="auto"/>
+            </w:pPr>
+            <w:r>
+              <w:rPr>
+                <w:rFonts w:ascii="Calibri" w:hAnsi="Calibri"/>
+                <w:color w:val="222222"/>
+                <w:sz w:val="18"/>
+              </w:rPr>
+              <w:t>8776408528:AAGexszfsf0DmRHFtS5CrPo_QmsN06QXc_A</w:t>
+            </w:r>
+          </w:p>
+        </w:tc>
+      </w:tr>
+      <w:tr>
+        <w:tc>
+          <w:tcPr>
+            <w:tcW w:type="dxa" w:w="2592"/>
+            <w:shd w:fill="FFFFFF"/>
+            <w:tcMar>
+              <w:top w:w="80" w:type="dxa"/>
+              <w:bottom w:w="80" w:type="dxa"/>
+              <w:left w:w="140" w:type="dxa"/>
+              <w:right w:w="140" w:type="dxa"/>
+            </w:tcMar>
+          </w:tcPr>
+          <w:p>
+            <w:pPr>
+              <w:spacing w:before="40" w:after="40" w:line="269" w:lineRule="auto"/>
+            </w:pPr>
+            <w:r>
+              <w:rPr>
+                <w:rFonts w:ascii="Calibri" w:hAnsi="Calibri"/>
+                <w:color w:val="222222"/>
+                <w:sz w:val="18"/>
+              </w:rPr>
+              <w:t>Telegram Bot</w:t>
+            </w:r>
+          </w:p>
+        </w:tc>
+        <w:tc>
+          <w:tcPr>
+            <w:tcW w:type="dxa" w:w="3168"/>
+            <w:shd w:fill="FFFFFF"/>
+            <w:tcMar>
+              <w:top w:w="80" w:type="dxa"/>
+              <w:bottom w:w="80" w:type="dxa"/>
+              <w:left w:w="140" w:type="dxa"/>
+              <w:right w:w="140" w:type="dxa"/>
+            </w:tcMar>
+          </w:tcPr>
+          <w:p>
+            <w:pPr>
+              <w:spacing w:before="40" w:after="40" w:line="269" w:lineRule="auto"/>
+            </w:pPr>
+            <w:r>
+              <w:rPr>
+                <w:rFonts w:ascii="Calibri" w:hAnsi="Calibri"/>
+                <w:color w:val="222222"/>
+                <w:sz w:val="18"/>
+              </w:rPr>
+              <w:t>Bot Username</w:t>
+            </w:r>
+          </w:p>
+        </w:tc>
+        <w:tc>
+          <w:tcPr>
+            <w:tcW w:type="dxa" w:w="4032"/>
+            <w:shd w:fill="FFFFFF"/>
+            <w:tcMar>
+              <w:top w:w="80" w:type="dxa"/>
+              <w:bottom w:w="80" w:type="dxa"/>
+              <w:left w:w="140" w:type="dxa"/>
+              <w:right w:w="140" w:type="dxa"/>
+            </w:tcMar>
+          </w:tcPr>
+          <w:p>
+            <w:pPr>
+              <w:spacing w:before="40" w:after="40" w:line="269" w:lineRule="auto"/>
+            </w:pPr>
+            <w:r>
+              <w:rPr>
+                <w:rFonts w:ascii="Calibri" w:hAnsi="Calibri"/>
+                <w:color w:val="222222"/>
+                <w:sz w:val="18"/>
+              </w:rPr>
+              <w:t>@ai_swing_trade_2_bot</w:t>
+            </w:r>
+          </w:p>
+        </w:tc>
+      </w:tr>
+      <w:tr>
+        <w:tc>
+          <w:tcPr>
+            <w:tcW w:type="dxa" w:w="2592"/>
+            <w:shd w:fill="F7F9FB"/>
+            <w:tcMar>
+              <w:top w:w="80" w:type="dxa"/>
+              <w:bottom w:w="80" w:type="dxa"/>
+              <w:left w:w="140" w:type="dxa"/>
+              <w:right w:w="140" w:type="dxa"/>
+            </w:tcMar>
+          </w:tcPr>
+          <w:p>
+            <w:pPr>
+              <w:spacing w:before="40" w:after="40" w:line="269" w:lineRule="auto"/>
+            </w:pPr>
+            <w:r>
+              <w:rPr>
+                <w:rFonts w:ascii="Calibri" w:hAnsi="Calibri"/>
+                <w:color w:val="222222"/>
+                <w:sz w:val="18"/>
+              </w:rPr>
+              <w:t>Render Cloud</w:t>
+            </w:r>
+          </w:p>
+        </w:tc>
+        <w:tc>
+          <w:tcPr>
+            <w:tcW w:type="dxa" w:w="3168"/>
+            <w:shd w:fill="F7F9FB"/>
+            <w:tcMar>
+              <w:top w:w="80" w:type="dxa"/>
+              <w:bottom w:w="80" w:type="dxa"/>
+              <w:left w:w="140" w:type="dxa"/>
+              <w:right w:w="140" w:type="dxa"/>
+            </w:tcMar>
+          </w:tcPr>
+          <w:p>
+            <w:pPr>
+              <w:spacing w:before="40" w:after="40" w:line="269" w:lineRule="auto"/>
+            </w:pPr>
+            <w:r>
+              <w:rPr>
+                <w:rFonts w:ascii="Calibri" w:hAnsi="Calibri"/>
+                <w:color w:val="222222"/>
+                <w:sz w:val="18"/>
+              </w:rPr>
+              <w:t>Public Service URL</w:t>
+            </w:r>
+          </w:p>
+        </w:tc>
+        <w:tc>
+          <w:tcPr>
+            <w:tcW w:type="dxa" w:w="4032"/>
+            <w:shd w:fill="F7F9FB"/>
+            <w:tcMar>
+              <w:top w:w="80" w:type="dxa"/>
+              <w:bottom w:w="80" w:type="dxa"/>
+              <w:left w:w="140" w:type="dxa"/>
+              <w:right w:w="140" w:type="dxa"/>
+            </w:tcMar>
+          </w:tcPr>
+          <w:p>
+            <w:pPr>
+              <w:spacing w:before="40" w:after="40" w:line="269" w:lineRule="auto"/>
+            </w:pPr>
+            <w:r>
+              <w:rPr>
+                <w:rFonts w:ascii="Calibri" w:hAnsi="Calibri"/>
+                <w:color w:val="222222"/>
+                <w:sz w:val="18"/>
+              </w:rPr>
+              <w:t>https://ai-swing-trade-2.onrender.com</w:t>
+            </w:r>
+          </w:p>
+        </w:tc>
+      </w:tr>
+      <w:tr>
+        <w:tc>
+          <w:tcPr>
+            <w:tcW w:type="dxa" w:w="2592"/>
+            <w:shd w:fill="FFFFFF"/>
+            <w:tcMar>
+              <w:top w:w="80" w:type="dxa"/>
+              <w:bottom w:w="80" w:type="dxa"/>
+              <w:left w:w="140" w:type="dxa"/>
+              <w:right w:w="140" w:type="dxa"/>
+            </w:tcMar>
+          </w:tcPr>
+          <w:p>
+            <w:pPr>
+              <w:spacing w:before="40" w:after="40" w:line="269" w:lineRule="auto"/>
+            </w:pPr>
+            <w:r>
+              <w:rPr>
+                <w:rFonts w:ascii="Calibri" w:hAnsi="Calibri"/>
+                <w:color w:val="222222"/>
+                <w:sz w:val="18"/>
+              </w:rPr>
               <w:t>Google Sheets</w:t>
             </w:r>
           </w:p>
         </w:tc>
         <w:tc>
           <w:tcPr>
-            <w:tcW w:type="dxa" w:w="2880"/>
-            <w:shd w:val="clear" w:color="auto" w:fill="F2F2F2"/>
+            <w:tcW w:type="dxa" w:w="3168"/>
+            <w:shd w:fill="FFFFFF"/>
+            <w:tcMar>
+              <w:top w:w="80" w:type="dxa"/>
+              <w:bottom w:w="80" w:type="dxa"/>
+              <w:left w:w="140" w:type="dxa"/>
+              <w:right w:w="140" w:type="dxa"/>
+            </w:tcMar>
           </w:tcPr>
           <w:p>
+            <w:pPr>
+              <w:spacing w:before="40" w:after="40" w:line="269" w:lineRule="auto"/>
+            </w:pPr>
             <w:r>
+              <w:rPr>
+                <w:rFonts w:ascii="Calibri" w:hAnsi="Calibri"/>
+                <w:color w:val="222222"/>
+                <w:sz w:val="18"/>
+              </w:rPr>
+              <w:t>Database Sheet Name</w:t>
+            </w:r>
+          </w:p>
+        </w:tc>
+        <w:tc>
+          <w:tcPr>
+            <w:tcW w:type="dxa" w:w="4032"/>
+            <w:shd w:fill="FFFFFF"/>
+            <w:tcMar>
+              <w:top w:w="80" w:type="dxa"/>
+              <w:bottom w:w="80" w:type="dxa"/>
+              <w:left w:w="140" w:type="dxa"/>
+              <w:right w:w="140" w:type="dxa"/>
+            </w:tcMar>
+          </w:tcPr>
+          <w:p>
+            <w:pPr>
+              <w:spacing w:before="40" w:after="40" w:line="269" w:lineRule="auto"/>
+            </w:pPr>
+            <w:r>
+              <w:rPr>
+                <w:rFonts w:ascii="Calibri" w:hAnsi="Calibri"/>
+                <w:color w:val="222222"/>
+                <w:sz w:val="18"/>
+              </w:rPr>
+              <w:t>NSE_Swing_Trading_Portfolio_2</w:t>
+            </w:r>
+          </w:p>
+        </w:tc>
+      </w:tr>
+      <w:tr>
+        <w:tc>
+          <w:tcPr>
+            <w:tcW w:type="dxa" w:w="2592"/>
+            <w:shd w:fill="F7F9FB"/>
+            <w:tcMar>
+              <w:top w:w="80" w:type="dxa"/>
+              <w:bottom w:w="80" w:type="dxa"/>
+              <w:left w:w="140" w:type="dxa"/>
+              <w:right w:w="140" w:type="dxa"/>
+            </w:tcMar>
+          </w:tcPr>
+          <w:p>
+            <w:pPr>
+              <w:spacing w:before="40" w:after="40" w:line="269" w:lineRule="auto"/>
+            </w:pPr>
+            <w:r>
+              <w:rPr>
+                <w:rFonts w:ascii="Calibri" w:hAnsi="Calibri"/>
+                <w:color w:val="222222"/>
+                <w:sz w:val="18"/>
+              </w:rPr>
+              <w:t>Google Sheets</w:t>
+            </w:r>
+          </w:p>
+        </w:tc>
+        <w:tc>
+          <w:tcPr>
+            <w:tcW w:type="dxa" w:w="3168"/>
+            <w:shd w:fill="F7F9FB"/>
+            <w:tcMar>
+              <w:top w:w="80" w:type="dxa"/>
+              <w:bottom w:w="80" w:type="dxa"/>
+              <w:left w:w="140" w:type="dxa"/>
+              <w:right w:w="140" w:type="dxa"/>
+            </w:tcMar>
+          </w:tcPr>
+          <w:p>
+            <w:pPr>
+              <w:spacing w:before="40" w:after="40" w:line="269" w:lineRule="auto"/>
+            </w:pPr>
+            <w:r>
+              <w:rPr>
+                <w:rFonts w:ascii="Calibri" w:hAnsi="Calibri"/>
+                <w:color w:val="222222"/>
+                <w:sz w:val="18"/>
+              </w:rPr>
               <w:t>Service Account Email</w:t>
             </w:r>
           </w:p>
         </w:tc>
         <w:tc>
           <w:tcPr>
-            <w:tcW w:type="dxa" w:w="2880"/>
-            <w:shd w:val="clear" w:color="auto" w:fill="F2F2F2"/>
+            <w:tcW w:type="dxa" w:w="4032"/>
+            <w:shd w:fill="F7F9FB"/>
+            <w:tcMar>
+              <w:top w:w="80" w:type="dxa"/>
+              <w:bottom w:w="80" w:type="dxa"/>
+              <w:left w:w="140" w:type="dxa"/>
+              <w:right w:w="140" w:type="dxa"/>
+            </w:tcMar>
           </w:tcPr>
           <w:p>
+            <w:pPr>
+              <w:spacing w:before="40" w:after="40" w:line="269" w:lineRule="auto"/>
+            </w:pPr>
             <w:r>
+              <w:rPr>
+                <w:rFonts w:ascii="Calibri" w:hAnsi="Calibri"/>
+                <w:color w:val="222222"/>
+                <w:sz w:val="18"/>
+              </w:rPr>
               <w:t>sheets-editor@swing-trade-system-506815.iam.gserviceaccount.com</w:t>
             </w:r>
           </w:p>
@@ -1086,34 +7337,76 @@
       <w:tr>
         <w:tc>
           <w:tcPr>
-            <w:tcW w:type="dxa" w:w="2880"/>
-            <w:shd w:val="clear" w:color="auto" w:fill="F2F2F2"/>
+            <w:tcW w:type="dxa" w:w="2592"/>
+            <w:shd w:fill="FFFFFF"/>
+            <w:tcMar>
+              <w:top w:w="80" w:type="dxa"/>
+              <w:bottom w:w="80" w:type="dxa"/>
+              <w:left w:w="140" w:type="dxa"/>
+              <w:right w:w="140" w:type="dxa"/>
+            </w:tcMar>
           </w:tcPr>
           <w:p>
+            <w:pPr>
+              <w:spacing w:before="40" w:after="40" w:line="269" w:lineRule="auto"/>
+            </w:pPr>
             <w:r>
-              <w:t>Google Sheets</w:t>
+              <w:rPr>
+                <w:rFonts w:ascii="Calibri" w:hAnsi="Calibri"/>
+                <w:color w:val="222222"/>
+                <w:sz w:val="18"/>
+              </w:rPr>
+              <w:t>Gemini AI</w:t>
             </w:r>
           </w:p>
         </w:tc>
         <w:tc>
           <w:tcPr>
-            <w:tcW w:type="dxa" w:w="2880"/>
-            <w:shd w:val="clear" w:color="auto" w:fill="F2F2F2"/>
+            <w:tcW w:type="dxa" w:w="3168"/>
+            <w:shd w:fill="FFFFFF"/>
+            <w:tcMar>
+              <w:top w:w="80" w:type="dxa"/>
+              <w:bottom w:w="80" w:type="dxa"/>
+              <w:left w:w="140" w:type="dxa"/>
+              <w:right w:w="140" w:type="dxa"/>
+            </w:tcMar>
           </w:tcPr>
           <w:p>
+            <w:pPr>
+              <w:spacing w:before="40" w:after="40" w:line="269" w:lineRule="auto"/>
+            </w:pPr>
             <w:r>
-              <w:t>Database Sheet Name</w:t>
+              <w:rPr>
+                <w:rFonts w:ascii="Calibri" w:hAnsi="Calibri"/>
+                <w:color w:val="222222"/>
+                <w:sz w:val="18"/>
+              </w:rPr>
+              <w:t>GEMINI_API_KEY</w:t>
             </w:r>
           </w:p>
         </w:tc>
         <w:tc>
           <w:tcPr>
-            <w:tcW w:type="dxa" w:w="2880"/>
-            <w:shd w:val="clear" w:color="auto" w:fill="F2F2F2"/>
+            <w:tcW w:type="dxa" w:w="4032"/>
+            <w:shd w:fill="FFFFFF"/>
+            <w:tcMar>
+              <w:top w:w="80" w:type="dxa"/>
+              <w:bottom w:w="80" w:type="dxa"/>
+              <w:left w:w="140" w:type="dxa"/>
+              <w:right w:w="140" w:type="dxa"/>
+            </w:tcMar>
           </w:tcPr>
           <w:p>
+            <w:pPr>
+              <w:spacing w:before="40" w:after="40" w:line="269" w:lineRule="auto"/>
+            </w:pPr>
             <w:r>
-              <w:t>NSE_Swing_Trading_Portfolio</w:t>
+              <w:rPr>
+                <w:rFonts w:ascii="Calibri" w:hAnsi="Calibri"/>
+                <w:color w:val="222222"/>
+                <w:sz w:val="18"/>
+              </w:rPr>
+              <w:t>[Active Gemini API Key in Render Environment]</w:t>
             </w:r>
           </w:p>
         </w:tc>
@@ -1121,82 +7414,277 @@
       <w:tr>
         <w:tc>
           <w:tcPr>
-            <w:tcW w:type="dxa" w:w="2880"/>
-            <w:shd w:val="clear" w:color="auto" w:fill="F2F2F2"/>
+            <w:tcW w:type="dxa" w:w="2592"/>
+            <w:shd w:fill="F7F9FB"/>
+            <w:tcMar>
+              <w:top w:w="80" w:type="dxa"/>
+              <w:bottom w:w="80" w:type="dxa"/>
+              <w:left w:w="140" w:type="dxa"/>
+              <w:right w:w="140" w:type="dxa"/>
+            </w:tcMar>
           </w:tcPr>
           <w:p>
+            <w:pPr>
+              <w:spacing w:before="40" w:after="40" w:line="269" w:lineRule="auto"/>
+            </w:pPr>
             <w:r>
-              <w:t>Gemini AI</w:t>
-            </w:r>
-          </w:p>
-        </w:tc>
-        <w:tc>
-          <w:tcPr>
-            <w:tcW w:type="dxa" w:w="2880"/>
-            <w:shd w:val="clear" w:color="auto" w:fill="F2F2F2"/>
-          </w:tcPr>
-          <w:p>
-            <w:r>
-              <w:t>GEMINI_API_KEY</w:t>
-            </w:r>
-          </w:p>
-        </w:tc>
-        <w:tc>
-          <w:tcPr>
-            <w:tcW w:type="dxa" w:w="2880"/>
-            <w:shd w:val="clear" w:color="auto" w:fill="F2F2F2"/>
-          </w:tcPr>
-          <w:p>
-            <w:r>
-              <w:t>[Your Gemini API Key]</w:t>
-            </w:r>
-          </w:p>
-        </w:tc>
-      </w:tr>
-      <w:tr>
-        <w:tc>
-          <w:tcPr>
-            <w:tcW w:type="dxa" w:w="2880"/>
-            <w:shd w:val="clear" w:color="auto" w:fill="F2F2F2"/>
-          </w:tcPr>
-          <w:p>
-            <w:r>
+              <w:rPr>
+                <w:rFonts w:ascii="Calibri" w:hAnsi="Calibri"/>
+                <w:color w:val="222222"/>
+                <w:sz w:val="18"/>
+              </w:rPr>
               <w:t>GitHub Repository</w:t>
             </w:r>
           </w:p>
         </w:tc>
         <w:tc>
           <w:tcPr>
-            <w:tcW w:type="dxa" w:w="2880"/>
-            <w:shd w:val="clear" w:color="auto" w:fill="F2F2F2"/>
+            <w:tcW w:type="dxa" w:w="3168"/>
+            <w:shd w:fill="F7F9FB"/>
+            <w:tcMar>
+              <w:top w:w="80" w:type="dxa"/>
+              <w:bottom w:w="80" w:type="dxa"/>
+              <w:left w:w="140" w:type="dxa"/>
+              <w:right w:w="140" w:type="dxa"/>
+            </w:tcMar>
           </w:tcPr>
           <w:p>
+            <w:pPr>
+              <w:spacing w:before="40" w:after="40" w:line="269" w:lineRule="auto"/>
+            </w:pPr>
             <w:r>
-              <w:t>Git Repository URL</w:t>
+              <w:rPr>
+                <w:rFonts w:ascii="Calibri" w:hAnsi="Calibri"/>
+                <w:color w:val="222222"/>
+                <w:sz w:val="18"/>
+              </w:rPr>
+              <w:t>Git Branch: strategy-2</w:t>
             </w:r>
           </w:p>
         </w:tc>
         <w:tc>
           <w:tcPr>
-            <w:tcW w:type="dxa" w:w="2880"/>
-            <w:shd w:val="clear" w:color="auto" w:fill="F2F2F2"/>
+            <w:tcW w:type="dxa" w:w="4032"/>
+            <w:shd w:fill="F7F9FB"/>
+            <w:tcMar>
+              <w:top w:w="80" w:type="dxa"/>
+              <w:bottom w:w="80" w:type="dxa"/>
+              <w:left w:w="140" w:type="dxa"/>
+              <w:right w:w="140" w:type="dxa"/>
+            </w:tcMar>
           </w:tcPr>
           <w:p>
+            <w:pPr>
+              <w:spacing w:before="40" w:after="40" w:line="269" w:lineRule="auto"/>
+            </w:pPr>
             <w:r>
+              <w:rPr>
+                <w:rFonts w:ascii="Calibri" w:hAnsi="Calibri"/>
+                <w:color w:val="222222"/>
+                <w:sz w:val="18"/>
+              </w:rPr>
               <w:t>https://github.com/ckbas/Swing-Trading.git</w:t>
             </w:r>
           </w:p>
         </w:tc>
       </w:tr>
     </w:tbl>
+    <w:p>
+      <w:pPr>
+        <w:keepNext/>
+        <w:spacing w:before="240" w:after="80"/>
+      </w:pPr>
+      <w:r>
+        <w:rPr>
+          <w:rFonts w:ascii="Calibri" w:hAnsi="Calibri"/>
+          <w:b/>
+          <w:color w:val="2E5B88"/>
+          <w:sz w:val="24"/>
+        </w:rPr>
+        <w:t>Render Deployment Commands</w:t>
+      </w:r>
+    </w:p>
+    <w:p>
+      <w:pPr>
+        <w:pStyle w:val="ListBullet"/>
+        <w:spacing w:before="20" w:after="60" w:line="276" w:lineRule="auto"/>
+      </w:pPr>
+      <w:r>
+        <w:rPr>
+          <w:rFonts w:ascii="Calibri" w:hAnsi="Calibri"/>
+          <w:b/>
+          <w:color w:val="1B365D"/>
+          <w:sz w:val="19"/>
+        </w:rPr>
+        <w:t>Build Command:</w:t>
+      </w:r>
+      <w:r>
+        <w:rPr>
+          <w:rFonts w:ascii="Calibri" w:hAnsi="Calibri"/>
+          <w:color w:val="222222"/>
+          <w:sz w:val="19"/>
+        </w:rPr>
+        <w:t>pip install -r requirements.txt</w:t>
+      </w:r>
+    </w:p>
+    <w:p>
+      <w:pPr>
+        <w:pStyle w:val="ListBullet"/>
+        <w:spacing w:before="20" w:after="60" w:line="276" w:lineRule="auto"/>
+      </w:pPr>
+      <w:r>
+        <w:rPr>
+          <w:rFonts w:ascii="Calibri" w:hAnsi="Calibri"/>
+          <w:b/>
+          <w:color w:val="1B365D"/>
+          <w:sz w:val="19"/>
+        </w:rPr>
+        <w:t>Start Command:</w:t>
+      </w:r>
+      <w:r>
+        <w:rPr>
+          <w:rFonts w:ascii="Calibri" w:hAnsi="Calibri"/>
+          <w:color w:val="222222"/>
+          <w:sz w:val="19"/>
+        </w:rPr>
+        <w:t>sh start.sh (executes background bot.py and foreground streamlit run app.py)</w:t>
+      </w:r>
+    </w:p>
+    <w:p>
+      <w:pPr>
+        <w:pStyle w:val="ListBullet"/>
+        <w:spacing w:before="20" w:after="60" w:line="276" w:lineRule="auto"/>
+      </w:pPr>
+      <w:r>
+        <w:rPr>
+          <w:rFonts w:ascii="Calibri" w:hAnsi="Calibri"/>
+          <w:b/>
+          <w:color w:val="1B365D"/>
+          <w:sz w:val="19"/>
+        </w:rPr>
+        <w:t>Procfile Definition:</w:t>
+      </w:r>
+      <w:r>
+        <w:rPr>
+          <w:rFonts w:ascii="Calibri" w:hAnsi="Calibri"/>
+          <w:color w:val="222222"/>
+          <w:sz w:val="19"/>
+        </w:rPr>
+        <w:t>web: sh start.sh</w:t>
+      </w:r>
+    </w:p>
+    <w:p>
+      <w:pPr>
+        <w:keepNext/>
+        <w:spacing w:before="320" w:after="120"/>
+      </w:pPr>
+      <w:r>
+        <w:rPr>
+          <w:rFonts w:ascii="Calibri" w:hAnsi="Calibri"/>
+          <w:b/>
+          <w:color w:val="1B365D"/>
+          <w:sz w:val="30"/>
+        </w:rPr>
+        <w:t>9. Universal Master Prompt</w:t>
+      </w:r>
+    </w:p>
+    <w:p>
+      <w:pPr>
+        <w:spacing w:before="20" w:after="80" w:line="276" w:lineRule="auto"/>
+      </w:pPr>
+      <w:r>
+        <w:rPr>
+          <w:rFonts w:ascii="Calibri" w:hAnsi="Calibri"/>
+          <w:i w:val="0"/>
+          <w:color w:val="222222"/>
+          <w:sz w:val="20"/>
+        </w:rPr>
+        <w:t>This Master Prompt contains the end-to-end instructions for recreating this system from scratch in any environment:</w:t>
+      </w:r>
+    </w:p>
+    <w:p>
+      <w:pPr>
+        <w:spacing w:before="80" w:after="80" w:line="264" w:lineRule="auto"/>
+      </w:pPr>
+      <w:r>
+        <w:rPr>
+          <w:rFonts w:ascii="Consolas" w:hAnsi="Consolas"/>
+          <w:color w:val="333333"/>
+          <w:sz w:val="17"/>
+        </w:rPr>
+        <w:t>Build a complete, production-grade NSE Swing Trading &amp; Portfolio Manager in Python for System #2, ready to deploy to Render (Free Tier). The system must run a Streamlit web dashboard and a Telegram bot concurrently inside a single container. The database must be Google Sheets (managed via gspread).</w:t>
+        <w:br/>
+        <w:br/>
+        <w:t>1. FILE STRUCTURE &amp; RESPONSIBILITIES:</w:t>
+        <w:br/>
+        <w:t>- dhan_client.py: Integrates DhanHQ API ('dhanhq'). Downloads and caches the Dhan NSE Scrip Master CSV in memory to map symbols (e.g. 'RELIANCE' -&gt; 2885). Provides get_dhan_ltp(tickers) for zero-latency live quotes with graceful fallback to yfinance if unconfigured.</w:t>
+        <w:br/>
+        <w:t>- sentiment_analyzer.py: Dual-tier Market Sentiment Analyzer scraping Google News RSS (35+ Indian financial headlines &amp; global macro cues) and synthesizing color-coded directives (ALLOW / SELECTIVE / HALT) via Gemini 3.6-flash.</w:t>
+        <w:br/>
+        <w:t>- screener.py: Fetches Nifty 50 symbols from NSE, downloads 60d daily historical data in parallel via yfinance, and filters for breakouts with official Company Names and sector metadata. Penny stock and liquidity filters enforced.</w:t>
+        <w:br/>
+        <w:t>- portfolio_manager.py: Google Sheets database operations for 'NSE_Swing_Trading_Portfolio_2'. Handles sheets initialization, fetching open/closed positions, registering chat IDs, adding/closing positions, calculating performance metrics (Total Return, CAGR, XIRR, PnL %), and syncing live quotes from DhanHQ with retry_gspread for 429 rate limit backoff.</w:t>
+        <w:br/>
+        <w:t>- trading_graph.py: Builds a stateful LangGraph workflow representing the trading cycle (Sync Portfolio -&gt; Scan Market -&gt; Position Sizer -&gt; Execute Trades) and formats a text-based scan report with IST timestamps, Company Names, and Sector classifications.</w:t>
+        <w:br/>
+        <w:t>- bot.py: Telegram Bot handler and dynamic scheduler. Implements interactive InlineKeyboardMarkup 6-button menus, native BotCommand menu registration, IST Date/Time timestamps, Company Names, and commands (/menu, /scan, /news, /positions, /history, /summary, /schedules, /start).</w:t>
+        <w:br/>
+        <w:t>- app.py: Streamlit frontend dashboard displaying KPI cards for Value, Cash, Unrealized/Realized PnL, Total Return, CAGR, XIRR, Closed Trades table with PnL % and win rate metrics, sector concentration charts, and Plotly charts.</w:t>
+        <w:br/>
+        <w:t>- start.sh: Shell script launching 'python -u bot.py &amp;' in the background and 'streamlit run app.py --server.port $PORT --server.address 0.0.0.0 --server.fileWatcherType none --server.headless true' in the foreground.</w:t>
+        <w:br/>
+        <w:t>- Procfile: Contains 'web: sh start.sh'</w:t>
+        <w:br/>
+        <w:t>- requirements.txt: Dependencies (streamlit, python-telegram-bot[all], gspread, google-auth, yfinance, pandas, numpy, langgraph, pytz, plotly, requests, google-generativeai, dhanhq).</w:t>
+        <w:br/>
+        <w:br/>
+        <w:t>2. STRATEGY SPECIFICATIONS:</w:t>
+        <w:br/>
+        <w:t>- Universe: Nifty 50 constituents (.NS suffix).</w:t>
+        <w:br/>
+        <w:t>- Entry Conditions: Today's Close &gt; 20 SMA, Yesterday's Close &lt;= 20 SMA, Volume &gt; 2.5x 20-day Volume SMA, 14-period RSI between 50 and 70.</w:t>
+        <w:br/>
+        <w:t>- Stop Loss: Volatility-Adaptive 2x ATR(14) below entry (clamped to 20 SMA floor).</w:t>
+        <w:br/>
+        <w:t>- Risk Sizing: 1.5% risk per trade: floor((Total Portfolio Value * 0.015) / (2 * ATR(14))).</w:t>
+        <w:br/>
+        <w:t>- Sector Limit: Maximum 3 open positions per sector.</w:t>
+        <w:br/>
+        <w:t>- Target: 1:2 Risk-to-Reward ratio (Entry + 2 * (Entry - Initial SL)).</w:t>
+        <w:br/>
+        <w:t>- Trailing Stop: 20 EMA ratcheted upward; never moves downward.</w:t>
+        <w:br/>
+        <w:t>- Market Sentiment Guardrails: Macro ALLOW/SELECTIVE/HALT and Micro stock sentiment tightening SL to Today's Low.</w:t>
+      </w:r>
+    </w:p>
     <w:sectPr>
+      <w:headerReference w:type="default" r:id="rId9"/>
       <w:pgSz w:w="12240" w:h="15840"/>
-      <w:pgMar w:top="1440" w:right="1800" w:bottom="1440" w:left="1800" w:header="720" w:footer="720" w:gutter="0"/>
+      <w:pgMar w:top="1152" w:right="1152" w:bottom="1152" w:left="1152" w:header="720" w:footer="720" w:gutter="0"/>
       <w:cols w:space="720"/>
       <w:docGrid w:linePitch="360"/>
     </w:sectPr>
   </w:body>
 </w:document>
+</file>
+
+<file path=word/header1.xml><?xml version="1.0" encoding="utf-8"?>
+<w:hdr xmlns:m="http://schemas.openxmlformats.org/officeDocument/2006/math" xmlns:mc="http://schemas.openxmlformats.org/markup-compatibility/2006" xmlns:mo="http://schemas.microsoft.com/office/mac/office/2008/main" xmlns:mv="urn:schemas-microsoft-com:mac:vml" xmlns:o="urn:schemas-microsoft-com:office:office" xmlns:r="http://schemas.openxmlformats.org/officeDocument/2006/relationships" xmlns:v="urn:schemas-microsoft-com:vml" xmlns:w10="urn:schemas-microsoft-com:office:word" xmlns:w14="http://schemas.microsoft.com/office/word/2010/wordml" xmlns:w="http://schemas.openxmlformats.org/wordprocessingml/2006/main" xmlns:wne="http://schemas.microsoft.com/office/word/2006/wordml" xmlns:wp14="http://schemas.microsoft.com/office/word/2010/wordprocessingDrawing" xmlns:wp="http://schemas.openxmlformats.org/drawingml/2006/wordprocessingDrawing" xmlns:wpc="http://schemas.microsoft.com/office/word/2010/wordprocessingCanvas" xmlns:wpg="http://schemas.microsoft.com/office/word/2010/wordprocessingGroup" xmlns:wpi="http://schemas.microsoft.com/office/word/2010/wordprocessingInk" xmlns:wps="http://schemas.microsoft.com/office/word/2010/wordprocessingShape" mc:Ignorable="w14 wp14">
+  <w:p>
+    <w:pPr>
+      <w:pStyle w:val="Header"/>
+      <w:jc w:val="right"/>
+    </w:pPr>
+    <w:r>
+      <w:rPr>
+        <w:rFonts w:ascii="Calibri" w:hAnsi="Calibri"/>
+        <w:color w:val="888888"/>
+        <w:sz w:val="16"/>
+      </w:rPr>
+      <w:t>NSE Automated Swing Trading System | System #2 | Confidential Master Operations Manual</w:t>
+    </w:r>
+  </w:p>
+</w:hdr>
 </file>
 
 <file path=word/numbering.xml><?xml version="1.0" encoding="utf-8"?>
@@ -1562,10 +8050,6 @@
     <w:name w:val="Normal"/>
     <w:qFormat/>
     <w:rsid w:val="00FC693F"/>
-    <w:rPr>
-      <w:rFonts w:ascii="Calibri" w:hAnsi="Calibri"/>
-      <w:sz w:val="22"/>
-    </w:rPr>
   </w:style>
   <w:style w:type="paragraph" w:styleId="Header">
     <w:name w:val="header"/>

--- a/NSE_Swing_Trading_System_Master_Manual.docx
+++ b/NSE_Swing_Trading_System_Master_Manual.docx
@@ -350,7 +350,7 @@
           <w:color w:val="222222"/>
           <w:sz w:val="20"/>
         </w:rPr>
-        <w:t>System #1 executes the Classic Breakout Strategy with 1.0% capital risk per trade, clamped 20 SMA stop-loss, and 1:2 Risk-to-Reward profit targets:</w:t>
+        <w:t>System #1 executes the Classic Breakout Strategy with dynamic sheet-driven risk sizing (Active setting: 5.0% risk per trade on ₹100,000 portfolio = ₹5,000 INR risk amount), clamped 20 SMA stop-loss, and 1:2 Risk-to-Reward profit targets:</w:t>
       </w:r>
     </w:p>
     <w:p>
@@ -488,7 +488,7 @@
           <w:color w:val="222222"/>
           <w:sz w:val="19"/>
         </w:rPr>
-        <w:t>Exactly 1.0% of Total Portfolio Value risked per trade: Quantity = floor((Total Portfolio Value * 0.01) / (Entry Price - Initial SL)).</w:t>
+        <w:t>Dynamic Sheet-Driven Sizing: Exactly 'Risk Percent' of 'Total Portfolio Value' from the Account sheet risked per trade. Formula: Quantity = floor((Total Portfolio Value * Risk Percent) / (Entry Price - Initial SL)). Active configuration: floor((100,000 * 0.05) / (Entry - Initial SL)) = floor(5,000 / Risk Per Share).</w:t>
       </w:r>
     </w:p>
     <w:p>
@@ -4159,7 +4159,7 @@
         </w:trPr>
         <w:tc>
           <w:tcPr>
-            <w:tcW w:type="dxa" w:w="2880"/>
+            <w:tcW w:type="dxa" w:w="3168"/>
             <w:shd w:fill="1B365D"/>
             <w:tcMar>
               <w:top w:w="120" w:type="dxa"/>
@@ -4185,7 +4185,7 @@
         </w:tc>
         <w:tc>
           <w:tcPr>
-            <w:tcW w:type="dxa" w:w="2160"/>
+            <w:tcW w:type="dxa" w:w="2592"/>
             <w:shd w:fill="1B365D"/>
             <w:tcMar>
               <w:top w:w="120" w:type="dxa"/>
@@ -4211,7 +4211,7 @@
         </w:tc>
         <w:tc>
           <w:tcPr>
-            <w:tcW w:type="dxa" w:w="4752"/>
+            <w:tcW w:type="dxa" w:w="4032"/>
             <w:shd w:fill="1B365D"/>
             <w:tcMar>
               <w:top w:w="120" w:type="dxa"/>
@@ -4239,7 +4239,7 @@
       <w:tr>
         <w:tc>
           <w:tcPr>
-            <w:tcW w:type="dxa" w:w="2880"/>
+            <w:tcW w:type="dxa" w:w="3168"/>
             <w:shd w:fill="F7F9FB"/>
             <w:tcMar>
               <w:top w:w="80" w:type="dxa"/>
@@ -4264,7 +4264,7 @@
         </w:tc>
         <w:tc>
           <w:tcPr>
-            <w:tcW w:type="dxa" w:w="2160"/>
+            <w:tcW w:type="dxa" w:w="2592"/>
             <w:shd w:fill="F7F9FB"/>
             <w:tcMar>
               <w:top w:w="80" w:type="dxa"/>
@@ -4283,13 +4283,13 @@
                 <w:color w:val="222222"/>
                 <w:sz w:val="18"/>
               </w:rPr>
-              <w:t>₹1,000,000.00</w:t>
+              <w:t>₹100,000.00 (Active in Sheet)</w:t>
             </w:r>
           </w:p>
         </w:tc>
         <w:tc>
           <w:tcPr>
-            <w:tcW w:type="dxa" w:w="4752"/>
+            <w:tcW w:type="dxa" w:w="4032"/>
             <w:shd w:fill="F7F9FB"/>
             <w:tcMar>
               <w:top w:w="80" w:type="dxa"/>
@@ -4308,7 +4308,7 @@
                 <w:color w:val="222222"/>
                 <w:sz w:val="18"/>
               </w:rPr>
-              <w:t>Sum of Cash Balance + Current Market Value of Open Positions</w:t>
+              <w:t>Sum of Cash Balance + Current Market Value of Open Positions (Dynamic)</w:t>
             </w:r>
           </w:p>
         </w:tc>
@@ -4316,7 +4316,7 @@
       <w:tr>
         <w:tc>
           <w:tcPr>
-            <w:tcW w:type="dxa" w:w="2880"/>
+            <w:tcW w:type="dxa" w:w="3168"/>
             <w:shd w:fill="FFFFFF"/>
             <w:tcMar>
               <w:top w:w="80" w:type="dxa"/>
@@ -4341,7 +4341,7 @@
         </w:tc>
         <w:tc>
           <w:tcPr>
-            <w:tcW w:type="dxa" w:w="2160"/>
+            <w:tcW w:type="dxa" w:w="2592"/>
             <w:shd w:fill="FFFFFF"/>
             <w:tcMar>
               <w:top w:w="80" w:type="dxa"/>
@@ -4360,13 +4360,13 @@
                 <w:color w:val="222222"/>
                 <w:sz w:val="18"/>
               </w:rPr>
-              <w:t>₹1,000,000.00</w:t>
+              <w:t>₹100,000.00 (Active in Sheet)</w:t>
             </w:r>
           </w:p>
         </w:tc>
         <w:tc>
           <w:tcPr>
-            <w:tcW w:type="dxa" w:w="4752"/>
+            <w:tcW w:type="dxa" w:w="4032"/>
             <w:shd w:fill="FFFFFF"/>
             <w:tcMar>
               <w:top w:w="80" w:type="dxa"/>
@@ -4393,7 +4393,7 @@
       <w:tr>
         <w:tc>
           <w:tcPr>
-            <w:tcW w:type="dxa" w:w="2880"/>
+            <w:tcW w:type="dxa" w:w="3168"/>
             <w:shd w:fill="F7F9FB"/>
             <w:tcMar>
               <w:top w:w="80" w:type="dxa"/>
@@ -4412,13 +4412,13 @@
                 <w:color w:val="222222"/>
                 <w:sz w:val="18"/>
               </w:rPr>
-              <w:t>Risk Percent</w:t>
+              <w:t>Risk Percent / Percentage</w:t>
             </w:r>
           </w:p>
         </w:tc>
         <w:tc>
           <w:tcPr>
-            <w:tcW w:type="dxa" w:w="2160"/>
+            <w:tcW w:type="dxa" w:w="2592"/>
             <w:shd w:fill="F7F9FB"/>
             <w:tcMar>
               <w:top w:w="80" w:type="dxa"/>
@@ -4437,13 +4437,13 @@
                 <w:color w:val="222222"/>
                 <w:sz w:val="18"/>
               </w:rPr>
-              <w:t>0.01 (1.0%)</w:t>
+              <w:t>0.05 (5.0%)</w:t>
             </w:r>
           </w:p>
         </w:tc>
         <w:tc>
           <w:tcPr>
-            <w:tcW w:type="dxa" w:w="4752"/>
+            <w:tcW w:type="dxa" w:w="4032"/>
             <w:shd w:fill="F7F9FB"/>
             <w:tcMar>
               <w:top w:w="80" w:type="dxa"/>
@@ -4462,7 +4462,7 @@
                 <w:color w:val="222222"/>
                 <w:sz w:val="18"/>
               </w:rPr>
-              <w:t>Percentage of Total Portfolio Value risked per single trade setup</w:t>
+              <w:t>Active capital risk percentage per trade (dynamically read on every run)</w:t>
             </w:r>
           </w:p>
         </w:tc>
@@ -4470,7 +4470,7 @@
       <w:tr>
         <w:tc>
           <w:tcPr>
-            <w:tcW w:type="dxa" w:w="2880"/>
+            <w:tcW w:type="dxa" w:w="3168"/>
             <w:shd w:fill="FFFFFF"/>
             <w:tcMar>
               <w:top w:w="80" w:type="dxa"/>
@@ -4495,7 +4495,7 @@
         </w:tc>
         <w:tc>
           <w:tcPr>
-            <w:tcW w:type="dxa" w:w="2160"/>
+            <w:tcW w:type="dxa" w:w="2592"/>
             <w:shd w:fill="FFFFFF"/>
             <w:tcMar>
               <w:top w:w="80" w:type="dxa"/>
@@ -4514,13 +4514,13 @@
                 <w:color w:val="222222"/>
                 <w:sz w:val="18"/>
               </w:rPr>
-              <w:t>₹1,000,000.00</w:t>
+              <w:t>₹100,000.00 (Active in Sheet)</w:t>
             </w:r>
           </w:p>
         </w:tc>
         <w:tc>
           <w:tcPr>
-            <w:tcW w:type="dxa" w:w="4752"/>
+            <w:tcW w:type="dxa" w:w="4032"/>
             <w:shd w:fill="FFFFFF"/>
             <w:tcMar>
               <w:top w:w="80" w:type="dxa"/>

--- a/NSE_Swing_Trading_System_Master_Manual.docx
+++ b/NSE_Swing_Trading_System_Master_Manual.docx
@@ -350,7 +350,7 @@
           <w:color w:val="222222"/>
           <w:sz w:val="20"/>
         </w:rPr>
-        <w:t>System #2 executes the Strategy v2 Optimized Breakout System with 1.5% capital risk, 2.5x volume threshold, 2×ATR volatility-adaptive stop loss, and sector concentration limits:</w:t>
+        <w:t>System #2 executes the Strategy v2 Optimized Breakout System with dynamic sheet-driven risk sizing (Active setting: 7.5% risk per trade on ₹100,000 portfolio = ₹7,500 INR risk amount), 2.5x volume threshold, 2×ATR volatility-adaptive stop loss, and sector concentration limits:</w:t>
       </w:r>
     </w:p>
     <w:p>
@@ -488,7 +488,7 @@
           <w:color w:val="222222"/>
           <w:sz w:val="19"/>
         </w:rPr>
-        <w:t>Exactly 1.5% of Total Portfolio Value risked per trade: Quantity = floor((Total Portfolio Value * 0.015) / (2 * ATR(14))).</w:t>
+        <w:t>Dynamic Sheet-Driven Sizing: Exactly 'Risk Percent' of 'Total Portfolio Value' from the Account sheet risked per trade. Formula: Quantity = floor((Total Portfolio Value * Risk Percent) / (2 * ATR(14))). Active configuration: floor((100,000 * 0.075) / (2 * ATR(14))) = floor(7,500 / Risk Per Share).</w:t>
       </w:r>
     </w:p>
     <w:p>
@@ -4182,7 +4182,7 @@
         </w:trPr>
         <w:tc>
           <w:tcPr>
-            <w:tcW w:type="dxa" w:w="2880"/>
+            <w:tcW w:type="dxa" w:w="3168"/>
             <w:shd w:fill="1B365D"/>
             <w:tcMar>
               <w:top w:w="120" w:type="dxa"/>
@@ -4208,7 +4208,7 @@
         </w:tc>
         <w:tc>
           <w:tcPr>
-            <w:tcW w:type="dxa" w:w="2160"/>
+            <w:tcW w:type="dxa" w:w="2592"/>
             <w:shd w:fill="1B365D"/>
             <w:tcMar>
               <w:top w:w="120" w:type="dxa"/>
@@ -4234,7 +4234,7 @@
         </w:tc>
         <w:tc>
           <w:tcPr>
-            <w:tcW w:type="dxa" w:w="4752"/>
+            <w:tcW w:type="dxa" w:w="4032"/>
             <w:shd w:fill="1B365D"/>
             <w:tcMar>
               <w:top w:w="120" w:type="dxa"/>
@@ -4262,7 +4262,7 @@
       <w:tr>
         <w:tc>
           <w:tcPr>
-            <w:tcW w:type="dxa" w:w="2880"/>
+            <w:tcW w:type="dxa" w:w="3168"/>
             <w:shd w:fill="F7F9FB"/>
             <w:tcMar>
               <w:top w:w="80" w:type="dxa"/>
@@ -4287,7 +4287,7 @@
         </w:tc>
         <w:tc>
           <w:tcPr>
-            <w:tcW w:type="dxa" w:w="2160"/>
+            <w:tcW w:type="dxa" w:w="2592"/>
             <w:shd w:fill="F7F9FB"/>
             <w:tcMar>
               <w:top w:w="80" w:type="dxa"/>
@@ -4306,13 +4306,13 @@
                 <w:color w:val="222222"/>
                 <w:sz w:val="18"/>
               </w:rPr>
-              <w:t>₹1,000,000.00</w:t>
+              <w:t>₹100,000.00 (Active in Sheet)</w:t>
             </w:r>
           </w:p>
         </w:tc>
         <w:tc>
           <w:tcPr>
-            <w:tcW w:type="dxa" w:w="4752"/>
+            <w:tcW w:type="dxa" w:w="4032"/>
             <w:shd w:fill="F7F9FB"/>
             <w:tcMar>
               <w:top w:w="80" w:type="dxa"/>
@@ -4331,7 +4331,7 @@
                 <w:color w:val="222222"/>
                 <w:sz w:val="18"/>
               </w:rPr>
-              <w:t>Sum of Cash Balance + Current Market Value of Open Positions</w:t>
+              <w:t>Sum of Cash Balance + Current Market Value of Open Positions (Dynamic)</w:t>
             </w:r>
           </w:p>
         </w:tc>
@@ -4339,7 +4339,7 @@
       <w:tr>
         <w:tc>
           <w:tcPr>
-            <w:tcW w:type="dxa" w:w="2880"/>
+            <w:tcW w:type="dxa" w:w="3168"/>
             <w:shd w:fill="FFFFFF"/>
             <w:tcMar>
               <w:top w:w="80" w:type="dxa"/>
@@ -4364,7 +4364,7 @@
         </w:tc>
         <w:tc>
           <w:tcPr>
-            <w:tcW w:type="dxa" w:w="2160"/>
+            <w:tcW w:type="dxa" w:w="2592"/>
             <w:shd w:fill="FFFFFF"/>
             <w:tcMar>
               <w:top w:w="80" w:type="dxa"/>
@@ -4383,13 +4383,13 @@
                 <w:color w:val="222222"/>
                 <w:sz w:val="18"/>
               </w:rPr>
-              <w:t>₹1,000,000.00</w:t>
+              <w:t>₹100,000.00 (Active in Sheet)</w:t>
             </w:r>
           </w:p>
         </w:tc>
         <w:tc>
           <w:tcPr>
-            <w:tcW w:type="dxa" w:w="4752"/>
+            <w:tcW w:type="dxa" w:w="4032"/>
             <w:shd w:fill="FFFFFF"/>
             <w:tcMar>
               <w:top w:w="80" w:type="dxa"/>
@@ -4416,7 +4416,7 @@
       <w:tr>
         <w:tc>
           <w:tcPr>
-            <w:tcW w:type="dxa" w:w="2880"/>
+            <w:tcW w:type="dxa" w:w="3168"/>
             <w:shd w:fill="F7F9FB"/>
             <w:tcMar>
               <w:top w:w="80" w:type="dxa"/>
@@ -4435,13 +4435,13 @@
                 <w:color w:val="222222"/>
                 <w:sz w:val="18"/>
               </w:rPr>
-              <w:t>Risk Percent</w:t>
+              <w:t>Risk Percent / Percentage</w:t>
             </w:r>
           </w:p>
         </w:tc>
         <w:tc>
           <w:tcPr>
-            <w:tcW w:type="dxa" w:w="2160"/>
+            <w:tcW w:type="dxa" w:w="2592"/>
             <w:shd w:fill="F7F9FB"/>
             <w:tcMar>
               <w:top w:w="80" w:type="dxa"/>
@@ -4460,13 +4460,13 @@
                 <w:color w:val="222222"/>
                 <w:sz w:val="18"/>
               </w:rPr>
-              <w:t>0.015 (1.5%)</w:t>
+              <w:t>0.075 (7.5%)</w:t>
             </w:r>
           </w:p>
         </w:tc>
         <w:tc>
           <w:tcPr>
-            <w:tcW w:type="dxa" w:w="4752"/>
+            <w:tcW w:type="dxa" w:w="4032"/>
             <w:shd w:fill="F7F9FB"/>
             <w:tcMar>
               <w:top w:w="80" w:type="dxa"/>
@@ -4485,7 +4485,7 @@
                 <w:color w:val="222222"/>
                 <w:sz w:val="18"/>
               </w:rPr>
-              <w:t>Percentage of Total Portfolio Value risked per single trade setup</w:t>
+              <w:t>Active capital risk percentage per trade (dynamically read on every run)</w:t>
             </w:r>
           </w:p>
         </w:tc>
@@ -4493,7 +4493,7 @@
       <w:tr>
         <w:tc>
           <w:tcPr>
-            <w:tcW w:type="dxa" w:w="2880"/>
+            <w:tcW w:type="dxa" w:w="3168"/>
             <w:shd w:fill="FFFFFF"/>
             <w:tcMar>
               <w:top w:w="80" w:type="dxa"/>
@@ -4518,7 +4518,7 @@
         </w:tc>
         <w:tc>
           <w:tcPr>
-            <w:tcW w:type="dxa" w:w="2160"/>
+            <w:tcW w:type="dxa" w:w="2592"/>
             <w:shd w:fill="FFFFFF"/>
             <w:tcMar>
               <w:top w:w="80" w:type="dxa"/>
@@ -4537,13 +4537,13 @@
                 <w:color w:val="222222"/>
                 <w:sz w:val="18"/>
               </w:rPr>
-              <w:t>₹1,000,000.00</w:t>
+              <w:t>₹100,000.00 (Active in Sheet)</w:t>
             </w:r>
           </w:p>
         </w:tc>
         <w:tc>
           <w:tcPr>
-            <w:tcW w:type="dxa" w:w="4752"/>
+            <w:tcW w:type="dxa" w:w="4032"/>
             <w:shd w:fill="FFFFFF"/>
             <w:tcMar>
               <w:top w:w="80" w:type="dxa"/>
